--- a/Job_Hunting_Suite_Summary_Guide.docx
+++ b/Job_Hunting_Suite_Summary_Guide.docx
@@ -81,7 +81,7 @@
         <w:pStyle w:val="BodyText"/>
       </w:pPr>
       <w:r>
-        <w:t xml:space="preserve">August 10, 2026 (Target Company Prompt Builder section updated August 11-12, 2026 for its Bulk Company Pull step, competitor-cascade discovery method, and NAICS-search reference link; Outreach Message Builder and Recruiter Message Sanity Check sections updated August 12, 2026 for Message Goal/Context Notes and the new Job Posting mode, respectively; Interview Prep Guide Builder added as Step 4 and Steps 3a/3b renumbering applied August 12, 2026; Salary Negotiator added as Step 5 August 12-13, 2026)</w:t>
+        <w:t xml:space="preserve">August 10, 2026 (Target Company Prompt Builder section updated August 11-12, 2026 for its Bulk Company Pull step, competitor-cascade discovery method, and NAICS-search reference link, and August 13, 2026 to remove the Templates feature (session-only saving was confusing users into thinking it persisted); Outreach Message Builder and Recruiter Message Sanity Check sections updated August 12, 2026 for Message Goal/Context Notes and the new Job Posting mode, respectively; Interview Prep Guide Builder added as Step 4 and Steps 3a/3b renumbering applied August 12, 2026; Salary Negotiator added as Step 5 August 12-13, 2026)</w:t>
       </w:r>
     </w:p>
     <w:bookmarkStart w:id="21" w:name="what-this-suite-is"/>
@@ -2295,27 +2295,6 @@
       </w:r>
       <w:r>
         <w:t xml:space="preserve">M&amp;A research columns, Job Posting Quick Links (pre-built search links), Job Post Finder (a plain Company + Suggested Job Title Keywords reference tab), Outreach Contacts (a four-column tab formatted for the Outreach Message Builder tool), Industry Events &amp; Forums, and Company Activity &amp; Events.</w:t>
-      </w:r>
-    </w:p>
-    <w:p>
-      <w:pPr>
-        <w:numPr>
-          <w:ilvl w:val="0"/>
-          <w:numId w:val="1004"/>
-        </w:numPr>
-      </w:pPr>
-      <w:r>
-        <w:rPr>
-          <w:bCs/>
-          <w:b/>
-        </w:rPr>
-        <w:t xml:space="preserve">Templates:</w:t>
-      </w:r>
-      <w:r>
-        <w:t xml:space="preserve"> </w:t>
-      </w:r>
-      <w:r>
-        <w:t xml:space="preserve">save your current field values under a name and reload them later for scenarios you run repeatedly (session-only, not saved across a page reload).</w:t>
       </w:r>
     </w:p>
     <w:p>

--- a/Job_Hunting_Suite_Summary_Guide.docx
+++ b/Job_Hunting_Suite_Summary_Guide.docx
@@ -43,7 +43,21 @@
           <w:iCs/>
           <w:i/>
         </w:rPr>
-        <w:t xml:space="preserve">A Getting Started walkthrough, plus a detailed guide to all eight tools</w:t>
+        <w:t xml:space="preserve">A Getting Started walkthrough, plus a detailed guide to all eight</w:t>
+      </w:r>
+      <w:r>
+        <w:rPr>
+          <w:iCs/>
+          <w:i/>
+        </w:rPr>
+        <w:t xml:space="preserve"> </w:t>
+      </w:r>
+      <w:r>
+        <w:rPr>
+          <w:iCs/>
+          <w:i/>
+        </w:rPr>
+        <w:t xml:space="preserve">tools</w:t>
       </w:r>
     </w:p>
     <w:p>
@@ -81,7 +95,55 @@
         <w:pStyle w:val="BodyText"/>
       </w:pPr>
       <w:r>
-        <w:t xml:space="preserve">August 10, 2026 (Target Company Prompt Builder section updated August 11-12, 2026 for its Bulk Company Pull step, competitor-cascade discovery method, and NAICS-search reference link, and August 13, 2026 to remove the Templates feature (session-only saving was confusing users into thinking it persisted); Outreach Message Builder and Recruiter Message Sanity Check sections updated August 12, 2026 for Message Goal/Context Notes and the new Job Posting mode, respectively; Interview Prep Guide Builder added as Step 4 and Steps 3a/3b renumbering applied August 12, 2026; Salary Negotiator added as Step 5 August 12-13, 2026)</w:t>
+        <w:t xml:space="preserve">August 10, 2026 (Target Company Prompt Builder section updated August</w:t>
+      </w:r>
+      <w:r>
+        <w:t xml:space="preserve"> </w:t>
+      </w:r>
+      <w:r>
+        <w:t xml:space="preserve">11-12, 2026 for its Bulk Company Pull step, competitor-cascade discovery</w:t>
+      </w:r>
+      <w:r>
+        <w:t xml:space="preserve"> </w:t>
+      </w:r>
+      <w:r>
+        <w:t xml:space="preserve">method, and NAICS-search reference link, and August 13, 2026 to remove</w:t>
+      </w:r>
+      <w:r>
+        <w:t xml:space="preserve"> </w:t>
+      </w:r>
+      <w:r>
+        <w:t xml:space="preserve">the Templates feature (session-only saving was confusing users into</w:t>
+      </w:r>
+      <w:r>
+        <w:t xml:space="preserve"> </w:t>
+      </w:r>
+      <w:r>
+        <w:t xml:space="preserve">thinking it persisted); Outreach Message Builder and Recruiter Message</w:t>
+      </w:r>
+      <w:r>
+        <w:t xml:space="preserve"> </w:t>
+      </w:r>
+      <w:r>
+        <w:t xml:space="preserve">Sanity Check sections updated August 12, 2026 for Message Goal/Context</w:t>
+      </w:r>
+      <w:r>
+        <w:t xml:space="preserve"> </w:t>
+      </w:r>
+      <w:r>
+        <w:t xml:space="preserve">Notes and the new Job Posting mode, respectively; Interview Prep Guide</w:t>
+      </w:r>
+      <w:r>
+        <w:t xml:space="preserve"> </w:t>
+      </w:r>
+      <w:r>
+        <w:t xml:space="preserve">Builder added as Step 4 and Steps 3a/3b renumbering applied August 12,</w:t>
+      </w:r>
+      <w:r>
+        <w:t xml:space="preserve"> </w:t>
+      </w:r>
+      <w:r>
+        <w:t xml:space="preserve">2026; Salary Negotiator added as Step 5 August 12-13, 2026)</w:t>
       </w:r>
     </w:p>
     <w:bookmarkStart w:id="21" w:name="what-this-suite-is"/>
@@ -262,31 +324,25 @@
         <w:t xml:space="preserve"> </w:t>
       </w:r>
       <w:r>
-        <w:t xml:space="preserve">wrong. The</w:t>
-      </w:r>
-      <w:r>
-        <w:t xml:space="preserve"> </w:t>
-      </w:r>
-      <w:r>
-        <w:t xml:space="preserve">Recruiter Message &amp; Job Posting Sanity Check is a pattern-matching</w:t>
-      </w:r>
-      <w:r>
-        <w:t xml:space="preserve"> </w:t>
-      </w:r>
-      <w:r>
-        <w:t xml:space="preserve">screen only; it cannot verify anyone’s identity, a company’s</w:t>
-      </w:r>
-      <w:r>
-        <w:t xml:space="preserve"> </w:t>
-      </w:r>
-      <w:r>
-        <w:t xml:space="preserve">legitimacy, or a listing’s legitimacy, and neither a clean nor a</w:t>
-      </w:r>
-      <w:r>
-        <w:t xml:space="preserve"> </w:t>
-      </w:r>
-      <w:r>
-        <w:t xml:space="preserve">flagged result is a final answer. Treat every result across the suite</w:t>
+        <w:t xml:space="preserve">wrong. The Recruiter Message &amp; Job Posting Sanity Check is a</w:t>
+      </w:r>
+      <w:r>
+        <w:t xml:space="preserve"> </w:t>
+      </w:r>
+      <w:r>
+        <w:t xml:space="preserve">pattern-matching screen only; it cannot verify anyone’s identity, a</w:t>
+      </w:r>
+      <w:r>
+        <w:t xml:space="preserve"> </w:t>
+      </w:r>
+      <w:r>
+        <w:t xml:space="preserve">company’s legitimacy, or a listing’s legitimacy, and neither a clean nor</w:t>
+      </w:r>
+      <w:r>
+        <w:t xml:space="preserve"> </w:t>
+      </w:r>
+      <w:r>
+        <w:t xml:space="preserve">a flagged result is a final answer. Treat every result across the suite</w:t>
       </w:r>
       <w:r>
         <w:t xml:space="preserve"> </w:t>
@@ -377,13 +433,13 @@
         <w:t xml:space="preserve"> </w:t>
       </w:r>
       <w:r>
-        <w:t xml:space="preserve">Outreach Message Builder (Step 3b) — both Apply/Connect — have no</w:t>
-      </w:r>
-      <w:r>
-        <w:t xml:space="preserve"> </w:t>
-      </w:r>
-      <w:r>
-        <w:t xml:space="preserve">fixed order between them — network first and tailor your resume</w:t>
+        <w:t xml:space="preserve">Outreach Message Builder (Step 3b) — both Apply/Connect — have</w:t>
+      </w:r>
+      <w:r>
+        <w:t xml:space="preserve"> </w:t>
+      </w:r>
+      <w:r>
+        <w:t xml:space="preserve">no fixed order between them — network first and tailor your resume</w:t>
       </w:r>
       <w:r>
         <w:t xml:space="preserve"> </w:t>
@@ -812,31 +868,37 @@
               <w:t xml:space="preserve"> </w:t>
             </w:r>
             <w:r>
-              <w:t xml:space="preserve">(for market and company-specific</w:t>
+              <w:t xml:space="preserve">(for market and</w:t>
             </w:r>
             <w:r>
               <w:t xml:space="preserve"> </w:t>
             </w:r>
             <w:r>
-              <w:t xml:space="preserve">compensation research, always),</w:t>
+              <w:t xml:space="preserve">company-specific compensation</w:t>
             </w:r>
             <w:r>
               <w:t xml:space="preserve"> </w:t>
             </w:r>
             <w:r>
-              <w:t xml:space="preserve">Resume &amp; Cover Letter Tailoring</w:t>
+              <w:t xml:space="preserve">research, always), Resume &amp;</w:t>
             </w:r>
             <w:r>
               <w:t xml:space="preserve"> </w:t>
             </w:r>
             <w:r>
-              <w:t xml:space="preserve">(only if recruiter identificatio</w:t>
+              <w:t xml:space="preserve">Cover Letter Tailoring (only if</w:t>
             </w:r>
             <w:r>
               <w:t xml:space="preserve"> </w:t>
             </w:r>
             <w:r>
-              <w:t xml:space="preserve">is left on)</w:t>
+              <w:t xml:space="preserve">recruiter identificatio is left</w:t>
+            </w:r>
+            <w:r>
+              <w:t xml:space="preserve"> </w:t>
+            </w:r>
+            <w:r>
+              <w:t xml:space="preserve">on)</w:t>
             </w:r>
           </w:p>
         </w:tc>
@@ -940,25 +1002,25 @@
               <w:t xml:space="preserve"> </w:t>
             </w:r>
             <w:r>
-              <w:t xml:space="preserve">Resume &amp; Cover Letter Tailoring,</w:t>
+              <w:t xml:space="preserve">Resume &amp; Cover Letter</w:t>
             </w:r>
             <w:r>
               <w:t xml:space="preserve"> </w:t>
             </w:r>
             <w:r>
-              <w:t xml:space="preserve">Outreach Message Builder,</w:t>
+              <w:t xml:space="preserve">Tailoring, Outreach Message</w:t>
             </w:r>
             <w:r>
               <w:t xml:space="preserve"> </w:t>
             </w:r>
             <w:r>
-              <w:t xml:space="preserve">Interview Prep Guide Builder,</w:t>
+              <w:t xml:space="preserve">Builder, Interview Prep Guide</w:t>
             </w:r>
             <w:r>
               <w:t xml:space="preserve"> </w:t>
             </w:r>
             <w:r>
-              <w:t xml:space="preserve">Salary Negotiator),</w:t>
+              <w:t xml:space="preserve">Builder, Salary Negotiator),</w:t>
             </w:r>
             <w:r>
               <w:t xml:space="preserve"> </w:t>
@@ -1163,13 +1225,37 @@
         <w:t xml:space="preserve"> </w:t>
       </w:r>
       <w:r>
-        <w:t xml:space="preserve">actually hiring right now — keep the batch to 10 or fewer</w:t>
-      </w:r>
-      <w:r>
-        <w:t xml:space="preserve"> </w:t>
-      </w:r>
-      <w:r>
-        <w:t xml:space="preserve">companies for a single fast reply.</w:t>
+        <w:t xml:space="preserve">actually hiring right now. Standard mode (title-driven search, the</w:t>
+      </w:r>
+      <w:r>
+        <w:t xml:space="preserve"> </w:t>
+      </w:r>
+      <w:r>
+        <w:t xml:space="preserve">default) works best at 15 companies or fewer; if you’re hunting</w:t>
+      </w:r>
+      <w:r>
+        <w:t xml:space="preserve"> </w:t>
+      </w:r>
+      <w:r>
+        <w:t xml:space="preserve">Director-level or above, turn on Senior/Executive Search instead —</w:t>
+      </w:r>
+      <w:r>
+        <w:t xml:space="preserve"> </w:t>
+      </w:r>
+      <w:r>
+        <w:t xml:space="preserve">it runs a fast broad Triage pass first (up to ~30 companies), then</w:t>
+      </w:r>
+      <w:r>
+        <w:t xml:space="preserve"> </w:t>
+      </w:r>
+      <w:r>
+        <w:t xml:space="preserve">a focused Deep Dive on the 5 or fewer companies worth the real</w:t>
+      </w:r>
+      <w:r>
+        <w:t xml:space="preserve"> </w:t>
+      </w:r>
+      <w:r>
+        <w:t xml:space="preserve">effort.</w:t>
       </w:r>
     </w:p>
     <w:p>
@@ -1530,7 +1616,7 @@
               <w:jc w:val="left"/>
             </w:pPr>
             <w:r>
-              <w:t xml:space="preserve">Finds real, current job postings at your target companies — real titles, real URLs. Warns above 10 companies in one run and points to Claude’s Research feature for larger batches.</w:t>
+              <w:t xml:space="preserve">Finds real, current job postings — real titles, real URLs. Standard mode (default) title-searches up to 15 companies at once; Senior/Executive Search mode instead runs a broad Triage pass (~30 companies, status only) then a verified 5-company Deep Dive. Every mode now verifies any promising lead by direct link check before reporting it, and auto-flags KPMG/Accenture/EY leads as needing extra scrutiny.</w:t>
             </w:r>
           </w:p>
         </w:tc>
@@ -1596,7 +1682,7 @@
               <w:jc w:val="left"/>
             </w:pPr>
             <w:r>
-              <w:t xml:space="preserve">Tailors your actual resume and cover letter to one posting — keyword gap analysis, bullet rewrites, traditional letter and/or a two-column Qualifications Match Letter. Can also produce an updated resume with suggestions applied.</w:t>
+              <w:t xml:space="preserve">Tailors your actual resume and cover letter to one posting — keyword gap analysis, bullet rewrites, traditional letter and/or a two-column Qualifications Match Letter. Can also produce an updated resume with the suggestions actually applied.</w:t>
             </w:r>
           </w:p>
         </w:tc>
@@ -1983,7 +2069,13 @@
         <w:pStyle w:val="BodyText"/>
       </w:pPr>
       <w:r>
-        <w:t xml:space="preserve">One page, three linked prompts, each with its own Copy/Download buttons and output panel: an optional</w:t>
+        <w:t xml:space="preserve">One page, three linked prompts, each with its own Copy/Download buttons</w:t>
+      </w:r>
+      <w:r>
+        <w:t xml:space="preserve"> </w:t>
+      </w:r>
+      <w:r>
+        <w:t xml:space="preserve">and output panel: an optional</w:t>
       </w:r>
       <w:r>
         <w:t xml:space="preserve"> </w:t>
@@ -2006,7 +2098,21 @@
           <w:bCs/>
           <w:b/>
         </w:rPr>
-        <w:t xml:space="preserve">Full Research Tracker</w:t>
+        <w:t xml:space="preserve">Full</w:t>
+      </w:r>
+      <w:r>
+        <w:rPr>
+          <w:bCs/>
+          <w:b/>
+        </w:rPr>
+        <w:t xml:space="preserve"> </w:t>
+      </w:r>
+      <w:r>
+        <w:rPr>
+          <w:bCs/>
+          <w:b/>
+        </w:rPr>
+        <w:t xml:space="preserve">Research Tracker</w:t>
       </w:r>
       <w:r>
         <w:t xml:space="preserve">, and</w:t>
@@ -2022,7 +2128,37 @@
         <w:t xml:space="preserve">LinkedIn Contact Enrichment</w:t>
       </w:r>
       <w:r>
-        <w:t xml:space="preserve">. Together they turn a starting point — company names you know, an industry description, NAICS codes, or any combination — into ranked, researched target companies. The Full Research Tracker’s output (a fully formatted Excel tracker) is the foundation everything else in the funnel depends on.</w:t>
+        <w:t xml:space="preserve">. Together they</w:t>
+      </w:r>
+      <w:r>
+        <w:t xml:space="preserve"> </w:t>
+      </w:r>
+      <w:r>
+        <w:t xml:space="preserve">turn a starting point — company names you know, an industry</w:t>
+      </w:r>
+      <w:r>
+        <w:t xml:space="preserve"> </w:t>
+      </w:r>
+      <w:r>
+        <w:t xml:space="preserve">description, NAICS codes, or any combination — into ranked, researched</w:t>
+      </w:r>
+      <w:r>
+        <w:t xml:space="preserve"> </w:t>
+      </w:r>
+      <w:r>
+        <w:t xml:space="preserve">target companies. The Full Research Tracker’s output (a fully formatted</w:t>
+      </w:r>
+      <w:r>
+        <w:t xml:space="preserve"> </w:t>
+      </w:r>
+      <w:r>
+        <w:t xml:space="preserve">Excel tracker) is the foundation everything else in the funnel depends</w:t>
+      </w:r>
+      <w:r>
+        <w:t xml:space="preserve"> </w:t>
+      </w:r>
+      <w:r>
+        <w:t xml:space="preserve">on.</w:t>
       </w:r>
     </w:p>
     <w:bookmarkStart w:id="29" w:name="key-sections-options"/>
@@ -2052,7 +2188,19 @@
         <w:t xml:space="preserve"> </w:t>
       </w:r>
       <w:r>
-        <w:t xml:space="preserve">company names, industry description, and/or NAICS codes — feeds all three prompts on the page. The industry field links directly to the</w:t>
+        <w:t xml:space="preserve">company names, industry description, and/or NAICS</w:t>
+      </w:r>
+      <w:r>
+        <w:t xml:space="preserve"> </w:t>
+      </w:r>
+      <w:r>
+        <w:t xml:space="preserve">codes — feeds all three prompts on the page. The industry field</w:t>
+      </w:r>
+      <w:r>
+        <w:t xml:space="preserve"> </w:t>
+      </w:r>
+      <w:r>
+        <w:t xml:space="preserve">links directly to the</w:t>
       </w:r>
       <w:r>
         <w:t xml:space="preserve"> </w:t>
@@ -2062,14 +2210,32 @@
           <w:rPr>
             <w:rStyle w:val="Hyperlink"/>
           </w:rPr>
-          <w:t xml:space="preserve">Census NAICS Search</w:t>
+          <w:t xml:space="preserve">Census NAICS</w:t>
+        </w:r>
+        <w:r>
+          <w:rPr>
+            <w:rStyle w:val="Hyperlink"/>
+          </w:rPr>
+          <w:t xml:space="preserve"> </w:t>
+        </w:r>
+        <w:r>
+          <w:rPr>
+            <w:rStyle w:val="Hyperlink"/>
+          </w:rPr>
+          <w:t xml:space="preserve">Search</w:t>
         </w:r>
       </w:hyperlink>
       <w:r>
         <w:t xml:space="preserve"> </w:t>
       </w:r>
       <w:r>
-        <w:t xml:space="preserve">if you want to borrow official industry wording rather than guess. A live hint under</w:t>
+        <w:t xml:space="preserve">if you want to borrow</w:t>
+      </w:r>
+      <w:r>
+        <w:t xml:space="preserve"> </w:t>
+      </w:r>
+      <w:r>
+        <w:t xml:space="preserve">official industry wording rather than guess. A live hint under</w:t>
       </w:r>
       <w:r>
         <w:t xml:space="preserve"> </w:t>
@@ -2087,7 +2253,19 @@
         <w:t xml:space="preserve"> </w:t>
       </w:r>
       <w:r>
-        <w:t xml:space="preserve">flags when your seed list is getting large (past 20 the discovery cascade runs noticeably slower; past 50 it suggests Claude’s Research feature instead). Choose</w:t>
+        <w:t xml:space="preserve">flags when your seed list is getting large</w:t>
+      </w:r>
+      <w:r>
+        <w:t xml:space="preserve"> </w:t>
+      </w:r>
+      <w:r>
+        <w:t xml:space="preserve">(past 20 the discovery cascade runs noticeably slower; past 50 it</w:t>
+      </w:r>
+      <w:r>
+        <w:t xml:space="preserve"> </w:t>
+      </w:r>
+      <w:r>
+        <w:t xml:space="preserve">suggests Claude’s Research feature instead). Choose</w:t>
       </w:r>
       <w:r>
         <w:t xml:space="preserve"> </w:t>
@@ -2096,7 +2274,13 @@
         <w:t xml:space="preserve">“</w:t>
       </w:r>
       <w:r>
-        <w:t xml:space="preserve">Find new companies</w:t>
+        <w:t xml:space="preserve">Find new</w:t>
+      </w:r>
+      <w:r>
+        <w:t xml:space="preserve"> </w:t>
+      </w:r>
+      <w:r>
+        <w:t xml:space="preserve">companies</w:t>
       </w:r>
       <w:r>
         <w:t xml:space="preserve">”</w:t>
@@ -2105,7 +2289,13 @@
         <w:t xml:space="preserve"> </w:t>
       </w:r>
       <w:r>
-        <w:t xml:space="preserve">in the Full Research Tracker to let Claude do its own modest discovery, or</w:t>
+        <w:t xml:space="preserve">in the Full Research Tracker to let Claude do its own</w:t>
+      </w:r>
+      <w:r>
+        <w:t xml:space="preserve"> </w:t>
+      </w:r>
+      <w:r>
+        <w:t xml:space="preserve">modest discovery, or</w:t>
       </w:r>
       <w:r>
         <w:t xml:space="preserve"> </w:t>
@@ -2123,7 +2313,19 @@
         <w:t xml:space="preserve"> </w:t>
       </w:r>
       <w:r>
-        <w:t xml:space="preserve">to restrict research to only the exact companies you typed — the second option also hides the discovery-only fields below it, since none of them apply.</w:t>
+        <w:t xml:space="preserve">to restrict research to</w:t>
+      </w:r>
+      <w:r>
+        <w:t xml:space="preserve"> </w:t>
+      </w:r>
+      <w:r>
+        <w:t xml:space="preserve">only the exact companies you typed — the second option also hides</w:t>
+      </w:r>
+      <w:r>
+        <w:t xml:space="preserve"> </w:t>
+      </w:r>
+      <w:r>
+        <w:t xml:space="preserve">the discovery-only fields below it, since none of them apply.</w:t>
       </w:r>
     </w:p>
     <w:p>
@@ -2144,7 +2346,55 @@
         <w:t xml:space="preserve"> </w:t>
       </w:r>
       <w:r>
-        <w:t xml:space="preserve">not a NAICS-code search — NAICS codes are far too broad to filter by, and the one government source that can (SAM.gov) blocks automated access. Discovery instead runs a competitor/alternative cascade off your named companies, checks analyst and category sources (Gartner, Forrester, G2), scans industry-conference exhibitor lists, and searches live job postings. NAICS is applied afterward as a classification tag (up to 5 codes per company), not the discovery engine.</w:t>
+        <w:t xml:space="preserve">not a NAICS-code search</w:t>
+      </w:r>
+      <w:r>
+        <w:t xml:space="preserve"> </w:t>
+      </w:r>
+      <w:r>
+        <w:t xml:space="preserve">— NAICS codes are far too broad to filter by, and the one</w:t>
+      </w:r>
+      <w:r>
+        <w:t xml:space="preserve"> </w:t>
+      </w:r>
+      <w:r>
+        <w:t xml:space="preserve">government source that can (SAM.gov) blocks automated access.</w:t>
+      </w:r>
+      <w:r>
+        <w:t xml:space="preserve"> </w:t>
+      </w:r>
+      <w:r>
+        <w:t xml:space="preserve">Discovery instead runs a competitor/alternative cascade off your</w:t>
+      </w:r>
+      <w:r>
+        <w:t xml:space="preserve"> </w:t>
+      </w:r>
+      <w:r>
+        <w:t xml:space="preserve">named companies, checks analyst and category sources (Gartner,</w:t>
+      </w:r>
+      <w:r>
+        <w:t xml:space="preserve"> </w:t>
+      </w:r>
+      <w:r>
+        <w:t xml:space="preserve">Forrester, G2), scans industry-conference exhibitor lists, and</w:t>
+      </w:r>
+      <w:r>
+        <w:t xml:space="preserve"> </w:t>
+      </w:r>
+      <w:r>
+        <w:t xml:space="preserve">searches live job postings. NAICS is applied afterward as a</w:t>
+      </w:r>
+      <w:r>
+        <w:t xml:space="preserve"> </w:t>
+      </w:r>
+      <w:r>
+        <w:t xml:space="preserve">classification tag (up to 5 codes per company), not the discovery</w:t>
+      </w:r>
+      <w:r>
+        <w:t xml:space="preserve"> </w:t>
+      </w:r>
+      <w:r>
+        <w:t xml:space="preserve">engine.</w:t>
       </w:r>
     </w:p>
     <w:p>
@@ -2165,7 +2415,43 @@
         <w:t xml:space="preserve"> </w:t>
       </w:r>
       <w:r>
-        <w:t xml:space="preserve">a separate, cheap prompt for casting a wide net before committing to full research on anyone — a flat list (Company, Website, Inferred NAICS Code, one-line description, Source) using the same discovery method above, sized as wide as you want (no per-company research cost). Prune the result by hand, then paste the survivors’ Company column into Shared Inputs and set Discovery scope to</w:t>
+        <w:t xml:space="preserve">a separate, cheap</w:t>
+      </w:r>
+      <w:r>
+        <w:t xml:space="preserve"> </w:t>
+      </w:r>
+      <w:r>
+        <w:t xml:space="preserve">prompt for casting a wide net before committing to full research on</w:t>
+      </w:r>
+      <w:r>
+        <w:t xml:space="preserve"> </w:t>
+      </w:r>
+      <w:r>
+        <w:t xml:space="preserve">anyone — a flat list (Company, Website, Inferred NAICS Code,</w:t>
+      </w:r>
+      <w:r>
+        <w:t xml:space="preserve"> </w:t>
+      </w:r>
+      <w:r>
+        <w:t xml:space="preserve">one-line description, Source) using the same discovery method above,</w:t>
+      </w:r>
+      <w:r>
+        <w:t xml:space="preserve"> </w:t>
+      </w:r>
+      <w:r>
+        <w:t xml:space="preserve">sized as wide as you want (no per-company research cost). Prune the</w:t>
+      </w:r>
+      <w:r>
+        <w:t xml:space="preserve"> </w:t>
+      </w:r>
+      <w:r>
+        <w:t xml:space="preserve">result by hand, then paste the survivors’ Company column into Shared</w:t>
+      </w:r>
+      <w:r>
+        <w:t xml:space="preserve"> </w:t>
+      </w:r>
+      <w:r>
+        <w:t xml:space="preserve">Inputs and set Discovery scope to</w:t>
       </w:r>
       <w:r>
         <w:t xml:space="preserve"> </w:t>
@@ -2198,7 +2484,25 @@
         <w:t xml:space="preserve"> </w:t>
       </w:r>
       <w:r>
-        <w:t xml:space="preserve">optional company-size and location-radius filters, plus the single most important field — what the list is for — since it drives how Claude judges fit, category, and contacts for every company.</w:t>
+        <w:t xml:space="preserve">optional company-size and location-radius</w:t>
+      </w:r>
+      <w:r>
+        <w:t xml:space="preserve"> </w:t>
+      </w:r>
+      <w:r>
+        <w:t xml:space="preserve">filters, plus the single most important field — what the list is</w:t>
+      </w:r>
+      <w:r>
+        <w:t xml:space="preserve"> </w:t>
+      </w:r>
+      <w:r>
+        <w:t xml:space="preserve">for — since it drives how Claude judges fit, category, and</w:t>
+      </w:r>
+      <w:r>
+        <w:t xml:space="preserve"> </w:t>
+      </w:r>
+      <w:r>
+        <w:t xml:space="preserve">contacts for every company.</w:t>
       </w:r>
     </w:p>
     <w:p>
@@ -2228,7 +2532,13 @@
         <w:t xml:space="preserve">“</w:t>
       </w:r>
       <w:r>
-        <w:t xml:space="preserve">Use a two-tier target list?</w:t>
+        <w:t xml:space="preserve">Use a two-tier</w:t>
+      </w:r>
+      <w:r>
+        <w:t xml:space="preserve"> </w:t>
+      </w:r>
+      <w:r>
+        <w:t xml:space="preserve">target list?</w:t>
       </w:r>
       <w:r>
         <w:t xml:space="preserve">”</w:t>
@@ -2237,7 +2547,19 @@
         <w:t xml:space="preserve"> </w:t>
       </w:r>
       <w:r>
-        <w:t xml:space="preserve">and set your own Tier 1 / Tier 2 sizes to get a fully-researched Tier 1 plus a lighter Tier 2 for a larger discovered pool. Only takes effect when Discovery scope is</w:t>
+        <w:t xml:space="preserve">and set your own Tier 1 / Tier 2 sizes to get a</w:t>
+      </w:r>
+      <w:r>
+        <w:t xml:space="preserve"> </w:t>
+      </w:r>
+      <w:r>
+        <w:t xml:space="preserve">fully-researched Tier 1 plus a lighter Tier 2 for a larger</w:t>
+      </w:r>
+      <w:r>
+        <w:t xml:space="preserve"> </w:t>
+      </w:r>
+      <w:r>
+        <w:t xml:space="preserve">discovered pool. Only takes effect when Discovery scope is</w:t>
       </w:r>
       <w:r>
         <w:t xml:space="preserve"> </w:t>
@@ -2246,7 +2568,13 @@
         <w:t xml:space="preserve">“</w:t>
       </w:r>
       <w:r>
-        <w:t xml:space="preserve">Find new companies</w:t>
+        <w:t xml:space="preserve">Find new</w:t>
+      </w:r>
+      <w:r>
+        <w:t xml:space="preserve"> </w:t>
+      </w:r>
+      <w:r>
+        <w:t xml:space="preserve">companies</w:t>
       </w:r>
       <w:r>
         <w:t xml:space="preserve">”</w:t>
@@ -2294,7 +2622,31 @@
         <w:t xml:space="preserve"> </w:t>
       </w:r>
       <w:r>
-        <w:t xml:space="preserve">M&amp;A research columns, Job Posting Quick Links (pre-built search links), Job Post Finder (a plain Company + Suggested Job Title Keywords reference tab), Outreach Contacts (a four-column tab formatted for the Outreach Message Builder tool), Industry Events &amp; Forums, and Company Activity &amp; Events.</w:t>
+        <w:t xml:space="preserve">M&amp;A research columns, Job Posting Quick</w:t>
+      </w:r>
+      <w:r>
+        <w:t xml:space="preserve"> </w:t>
+      </w:r>
+      <w:r>
+        <w:t xml:space="preserve">Links (pre-built search links), Job Post Finder (a plain Company +</w:t>
+      </w:r>
+      <w:r>
+        <w:t xml:space="preserve"> </w:t>
+      </w:r>
+      <w:r>
+        <w:t xml:space="preserve">Suggested Job Title Keywords reference tab), Outreach Contacts (a</w:t>
+      </w:r>
+      <w:r>
+        <w:t xml:space="preserve"> </w:t>
+      </w:r>
+      <w:r>
+        <w:t xml:space="preserve">four-column tab formatted for the Outreach Message Builder tool),</w:t>
+      </w:r>
+      <w:r>
+        <w:t xml:space="preserve"> </w:t>
+      </w:r>
+      <w:r>
+        <w:t xml:space="preserve">Industry Events &amp; Forums, and Company Activity &amp; Events.</w:t>
       </w:r>
     </w:p>
     <w:p>
@@ -2315,7 +2667,31 @@
         <w:t xml:space="preserve"> </w:t>
       </w:r>
       <w:r>
-        <w:t xml:space="preserve">the third prompt on the page — cross-references a LinkedIn contacts export against a shortlist of target companies (25 or fewer) to surface warm introduction paths. Doesn’t touch or require the main tracker; run it as a follow-up once you have a shortlist.</w:t>
+        <w:t xml:space="preserve">the third prompt on the page —</w:t>
+      </w:r>
+      <w:r>
+        <w:t xml:space="preserve"> </w:t>
+      </w:r>
+      <w:r>
+        <w:t xml:space="preserve">cross-references a LinkedIn contacts export against a shortlist of</w:t>
+      </w:r>
+      <w:r>
+        <w:t xml:space="preserve"> </w:t>
+      </w:r>
+      <w:r>
+        <w:t xml:space="preserve">target companies (25 or fewer) to surface warm introduction paths.</w:t>
+      </w:r>
+      <w:r>
+        <w:t xml:space="preserve"> </w:t>
+      </w:r>
+      <w:r>
+        <w:t xml:space="preserve">Doesn’t touch or require the main tracker; run it as a follow-up</w:t>
+      </w:r>
+      <w:r>
+        <w:t xml:space="preserve"> </w:t>
+      </w:r>
+      <w:r>
+        <w:t xml:space="preserve">once you have a shortlist.</w:t>
       </w:r>
     </w:p>
     <w:bookmarkEnd w:id="29"/>
@@ -2347,7 +2723,13 @@
         </w:numPr>
       </w:pPr>
       <w:r>
-        <w:t xml:space="preserve">Code execution and file creation — to build the actual .xlsx tracker(s)</w:t>
+        <w:t xml:space="preserve">Code execution and file creation — to build the actual .xlsx</w:t>
+      </w:r>
+      <w:r>
+        <w:t xml:space="preserve"> </w:t>
+      </w:r>
+      <w:r>
+        <w:t xml:space="preserve">tracker(s)</w:t>
       </w:r>
     </w:p>
     <w:bookmarkEnd w:id="30"/>
@@ -2365,7 +2747,37 @@
         <w:pStyle w:val="FirstParagraph"/>
       </w:pPr>
       <w:r>
-        <w:t xml:space="preserve">Whichever prompt(s) you run, each returns a downloadable Excel workbook. The Bulk Company Pull returns a plain, unformatted list for pruning. The Full Research Tracker returns a fully formatted workbook — one row per company, 31–36 research columns, computed Suggested Priority Rank, plus whichever optional tabs you selected — split into Tier 1 and Tier 2 sheets if you turned two-tier output on and chose</w:t>
+        <w:t xml:space="preserve">Whichever prompt(s) you run, each returns a downloadable Excel workbook.</w:t>
+      </w:r>
+      <w:r>
+        <w:t xml:space="preserve"> </w:t>
+      </w:r>
+      <w:r>
+        <w:t xml:space="preserve">The Bulk Company Pull returns a plain, unformatted list for pruning. The</w:t>
+      </w:r>
+      <w:r>
+        <w:t xml:space="preserve"> </w:t>
+      </w:r>
+      <w:r>
+        <w:t xml:space="preserve">Full Research Tracker returns a fully formatted workbook — one row per</w:t>
+      </w:r>
+      <w:r>
+        <w:t xml:space="preserve"> </w:t>
+      </w:r>
+      <w:r>
+        <w:t xml:space="preserve">company, 31–36 research columns, computed Suggested Priority Rank, plus</w:t>
+      </w:r>
+      <w:r>
+        <w:t xml:space="preserve"> </w:t>
+      </w:r>
+      <w:r>
+        <w:t xml:space="preserve">whichever optional tabs you selected — split into Tier 1 and Tier 2</w:t>
+      </w:r>
+      <w:r>
+        <w:t xml:space="preserve"> </w:t>
+      </w:r>
+      <w:r>
+        <w:t xml:space="preserve">sheets if you turned two-tier output on and chose</w:t>
       </w:r>
       <w:r>
         <w:t xml:space="preserve"> </w:t>
@@ -2398,7 +2810,31 @@
         </w:numPr>
       </w:pPr>
       <w:r>
-        <w:t xml:space="preserve">There’s no automatic company cap or qualification pass — you control research depth directly via Discovery scope and (optionally) Tier 1/Tier 2 sizes. As a practical guide, totals above roughly 50–75 companies in one Full Research Tracker run tend to come back thinner per company; use Bulk Company Pull plus</w:t>
+        <w:t xml:space="preserve">There’s no automatic company cap or qualification pass — you</w:t>
+      </w:r>
+      <w:r>
+        <w:t xml:space="preserve"> </w:t>
+      </w:r>
+      <w:r>
+        <w:t xml:space="preserve">control research depth directly via Discovery scope and (optionally)</w:t>
+      </w:r>
+      <w:r>
+        <w:t xml:space="preserve"> </w:t>
+      </w:r>
+      <w:r>
+        <w:t xml:space="preserve">Tier 1/Tier 2 sizes. As a practical guide, totals above roughly</w:t>
+      </w:r>
+      <w:r>
+        <w:t xml:space="preserve"> </w:t>
+      </w:r>
+      <w:r>
+        <w:t xml:space="preserve">50–75 companies in one Full Research Tracker run tend to come back</w:t>
+      </w:r>
+      <w:r>
+        <w:t xml:space="preserve"> </w:t>
+      </w:r>
+      <w:r>
+        <w:t xml:space="preserve">thinner per company; use Bulk Company Pull plus</w:t>
       </w:r>
       <w:r>
         <w:t xml:space="preserve"> </w:t>
@@ -2427,7 +2863,19 @@
         </w:numPr>
       </w:pPr>
       <w:r>
-        <w:t xml:space="preserve">Size and location filters are instructions to Claude’s research judgment, not a guaranteed hard filter against a live database — spot-check a sample of results.</w:t>
+        <w:t xml:space="preserve">Size and location filters are instructions to Claude’s research</w:t>
+      </w:r>
+      <w:r>
+        <w:t xml:space="preserve"> </w:t>
+      </w:r>
+      <w:r>
+        <w:t xml:space="preserve">judgment, not a guaranteed hard filter against a live database —</w:t>
+      </w:r>
+      <w:r>
+        <w:t xml:space="preserve"> </w:t>
+      </w:r>
+      <w:r>
+        <w:t xml:space="preserve">spot-check a sample of results.</w:t>
       </w:r>
     </w:p>
     <w:p>
@@ -2438,7 +2886,31 @@
         </w:numPr>
       </w:pPr>
       <w:r>
-        <w:t xml:space="preserve">The Job Post Finder tab is deliberately simple (no formulas, no hardcoded job boards) — it exists so you can copy a company and its keyword variants into whatever search tool you actually want to use, complementing the link-based Quick Links tab rather than replacing it.</w:t>
+        <w:t xml:space="preserve">The Job Post Finder tab is deliberately simple (no formulas, no</w:t>
+      </w:r>
+      <w:r>
+        <w:t xml:space="preserve"> </w:t>
+      </w:r>
+      <w:r>
+        <w:t xml:space="preserve">hardcoded job boards) — it exists so you can copy a company and</w:t>
+      </w:r>
+      <w:r>
+        <w:t xml:space="preserve"> </w:t>
+      </w:r>
+      <w:r>
+        <w:t xml:space="preserve">its keyword variants into whatever search tool you actually want to</w:t>
+      </w:r>
+      <w:r>
+        <w:t xml:space="preserve"> </w:t>
+      </w:r>
+      <w:r>
+        <w:t xml:space="preserve">use, complementing the link-based Quick Links tab rather than</w:t>
+      </w:r>
+      <w:r>
+        <w:t xml:space="preserve"> </w:t>
+      </w:r>
+      <w:r>
+        <w:t xml:space="preserve">replacing it.</w:t>
       </w:r>
     </w:p>
     <w:p>
@@ -2489,7 +2961,7 @@
     </w:p>
     <w:bookmarkEnd w:id="34"/>
     <w:bookmarkEnd w:id="35"/>
-    <w:bookmarkStart w:id="42" w:name="job-posting-finder"/>
+    <w:bookmarkStart w:id="43" w:name="job-posting-finder"/>
     <w:p>
       <w:pPr>
         <w:pStyle w:val="Heading2"/>
@@ -2542,12 +3014,319 @@
         <w:t xml:space="preserve">rather than pad the list to look complete.</w:t>
       </w:r>
     </w:p>
-    <w:bookmarkStart w:id="36" w:name="key-sections-options-1"/>
+    <w:bookmarkStart w:id="36" w:name="Xc130d58bffd87d9e4f5c8708b122f2048153dd6"/>
     <w:p>
       <w:pPr>
         <w:pStyle w:val="Heading3"/>
       </w:pPr>
       <w:r>
+        <w:t xml:space="preserve">The First Decision: Standard or Senior/Executive Search</w:t>
+      </w:r>
+    </w:p>
+    <w:p>
+      <w:pPr>
+        <w:pStyle w:val="FirstParagraph"/>
+      </w:pPr>
+      <w:r>
+        <w:t xml:space="preserve">A toggle at the top of the tool,</w:t>
+      </w:r>
+      <w:r>
+        <w:t xml:space="preserve"> </w:t>
+      </w:r>
+      <w:r>
+        <w:rPr>
+          <w:bCs/>
+          <w:b/>
+        </w:rPr>
+        <w:t xml:space="preserve">off by default</w:t>
+      </w:r>
+      <w:r>
+        <w:t xml:space="preserve">, and it changes</w:t>
+      </w:r>
+      <w:r>
+        <w:t xml:space="preserve"> </w:t>
+      </w:r>
+      <w:r>
+        <w:t xml:space="preserve">almost everything else about how the tool runs:</w:t>
+      </w:r>
+    </w:p>
+    <w:p>
+      <w:pPr>
+        <w:numPr>
+          <w:ilvl w:val="0"/>
+          <w:numId w:val="1007"/>
+        </w:numPr>
+      </w:pPr>
+      <w:r>
+        <w:rPr>
+          <w:bCs/>
+          <w:b/>
+        </w:rPr>
+        <w:t xml:space="preserve">Standard mode (toggle off):</w:t>
+      </w:r>
+      <w:r>
+        <w:t xml:space="preserve"> </w:t>
+      </w:r>
+      <w:r>
+        <w:t xml:space="preserve">single-stage, title-driven search.</w:t>
+      </w:r>
+      <w:r>
+        <w:t xml:space="preserve"> </w:t>
+      </w:r>
+      <w:r>
+        <w:t xml:space="preserve">Best for mid-level and IC roles, which are usually posted with</w:t>
+      </w:r>
+      <w:r>
+        <w:t xml:space="preserve"> </w:t>
+      </w:r>
+      <w:r>
+        <w:t xml:space="preserve">recognizable, close-to-literal titles. Company ceiling:</w:t>
+      </w:r>
+      <w:r>
+        <w:t xml:space="preserve"> </w:t>
+      </w:r>
+      <w:r>
+        <w:rPr>
+          <w:bCs/>
+          <w:b/>
+        </w:rPr>
+        <w:t xml:space="preserve">15 or</w:t>
+      </w:r>
+      <w:r>
+        <w:rPr>
+          <w:bCs/>
+          <w:b/>
+        </w:rPr>
+        <w:t xml:space="preserve"> </w:t>
+      </w:r>
+      <w:r>
+        <w:rPr>
+          <w:bCs/>
+          <w:b/>
+        </w:rPr>
+        <w:t xml:space="preserve">fewer</w:t>
+      </w:r>
+      <w:r>
+        <w:t xml:space="preserve"> </w:t>
+      </w:r>
+      <w:r>
+        <w:t xml:space="preserve">— the tested working limit for real per-company depth.</w:t>
+      </w:r>
+    </w:p>
+    <w:p>
+      <w:pPr>
+        <w:numPr>
+          <w:ilvl w:val="0"/>
+          <w:numId w:val="1007"/>
+        </w:numPr>
+      </w:pPr>
+      <w:r>
+        <w:rPr>
+          <w:bCs/>
+          <w:b/>
+        </w:rPr>
+        <w:t xml:space="preserve">Senior/Executive Search (toggle on):</w:t>
+      </w:r>
+      <w:r>
+        <w:t xml:space="preserve"> </w:t>
+      </w:r>
+      <w:r>
+        <w:t xml:space="preserve">Director/VP/Managing</w:t>
+      </w:r>
+      <w:r>
+        <w:t xml:space="preserve"> </w:t>
+      </w:r>
+      <w:r>
+        <w:t xml:space="preserve">Director/Partner-level roles are frequently filled through internal</w:t>
+      </w:r>
+      <w:r>
+        <w:t xml:space="preserve"> </w:t>
+      </w:r>
+      <w:r>
+        <w:t xml:space="preserve">promotion, executive search firms, or warm referral — never</w:t>
+      </w:r>
+      <w:r>
+        <w:t xml:space="preserve"> </w:t>
+      </w:r>
+      <w:r>
+        <w:t xml:space="preserve">posted publicly at all — so a single search style doesn’t serve</w:t>
+      </w:r>
+      <w:r>
+        <w:t xml:space="preserve"> </w:t>
+      </w:r>
+      <w:r>
+        <w:t xml:space="preserve">this population well. This mode splits into two stages instead:</w:t>
+      </w:r>
+    </w:p>
+    <w:p>
+      <w:pPr>
+        <w:numPr>
+          <w:ilvl w:val="1"/>
+          <w:numId w:val="1008"/>
+        </w:numPr>
+        <w:pStyle w:val="Compact"/>
+      </w:pPr>
+      <w:r>
+        <w:rPr>
+          <w:bCs/>
+          <w:b/>
+        </w:rPr>
+        <w:t xml:space="preserve">Stage 1, Triage:</w:t>
+      </w:r>
+      <w:r>
+        <w:t xml:space="preserve"> </w:t>
+      </w:r>
+      <w:r>
+        <w:t xml:space="preserve">one fast, broad check per company (works</w:t>
+      </w:r>
+      <w:r>
+        <w:t xml:space="preserve"> </w:t>
+      </w:r>
+      <w:r>
+        <w:t xml:space="preserve">up to ~30 companies) — does this company have</w:t>
+      </w:r>
+      <w:r>
+        <w:t xml:space="preserve"> </w:t>
+      </w:r>
+      <w:r>
+        <w:rPr>
+          <w:iCs/>
+          <w:i/>
+        </w:rPr>
+        <w:t xml:space="preserve">any</w:t>
+      </w:r>
+      <w:r>
+        <w:t xml:space="preserve"> </w:t>
+      </w:r>
+      <w:r>
+        <w:t xml:space="preserve">visible</w:t>
+      </w:r>
+      <w:r>
+        <w:t xml:space="preserve"> </w:t>
+      </w:r>
+      <w:r>
+        <w:t xml:space="preserve">senior-level posting right now? Any titles you pasted are</w:t>
+      </w:r>
+      <w:r>
+        <w:t xml:space="preserve"> </w:t>
+      </w:r>
+      <w:r>
+        <w:t xml:space="preserve">ignored at this stage. Output is a status per company (green =</w:t>
+      </w:r>
+      <w:r>
+        <w:t xml:space="preserve"> </w:t>
+      </w:r>
+      <w:r>
+        <w:t xml:space="preserve">active senior posting / yellow = only below-senior postings /</w:t>
+      </w:r>
+      <w:r>
+        <w:t xml:space="preserve"> </w:t>
+      </w:r>
+      <w:r>
+        <w:t xml:space="preserve">white = no visible postings / lock = not searchable), plus a</w:t>
+      </w:r>
+      <w:r>
+        <w:t xml:space="preserve"> </w:t>
+      </w:r>
+      <w:r>
+        <w:t xml:space="preserve">ready-to-use LinkedIn saved-search URL for every green/yellow</w:t>
+      </w:r>
+      <w:r>
+        <w:t xml:space="preserve"> </w:t>
+      </w:r>
+      <w:r>
+        <w:t xml:space="preserve">company.</w:t>
+      </w:r>
+    </w:p>
+    <w:p>
+      <w:pPr>
+        <w:numPr>
+          <w:ilvl w:val="1"/>
+          <w:numId w:val="1008"/>
+        </w:numPr>
+        <w:pStyle w:val="Compact"/>
+      </w:pPr>
+      <w:r>
+        <w:rPr>
+          <w:bCs/>
+          <w:b/>
+        </w:rPr>
+        <w:t xml:space="preserve">Stage 2, Deep Dive:</w:t>
+      </w:r>
+      <w:r>
+        <w:t xml:space="preserve"> </w:t>
+      </w:r>
+      <w:r>
+        <w:t xml:space="preserve">full-depth search on</w:t>
+      </w:r>
+      <w:r>
+        <w:t xml:space="preserve"> </w:t>
+      </w:r>
+      <w:r>
+        <w:rPr>
+          <w:bCs/>
+          <w:b/>
+        </w:rPr>
+        <w:t xml:space="preserve">5 companies or</w:t>
+      </w:r>
+      <w:r>
+        <w:rPr>
+          <w:bCs/>
+          <w:b/>
+        </w:rPr>
+        <w:t xml:space="preserve"> </w:t>
+      </w:r>
+      <w:r>
+        <w:rPr>
+          <w:bCs/>
+          <w:b/>
+        </w:rPr>
+        <w:t xml:space="preserve">fewer</w:t>
+      </w:r>
+      <w:r>
+        <w:t xml:space="preserve"> </w:t>
+      </w:r>
+      <w:r>
+        <w:t xml:space="preserve">— a tested number, not a guess. Runs a real 4-query</w:t>
+      </w:r>
+      <w:r>
+        <w:t xml:space="preserve"> </w:t>
+      </w:r>
+      <w:r>
+        <w:t xml:space="preserve">treatment per company (LinkedIn Jobs, the company’s own careers</w:t>
+      </w:r>
+      <w:r>
+        <w:t xml:space="preserve"> </w:t>
+      </w:r>
+      <w:r>
+        <w:t xml:space="preserve">site, Indeed/Glassdoor/ZipRecruiter, plus a direct verification</w:t>
+      </w:r>
+      <w:r>
+        <w:t xml:space="preserve"> </w:t>
+      </w:r>
+      <w:r>
+        <w:t xml:space="preserve">fetch on the best lead). Pasted titles are used here as</w:t>
+      </w:r>
+      <w:r>
+        <w:t xml:space="preserve"> </w:t>
+      </w:r>
+      <w:r>
+        <w:t xml:space="preserve">category-matching hints (Seniority + Domain + Function), not</w:t>
+      </w:r>
+      <w:r>
+        <w:t xml:space="preserve"> </w:t>
+      </w:r>
+      <w:r>
+        <w:t xml:space="preserve">literal phrases.</w:t>
+      </w:r>
+    </w:p>
+    <w:bookmarkEnd w:id="36"/>
+    <w:bookmarkStart w:id="37" w:name="key-sections-options-1"/>
+    <w:p>
+      <w:pPr>
+        <w:pStyle w:val="Heading3"/>
+      </w:pPr>
+      <w:r>
         <w:t xml:space="preserve">Key Sections &amp; Options</w:t>
       </w:r>
     </w:p>
@@ -2555,7 +3334,7 @@
       <w:pPr>
         <w:numPr>
           <w:ilvl w:val="0"/>
-          <w:numId w:val="1007"/>
+          <w:numId w:val="1009"/>
         </w:numPr>
       </w:pPr>
       <w:r>
@@ -2593,14 +3372,32 @@
         <w:t xml:space="preserve"> </w:t>
       </w:r>
       <w:r>
-        <w:t xml:space="preserve">kept as OR alternatives to search, not garbled into one string).</w:t>
-      </w:r>
-    </w:p>
-    <w:p>
-      <w:pPr>
-        <w:numPr>
-          <w:ilvl w:val="0"/>
-          <w:numId w:val="1007"/>
+        <w:t xml:space="preserve">kept as OR alternatives to search, not garbled into one string). In</w:t>
+      </w:r>
+      <w:r>
+        <w:t xml:space="preserve"> </w:t>
+      </w:r>
+      <w:r>
+        <w:t xml:space="preserve">Executive mode, these titles are ignored during Triage and used as</w:t>
+      </w:r>
+      <w:r>
+        <w:t xml:space="preserve"> </w:t>
+      </w:r>
+      <w:r>
+        <w:t xml:space="preserve">matching hints during Deep Dive — nothing pasted is wasted, it’s</w:t>
+      </w:r>
+      <w:r>
+        <w:t xml:space="preserve"> </w:t>
+      </w:r>
+      <w:r>
+        <w:t xml:space="preserve">just used differently by stage.</w:t>
+      </w:r>
+    </w:p>
+    <w:p>
+      <w:pPr>
+        <w:numPr>
+          <w:ilvl w:val="0"/>
+          <w:numId w:val="1009"/>
         </w:numPr>
       </w:pPr>
       <w:r>
@@ -2633,7 +3430,7 @@
       <w:pPr>
         <w:numPr>
           <w:ilvl w:val="0"/>
-          <w:numId w:val="1007"/>
+          <w:numId w:val="1009"/>
         </w:numPr>
       </w:pPr>
       <w:r>
@@ -2647,32 +3444,62 @@
         <w:t xml:space="preserve"> </w:t>
       </w:r>
       <w:r>
-        <w:t xml:space="preserve">recency window (7/14/30 days or any time), location, max</w:t>
-      </w:r>
-      <w:r>
-        <w:t xml:space="preserve"> </w:t>
-      </w:r>
-      <w:r>
-        <w:t xml:space="preserve">postings per combination, and which sources to check — LinkedIn</w:t>
-      </w:r>
-      <w:r>
-        <w:t xml:space="preserve"> </w:t>
-      </w:r>
-      <w:r>
-        <w:t xml:space="preserve">Jobs, Indeed, careers pages, and Google Jobs on by default;</w:t>
-      </w:r>
-      <w:r>
-        <w:t xml:space="preserve"> </w:t>
-      </w:r>
-      <w:r>
-        <w:t xml:space="preserve">Glassdoor and ZipRecruiter off by default.</w:t>
-      </w:r>
-    </w:p>
-    <w:p>
-      <w:pPr>
-        <w:numPr>
-          <w:ilvl w:val="0"/>
-          <w:numId w:val="1007"/>
+        <w:t xml:space="preserve">recency window (7/14/30 days or any time), location, and</w:t>
+      </w:r>
+      <w:r>
+        <w:t xml:space="preserve"> </w:t>
+      </w:r>
+      <w:r>
+        <w:t xml:space="preserve">max postings per combination. There’s no</w:t>
+      </w:r>
+      <w:r>
+        <w:t xml:space="preserve"> </w:t>
+      </w:r>
+      <w:r>
+        <w:t xml:space="preserve">“</w:t>
+      </w:r>
+      <w:r>
+        <w:t xml:space="preserve">which sources to check</w:t>
+      </w:r>
+      <w:r>
+        <w:t xml:space="preserve">”</w:t>
+      </w:r>
+      <w:r>
+        <w:t xml:space="preserve"> </w:t>
+      </w:r>
+      <w:r>
+        <w:t xml:space="preserve">toggle anymore — every doable source (LinkedIn Jobs, Indeed, each</w:t>
+      </w:r>
+      <w:r>
+        <w:t xml:space="preserve"> </w:t>
+      </w:r>
+      <w:r>
+        <w:t xml:space="preserve">company’s own careers page, Google Jobs, Glassdoor, ZipRecruiter) is</w:t>
+      </w:r>
+      <w:r>
+        <w:t xml:space="preserve"> </w:t>
+      </w:r>
+      <w:r>
+        <w:t xml:space="preserve">checked by default, and the results say plainly, per company, which</w:t>
+      </w:r>
+      <w:r>
+        <w:t xml:space="preserve"> </w:t>
+      </w:r>
+      <w:r>
+        <w:t xml:space="preserve">were actually checked versus which couldn’t be (login-gated, no</w:t>
+      </w:r>
+      <w:r>
+        <w:t xml:space="preserve"> </w:t>
+      </w:r>
+      <w:r>
+        <w:t xml:space="preserve">public listings page, etc.).</w:t>
+      </w:r>
+    </w:p>
+    <w:p>
+      <w:pPr>
+        <w:numPr>
+          <w:ilvl w:val="0"/>
+          <w:numId w:val="1009"/>
         </w:numPr>
       </w:pPr>
       <w:r>
@@ -2692,11 +3519,17 @@
         <w:t xml:space="preserve"> </w:t>
       </w:r>
       <w:r>
-        <w:t xml:space="preserve">with color-coded recency and date-confidence.</w:t>
-      </w:r>
-    </w:p>
-    <w:bookmarkEnd w:id="36"/>
-    <w:bookmarkStart w:id="37" w:name="claude-settings-required-1"/>
+        <w:t xml:space="preserve">with color-coded recency and date-confidence. Triage runs output a</w:t>
+      </w:r>
+      <w:r>
+        <w:t xml:space="preserve"> </w:t>
+      </w:r>
+      <w:r>
+        <w:t xml:space="preserve">single status sheet/table instead of a postings list.</w:t>
+      </w:r>
+    </w:p>
+    <w:bookmarkEnd w:id="37"/>
+    <w:bookmarkStart w:id="38" w:name="claude-settings-required-1"/>
     <w:p>
       <w:pPr>
         <w:pStyle w:val="Heading3"/>
@@ -2709,7 +3542,7 @@
       <w:pPr>
         <w:numPr>
           <w:ilvl w:val="0"/>
-          <w:numId w:val="1008"/>
+          <w:numId w:val="1010"/>
         </w:numPr>
       </w:pPr>
       <w:r>
@@ -2726,7 +3559,7 @@
       <w:pPr>
         <w:numPr>
           <w:ilvl w:val="0"/>
-          <w:numId w:val="1008"/>
+          <w:numId w:val="1010"/>
         </w:numPr>
       </w:pPr>
       <w:r>
@@ -2739,8 +3572,8 @@
         <w:t xml:space="preserve">is chosen</w:t>
       </w:r>
     </w:p>
-    <w:bookmarkEnd w:id="37"/>
-    <w:bookmarkStart w:id="38" w:name="what-you-get-back-1"/>
+    <w:bookmarkEnd w:id="38"/>
+    <w:bookmarkStart w:id="39" w:name="what-you-get-back-1"/>
     <w:p>
       <w:pPr>
         <w:pStyle w:val="Heading3"/>
@@ -2778,11 +3611,27 @@
         <w:t xml:space="preserve"> </w:t>
       </w:r>
       <w:r>
-        <w:t xml:space="preserve">nothing just silently disappears.</w:t>
-      </w:r>
-    </w:p>
-    <w:bookmarkEnd w:id="38"/>
-    <w:bookmarkStart w:id="41" w:name="worth-knowing-1"/>
+        <w:t xml:space="preserve">nothing just silently disappears. In Executive mode, near-misses are the</w:t>
+      </w:r>
+      <w:r>
+        <w:t xml:space="preserve"> </w:t>
+      </w:r>
+      <w:r>
+        <w:rPr>
+          <w:iCs/>
+          <w:i/>
+        </w:rPr>
+        <w:t xml:space="preserve">expected majority</w:t>
+      </w:r>
+      <w:r>
+        <w:t xml:space="preserve"> </w:t>
+      </w:r>
+      <w:r>
+        <w:t xml:space="preserve">of what comes back, not a sign of a weak search.</w:t>
+      </w:r>
+    </w:p>
+    <w:bookmarkEnd w:id="39"/>
+    <w:bookmarkStart w:id="42" w:name="worth-knowing-1"/>
     <w:p>
       <w:pPr>
         <w:pStyle w:val="Heading3"/>
@@ -2795,7 +3644,7 @@
       <w:pPr>
         <w:numPr>
           <w:ilvl w:val="0"/>
-          <w:numId w:val="1009"/>
+          <w:numId w:val="1011"/>
         </w:numPr>
       </w:pPr>
       <w:r>
@@ -2805,32 +3654,116 @@
         <w:t xml:space="preserve"> </w:t>
       </w:r>
       <w:r>
-        <w:t xml:space="preserve">combined company count (bulk-paste rows plus typed companies) goes</w:t>
-      </w:r>
-      <w:r>
-        <w:t xml:space="preserve"> </w:t>
-      </w:r>
-      <w:r>
-        <w:t xml:space="preserve">over 10 — informational only, nothing is truncated, but expect a</w:t>
-      </w:r>
-      <w:r>
-        <w:t xml:space="preserve"> </w:t>
-      </w:r>
-      <w:r>
-        <w:t xml:space="preserve">large batch to run long or prompt Claude to offer its Research</w:t>
-      </w:r>
-      <w:r>
-        <w:t xml:space="preserve"> </w:t>
-      </w:r>
-      <w:r>
-        <w:t xml:space="preserve">feature to finish the rest in the background.</w:t>
-      </w:r>
-    </w:p>
-    <w:p>
-      <w:pPr>
-        <w:numPr>
-          <w:ilvl w:val="0"/>
-          <w:numId w:val="1009"/>
+        <w:t xml:space="preserve">company count goes over the working ceiling for your current</w:t>
+      </w:r>
+      <w:r>
+        <w:t xml:space="preserve"> </w:t>
+      </w:r>
+      <w:r>
+        <w:t xml:space="preserve">mode/stage — 15 for Standard, ~30 for Triage, 5 for Deep Dive.</w:t>
+      </w:r>
+      <w:r>
+        <w:t xml:space="preserve"> </w:t>
+      </w:r>
+      <w:r>
+        <w:t xml:space="preserve">It’s informational only, nothing is truncated, but expect a larger</w:t>
+      </w:r>
+      <w:r>
+        <w:t xml:space="preserve"> </w:t>
+      </w:r>
+      <w:r>
+        <w:t xml:space="preserve">batch to run long or come back thinner per company.</w:t>
+      </w:r>
+    </w:p>
+    <w:p>
+      <w:pPr>
+        <w:numPr>
+          <w:ilvl w:val="0"/>
+          <w:numId w:val="1011"/>
+        </w:numPr>
+      </w:pPr>
+      <w:r>
+        <w:rPr>
+          <w:bCs/>
+          <w:b/>
+        </w:rPr>
+        <w:t xml:space="preserve">Every mode now verifies before trusting a lead.</w:t>
+      </w:r>
+      <w:r>
+        <w:t xml:space="preserve"> </w:t>
+      </w:r>
+      <w:r>
+        <w:t xml:space="preserve">Any posting</w:t>
+      </w:r>
+      <w:r>
+        <w:t xml:space="preserve"> </w:t>
+      </w:r>
+      <w:r>
+        <w:t xml:space="preserve">specific enough to drive a real result gets a direct link check</w:t>
+      </w:r>
+      <w:r>
+        <w:t xml:space="preserve"> </w:t>
+      </w:r>
+      <w:r>
+        <w:t xml:space="preserve">before being reported — search snippets and aggregators</w:t>
+      </w:r>
+      <w:r>
+        <w:t xml:space="preserve"> </w:t>
+      </w:r>
+      <w:r>
+        <w:t xml:space="preserve">frequently show closed or stale postings as if they were current.</w:t>
+      </w:r>
+    </w:p>
+    <w:p>
+      <w:pPr>
+        <w:numPr>
+          <w:ilvl w:val="0"/>
+          <w:numId w:val="1011"/>
+        </w:numPr>
+      </w:pPr>
+      <w:r>
+        <w:rPr>
+          <w:bCs/>
+          <w:b/>
+        </w:rPr>
+        <w:t xml:space="preserve">KPMG, Accenture, and EY get an automatic extra caution note</w:t>
+      </w:r>
+      <w:r>
+        <w:t xml:space="preserve"> </w:t>
+      </w:r>
+      <w:r>
+        <w:t xml:space="preserve">whenever they’re in your list. Specific leads for these three have</w:t>
+      </w:r>
+      <w:r>
+        <w:t xml:space="preserve"> </w:t>
+      </w:r>
+      <w:r>
+        <w:t xml:space="preserve">repeatedly turned out to be dead on direct verification across</w:t>
+      </w:r>
+      <w:r>
+        <w:t xml:space="preserve"> </w:t>
+      </w:r>
+      <w:r>
+        <w:t xml:space="preserve">multiple real runs, at every seniority level tested — not a</w:t>
+      </w:r>
+      <w:r>
+        <w:t xml:space="preserve"> </w:t>
+      </w:r>
+      <w:r>
+        <w:t xml:space="preserve">judgment on them as employers, just an operational heads-up about</w:t>
+      </w:r>
+      <w:r>
+        <w:t xml:space="preserve"> </w:t>
+      </w:r>
+      <w:r>
+        <w:t xml:space="preserve">how their career-site links get indexed and cached.</w:t>
+      </w:r>
+    </w:p>
+    <w:p>
+      <w:pPr>
+        <w:numPr>
+          <w:ilvl w:val="0"/>
+          <w:numId w:val="1011"/>
         </w:numPr>
       </w:pPr>
       <w:r>
@@ -2853,7 +3786,7 @@
       <w:pPr>
         <w:numPr>
           <w:ilvl w:val="0"/>
-          <w:numId w:val="1009"/>
+          <w:numId w:val="1011"/>
         </w:numPr>
       </w:pPr>
       <w:r>
@@ -2863,7 +3796,25 @@
         <w:t xml:space="preserve"> </w:t>
       </w:r>
       <w:r>
-        <w:t xml:space="preserve">rarer than expected — an honest "nothing qualified" result</w:t>
+        <w:t xml:space="preserve">rarer than expected — an honest</w:t>
+      </w:r>
+      <w:r>
+        <w:t xml:space="preserve"> </w:t>
+      </w:r>
+      <w:r>
+        <w:t xml:space="preserve">“</w:t>
+      </w:r>
+      <w:r>
+        <w:t xml:space="preserve">nothing qualified</w:t>
+      </w:r>
+      <w:r>
+        <w:t xml:space="preserve">”</w:t>
+      </w:r>
+      <w:r>
+        <w:t xml:space="preserve"> </w:t>
+      </w:r>
+      <w:r>
+        <w:t xml:space="preserve">result</w:t>
       </w:r>
       <w:r>
         <w:t xml:space="preserve"> </w:t>
@@ -2892,7 +3843,7 @@
       <w:r>
         <w:t xml:space="preserve"> </w:t>
       </w:r>
-      <w:hyperlink r:id="rId39">
+      <w:hyperlink r:id="rId40">
         <w:r>
           <w:rPr>
             <w:rStyle w:val="Hyperlink"/>
@@ -2916,7 +3867,7 @@
       <w:r>
         <w:t xml:space="preserve"> </w:t>
       </w:r>
-      <w:hyperlink r:id="rId40">
+      <w:hyperlink r:id="rId41">
         <w:r>
           <w:rPr>
             <w:rStyle w:val="Hyperlink"/>
@@ -2926,9 +3877,9 @@
         </w:r>
       </w:hyperlink>
     </w:p>
-    <w:bookmarkEnd w:id="41"/>
     <w:bookmarkEnd w:id="42"/>
-    <w:bookmarkStart w:id="49" w:name="resume-cover-letter-tailoring"/>
+    <w:bookmarkEnd w:id="43"/>
+    <w:bookmarkStart w:id="50" w:name="resume-cover-letter-tailoring"/>
     <w:p>
       <w:pPr>
         <w:pStyle w:val="Heading2"/>
@@ -2987,7 +3938,7 @@
         <w:t xml:space="preserve">not acceptable under any framing.</w:t>
       </w:r>
     </w:p>
-    <w:bookmarkStart w:id="43" w:name="key-sections-options-2"/>
+    <w:bookmarkStart w:id="44" w:name="key-sections-options-2"/>
     <w:p>
       <w:pPr>
         <w:pStyle w:val="Heading3"/>
@@ -3000,7 +3951,7 @@
       <w:pPr>
         <w:numPr>
           <w:ilvl w:val="0"/>
-          <w:numId w:val="1010"/>
+          <w:numId w:val="1012"/>
         </w:numPr>
       </w:pPr>
       <w:r>
@@ -3027,7 +3978,7 @@
       <w:pPr>
         <w:numPr>
           <w:ilvl w:val="0"/>
-          <w:numId w:val="1010"/>
+          <w:numId w:val="1012"/>
         </w:numPr>
       </w:pPr>
       <w:r>
@@ -3054,7 +4005,7 @@
       <w:pPr>
         <w:numPr>
           <w:ilvl w:val="0"/>
-          <w:numId w:val="1010"/>
+          <w:numId w:val="1012"/>
         </w:numPr>
       </w:pPr>
       <w:r>
@@ -3099,7 +4050,7 @@
       <w:pPr>
         <w:numPr>
           <w:ilvl w:val="0"/>
-          <w:numId w:val="1010"/>
+          <w:numId w:val="1012"/>
         </w:numPr>
       </w:pPr>
       <w:r>
@@ -3150,7 +4101,7 @@
       <w:pPr>
         <w:numPr>
           <w:ilvl w:val="0"/>
-          <w:numId w:val="1010"/>
+          <w:numId w:val="1012"/>
         </w:numPr>
       </w:pPr>
       <w:r>
@@ -3197,8 +4148,8 @@
         <w:t xml:space="preserve">while still drafting the letter in full with a generic salutation.</w:t>
       </w:r>
     </w:p>
-    <w:bookmarkEnd w:id="43"/>
-    <w:bookmarkStart w:id="44" w:name="claude-settings-required-2"/>
+    <w:bookmarkEnd w:id="44"/>
+    <w:bookmarkStart w:id="45" w:name="claude-settings-required-2"/>
     <w:p>
       <w:pPr>
         <w:pStyle w:val="Heading3"/>
@@ -3211,7 +4162,7 @@
       <w:pPr>
         <w:numPr>
           <w:ilvl w:val="0"/>
-          <w:numId w:val="1011"/>
+          <w:numId w:val="1013"/>
         </w:numPr>
       </w:pPr>
       <w:r>
@@ -3228,7 +4179,7 @@
       <w:pPr>
         <w:numPr>
           <w:ilvl w:val="0"/>
-          <w:numId w:val="1011"/>
+          <w:numId w:val="1013"/>
         </w:numPr>
       </w:pPr>
       <w:r>
@@ -3241,8 +4192,8 @@
         <w:t xml:space="preserve">output format is chosen</w:t>
       </w:r>
     </w:p>
-    <w:bookmarkEnd w:id="44"/>
-    <w:bookmarkStart w:id="45" w:name="what-you-get-back-2"/>
+    <w:bookmarkEnd w:id="45"/>
+    <w:bookmarkStart w:id="46" w:name="what-you-get-back-2"/>
     <w:p>
       <w:pPr>
         <w:pStyle w:val="Heading3"/>
@@ -3277,8 +4228,8 @@
         <w:t xml:space="preserve">selected — an updated resume with vetted changes already applied.</w:t>
       </w:r>
     </w:p>
-    <w:bookmarkEnd w:id="45"/>
-    <w:bookmarkStart w:id="48" w:name="worth-knowing-2"/>
+    <w:bookmarkEnd w:id="46"/>
+    <w:bookmarkStart w:id="49" w:name="worth-knowing-2"/>
     <w:p>
       <w:pPr>
         <w:pStyle w:val="Heading3"/>
@@ -3291,7 +4242,7 @@
       <w:pPr>
         <w:numPr>
           <w:ilvl w:val="0"/>
-          <w:numId w:val="1012"/>
+          <w:numId w:val="1014"/>
         </w:numPr>
       </w:pPr>
       <w:r>
@@ -3314,7 +4265,7 @@
       <w:pPr>
         <w:numPr>
           <w:ilvl w:val="0"/>
-          <w:numId w:val="1012"/>
+          <w:numId w:val="1014"/>
         </w:numPr>
       </w:pPr>
       <w:r>
@@ -3337,7 +4288,7 @@
       <w:pPr>
         <w:numPr>
           <w:ilvl w:val="0"/>
-          <w:numId w:val="1012"/>
+          <w:numId w:val="1014"/>
         </w:numPr>
       </w:pPr>
       <w:r>
@@ -3370,7 +4321,7 @@
       <w:r>
         <w:t xml:space="preserve"> </w:t>
       </w:r>
-      <w:hyperlink r:id="rId46">
+      <w:hyperlink r:id="rId47">
         <w:r>
           <w:rPr>
             <w:rStyle w:val="Hyperlink"/>
@@ -3394,7 +4345,7 @@
       <w:r>
         <w:t xml:space="preserve"> </w:t>
       </w:r>
-      <w:hyperlink r:id="rId47">
+      <w:hyperlink r:id="rId48">
         <w:r>
           <w:rPr>
             <w:rStyle w:val="Hyperlink"/>
@@ -3404,9 +4355,9 @@
         </w:r>
       </w:hyperlink>
     </w:p>
-    <w:bookmarkEnd w:id="48"/>
     <w:bookmarkEnd w:id="49"/>
-    <w:bookmarkStart w:id="56" w:name="outreach-message-builder"/>
+    <w:bookmarkEnd w:id="50"/>
+    <w:bookmarkStart w:id="57" w:name="outreach-message-builder"/>
     <w:p>
       <w:pPr>
         <w:pStyle w:val="Heading2"/>
@@ -3453,7 +4404,7 @@
         <w:t xml:space="preserve">than one generic template with the name swapped in.</w:t>
       </w:r>
     </w:p>
-    <w:bookmarkStart w:id="50" w:name="key-sections-options-3"/>
+    <w:bookmarkStart w:id="51" w:name="key-sections-options-3"/>
     <w:p>
       <w:pPr>
         <w:pStyle w:val="Heading3"/>
@@ -3466,7 +4417,7 @@
       <w:pPr>
         <w:numPr>
           <w:ilvl w:val="0"/>
-          <w:numId w:val="1013"/>
+          <w:numId w:val="1015"/>
         </w:numPr>
       </w:pPr>
       <w:r>
@@ -3523,7 +4474,7 @@
       <w:pPr>
         <w:numPr>
           <w:ilvl w:val="0"/>
-          <w:numId w:val="1013"/>
+          <w:numId w:val="1015"/>
         </w:numPr>
       </w:pPr>
       <w:r>
@@ -3580,7 +4531,7 @@
       <w:pPr>
         <w:numPr>
           <w:ilvl w:val="0"/>
-          <w:numId w:val="1013"/>
+          <w:numId w:val="1015"/>
         </w:numPr>
       </w:pPr>
       <w:r>
@@ -3631,7 +4582,7 @@
       <w:pPr>
         <w:numPr>
           <w:ilvl w:val="0"/>
-          <w:numId w:val="1013"/>
+          <w:numId w:val="1015"/>
         </w:numPr>
       </w:pPr>
       <w:r>
@@ -3648,8 +4599,8 @@
         <w:t xml:space="preserve">table in chat (default) or a downloadable Word document.</w:t>
       </w:r>
     </w:p>
-    <w:bookmarkEnd w:id="50"/>
-    <w:bookmarkStart w:id="51" w:name="claude-settings-required-3"/>
+    <w:bookmarkEnd w:id="51"/>
+    <w:bookmarkStart w:id="52" w:name="claude-settings-required-3"/>
     <w:p>
       <w:pPr>
         <w:pStyle w:val="Heading3"/>
@@ -3662,7 +4613,7 @@
       <w:pPr>
         <w:numPr>
           <w:ilvl w:val="0"/>
-          <w:numId w:val="1014"/>
+          <w:numId w:val="1016"/>
         </w:numPr>
         <w:pStyle w:val="Compact"/>
       </w:pPr>
@@ -3676,8 +4627,8 @@
         <w:t xml:space="preserve">output format is chosen</w:t>
       </w:r>
     </w:p>
-    <w:bookmarkEnd w:id="51"/>
-    <w:bookmarkStart w:id="52" w:name="what-you-get-back-3"/>
+    <w:bookmarkEnd w:id="52"/>
+    <w:bookmarkStart w:id="53" w:name="what-you-get-back-3"/>
     <w:p>
       <w:pPr>
         <w:pStyle w:val="Heading3"/>
@@ -3718,8 +4669,8 @@
         <w:t xml:space="preserve">got misread before sending anything.</w:t>
       </w:r>
     </w:p>
-    <w:bookmarkEnd w:id="52"/>
-    <w:bookmarkStart w:id="55" w:name="worth-knowing-3"/>
+    <w:bookmarkEnd w:id="53"/>
+    <w:bookmarkStart w:id="56" w:name="worth-knowing-3"/>
     <w:p>
       <w:pPr>
         <w:pStyle w:val="Heading3"/>
@@ -3732,7 +4683,7 @@
       <w:pPr>
         <w:numPr>
           <w:ilvl w:val="0"/>
-          <w:numId w:val="1015"/>
+          <w:numId w:val="1017"/>
         </w:numPr>
       </w:pPr>
       <w:r>
@@ -3773,7 +4724,7 @@
       <w:pPr>
         <w:numPr>
           <w:ilvl w:val="0"/>
-          <w:numId w:val="1015"/>
+          <w:numId w:val="1017"/>
         </w:numPr>
       </w:pPr>
       <w:r>
@@ -3808,7 +4759,7 @@
       <w:pPr>
         <w:numPr>
           <w:ilvl w:val="0"/>
-          <w:numId w:val="1015"/>
+          <w:numId w:val="1017"/>
         </w:numPr>
       </w:pPr>
       <w:r>
@@ -3835,7 +4786,7 @@
       <w:r>
         <w:t xml:space="preserve"> </w:t>
       </w:r>
-      <w:hyperlink r:id="rId53">
+      <w:hyperlink r:id="rId54">
         <w:r>
           <w:rPr>
             <w:rStyle w:val="Hyperlink"/>
@@ -3859,7 +4810,7 @@
       <w:r>
         <w:t xml:space="preserve"> </w:t>
       </w:r>
-      <w:hyperlink r:id="rId54">
+      <w:hyperlink r:id="rId55">
         <w:r>
           <w:rPr>
             <w:rStyle w:val="Hyperlink"/>
@@ -3869,9 +4820,9 @@
         </w:r>
       </w:hyperlink>
     </w:p>
-    <w:bookmarkEnd w:id="55"/>
     <w:bookmarkEnd w:id="56"/>
-    <w:bookmarkStart w:id="63" w:name="interview-prep-guide-builder"/>
+    <w:bookmarkEnd w:id="57"/>
+    <w:bookmarkStart w:id="64" w:name="interview-prep-guide-builder"/>
     <w:p>
       <w:pPr>
         <w:pStyle w:val="Heading2"/>
@@ -3930,7 +4881,7 @@
         <w:t xml:space="preserve">Message Builder (Step 3b), closing the loop.</w:t>
       </w:r>
     </w:p>
-    <w:bookmarkStart w:id="57" w:name="key-sections-options-4"/>
+    <w:bookmarkStart w:id="58" w:name="key-sections-options-4"/>
     <w:p>
       <w:pPr>
         <w:pStyle w:val="Heading3"/>
@@ -3943,7 +4894,7 @@
       <w:pPr>
         <w:numPr>
           <w:ilvl w:val="0"/>
-          <w:numId w:val="1016"/>
+          <w:numId w:val="1018"/>
         </w:numPr>
       </w:pPr>
       <w:r>
@@ -4108,7 +5059,7 @@
       <w:pPr>
         <w:numPr>
           <w:ilvl w:val="0"/>
-          <w:numId w:val="1016"/>
+          <w:numId w:val="1018"/>
         </w:numPr>
       </w:pPr>
       <w:r>
@@ -4141,7 +5092,7 @@
       <w:pPr>
         <w:numPr>
           <w:ilvl w:val="0"/>
-          <w:numId w:val="1016"/>
+          <w:numId w:val="1018"/>
         </w:numPr>
       </w:pPr>
       <w:r>
@@ -4155,41 +5106,41 @@
         <w:t xml:space="preserve"> </w:t>
       </w:r>
       <w:r>
-        <w:t xml:space="preserve">Recruiter Screen adds location (for</w:t>
-      </w:r>
-      <w:r>
-        <w:t xml:space="preserve"> </w:t>
-      </w:r>
-      <w:r>
-        <w:t xml:space="preserve">salary research grounding), an optional reason for a gap or</w:t>
-      </w:r>
-      <w:r>
-        <w:t xml:space="preserve"> </w:t>
-      </w:r>
-      <w:r>
-        <w:t xml:space="preserve">departure, and an optional target salary range. Hiring Manager adds</w:t>
-      </w:r>
-      <w:r>
-        <w:t xml:space="preserve"> </w:t>
-      </w:r>
-      <w:r>
-        <w:t xml:space="preserve">call length, platform, and an interviewer list (bulk-paste or</w:t>
-      </w:r>
-      <w:r>
-        <w:t xml:space="preserve"> </w:t>
-      </w:r>
-      <w:r>
-        <w:t xml:space="preserve">manual). General/Other adds an interview-stage selector and its own</w:t>
-      </w:r>
-      <w:r>
-        <w:t xml:space="preserve"> </w:t>
-      </w:r>
-      <w:r>
-        <w:t xml:space="preserve">separate interviewer list.</w:t>
-      </w:r>
-    </w:p>
-    <w:bookmarkEnd w:id="57"/>
-    <w:bookmarkStart w:id="58" w:name="claude-settings-required-4"/>
+        <w:t xml:space="preserve">Recruiter Screen adds location (for salary</w:t>
+      </w:r>
+      <w:r>
+        <w:t xml:space="preserve"> </w:t>
+      </w:r>
+      <w:r>
+        <w:t xml:space="preserve">research grounding), an optional reason for a gap or departure, and</w:t>
+      </w:r>
+      <w:r>
+        <w:t xml:space="preserve"> </w:t>
+      </w:r>
+      <w:r>
+        <w:t xml:space="preserve">an optional target salary range. Hiring Manager adds call length,</w:t>
+      </w:r>
+      <w:r>
+        <w:t xml:space="preserve"> </w:t>
+      </w:r>
+      <w:r>
+        <w:t xml:space="preserve">platform, and an interviewer list (bulk-paste or manual).</w:t>
+      </w:r>
+      <w:r>
+        <w:t xml:space="preserve"> </w:t>
+      </w:r>
+      <w:r>
+        <w:t xml:space="preserve">General/Other adds an interview-stage selector and its own separate</w:t>
+      </w:r>
+      <w:r>
+        <w:t xml:space="preserve"> </w:t>
+      </w:r>
+      <w:r>
+        <w:t xml:space="preserve">interviewer list.</w:t>
+      </w:r>
+    </w:p>
+    <w:bookmarkEnd w:id="58"/>
+    <w:bookmarkStart w:id="59" w:name="claude-settings-required-4"/>
     <w:p>
       <w:pPr>
         <w:pStyle w:val="Heading3"/>
@@ -4202,7 +5153,7 @@
       <w:pPr>
         <w:numPr>
           <w:ilvl w:val="0"/>
-          <w:numId w:val="1017"/>
+          <w:numId w:val="1019"/>
         </w:numPr>
       </w:pPr>
       <w:r>
@@ -4219,7 +5170,7 @@
       <w:pPr>
         <w:numPr>
           <w:ilvl w:val="0"/>
-          <w:numId w:val="1017"/>
+          <w:numId w:val="1019"/>
         </w:numPr>
       </w:pPr>
       <w:r>
@@ -4232,8 +5183,8 @@
         <w:t xml:space="preserve">output format is chosen</w:t>
       </w:r>
     </w:p>
-    <w:bookmarkEnd w:id="58"/>
-    <w:bookmarkStart w:id="59" w:name="what-you-get-back-4"/>
+    <w:bookmarkEnd w:id="59"/>
+    <w:bookmarkStart w:id="60" w:name="what-you-get-back-4"/>
     <w:p>
       <w:pPr>
         <w:pStyle w:val="Heading3"/>
@@ -4262,8 +5213,8 @@
         <w:t xml:space="preserve">you walk in or join the call, and full detail below it.</w:t>
       </w:r>
     </w:p>
-    <w:bookmarkEnd w:id="59"/>
-    <w:bookmarkStart w:id="62" w:name="worth-knowing-4"/>
+    <w:bookmarkEnd w:id="60"/>
+    <w:bookmarkStart w:id="63" w:name="worth-knowing-4"/>
     <w:p>
       <w:pPr>
         <w:pStyle w:val="Heading3"/>
@@ -4276,7 +5227,7 @@
       <w:pPr>
         <w:numPr>
           <w:ilvl w:val="0"/>
-          <w:numId w:val="1018"/>
+          <w:numId w:val="1020"/>
         </w:numPr>
       </w:pPr>
       <w:r>
@@ -4327,7 +5278,7 @@
       <w:pPr>
         <w:numPr>
           <w:ilvl w:val="0"/>
-          <w:numId w:val="1018"/>
+          <w:numId w:val="1020"/>
         </w:numPr>
       </w:pPr>
       <w:r>
@@ -4366,7 +5317,7 @@
       <w:pPr>
         <w:numPr>
           <w:ilvl w:val="0"/>
-          <w:numId w:val="1018"/>
+          <w:numId w:val="1020"/>
         </w:numPr>
       </w:pPr>
       <w:r>
@@ -4393,7 +5344,7 @@
       <w:pPr>
         <w:numPr>
           <w:ilvl w:val="0"/>
-          <w:numId w:val="1018"/>
+          <w:numId w:val="1020"/>
         </w:numPr>
       </w:pPr>
       <w:r>
@@ -4432,7 +5383,7 @@
       <w:pPr>
         <w:numPr>
           <w:ilvl w:val="0"/>
-          <w:numId w:val="1018"/>
+          <w:numId w:val="1020"/>
         </w:numPr>
       </w:pPr>
       <w:r>
@@ -4465,7 +5416,7 @@
       <w:r>
         <w:t xml:space="preserve"> </w:t>
       </w:r>
-      <w:hyperlink r:id="rId60">
+      <w:hyperlink r:id="rId61">
         <w:r>
           <w:rPr>
             <w:rStyle w:val="Hyperlink"/>
@@ -4489,7 +5440,7 @@
       <w:r>
         <w:t xml:space="preserve"> </w:t>
       </w:r>
-      <w:hyperlink r:id="rId61">
+      <w:hyperlink r:id="rId62">
         <w:r>
           <w:rPr>
             <w:rStyle w:val="Hyperlink"/>
@@ -4499,9 +5450,9 @@
         </w:r>
       </w:hyperlink>
     </w:p>
-    <w:bookmarkEnd w:id="62"/>
     <w:bookmarkEnd w:id="63"/>
-    <w:bookmarkStart w:id="71" w:name="salary-negotiator"/>
+    <w:bookmarkEnd w:id="64"/>
+    <w:bookmarkStart w:id="72" w:name="salary-negotiator"/>
     <w:p>
       <w:pPr>
         <w:pStyle w:val="Heading2"/>
@@ -4594,7 +5545,7 @@
         <w:t xml:space="preserve">this tool picks up once a real number is actually on the table.</w:t>
       </w:r>
     </w:p>
-    <w:bookmarkStart w:id="64" w:name="the-one-guardrail-that-matters-most"/>
+    <w:bookmarkStart w:id="65" w:name="the-one-guardrail-that-matters-most"/>
     <w:p>
       <w:pPr>
         <w:pStyle w:val="Heading3"/>
@@ -4671,8 +5622,8 @@
         <w:t xml:space="preserve">tool, and the guide will not imply one exists anywhere in its output.</w:t>
       </w:r>
     </w:p>
-    <w:bookmarkEnd w:id="64"/>
-    <w:bookmarkStart w:id="65" w:name="key-sections-options-5"/>
+    <w:bookmarkEnd w:id="65"/>
+    <w:bookmarkStart w:id="66" w:name="key-sections-options-5"/>
     <w:p>
       <w:pPr>
         <w:pStyle w:val="Heading3"/>
@@ -4685,7 +5636,7 @@
       <w:pPr>
         <w:numPr>
           <w:ilvl w:val="0"/>
-          <w:numId w:val="1019"/>
+          <w:numId w:val="1021"/>
         </w:numPr>
       </w:pPr>
       <w:r>
@@ -4718,7 +5669,7 @@
       <w:pPr>
         <w:numPr>
           <w:ilvl w:val="0"/>
-          <w:numId w:val="1019"/>
+          <w:numId w:val="1021"/>
         </w:numPr>
       </w:pPr>
       <w:r>
@@ -4751,7 +5702,7 @@
       <w:pPr>
         <w:numPr>
           <w:ilvl w:val="0"/>
-          <w:numId w:val="1019"/>
+          <w:numId w:val="1021"/>
         </w:numPr>
       </w:pPr>
       <w:r>
@@ -4784,7 +5735,7 @@
       <w:pPr>
         <w:numPr>
           <w:ilvl w:val="0"/>
-          <w:numId w:val="1019"/>
+          <w:numId w:val="1021"/>
         </w:numPr>
       </w:pPr>
       <w:r>
@@ -4823,7 +5774,7 @@
       <w:pPr>
         <w:numPr>
           <w:ilvl w:val="0"/>
-          <w:numId w:val="1019"/>
+          <w:numId w:val="1021"/>
         </w:numPr>
       </w:pPr>
       <w:r>
@@ -4846,8 +5797,8 @@
         <w:t xml:space="preserve">have one, with real figures — see the guardrail above.</w:t>
       </w:r>
     </w:p>
-    <w:bookmarkEnd w:id="65"/>
-    <w:bookmarkStart w:id="66" w:name="claude-settings-required-5"/>
+    <w:bookmarkEnd w:id="66"/>
+    <w:bookmarkStart w:id="67" w:name="claude-settings-required-5"/>
     <w:p>
       <w:pPr>
         <w:pStyle w:val="Heading3"/>
@@ -4860,7 +5811,7 @@
       <w:pPr>
         <w:numPr>
           <w:ilvl w:val="0"/>
-          <w:numId w:val="1020"/>
+          <w:numId w:val="1022"/>
         </w:numPr>
       </w:pPr>
       <w:r>
@@ -4877,7 +5828,7 @@
       <w:pPr>
         <w:numPr>
           <w:ilvl w:val="0"/>
-          <w:numId w:val="1020"/>
+          <w:numId w:val="1022"/>
         </w:numPr>
       </w:pPr>
       <w:r>
@@ -4890,8 +5841,8 @@
         <w:t xml:space="preserve">output format is chosen</w:t>
       </w:r>
     </w:p>
-    <w:bookmarkEnd w:id="66"/>
-    <w:bookmarkStart w:id="67" w:name="what-you-get-back-5"/>
+    <w:bookmarkEnd w:id="67"/>
+    <w:bookmarkStart w:id="68" w:name="what-you-get-back-5"/>
     <w:p>
       <w:pPr>
         <w:pStyle w:val="Heading3"/>
@@ -4923,29 +5874,29 @@
         <w:t xml:space="preserve"> </w:t>
       </w:r>
       <w:r>
-        <w:t xml:space="preserve">differentiators, negotiation levers beyond base salary, 2-3 real</w:t>
-      </w:r>
-      <w:r>
-        <w:t xml:space="preserve"> </w:t>
-      </w:r>
-      <w:r>
-        <w:t xml:space="preserve">framing options for the counter, a written counter-offer draft, and</w:t>
-      </w:r>
-      <w:r>
-        <w:t xml:space="preserve"> </w:t>
-      </w:r>
-      <w:r>
-        <w:t xml:space="preserve">practical negotiation etiquette notes — with a one-page Quick</w:t>
-      </w:r>
-      <w:r>
-        <w:t xml:space="preserve"> </w:t>
-      </w:r>
-      <w:r>
-        <w:t xml:space="preserve">Reference summary at the top.</w:t>
-      </w:r>
-    </w:p>
-    <w:bookmarkEnd w:id="67"/>
-    <w:bookmarkStart w:id="70" w:name="worth-knowing-5"/>
+        <w:t xml:space="preserve">differentiators, negotiation levers beyond base salary, 2-3 real framing</w:t>
+      </w:r>
+      <w:r>
+        <w:t xml:space="preserve"> </w:t>
+      </w:r>
+      <w:r>
+        <w:t xml:space="preserve">options for the counter, a written counter-offer draft, and practical</w:t>
+      </w:r>
+      <w:r>
+        <w:t xml:space="preserve"> </w:t>
+      </w:r>
+      <w:r>
+        <w:t xml:space="preserve">negotiation etiquette notes — with a one-page Quick Reference summary</w:t>
+      </w:r>
+      <w:r>
+        <w:t xml:space="preserve"> </w:t>
+      </w:r>
+      <w:r>
+        <w:t xml:space="preserve">at the top.</w:t>
+      </w:r>
+    </w:p>
+    <w:bookmarkEnd w:id="68"/>
+    <w:bookmarkStart w:id="71" w:name="worth-knowing-5"/>
     <w:p>
       <w:pPr>
         <w:pStyle w:val="Heading3"/>
@@ -4958,7 +5909,7 @@
       <w:pPr>
         <w:numPr>
           <w:ilvl w:val="0"/>
-          <w:numId w:val="1021"/>
+          <w:numId w:val="1023"/>
         </w:numPr>
       </w:pPr>
       <w:r>
@@ -4987,7 +5938,7 @@
       <w:pPr>
         <w:numPr>
           <w:ilvl w:val="0"/>
-          <w:numId w:val="1021"/>
+          <w:numId w:val="1023"/>
         </w:numPr>
       </w:pPr>
       <w:r>
@@ -5004,7 +5955,7 @@
       <w:pPr>
         <w:numPr>
           <w:ilvl w:val="0"/>
-          <w:numId w:val="1021"/>
+          <w:numId w:val="1023"/>
         </w:numPr>
       </w:pPr>
       <w:r>
@@ -5037,7 +5988,7 @@
       <w:r>
         <w:t xml:space="preserve"> </w:t>
       </w:r>
-      <w:hyperlink r:id="rId68">
+      <w:hyperlink r:id="rId69">
         <w:r>
           <w:rPr>
             <w:rStyle w:val="Hyperlink"/>
@@ -5061,7 +6012,7 @@
       <w:r>
         <w:t xml:space="preserve"> </w:t>
       </w:r>
-      <w:hyperlink r:id="rId69">
+      <w:hyperlink r:id="rId70">
         <w:r>
           <w:rPr>
             <w:rStyle w:val="Hyperlink"/>
@@ -5071,9 +6022,9 @@
         </w:r>
       </w:hyperlink>
     </w:p>
-    <w:bookmarkEnd w:id="70"/>
     <w:bookmarkEnd w:id="71"/>
-    <w:bookmarkStart w:id="78" w:name="linkedin-article-share-builder"/>
+    <w:bookmarkEnd w:id="72"/>
+    <w:bookmarkStart w:id="79" w:name="linkedin-article-share-builder"/>
     <w:p>
       <w:pPr>
         <w:pStyle w:val="Heading2"/>
@@ -5120,7 +6071,7 @@
         <w:t xml:space="preserve">artwork. Useful whether or not you’re actively job hunting.</w:t>
       </w:r>
     </w:p>
-    <w:bookmarkStart w:id="72" w:name="key-sections-options-6"/>
+    <w:bookmarkStart w:id="73" w:name="key-sections-options-6"/>
     <w:p>
       <w:pPr>
         <w:pStyle w:val="Heading3"/>
@@ -5133,7 +6084,7 @@
       <w:pPr>
         <w:numPr>
           <w:ilvl w:val="0"/>
-          <w:numId w:val="1022"/>
+          <w:numId w:val="1024"/>
         </w:numPr>
       </w:pPr>
       <w:r>
@@ -5178,7 +6129,7 @@
       <w:pPr>
         <w:numPr>
           <w:ilvl w:val="0"/>
-          <w:numId w:val="1022"/>
+          <w:numId w:val="1024"/>
         </w:numPr>
       </w:pPr>
       <w:r>
@@ -5211,7 +6162,7 @@
       <w:pPr>
         <w:numPr>
           <w:ilvl w:val="0"/>
-          <w:numId w:val="1022"/>
+          <w:numId w:val="1024"/>
         </w:numPr>
       </w:pPr>
       <w:r>
@@ -5258,8 +6209,8 @@
         <w:t xml:space="preserve">overusing it starts to read as engagement-bait).</w:t>
       </w:r>
     </w:p>
-    <w:bookmarkEnd w:id="72"/>
-    <w:bookmarkStart w:id="73" w:name="claude-settings-required-6"/>
+    <w:bookmarkEnd w:id="73"/>
+    <w:bookmarkStart w:id="74" w:name="claude-settings-required-6"/>
     <w:p>
       <w:pPr>
         <w:pStyle w:val="Heading3"/>
@@ -5272,7 +6223,7 @@
       <w:pPr>
         <w:numPr>
           <w:ilvl w:val="0"/>
-          <w:numId w:val="1023"/>
+          <w:numId w:val="1025"/>
         </w:numPr>
       </w:pPr>
       <w:r>
@@ -5283,7 +6234,7 @@
       <w:pPr>
         <w:numPr>
           <w:ilvl w:val="0"/>
-          <w:numId w:val="1023"/>
+          <w:numId w:val="1025"/>
         </w:numPr>
       </w:pPr>
       <w:r>
@@ -5296,8 +6247,8 @@
         <w:t xml:space="preserve">on</w:t>
       </w:r>
     </w:p>
-    <w:bookmarkEnd w:id="73"/>
-    <w:bookmarkStart w:id="74" w:name="what-you-get-back-6"/>
+    <w:bookmarkEnd w:id="74"/>
+    <w:bookmarkStart w:id="75" w:name="what-you-get-back-6"/>
     <w:p>
       <w:pPr>
         <w:pStyle w:val="Heading3"/>
@@ -5338,8 +6289,8 @@
         <w:t xml:space="preserve">downloadable .png, not just a description of one.</w:t>
       </w:r>
     </w:p>
-    <w:bookmarkEnd w:id="74"/>
-    <w:bookmarkStart w:id="77" w:name="worth-knowing-6"/>
+    <w:bookmarkEnd w:id="75"/>
+    <w:bookmarkStart w:id="78" w:name="worth-knowing-6"/>
     <w:p>
       <w:pPr>
         <w:pStyle w:val="Heading3"/>
@@ -5352,7 +6303,7 @@
       <w:pPr>
         <w:numPr>
           <w:ilvl w:val="0"/>
-          <w:numId w:val="1024"/>
+          <w:numId w:val="1026"/>
         </w:numPr>
       </w:pPr>
       <w:r>
@@ -5381,7 +6332,7 @@
       <w:pPr>
         <w:numPr>
           <w:ilvl w:val="0"/>
-          <w:numId w:val="1024"/>
+          <w:numId w:val="1026"/>
         </w:numPr>
       </w:pPr>
       <w:r>
@@ -5404,7 +6355,7 @@
       <w:pPr>
         <w:numPr>
           <w:ilvl w:val="0"/>
-          <w:numId w:val="1024"/>
+          <w:numId w:val="1026"/>
         </w:numPr>
       </w:pPr>
       <w:r>
@@ -5443,7 +6394,7 @@
       <w:r>
         <w:t xml:space="preserve"> </w:t>
       </w:r>
-      <w:hyperlink r:id="rId75">
+      <w:hyperlink r:id="rId76">
         <w:r>
           <w:rPr>
             <w:rStyle w:val="Hyperlink"/>
@@ -5467,7 +6418,7 @@
       <w:r>
         <w:t xml:space="preserve"> </w:t>
       </w:r>
-      <w:hyperlink r:id="rId76">
+      <w:hyperlink r:id="rId77">
         <w:r>
           <w:rPr>
             <w:rStyle w:val="Hyperlink"/>
@@ -5477,9 +6428,9 @@
         </w:r>
       </w:hyperlink>
     </w:p>
-    <w:bookmarkEnd w:id="77"/>
     <w:bookmarkEnd w:id="78"/>
-    <w:bookmarkStart w:id="85" w:name="Xdb791a239ca1dfa29e68aea55f214bf433e0789"/>
+    <w:bookmarkEnd w:id="79"/>
+    <w:bookmarkStart w:id="86" w:name="Xdb791a239ca1dfa29e68aea55f214bf433e0789"/>
     <w:p>
       <w:pPr>
         <w:pStyle w:val="Heading2"/>
@@ -5590,7 +6541,7 @@
         <w:t xml:space="preserve">not a prompt generator.</w:t>
       </w:r>
     </w:p>
-    <w:bookmarkStart w:id="79" w:name="key-sections-options-7"/>
+    <w:bookmarkStart w:id="80" w:name="key-sections-options-7"/>
     <w:p>
       <w:pPr>
         <w:pStyle w:val="Heading3"/>
@@ -5603,7 +6554,7 @@
       <w:pPr>
         <w:numPr>
           <w:ilvl w:val="0"/>
-          <w:numId w:val="1025"/>
+          <w:numId w:val="1027"/>
         </w:numPr>
       </w:pPr>
       <w:r>
@@ -5617,38 +6568,38 @@
         <w:t xml:space="preserve"> </w:t>
       </w:r>
       <w:r>
-        <w:t xml:space="preserve">"Recruiter Message" or "Job Posting" — switches</w:t>
-      </w:r>
-      <w:r>
-        <w:t xml:space="preserve"> </w:t>
-      </w:r>
-      <w:r>
-        <w:t xml:space="preserve">the entire input panel, checklist, and pattern library. These check</w:t>
-      </w:r>
-      <w:r>
-        <w:t xml:space="preserve"> </w:t>
-      </w:r>
-      <w:r>
-        <w:t xml:space="preserve">genuinely different things (a message’s sender vs. a posting’s own</w:t>
-      </w:r>
-      <w:r>
-        <w:t xml:space="preserve"> </w:t>
-      </w:r>
-      <w:r>
-        <w:t xml:space="preserve">legitimacy), so each mode has its own full field set rather than a</w:t>
-      </w:r>
-      <w:r>
-        <w:t xml:space="preserve"> </w:t>
-      </w:r>
-      <w:r>
-        <w:t xml:space="preserve">handful of shared fields with the rest bolted on.</w:t>
-      </w:r>
-    </w:p>
-    <w:p>
-      <w:pPr>
-        <w:numPr>
-          <w:ilvl w:val="0"/>
-          <w:numId w:val="1025"/>
+        <w:t xml:space="preserve">"Recruiter Message" or "Job Posting" —</w:t>
+      </w:r>
+      <w:r>
+        <w:t xml:space="preserve"> </w:t>
+      </w:r>
+      <w:r>
+        <w:t xml:space="preserve">switches the entire input panel, checklist, and pattern library.</w:t>
+      </w:r>
+      <w:r>
+        <w:t xml:space="preserve"> </w:t>
+      </w:r>
+      <w:r>
+        <w:t xml:space="preserve">These check genuinely different things (a message’s sender vs. a</w:t>
+      </w:r>
+      <w:r>
+        <w:t xml:space="preserve"> </w:t>
+      </w:r>
+      <w:r>
+        <w:t xml:space="preserve">posting’s own legitimacy), so each mode has its own full field set</w:t>
+      </w:r>
+      <w:r>
+        <w:t xml:space="preserve"> </w:t>
+      </w:r>
+      <w:r>
+        <w:t xml:space="preserve">rather than a handful of shared fields with the rest bolted on.</w:t>
+      </w:r>
+    </w:p>
+    <w:p>
+      <w:pPr>
+        <w:numPr>
+          <w:ilvl w:val="0"/>
+          <w:numId w:val="1027"/>
         </w:numPr>
       </w:pPr>
       <w:r>
@@ -5723,7 +6674,7 @@
       <w:pPr>
         <w:numPr>
           <w:ilvl w:val="0"/>
-          <w:numId w:val="1025"/>
+          <w:numId w:val="1027"/>
         </w:numPr>
       </w:pPr>
       <w:r>
@@ -5804,7 +6755,7 @@
       <w:pPr>
         <w:numPr>
           <w:ilvl w:val="0"/>
-          <w:numId w:val="1025"/>
+          <w:numId w:val="1027"/>
         </w:numPr>
       </w:pPr>
       <w:r>
@@ -5827,8 +6778,8 @@
         <w:t xml:space="preserve">session-only.</w:t>
       </w:r>
     </w:p>
-    <w:bookmarkEnd w:id="79"/>
-    <w:bookmarkStart w:id="80" w:name="claude-settings-required-7"/>
+    <w:bookmarkEnd w:id="80"/>
+    <w:bookmarkStart w:id="81" w:name="claude-settings-required-7"/>
     <w:p>
       <w:pPr>
         <w:pStyle w:val="Heading3"/>
@@ -5841,7 +6792,7 @@
       <w:pPr>
         <w:numPr>
           <w:ilvl w:val="0"/>
-          <w:numId w:val="1026"/>
+          <w:numId w:val="1028"/>
         </w:numPr>
         <w:pStyle w:val="Compact"/>
       </w:pPr>
@@ -5855,8 +6806,8 @@
         <w:t xml:space="preserve">anywhere</w:t>
       </w:r>
     </w:p>
-    <w:bookmarkEnd w:id="80"/>
-    <w:bookmarkStart w:id="81" w:name="what-you-get-back-7"/>
+    <w:bookmarkEnd w:id="81"/>
+    <w:bookmarkStart w:id="82" w:name="what-you-get-back-7"/>
     <w:p>
       <w:pPr>
         <w:pStyle w:val="Heading3"/>
@@ -5921,8 +6872,8 @@
         <w:t xml:space="preserve">stays legible.</w:t>
       </w:r>
     </w:p>
-    <w:bookmarkEnd w:id="81"/>
-    <w:bookmarkStart w:id="84" w:name="worth-knowing-7"/>
+    <w:bookmarkEnd w:id="82"/>
+    <w:bookmarkStart w:id="85" w:name="worth-knowing-7"/>
     <w:p>
       <w:pPr>
         <w:pStyle w:val="Heading3"/>
@@ -5935,7 +6886,7 @@
       <w:pPr>
         <w:numPr>
           <w:ilvl w:val="0"/>
-          <w:numId w:val="1027"/>
+          <w:numId w:val="1029"/>
         </w:numPr>
       </w:pPr>
       <w:r>
@@ -5951,26 +6902,26 @@
         <w:t xml:space="preserve"> </w:t>
       </w:r>
       <w:r>
-        <w:t xml:space="preserve">high-severity flag on its own — a common pattern that avoids scammy</w:t>
-      </w:r>
-      <w:r>
-        <w:t xml:space="preserve"> </w:t>
-      </w:r>
-      <w:r>
-        <w:t xml:space="preserve">keywords entirely. The posting-mode equivalent is a listing with no</w:t>
-      </w:r>
-      <w:r>
-        <w:t xml:space="preserve"> </w:t>
-      </w:r>
-      <w:r>
-        <w:t xml:space="preserve">named hiring manager or team at all.</w:t>
-      </w:r>
-    </w:p>
-    <w:p>
-      <w:pPr>
-        <w:numPr>
-          <w:ilvl w:val="0"/>
-          <w:numId w:val="1027"/>
+        <w:t xml:space="preserve">high-severity flag on its own — a common pattern that avoids</w:t>
+      </w:r>
+      <w:r>
+        <w:t xml:space="preserve"> </w:t>
+      </w:r>
+      <w:r>
+        <w:t xml:space="preserve">scammy keywords entirely. The posting-mode equivalent is a listing</w:t>
+      </w:r>
+      <w:r>
+        <w:t xml:space="preserve"> </w:t>
+      </w:r>
+      <w:r>
+        <w:t xml:space="preserve">with no named hiring manager or team at all.</w:t>
+      </w:r>
+    </w:p>
+    <w:p>
+      <w:pPr>
+        <w:numPr>
+          <w:ilvl w:val="0"/>
+          <w:numId w:val="1029"/>
         </w:numPr>
       </w:pPr>
       <w:r>
@@ -5993,7 +6944,7 @@
       <w:pPr>
         <w:numPr>
           <w:ilvl w:val="0"/>
-          <w:numId w:val="1027"/>
+          <w:numId w:val="1029"/>
         </w:numPr>
       </w:pPr>
       <w:r>
@@ -6026,7 +6977,7 @@
       <w:r>
         <w:t xml:space="preserve"> </w:t>
       </w:r>
-      <w:hyperlink r:id="rId82">
+      <w:hyperlink r:id="rId83">
         <w:r>
           <w:rPr>
             <w:rStyle w:val="Hyperlink"/>
@@ -6050,7 +7001,7 @@
       <w:r>
         <w:t xml:space="preserve"> </w:t>
       </w:r>
-      <w:hyperlink r:id="rId83">
+      <w:hyperlink r:id="rId84">
         <w:r>
           <w:rPr>
             <w:rStyle w:val="Hyperlink"/>
@@ -6060,9 +7011,9 @@
         </w:r>
       </w:hyperlink>
     </w:p>
-    <w:bookmarkEnd w:id="84"/>
     <w:bookmarkEnd w:id="85"/>
-    <w:bookmarkStart w:id="86" w:name="make-it-your-own"/>
+    <w:bookmarkEnd w:id="86"/>
+    <w:bookmarkStart w:id="87" w:name="make-it-your-own"/>
     <w:p>
       <w:pPr>
         <w:pStyle w:val="Heading2"/>
@@ -6127,7 +7078,7 @@
         <w:t xml:space="preserve">around.</w:t>
       </w:r>
     </w:p>
-    <w:bookmarkEnd w:id="86"/>
+    <w:bookmarkEnd w:id="87"/>
     <w:sectPr/>
   </w:body>
 </w:document>
@@ -6394,6 +7345,12 @@
   <w:num w:numId="1027">
     <w:abstractNumId w:val="991"/>
   </w:num>
+  <w:num w:numId="1028">
+    <w:abstractNumId w:val="991"/>
+  </w:num>
+  <w:num w:numId="1029">
+    <w:abstractNumId w:val="991"/>
+  </w:num>
 </w:numbering>
 </file>
 
@@ -6451,9 +7408,9 @@
       <w:keepNext/>
       <w:keepLines/>
       <w:spacing w:after="240" w:before="480"/>
+      <w:jc w:val="center"/>
     </w:pPr>
     <w:rPr>
-      <w:color w:val="0F2D3D"/>
       <w:rFonts w:asciiTheme="majorHAnsi" w:cstheme="majorBidi" w:eastAsiaTheme="majorEastAsia" w:hAnsiTheme="majorHAnsi"/>
       <w:b/>
       <w:bCs/>
@@ -6553,7 +7510,6 @@
       <w:outlineLvl w:val="0"/>
     </w:pPr>
     <w:rPr>
-      <w:color w:val="1B6FA8"/>
       <w:rFonts w:asciiTheme="majorHAnsi" w:cstheme="majorBidi" w:eastAsiaTheme="majorEastAsia" w:hAnsiTheme="majorHAnsi"/>
       <w:b/>
       <w:bCs/>
@@ -6576,7 +7532,6 @@
       <w:outlineLvl w:val="1"/>
     </w:pPr>
     <w:rPr>
-      <w:color w:val="1B6FA8"/>
       <w:rFonts w:asciiTheme="majorHAnsi" w:cstheme="majorBidi" w:eastAsiaTheme="majorEastAsia" w:hAnsiTheme="majorHAnsi"/>
       <w:b/>
       <w:bCs/>
@@ -6599,7 +7554,6 @@
       <w:outlineLvl w:val="2"/>
     </w:pPr>
     <w:rPr>
-      <w:color w:val="0F9B8E"/>
       <w:rFonts w:asciiTheme="majorHAnsi" w:cstheme="majorBidi" w:eastAsiaTheme="majorEastAsia" w:hAnsiTheme="majorHAnsi"/>
       <w:b/>
       <w:bCs/>
@@ -6764,14 +7718,6 @@
     <w:qFormat/>
     <w:tblPr>
       <w:tblInd w:type="dxa" w:w="0"/>
-      <w:tblBorders>
-        <w:top w:color="D7E0E5" w:space="0" w:sz="4" w:val="single"/>
-        <w:left w:color="D7E0E5" w:space="0" w:sz="4" w:val="single"/>
-        <w:bottom w:color="D7E0E5" w:space="0" w:sz="4" w:val="single"/>
-        <w:right w:color="D7E0E5" w:space="0" w:sz="4" w:val="single"/>
-        <w:insideH w:color="D7E0E5" w:space="0" w:sz="4" w:val="single"/>
-        <w:insideV w:color="D7E0E5" w:space="0" w:sz="4" w:val="single"/>
-      </w:tblBorders>
       <w:tblCellMar>
         <w:top w:type="dxa" w:w="0"/>
         <w:left w:type="dxa" w:w="108"/>
@@ -6787,12 +7733,7 @@
       <w:trPr>
         <w:jc w:val="left"/>
       </w:trPr>
-      <w:rPr>
-        <w:b/>
-        <w:color w:val="FFFFFF"/>
-      </w:rPr>
       <w:tcPr>
-        <w:shd w:color="auto" w:fill="0F2D3D" w:val="clear"/>
         <w:vAlign w:val="bottom"/>
         <w:tcBorders>
           <w:bottom w:val="single"/>

--- a/Job_Hunting_Suite_Summary_Guide.docx
+++ b/Job_Hunting_Suite_Summary_Guide.docx
@@ -43,21 +43,7 @@
           <w:iCs/>
           <w:i/>
         </w:rPr>
-        <w:t xml:space="preserve">A Getting Started walkthrough, plus a detailed guide to all eight</w:t>
-      </w:r>
-      <w:r>
-        <w:rPr>
-          <w:iCs/>
-          <w:i/>
-        </w:rPr>
-        <w:t xml:space="preserve"> </w:t>
-      </w:r>
-      <w:r>
-        <w:rPr>
-          <w:iCs/>
-          <w:i/>
-        </w:rPr>
-        <w:t xml:space="preserve">tools</w:t>
+        <w:t xml:space="preserve">A Getting Started walkthrough, plus a detailed guide to all eight tools</w:t>
       </w:r>
     </w:p>
     <w:p>
@@ -95,56 +81,88 @@
         <w:pStyle w:val="BodyText"/>
       </w:pPr>
       <w:r>
-        <w:t xml:space="preserve">August 10, 2026 (Target Company Prompt Builder section updated August</w:t>
-      </w:r>
-      <w:r>
-        <w:t xml:space="preserve"> </w:t>
-      </w:r>
-      <w:r>
-        <w:t xml:space="preserve">11-12, 2026 for its Bulk Company Pull step, competitor-cascade discovery</w:t>
-      </w:r>
-      <w:r>
-        <w:t xml:space="preserve"> </w:t>
-      </w:r>
-      <w:r>
-        <w:t xml:space="preserve">method, and NAICS-search reference link, and August 13, 2026 to remove</w:t>
-      </w:r>
-      <w:r>
-        <w:t xml:space="preserve"> </w:t>
-      </w:r>
-      <w:r>
-        <w:t xml:space="preserve">the Templates feature (session-only saving was confusing users into</w:t>
-      </w:r>
-      <w:r>
-        <w:t xml:space="preserve"> </w:t>
-      </w:r>
-      <w:r>
-        <w:t xml:space="preserve">thinking it persisted); Outreach Message Builder and Recruiter Message</w:t>
-      </w:r>
-      <w:r>
-        <w:t xml:space="preserve"> </w:t>
-      </w:r>
-      <w:r>
-        <w:t xml:space="preserve">Sanity Check sections updated August 12, 2026 for Message Goal/Context</w:t>
-      </w:r>
-      <w:r>
-        <w:t xml:space="preserve"> </w:t>
-      </w:r>
-      <w:r>
-        <w:t xml:space="preserve">Notes and the new Job Posting mode, respectively; Interview Prep Guide</w:t>
-      </w:r>
-      <w:r>
-        <w:t xml:space="preserve"> </w:t>
-      </w:r>
-      <w:r>
-        <w:t xml:space="preserve">Builder added as Step 4 and Steps 3a/3b renumbering applied August 12,</w:t>
-      </w:r>
-      <w:r>
-        <w:t xml:space="preserve"> </w:t>
-      </w:r>
-      <w:r>
-        <w:t xml:space="preserve">2026; Salary Negotiator added as Step 5 August 12-13, 2026)</w:t>
-      </w:r>
+        <w:t xml:space="preserve">August 10, 2026 (Target Company Prompt Builder section updated August 11-12, 2026 for its Bulk Company Pull step, competitor-cascade discovery method, and NAICS-search reference link, and August 13, 2026 to remove the Templates feature (session-only saving was confusing users into thinking it persisted); Outreach Message Builder and Recruiter Message Sanity Check sections updated August 12, 2026 for Message Goal/Context Notes and the new Job Posting mode, respectively; Interview Prep Guide Builder added as Step 4 and Steps 3a/3b renumbering applied August 12, 2026; Salary Negotiator added as Step 5 August 12-13, 2026)</w:t>
+      </w:r>
+    </w:p>
+    <w:tbl>
+      <w:tblPr>
+        <w:tblW w:type="pct" w:w="5000"/>
+        <w:jc w:val="start"/>
+        <w:tblBorders>
+          <w:top w:val="single" w:color="2E74B5" w:sz="8"/>
+          <w:left w:val="single" w:color="2E74B5" w:sz="8"/>
+          <w:bottom w:val="single" w:color="2E74B5" w:sz="8"/>
+          <w:right w:val="single" w:color="2E74B5" w:sz="8"/>
+        </w:tblBorders>
+      </w:tblPr>
+      <w:tblGrid>
+        <w:gridCol w:w="9639"/>
+      </w:tblGrid>
+      <w:tr>
+        <w:tc>
+          <w:tcPr>
+            <w:shd w:val="clear" w:fill="DEEAF6"/>
+            <w:tcMar>
+              <w:top w:w="180" w:type="dxa"/>
+              <w:left w:w="220" w:type="dxa"/>
+              <w:bottom w:w="180" w:type="dxa"/>
+              <w:right w:w="220" w:type="dxa"/>
+            </w:tcMar>
+          </w:tcPr>
+          <w:p>
+            <w:pPr>
+              <w:pStyle w:val="Compact"/>
+              <w:jc w:val="left"/>
+            </w:pPr>
+            <w:r>
+              <w:rPr>
+                <w:b/>
+                <w:bCs/>
+                <w:color w:val="1F4E79"/>
+                <w:sz w:val="22"/>
+                <w:szCs w:val="22"/>
+              </w:rPr>
+              <w:t xml:space="preserve">Before You Start — One Claude Setting</w:t>
+            </w:r>
+          </w:p>
+          <w:p>
+            <w:pPr>
+              <w:pStyle w:val="Compact"/>
+              <w:jc w:val="left"/>
+            </w:pPr>
+            <w:r>
+              <w:t xml:space="preserve">In Claude, go to </w:t>
+            </w:r>
+            <w:r>
+              <w:rPr>
+                <w:b/>
+                <w:bCs/>
+                <w:color w:val="2E74B5"/>
+              </w:rPr>
+              <w:t xml:space="preserve">Settings → Capabilities</w:t>
+            </w:r>
+            <w:r>
+              <w:t xml:space="preserve"> and toggle </w:t>
+            </w:r>
+            <w:r>
+              <w:rPr>
+                <w:b/>
+                <w:bCs/>
+                <w:color w:val="2E74B5"/>
+              </w:rPr>
+              <w:t xml:space="preserve">"Code execution and file creation"</w:t>
+            </w:r>
+            <w:r>
+              <w:t xml:space="preserve"> on. This is what lets Claude actually build the Excel or Word file a tool asks for, instead of just describing it in the chat. Available on Free, Pro, Max, Team, and Enterprise plans — on web, desktop, and mobile. (Web search is the other setting you’ll need; see the full settings table below.)</w:t>
+            </w:r>
+          </w:p>
+        </w:tc>
+      </w:tr>
+    </w:tbl>
+    <w:p>
+      <w:pPr>
+        <w:pStyle w:val="Compact"/>
+      </w:pPr>
     </w:p>
     <w:bookmarkStart w:id="21" w:name="what-this-suite-is"/>
     <w:p>
@@ -160,79 +178,7 @@
         <w:pStyle w:val="FirstParagraph"/>
       </w:pPr>
       <w:r>
-        <w:t xml:space="preserve">This is a set of eight free, standalone web tools that turn a job search</w:t>
-      </w:r>
-      <w:r>
-        <w:t xml:space="preserve"> </w:t>
-      </w:r>
-      <w:r>
-        <w:t xml:space="preserve">— or just staying visible in your field, or protecting yourself from</w:t>
-      </w:r>
-      <w:r>
-        <w:t xml:space="preserve"> </w:t>
-      </w:r>
-      <w:r>
-        <w:t xml:space="preserve">scams while you search — into a repeatable process instead of a blank</w:t>
-      </w:r>
-      <w:r>
-        <w:t xml:space="preserve"> </w:t>
-      </w:r>
-      <w:r>
-        <w:t xml:space="preserve">page every time. Six of them cover the job-search funnel end to end:</w:t>
-      </w:r>
-      <w:r>
-        <w:t xml:space="preserve"> </w:t>
-      </w:r>
-      <w:r>
-        <w:t xml:space="preserve">finding and ranking the right companies, checking who’s actually hiring</w:t>
-      </w:r>
-      <w:r>
-        <w:t xml:space="preserve"> </w:t>
-      </w:r>
-      <w:r>
-        <w:t xml:space="preserve">right now, tailoring a resume and cover letter to a real posting,</w:t>
-      </w:r>
-      <w:r>
-        <w:t xml:space="preserve"> </w:t>
-      </w:r>
-      <w:r>
-        <w:t xml:space="preserve">drafting the outreach messages to actually reach someone, building a</w:t>
-      </w:r>
-      <w:r>
-        <w:t xml:space="preserve"> </w:t>
-      </w:r>
-      <w:r>
-        <w:t xml:space="preserve">real prep guide once an interview actually lands, and negotiating the</w:t>
-      </w:r>
-      <w:r>
-        <w:t xml:space="preserve"> </w:t>
-      </w:r>
-      <w:r>
-        <w:t xml:space="preserve">actual offer once one comes in. A seventh is a separate, ongoing tool</w:t>
-      </w:r>
-      <w:r>
-        <w:t xml:space="preserve"> </w:t>
-      </w:r>
-      <w:r>
-        <w:t xml:space="preserve">for sharing on-brand articles on LinkedIn, whether or not you’re</w:t>
-      </w:r>
-      <w:r>
-        <w:t xml:space="preserve"> </w:t>
-      </w:r>
-      <w:r>
-        <w:t xml:space="preserve">actively job hunting. An eighth screens incoming recruiter messages or</w:t>
-      </w:r>
-      <w:r>
-        <w:t xml:space="preserve"> </w:t>
-      </w:r>
-      <w:r>
-        <w:t xml:space="preserve">job postings for known scam patterns, since fake recruiter outreach and</w:t>
-      </w:r>
-      <w:r>
-        <w:t xml:space="preserve"> </w:t>
-      </w:r>
-      <w:r>
-        <w:t xml:space="preserve">fake job listings have both become common.</w:t>
+        <w:t xml:space="preserve">This is a set of eight free, standalone web tools that turn a job search — or just staying visible in your field, or protecting yourself from scams while you search — into a repeatable process instead of a blank page every time. Six of them cover the job-search funnel end to end: finding and ranking the right companies, checking who’s actually hiring right now, tailoring a resume and cover letter to a real posting, drafting the outreach messages to actually reach someone, building a real prep guide once an interview actually lands, and negotiating the actual offer once one comes in. A seventh is a separate, ongoing tool for sharing on-brand articles on LinkedIn, whether or not you’re actively job hunting. An eighth screens incoming recruiter messages or job postings for known scam patterns, since fake recruiter outreach and fake job listings have both become common.</w:t>
       </w:r>
     </w:p>
     <w:p>
@@ -240,43 +186,7 @@
         <w:pStyle w:val="BodyText"/>
       </w:pPr>
       <w:r>
-        <w:t xml:space="preserve">Seven of the eight tools work the same simple way: you fill in a short</w:t>
-      </w:r>
-      <w:r>
-        <w:t xml:space="preserve"> </w:t>
-      </w:r>
-      <w:r>
-        <w:t xml:space="preserve">form on a web page, it builds a complete, ready-to-use prompt, you copy</w:t>
-      </w:r>
-      <w:r>
-        <w:t xml:space="preserve"> </w:t>
-      </w:r>
-      <w:r>
-        <w:t xml:space="preserve">that prompt into a conversation with Claude, and Claude does the actual</w:t>
-      </w:r>
-      <w:r>
-        <w:t xml:space="preserve"> </w:t>
-      </w:r>
-      <w:r>
-        <w:t xml:space="preserve">research, writing, or drafting. The eighth — Recruiter Message &amp; Job</w:t>
-      </w:r>
-      <w:r>
-        <w:t xml:space="preserve"> </w:t>
-      </w:r>
-      <w:r>
-        <w:t xml:space="preserve">Posting Sanity Check — is different on purpose: it runs the entire</w:t>
-      </w:r>
-      <w:r>
-        <w:t xml:space="preserve"> </w:t>
-      </w:r>
-      <w:r>
-        <w:t xml:space="preserve">check in your browser and hands you a finished result immediately, with</w:t>
-      </w:r>
-      <w:r>
-        <w:t xml:space="preserve"> </w:t>
-      </w:r>
-      <w:r>
-        <w:t xml:space="preserve">no separate Claude conversation required.</w:t>
+        <w:t xml:space="preserve">Seven of the eight tools work the same simple way: you fill in a short form on a web page, it builds a complete, ready-to-use prompt, you copy that prompt into a conversation with Claude, and Claude does the actual research, writing, or drafting. The eighth — Recruiter Message &amp; Job Posting Sanity Check — is different on purpose: it runs the entire check in your browser and hands you a finished result immediately, with no separate Claude conversation required.</w:t>
       </w:r>
     </w:p>
     <w:p>
@@ -291,64 +201,7 @@
         <w:t xml:space="preserve">Disclaimer:</w:t>
       </w:r>
       <w:r>
-        <w:t xml:space="preserve"> </w:t>
-      </w:r>
-      <w:r>
-        <w:t xml:space="preserve">These tools are aids, not authorities. The seven</w:t>
-      </w:r>
-      <w:r>
-        <w:t xml:space="preserve"> </w:t>
-      </w:r>
-      <w:r>
-        <w:t xml:space="preserve">prompt-building tools hand off to Claude for the actual research,</w:t>
-      </w:r>
-      <w:r>
-        <w:t xml:space="preserve"> </w:t>
-      </w:r>
-      <w:r>
-        <w:t xml:space="preserve">writing, or drafting — review every output before relying on it, since</w:t>
-      </w:r>
-      <w:r>
-        <w:t xml:space="preserve"> </w:t>
-      </w:r>
-      <w:r>
-        <w:t xml:space="preserve">researched facts (company details, job postings, interviewer</w:t>
-      </w:r>
-      <w:r>
-        <w:t xml:space="preserve"> </w:t>
-      </w:r>
-      <w:r>
-        <w:t xml:space="preserve">backgrounds, salary data, and similar) can be incomplete, outdated, or</w:t>
-      </w:r>
-      <w:r>
-        <w:t xml:space="preserve"> </w:t>
-      </w:r>
-      <w:r>
-        <w:t xml:space="preserve">wrong. The Recruiter Message &amp; Job Posting Sanity Check is a</w:t>
-      </w:r>
-      <w:r>
-        <w:t xml:space="preserve"> </w:t>
-      </w:r>
-      <w:r>
-        <w:t xml:space="preserve">pattern-matching screen only; it cannot verify anyone’s identity, a</w:t>
-      </w:r>
-      <w:r>
-        <w:t xml:space="preserve"> </w:t>
-      </w:r>
-      <w:r>
-        <w:t xml:space="preserve">company’s legitimacy, or a listing’s legitimacy, and neither a clean nor</w:t>
-      </w:r>
-      <w:r>
-        <w:t xml:space="preserve"> </w:t>
-      </w:r>
-      <w:r>
-        <w:t xml:space="preserve">a flagged result is a final answer. Treat every result across the suite</w:t>
-      </w:r>
-      <w:r>
-        <w:t xml:space="preserve"> </w:t>
-      </w:r>
-      <w:r>
-        <w:t xml:space="preserve">as a starting point for your own judgment, not a substitute for it.</w:t>
+        <w:t xml:space="preserve"> These tools are aids, not authorities. The seven prompt-building tools hand off to Claude for the actual research, writing, or drafting — review every output before relying on it, since researched facts (company details, job postings, interviewer backgrounds, salary data, and similar) can be incomplete, outdated, or wrong. The Recruiter Message &amp; Job Posting Sanity Check is a pattern-matching screen only; it cannot verify anyone’s identity, a company’s legitimacy, or a listing’s legitimacy, and neither a clean nor a flagged result is a final answer. Treat every result across the suite as a starting point for your own judgment, not a substitute for it.</w:t>
       </w:r>
     </w:p>
     <w:bookmarkEnd w:id="21"/>
@@ -376,13 +229,7 @@
         <w:pStyle w:val="FirstParagraph"/>
       </w:pPr>
       <w:r>
-        <w:t xml:space="preserve">Everything in this suite falls into one of two groups, and it helps to</w:t>
-      </w:r>
-      <w:r>
-        <w:t xml:space="preserve"> </w:t>
-      </w:r>
-      <w:r>
-        <w:t xml:space="preserve">know which before you open anything:</w:t>
+        <w:t xml:space="preserve">Everything in this suite falls into one of two groups, and it helps to know which before you open anything:</w:t>
       </w:r>
     </w:p>
     <w:p>
@@ -400,94 +247,7 @@
         <w:t xml:space="preserve">The 6-step funnel (Steps 1–5):</w:t>
       </w:r>
       <w:r>
-        <w:t xml:space="preserve"> </w:t>
-      </w:r>
-      <w:r>
-        <w:t xml:space="preserve">Target Company Prompt Builder</w:t>
-      </w:r>
-      <w:r>
-        <w:t xml:space="preserve"> </w:t>
-      </w:r>
-      <w:r>
-        <w:t xml:space="preserve">(Step 1, Research) runs first — everything downstream depends on</w:t>
-      </w:r>
-      <w:r>
-        <w:t xml:space="preserve"> </w:t>
-      </w:r>
-      <w:r>
-        <w:t xml:space="preserve">the ranked tracker it produces. Job Posting Finder (Step 2, Verify)</w:t>
-      </w:r>
-      <w:r>
-        <w:t xml:space="preserve"> </w:t>
-      </w:r>
-      <w:r>
-        <w:t xml:space="preserve">needs that tracker’s Suggested Priority Rank to know which companies</w:t>
-      </w:r>
-      <w:r>
-        <w:t xml:space="preserve"> </w:t>
-      </w:r>
-      <w:r>
-        <w:t xml:space="preserve">are worth searching. Resume &amp; Cover Letter Tailoring (Step 3a) and</w:t>
-      </w:r>
-      <w:r>
-        <w:t xml:space="preserve"> </w:t>
-      </w:r>
-      <w:r>
-        <w:t xml:space="preserve">Outreach Message Builder (Step 3b) — both Apply/Connect — have</w:t>
-      </w:r>
-      <w:r>
-        <w:t xml:space="preserve"> </w:t>
-      </w:r>
-      <w:r>
-        <w:t xml:space="preserve">no fixed order between them — network first and tailor your resume</w:t>
-      </w:r>
-      <w:r>
-        <w:t xml:space="preserve"> </w:t>
-      </w:r>
-      <w:r>
-        <w:t xml:space="preserve">once a real opening exists, or find a posting first and tailor</w:t>
-      </w:r>
-      <w:r>
-        <w:t xml:space="preserve"> </w:t>
-      </w:r>
-      <w:r>
-        <w:t xml:space="preserve">immediately, then follow up with outreach. Both are legitimate.</w:t>
-      </w:r>
-      <w:r>
-        <w:t xml:space="preserve"> </w:t>
-      </w:r>
-      <w:r>
-        <w:t xml:space="preserve">Interview Prep Guide Builder (Step 4, Interview) comes after Step 3</w:t>
-      </w:r>
-      <w:r>
-        <w:t xml:space="preserve"> </w:t>
-      </w:r>
-      <w:r>
-        <w:t xml:space="preserve">actually lands an interview, whichever path got you there. Salary</w:t>
-      </w:r>
-      <w:r>
-        <w:t xml:space="preserve"> </w:t>
-      </w:r>
-      <w:r>
-        <w:t xml:space="preserve">Negotiator (Step 5, Negotiate) comes after Step 4 actually produces</w:t>
-      </w:r>
-      <w:r>
-        <w:t xml:space="preserve"> </w:t>
-      </w:r>
-      <w:r>
-        <w:t xml:space="preserve">an offer — it’s the direct sequel to the salary-range coaching in</w:t>
-      </w:r>
-      <w:r>
-        <w:t xml:space="preserve"> </w:t>
-      </w:r>
-      <w:r>
-        <w:t xml:space="preserve">Interview Prep’s Recruiter Screen mode, for once a real number is on</w:t>
-      </w:r>
-      <w:r>
-        <w:t xml:space="preserve"> </w:t>
-      </w:r>
-      <w:r>
-        <w:t xml:space="preserve">the table.</w:t>
+        <w:t xml:space="preserve"> Target Company Prompt Builder (Step 1, Research) runs first — everything downstream depends on the ranked tracker it produces. Job Posting Finder (Step 2, Verify) needs that tracker’s Suggested Priority Rank to know which companies are worth searching. Resume &amp; Cover Letter Tailoring (Step 3a) and Outreach Message Builder (Step 3b) — both Apply/Connect — have no fixed order between them — network first and tailor your resume once a real opening exists, or find a posting first and tailor immediately, then follow up with outreach. Both are legitimate. Interview Prep Guide Builder (Step 4, Interview) comes after Step 3 actually lands an interview, whichever path got you there. Salary Negotiator (Step 5, Negotiate) comes after Step 4 actually produces an offer — it’s the direct sequel to the salary-range coaching in Interview Prep’s Recruiter Screen mode, for once a real number is on the table.</w:t>
       </w:r>
     </w:p>
     <w:p>
@@ -505,28 +265,7 @@
         <w:t xml:space="preserve">The 2 ongoing tools:</w:t>
       </w:r>
       <w:r>
-        <w:t xml:space="preserve"> </w:t>
-      </w:r>
-      <w:r>
-        <w:t xml:space="preserve">LinkedIn Article Share Builder (staying</w:t>
-      </w:r>
-      <w:r>
-        <w:t xml:space="preserve"> </w:t>
-      </w:r>
-      <w:r>
-        <w:t xml:space="preserve">visible) and Recruiter Message &amp; Job Posting Sanity Check (screening</w:t>
-      </w:r>
-      <w:r>
-        <w:t xml:space="preserve"> </w:t>
-      </w:r>
-      <w:r>
-        <w:t xml:space="preserve">incoming messages or postings) aren’t steps in the funnel — use</w:t>
-      </w:r>
-      <w:r>
-        <w:t xml:space="preserve"> </w:t>
-      </w:r>
-      <w:r>
-        <w:t xml:space="preserve">them any time, whether or not you’re actively job hunting.</w:t>
+        <w:t xml:space="preserve"> LinkedIn Article Share Builder (staying visible) and Recruiter Message &amp; Job Posting Sanity Check (screening incoming messages or postings) aren’t steps in the funnel — use them any time, whether or not you’re actively job hunting.</w:t>
       </w:r>
     </w:p>
     <w:bookmarkEnd w:id="23"/>
@@ -544,19 +283,7 @@
         <w:pStyle w:val="FirstParagraph"/>
       </w:pPr>
       <w:r>
-        <w:t xml:space="preserve">Every tool except Recruiter Message &amp; Job Posting Sanity Check follows</w:t>
-      </w:r>
-      <w:r>
-        <w:t xml:space="preserve"> </w:t>
-      </w:r>
-      <w:r>
-        <w:t xml:space="preserve">the identical mechanical pattern, so it’s worth understanding once</w:t>
-      </w:r>
-      <w:r>
-        <w:t xml:space="preserve"> </w:t>
-      </w:r>
-      <w:r>
-        <w:t xml:space="preserve">rather than per tool:</w:t>
+        <w:t xml:space="preserve">Every tool except Recruiter Message &amp; Job Posting Sanity Check follows the identical mechanical pattern, so it’s worth understanding once rather than per tool:</w:t>
       </w:r>
     </w:p>
     <w:p>
@@ -567,13 +294,7 @@
         </w:numPr>
       </w:pPr>
       <w:r>
-        <w:t xml:space="preserve">Open the tool’s .html file in any browser — no install, no</w:t>
-      </w:r>
-      <w:r>
-        <w:t xml:space="preserve"> </w:t>
-      </w:r>
-      <w:r>
-        <w:t xml:space="preserve">account. Fill in a short form.</w:t>
+        <w:t xml:space="preserve">Open the tool’s .html file in any browser — no install, no account. Fill in a short form.</w:t>
       </w:r>
     </w:p>
     <w:p>
@@ -584,13 +305,7 @@
         </w:numPr>
       </w:pPr>
       <w:r>
-        <w:t xml:space="preserve">The tool assembles a complete, detailed prompt entirely in your</w:t>
-      </w:r>
-      <w:r>
-        <w:t xml:space="preserve"> </w:t>
-      </w:r>
-      <w:r>
-        <w:t xml:space="preserve">browser as you type — nothing you enter is sent anywhere.</w:t>
+        <w:t xml:space="preserve">The tool assembles a complete, detailed prompt entirely in your browser as you type — nothing you enter is sent anywhere.</w:t>
       </w:r>
     </w:p>
     <w:p>
@@ -601,13 +316,7 @@
         </w:numPr>
       </w:pPr>
       <w:r>
-        <w:t xml:space="preserve">Click Copy prompt (or Download .txt), then paste it into a new</w:t>
-      </w:r>
-      <w:r>
-        <w:t xml:space="preserve"> </w:t>
-      </w:r>
-      <w:r>
-        <w:t xml:space="preserve">Claude conversation.</w:t>
+        <w:t xml:space="preserve">Click Copy prompt (or Download .txt), then paste it into a new Claude conversation.</w:t>
       </w:r>
     </w:p>
     <w:p>
@@ -618,13 +327,7 @@
         </w:numPr>
       </w:pPr>
       <w:r>
-        <w:t xml:space="preserve">Claude executes the actual work — live web research, writing, or</w:t>
-      </w:r>
-      <w:r>
-        <w:t xml:space="preserve"> </w:t>
-      </w:r>
-      <w:r>
-        <w:t xml:space="preserve">file-building — and returns the result in that conversation.</w:t>
+        <w:t xml:space="preserve">Claude executes the actual work — live web research, writing, or file-building — and returns the result in that conversation.</w:t>
       </w:r>
     </w:p>
     <w:p>
@@ -635,31 +338,7 @@
         </w:numPr>
       </w:pPr>
       <w:r>
-        <w:t xml:space="preserve">Review the result before relying on it. Every generated prompt</w:t>
-      </w:r>
-      <w:r>
-        <w:t xml:space="preserve"> </w:t>
-      </w:r>
-      <w:r>
-        <w:t xml:space="preserve">includes an explicit "execute this directly, don’t ask clarifying</w:t>
-      </w:r>
-      <w:r>
-        <w:t xml:space="preserve"> </w:t>
-      </w:r>
-      <w:r>
-        <w:t xml:space="preserve">questions first" instruction, aimed at heading off tools (e.g.</w:t>
-      </w:r>
-      <w:r>
-        <w:t xml:space="preserve"> </w:t>
-      </w:r>
-      <w:r>
-        <w:t xml:space="preserve">ChatGPT) that sometimes respond with a plan or questions instead of</w:t>
-      </w:r>
-      <w:r>
-        <w:t xml:space="preserve"> </w:t>
-      </w:r>
-      <w:r>
-        <w:t xml:space="preserve">just running the task.</w:t>
+        <w:t xml:space="preserve">Review the result before relying on it. Every generated prompt includes an explicit "execute this directly, don’t ask clarifying questions first" instruction, aimed at heading off tools (e.g. ChatGPT) that sometimes respond with a plan or questions instead of just running the task.</w:t>
       </w:r>
     </w:p>
     <w:p>
@@ -671,49 +350,7 @@
           <w:iCs/>
           <w:i/>
         </w:rPr>
-        <w:t xml:space="preserve">Recruiter Message &amp; Job Posting Sanity Check breaks this pattern on</w:t>
-      </w:r>
-      <w:r>
-        <w:rPr>
-          <w:iCs/>
-          <w:i/>
-        </w:rPr>
-        <w:t xml:space="preserve"> </w:t>
-      </w:r>
-      <w:r>
-        <w:rPr>
-          <w:iCs/>
-          <w:i/>
-        </w:rPr>
-        <w:t xml:space="preserve">purpose — it runs the entire scan client-side and shows you a</w:t>
-      </w:r>
-      <w:r>
-        <w:rPr>
-          <w:iCs/>
-          <w:i/>
-        </w:rPr>
-        <w:t xml:space="preserve"> </w:t>
-      </w:r>
-      <w:r>
-        <w:rPr>
-          <w:iCs/>
-          <w:i/>
-        </w:rPr>
-        <w:t xml:space="preserve">finished, scored result immediately. No prompt, no Claude conversation,</w:t>
-      </w:r>
-      <w:r>
-        <w:rPr>
-          <w:iCs/>
-          <w:i/>
-        </w:rPr>
-        <w:t xml:space="preserve"> </w:t>
-      </w:r>
-      <w:r>
-        <w:rPr>
-          <w:iCs/>
-          <w:i/>
-        </w:rPr>
-        <w:t xml:space="preserve">no waiting.</w:t>
+        <w:t xml:space="preserve">Recruiter Message &amp; Job Posting Sanity Check breaks this pattern on purpose — it runs the entire scan client-side and shows you a finished, scored result immediately. No prompt, no Claude conversation, no waiting.</w:t>
       </w:r>
     </w:p>
     <w:bookmarkEnd w:id="24"/>
@@ -731,13 +368,7 @@
         <w:pStyle w:val="FirstParagraph"/>
       </w:pPr>
       <w:r>
-        <w:t xml:space="preserve">Two Claude capabilities cover every requirement across all eight tools</w:t>
-      </w:r>
-      <w:r>
-        <w:t xml:space="preserve"> </w:t>
-      </w:r>
-      <w:r>
-        <w:t xml:space="preserve">— check this once rather than hunting per tool:</w:t>
+        <w:t xml:space="preserve">Two Claude capabilities cover every requirement across all eight tools — check this once rather than hunting per tool:</w:t>
       </w:r>
     </w:p>
     <w:tbl>
@@ -826,133 +457,19 @@
               <w:jc w:val="left"/>
             </w:pPr>
             <w:r>
-              <w:t xml:space="preserve">Job Posting Finder (always),</w:t>
-            </w:r>
-            <w:r>
-              <w:t xml:space="preserve"> </w:t>
-            </w:r>
-            <w:r>
-              <w:t xml:space="preserve">LinkedIn Article Share Builder</w:t>
-            </w:r>
-            <w:r>
-              <w:t xml:space="preserve"> </w:t>
-            </w:r>
-            <w:r>
-              <w:t xml:space="preserve">(always), Target Company Prompt</w:t>
-            </w:r>
-            <w:r>
-              <w:t xml:space="preserve"> </w:t>
-            </w:r>
-            <w:r>
-              <w:t xml:space="preserve">Builder (for live research),</w:t>
-            </w:r>
-            <w:r>
-              <w:t xml:space="preserve"> </w:t>
-            </w:r>
-            <w:r>
-              <w:t xml:space="preserve">Interview Prep Guide Builder</w:t>
-            </w:r>
-            <w:r>
-              <w:t xml:space="preserve"> </w:t>
-            </w:r>
-            <w:r>
-              <w:t xml:space="preserve">(for company/interviewer/salary</w:t>
-            </w:r>
-            <w:r>
-              <w:t xml:space="preserve"> </w:t>
-            </w:r>
-            <w:r>
-              <w:t xml:space="preserve">research), Salary Negotiator</w:t>
-            </w:r>
-            <w:r>
-              <w:t xml:space="preserve"> </w:t>
-            </w:r>
-            <w:r>
-              <w:t xml:space="preserve">(for market and</w:t>
-            </w:r>
-            <w:r>
-              <w:t xml:space="preserve"> </w:t>
-            </w:r>
-            <w:r>
-              <w:t xml:space="preserve">company-specific compensation</w:t>
-            </w:r>
-            <w:r>
-              <w:t xml:space="preserve"> </w:t>
-            </w:r>
-            <w:r>
-              <w:t xml:space="preserve">research, always), Resume &amp;</w:t>
-            </w:r>
-            <w:r>
-              <w:t xml:space="preserve"> </w:t>
-            </w:r>
-            <w:r>
-              <w:t xml:space="preserve">Cover Letter Tailoring (only if</w:t>
-            </w:r>
-            <w:r>
-              <w:t xml:space="preserve"> </w:t>
-            </w:r>
-            <w:r>
-              <w:t xml:space="preserve">recruiter identificatio is left</w:t>
-            </w:r>
-            <w:r>
-              <w:t xml:space="preserve"> </w:t>
-            </w:r>
-            <w:r>
-              <w:t xml:space="preserve">on)</w:t>
-            </w:r>
-          </w:p>
-        </w:tc>
-        <w:tc>
-          <w:tcPr/>
-          <w:p>
-            <w:pPr>
-              <w:pStyle w:val="Compact"/>
-              <w:jc w:val="left"/>
-            </w:pPr>
-            <w:r>
-              <w:t xml:space="preserve">Click the + (or</w:t>
-            </w:r>
-            <w:r>
-              <w:t xml:space="preserve"> </w:t>
-            </w:r>
-            <w:r>
-              <w:t xml:space="preserve">slider) icon in the</w:t>
-            </w:r>
-            <w:r>
-              <w:t xml:space="preserve"> </w:t>
-            </w:r>
-            <w:r>
-              <w:t xml:space="preserve">chat input, find Web</w:t>
-            </w:r>
-            <w:r>
-              <w:t xml:space="preserve"> </w:t>
-            </w:r>
-            <w:r>
-              <w:t xml:space="preserve">search, toggle it on.</w:t>
-            </w:r>
-            <w:r>
-              <w:t xml:space="preserve"> </w:t>
-            </w:r>
-            <w:r>
-              <w:t xml:space="preserve">Team/Enterprise</w:t>
-            </w:r>
-            <w:r>
-              <w:t xml:space="preserve"> </w:t>
-            </w:r>
-            <w:r>
-              <w:t xml:space="preserve">accounts may need an</w:t>
-            </w:r>
-            <w:r>
-              <w:t xml:space="preserve"> </w:t>
-            </w:r>
-            <w:r>
-              <w:t xml:space="preserve">admin to enable it</w:t>
-            </w:r>
-            <w:r>
-              <w:t xml:space="preserve"> </w:t>
-            </w:r>
-            <w:r>
-              <w:t xml:space="preserve">workspace-wide first.</w:t>
+              <w:t xml:space="preserve">Job Posting Finder (always), LinkedIn Article Share Builder (always), Target Company Prompt Builder (for live research), Interview Prep Guide Builder (for company/interviewer/salary research), Salary Negotiator (for market and company-specific compensation research, always), Resume &amp; Cover Letter Tailoring (only if recruiter identificatio is left on)</w:t>
+            </w:r>
+          </w:p>
+        </w:tc>
+        <w:tc>
+          <w:tcPr/>
+          <w:p>
+            <w:pPr>
+              <w:pStyle w:val="Compact"/>
+              <w:jc w:val="left"/>
+            </w:pPr>
+            <w:r>
+              <w:t xml:space="preserve">Click the + (or slider) icon in the chat input, find Web search, toggle it on. Team/Enterprise accounts may need an admin to enable it workspace-wide first.</w:t>
             </w:r>
           </w:p>
         </w:tc>
@@ -966,103 +483,31 @@
               <w:jc w:val="left"/>
             </w:pPr>
             <w:r>
-              <w:t xml:space="preserve">Code execution and</w:t>
-            </w:r>
-            <w:r>
-              <w:t xml:space="preserve"> </w:t>
-            </w:r>
-            <w:r>
-              <w:t xml:space="preserve">file creation</w:t>
-            </w:r>
-          </w:p>
-        </w:tc>
-        <w:tc>
-          <w:tcPr/>
-          <w:p>
-            <w:pPr>
-              <w:pStyle w:val="Compact"/>
-              <w:jc w:val="left"/>
-            </w:pPr>
-            <w:r>
-              <w:t xml:space="preserve">Any tool where you choose an</w:t>
-            </w:r>
-            <w:r>
-              <w:t xml:space="preserve"> </w:t>
-            </w:r>
-            <w:r>
-              <w:t xml:space="preserve">Excel or Word document output</w:t>
-            </w:r>
-            <w:r>
-              <w:t xml:space="preserve"> </w:t>
-            </w:r>
-            <w:r>
-              <w:t xml:space="preserve">(Target Company Prompt Builder,</w:t>
-            </w:r>
-            <w:r>
-              <w:t xml:space="preserve"> </w:t>
-            </w:r>
-            <w:r>
-              <w:t xml:space="preserve">Resume &amp; Cover Letter</w:t>
-            </w:r>
-            <w:r>
-              <w:t xml:space="preserve"> </w:t>
-            </w:r>
-            <w:r>
-              <w:t xml:space="preserve">Tailoring, Outreach Message</w:t>
-            </w:r>
-            <w:r>
-              <w:t xml:space="preserve"> </w:t>
-            </w:r>
-            <w:r>
-              <w:t xml:space="preserve">Builder, Interview Prep Guide</w:t>
-            </w:r>
-            <w:r>
-              <w:t xml:space="preserve"> </w:t>
-            </w:r>
-            <w:r>
-              <w:t xml:space="preserve">Builder, Salary Negotiator),</w:t>
-            </w:r>
-            <w:r>
-              <w:t xml:space="preserve"> </w:t>
-            </w:r>
-            <w:r>
-              <w:t xml:space="preserve">plus LinkedIn Article Share</w:t>
-            </w:r>
-            <w:r>
-              <w:t xml:space="preserve"> </w:t>
-            </w:r>
-            <w:r>
-              <w:t xml:space="preserve">Builder if artwork generation</w:t>
-            </w:r>
-            <w:r>
-              <w:t xml:space="preserve"> </w:t>
-            </w:r>
-            <w:r>
-              <w:t xml:space="preserve">is on</w:t>
-            </w:r>
-          </w:p>
-        </w:tc>
-        <w:tc>
-          <w:tcPr/>
-          <w:p>
-            <w:pPr>
-              <w:pStyle w:val="Compact"/>
-              <w:jc w:val="left"/>
-            </w:pPr>
-            <w:r>
-              <w:t xml:space="preserve">Settings →</w:t>
-            </w:r>
-            <w:r>
-              <w:t xml:space="preserve"> </w:t>
-            </w:r>
-            <w:r>
-              <w:t xml:space="preserve">Capabilities, toggle</w:t>
-            </w:r>
-            <w:r>
-              <w:t xml:space="preserve"> </w:t>
-            </w:r>
-            <w:r>
-              <w:t xml:space="preserve">it on.</w:t>
+              <w:t xml:space="preserve">Code execution and file creation</w:t>
+            </w:r>
+          </w:p>
+        </w:tc>
+        <w:tc>
+          <w:tcPr/>
+          <w:p>
+            <w:pPr>
+              <w:pStyle w:val="Compact"/>
+              <w:jc w:val="left"/>
+            </w:pPr>
+            <w:r>
+              <w:t xml:space="preserve">Any tool where you choose an Excel or Word document output (Target Company Prompt Builder, Resume &amp; Cover Letter Tailoring, Outreach Message Builder, Interview Prep Guide Builder, Salary Negotiator), plus LinkedIn Article Share Builder if artwork generation is on</w:t>
+            </w:r>
+          </w:p>
+        </w:tc>
+        <w:tc>
+          <w:tcPr/>
+          <w:p>
+            <w:pPr>
+              <w:pStyle w:val="Compact"/>
+              <w:jc w:val="left"/>
+            </w:pPr>
+            <w:r>
+              <w:t xml:space="preserve">Settings → Capabilities, toggle it on.</w:t>
             </w:r>
           </w:p>
         </w:tc>
@@ -1088,37 +533,19 @@
               <w:jc w:val="left"/>
             </w:pPr>
             <w:r>
-              <w:t xml:space="preserve">Recruiter Message &amp; Job Posting</w:t>
-            </w:r>
-            <w:r>
-              <w:t xml:space="preserve"> </w:t>
-            </w:r>
-            <w:r>
-              <w:t xml:space="preserve">Sanity Check — it never</w:t>
-            </w:r>
-            <w:r>
-              <w:t xml:space="preserve"> </w:t>
-            </w:r>
-            <w:r>
-              <w:t xml:space="preserve">leaves your browser</w:t>
-            </w:r>
-          </w:p>
-        </w:tc>
-        <w:tc>
-          <w:tcPr/>
-          <w:p>
-            <w:pPr>
-              <w:pStyle w:val="Compact"/>
-              <w:jc w:val="left"/>
-            </w:pPr>
-            <w:r>
-              <w:t xml:space="preserve">N/A — nothing to</w:t>
-            </w:r>
-            <w:r>
-              <w:t xml:space="preserve"> </w:t>
-            </w:r>
-            <w:r>
-              <w:t xml:space="preserve">enable</w:t>
+              <w:t xml:space="preserve">Recruiter Message &amp; Job Posting Sanity Check — it never leaves your browser</w:t>
+            </w:r>
+          </w:p>
+        </w:tc>
+        <w:tc>
+          <w:tcPr/>
+          <w:p>
+            <w:pPr>
+              <w:pStyle w:val="Compact"/>
+              <w:jc w:val="left"/>
+            </w:pPr>
+            <w:r>
+              <w:t xml:space="preserve">N/A — nothing to enable</w:t>
             </w:r>
           </w:p>
         </w:tc>
@@ -1139,13 +566,7 @@
         <w:pStyle w:val="FirstParagraph"/>
       </w:pPr>
       <w:r>
-        <w:t xml:space="preserve">If this is your first time through the suite, here’s the fastest path to</w:t>
-      </w:r>
-      <w:r>
-        <w:t xml:space="preserve"> </w:t>
-      </w:r>
-      <w:r>
-        <w:t xml:space="preserve">a genuinely useful result:</w:t>
+        <w:t xml:space="preserve">If this is your first time through the suite, here’s the fastest path to a genuinely useful result:</w:t>
       </w:r>
     </w:p>
     <w:p>
@@ -1156,19 +577,7 @@
         </w:numPr>
       </w:pPr>
       <w:r>
-        <w:t xml:space="preserve">Have ready: your target industry or a few companies you already</w:t>
-      </w:r>
-      <w:r>
-        <w:t xml:space="preserve"> </w:t>
-      </w:r>
-      <w:r>
-        <w:t xml:space="preserve">know, your resume text, and (optionally) a LinkedIn contacts export</w:t>
-      </w:r>
-      <w:r>
-        <w:t xml:space="preserve"> </w:t>
-      </w:r>
-      <w:r>
-        <w:t xml:space="preserve">if you want warm-introduction matching later.</w:t>
+        <w:t xml:space="preserve">Have ready: your target industry or a few companies you already know, your resume text, and (optionally) a LinkedIn contacts export if you want warm-introduction matching later.</w:t>
       </w:r>
     </w:p>
     <w:p>
@@ -1179,19 +588,7 @@
         </w:numPr>
       </w:pPr>
       <w:r>
-        <w:t xml:space="preserve">Start with Target Company Prompt Builder. Fill in your starting</w:t>
-      </w:r>
-      <w:r>
-        <w:t xml:space="preserve"> </w:t>
-      </w:r>
-      <w:r>
-        <w:t xml:space="preserve">point and purpose, generate the prompt, run it in Claude with Web</w:t>
-      </w:r>
-      <w:r>
-        <w:t xml:space="preserve"> </w:t>
-      </w:r>
-      <w:r>
-        <w:t xml:space="preserve">search on, and save the resulting tracker.</w:t>
+        <w:t xml:space="preserve">Start with Target Company Prompt Builder. Fill in your starting point and purpose, generate the prompt, run it in Claude with Web search on, and save the resulting tracker.</w:t>
       </w:r>
     </w:p>
     <w:p>
@@ -1202,13 +599,7 @@
         </w:numPr>
       </w:pPr>
       <w:r>
-        <w:t xml:space="preserve">Open that tracker and look at the Suggested Priority Rank column —</w:t>
-      </w:r>
-      <w:r>
-        <w:t xml:space="preserve"> </w:t>
-      </w:r>
-      <w:r>
-        <w:t xml:space="preserve">that’s your shortlist for everything downstream.</w:t>
+        <w:t xml:space="preserve">Open that tracker and look at the Suggested Priority Rank column — that’s your shortlist for everything downstream.</w:t>
       </w:r>
     </w:p>
     <w:p>
@@ -1219,43 +610,7 @@
         </w:numPr>
       </w:pPr>
       <w:r>
-        <w:t xml:space="preserve">Take your top companies into Job Posting Finder to see who’s</w:t>
-      </w:r>
-      <w:r>
-        <w:t xml:space="preserve"> </w:t>
-      </w:r>
-      <w:r>
-        <w:t xml:space="preserve">actually hiring right now. Standard mode (title-driven search, the</w:t>
-      </w:r>
-      <w:r>
-        <w:t xml:space="preserve"> </w:t>
-      </w:r>
-      <w:r>
-        <w:t xml:space="preserve">default) works best at 15 companies or fewer; if you’re hunting</w:t>
-      </w:r>
-      <w:r>
-        <w:t xml:space="preserve"> </w:t>
-      </w:r>
-      <w:r>
-        <w:t xml:space="preserve">Director-level or above, turn on Senior/Executive Search instead —</w:t>
-      </w:r>
-      <w:r>
-        <w:t xml:space="preserve"> </w:t>
-      </w:r>
-      <w:r>
-        <w:t xml:space="preserve">it runs a fast broad Triage pass first (up to ~30 companies), then</w:t>
-      </w:r>
-      <w:r>
-        <w:t xml:space="preserve"> </w:t>
-      </w:r>
-      <w:r>
-        <w:t xml:space="preserve">a focused Deep Dive on the 5 or fewer companies worth the real</w:t>
-      </w:r>
-      <w:r>
-        <w:t xml:space="preserve"> </w:t>
-      </w:r>
-      <w:r>
-        <w:t xml:space="preserve">effort.</w:t>
+        <w:t xml:space="preserve">Take your top companies into Job Posting Finder to see who’s actually hiring right now. Standard mode (title-driven search, the default) works best at 15 companies or fewer; if you’re hunting Director-level or above, turn on Senior/Executive Search instead — it runs a fast broad Triage pass first (up to ~30 companies), then a focused Deep Dive on the 5 or fewer companies worth the real effort.</w:t>
       </w:r>
     </w:p>
     <w:p>
@@ -1266,25 +621,7 @@
         </w:numPr>
       </w:pPr>
       <w:r>
-        <w:t xml:space="preserve">For a company with a real, current opening, use Resume &amp; Cover</w:t>
-      </w:r>
-      <w:r>
-        <w:t xml:space="preserve"> </w:t>
-      </w:r>
-      <w:r>
-        <w:t xml:space="preserve">Letter Tailoring (Step 3a) on that specific posting, and/or Outreach</w:t>
-      </w:r>
-      <w:r>
-        <w:t xml:space="preserve"> </w:t>
-      </w:r>
-      <w:r>
-        <w:t xml:space="preserve">Message Builder (Step 3b) to reach out using the Key Contact and</w:t>
-      </w:r>
-      <w:r>
-        <w:t xml:space="preserve"> </w:t>
-      </w:r>
-      <w:r>
-        <w:t xml:space="preserve">Warm Introduction Path your tracker already found.</w:t>
+        <w:t xml:space="preserve">For a company with a real, current opening, use Resume &amp; Cover Letter Tailoring (Step 3a) on that specific posting, and/or Outreach Message Builder (Step 3b) to reach out using the Key Contact and Warm Introduction Path your tracker already found.</w:t>
       </w:r>
     </w:p>
     <w:p>
@@ -1295,19 +632,7 @@
         </w:numPr>
       </w:pPr>
       <w:r>
-        <w:t xml:space="preserve">Once an interview actually lands, use Interview Prep Guide Builder</w:t>
-      </w:r>
-      <w:r>
-        <w:t xml:space="preserve"> </w:t>
-      </w:r>
-      <w:r>
-        <w:t xml:space="preserve">(Step 4) — pick whichever of its three modes matches the interview</w:t>
-      </w:r>
-      <w:r>
-        <w:t xml:space="preserve"> </w:t>
-      </w:r>
-      <w:r>
-        <w:t xml:space="preserve">you’re prepping for.</w:t>
+        <w:t xml:space="preserve">Once an interview actually lands, use Interview Prep Guide Builder (Step 4) — pick whichever of its three modes matches the interview you’re prepping for.</w:t>
       </w:r>
     </w:p>
     <w:p>
@@ -1318,19 +643,7 @@
         </w:numPr>
       </w:pPr>
       <w:r>
-        <w:t xml:space="preserve">Once a real offer actually comes in, use Salary Negotiator (Step 5)</w:t>
-      </w:r>
-      <w:r>
-        <w:t xml:space="preserve"> </w:t>
-      </w:r>
-      <w:r>
-        <w:t xml:space="preserve">— give it the offer details you actually have, and only fill in a</w:t>
-      </w:r>
-      <w:r>
-        <w:t xml:space="preserve"> </w:t>
-      </w:r>
-      <w:r>
-        <w:t xml:space="preserve">competing offer if you genuinely have one.</w:t>
+        <w:t xml:space="preserve">Once a real offer actually comes in, use Salary Negotiator (Step 5) — give it the offer details you actually have, and only fill in a competing offer if you genuinely have one.</w:t>
       </w:r>
     </w:p>
     <w:p>
@@ -1341,19 +654,7 @@
         </w:numPr>
       </w:pPr>
       <w:r>
-        <w:t xml:space="preserve">Whenever you want to post something on LinkedIn or a recruiter</w:t>
-      </w:r>
-      <w:r>
-        <w:t xml:space="preserve"> </w:t>
-      </w:r>
-      <w:r>
-        <w:t xml:space="preserve">message or job posting looks off, the two ongoing tools are there</w:t>
-      </w:r>
-      <w:r>
-        <w:t xml:space="preserve"> </w:t>
-      </w:r>
-      <w:r>
-        <w:t xml:space="preserve">independent of where you are in the funnel above.</w:t>
+        <w:t xml:space="preserve">Whenever you want to post something on LinkedIn or a recruiter message or job posting looks off, the two ongoing tools are there independent of where you are in the funnel above.</w:t>
       </w:r>
     </w:p>
     <w:bookmarkEnd w:id="26"/>
@@ -1502,10 +803,7 @@
               <w:jc w:val="left"/>
             </w:pPr>
             <w:r>
-              <w:t xml:space="preserve">Three linked prompts on one page: an optional wide-net</w:t>
-            </w:r>
-            <w:r>
-              <w:t xml:space="preserve"> </w:t>
+              <w:t xml:space="preserve">Three linked prompts on one page: an optional wide-net </w:t>
             </w:r>
             <w:r>
               <w:rPr>
@@ -1515,13 +813,7 @@
               <w:t xml:space="preserve">Bulk Company Pull</w:t>
             </w:r>
             <w:r>
-              <w:t xml:space="preserve"> </w:t>
-            </w:r>
-            <w:r>
-              <w:t xml:space="preserve">(cheap, flat candidate list to prune by hand), the main</w:t>
-            </w:r>
-            <w:r>
-              <w:t xml:space="preserve"> </w:t>
+              <w:t xml:space="preserve"> (cheap, flat candidate list to prune by hand), the main </w:t>
             </w:r>
             <w:r>
               <w:rPr>
@@ -1531,13 +823,7 @@
               <w:t xml:space="preserve">Full Research Tracker</w:t>
             </w:r>
             <w:r>
-              <w:t xml:space="preserve"> </w:t>
-            </w:r>
-            <w:r>
-              <w:t xml:space="preserve">(researches and ranks companies via a competitor-cascade discovery method — not NAICS-code search; builds a formatted Excel tracker, 31–36 columns, with a computed Suggested Priority Rank; optional manual two-tier output), and</w:t>
-            </w:r>
-            <w:r>
-              <w:t xml:space="preserve"> </w:t>
+              <w:t xml:space="preserve"> (researches and ranks companies via a competitor-cascade discovery method — not NAICS-code search; builds a formatted Excel tracker, 31–36 columns, with a computed Suggested Priority Rank; optional manual two-tier output), and </w:t>
             </w:r>
             <w:r>
               <w:rPr>
@@ -1547,10 +833,7 @@
               <w:t xml:space="preserve">LinkedIn Contact Enrichment</w:t>
             </w:r>
             <w:r>
-              <w:t xml:space="preserve"> </w:t>
-            </w:r>
-            <w:r>
-              <w:t xml:space="preserve">for warm introduction paths.</w:t>
+              <w:t xml:space="preserve"> for warm introduction paths.</w:t>
             </w:r>
           </w:p>
         </w:tc>
@@ -2069,16 +1352,7 @@
         <w:pStyle w:val="BodyText"/>
       </w:pPr>
       <w:r>
-        <w:t xml:space="preserve">One page, three linked prompts, each with its own Copy/Download buttons</w:t>
-      </w:r>
-      <w:r>
-        <w:t xml:space="preserve"> </w:t>
-      </w:r>
-      <w:r>
-        <w:t xml:space="preserve">and output panel: an optional</w:t>
-      </w:r>
-      <w:r>
-        <w:t xml:space="preserve"> </w:t>
+        <w:t xml:space="preserve">One page, three linked prompts, each with its own Copy/Download buttons and output panel: an optional </w:t>
       </w:r>
       <w:r>
         <w:rPr>
@@ -2088,37 +1362,17 @@
         <w:t xml:space="preserve">Bulk Company Pull</w:t>
       </w:r>
       <w:r>
-        <w:t xml:space="preserve">, the main</w:t>
-      </w:r>
-      <w:r>
-        <w:t xml:space="preserve"> </w:t>
-      </w:r>
-      <w:r>
-        <w:rPr>
-          <w:bCs/>
-          <w:b/>
-        </w:rPr>
-        <w:t xml:space="preserve">Full</w:t>
-      </w:r>
-      <w:r>
-        <w:rPr>
-          <w:bCs/>
-          <w:b/>
-        </w:rPr>
-        <w:t xml:space="preserve"> </w:t>
-      </w:r>
-      <w:r>
-        <w:rPr>
-          <w:bCs/>
-          <w:b/>
-        </w:rPr>
-        <w:t xml:space="preserve">Research Tracker</w:t>
-      </w:r>
-      <w:r>
-        <w:t xml:space="preserve">, and</w:t>
-      </w:r>
-      <w:r>
-        <w:t xml:space="preserve"> </w:t>
+        <w:t xml:space="preserve">, the main </w:t>
+      </w:r>
+      <w:r>
+        <w:rPr>
+          <w:bCs/>
+          <w:b/>
+        </w:rPr>
+        <w:t xml:space="preserve">Full Research Tracker</w:t>
+      </w:r>
+      <w:r>
+        <w:t xml:space="preserve">, and </w:t>
       </w:r>
       <w:r>
         <w:rPr>
@@ -2128,37 +1382,7 @@
         <w:t xml:space="preserve">LinkedIn Contact Enrichment</w:t>
       </w:r>
       <w:r>
-        <w:t xml:space="preserve">. Together they</w:t>
-      </w:r>
-      <w:r>
-        <w:t xml:space="preserve"> </w:t>
-      </w:r>
-      <w:r>
-        <w:t xml:space="preserve">turn a starting point — company names you know, an industry</w:t>
-      </w:r>
-      <w:r>
-        <w:t xml:space="preserve"> </w:t>
-      </w:r>
-      <w:r>
-        <w:t xml:space="preserve">description, NAICS codes, or any combination — into ranked, researched</w:t>
-      </w:r>
-      <w:r>
-        <w:t xml:space="preserve"> </w:t>
-      </w:r>
-      <w:r>
-        <w:t xml:space="preserve">target companies. The Full Research Tracker’s output (a fully formatted</w:t>
-      </w:r>
-      <w:r>
-        <w:t xml:space="preserve"> </w:t>
-      </w:r>
-      <w:r>
-        <w:t xml:space="preserve">Excel tracker) is the foundation everything else in the funnel depends</w:t>
-      </w:r>
-      <w:r>
-        <w:t xml:space="preserve"> </w:t>
-      </w:r>
-      <w:r>
-        <w:t xml:space="preserve">on.</w:t>
+        <w:t xml:space="preserve">. Together they turn a starting point — company names you know, an industry description, NAICS codes, or any combination — into ranked, researched target companies. The Full Research Tracker’s output (a fully formatted Excel tracker) is the foundation everything else in the funnel depends on.</w:t>
       </w:r>
     </w:p>
     <w:bookmarkStart w:id="29" w:name="key-sections-options"/>
@@ -2185,147 +1409,18 @@
         <w:t xml:space="preserve">Shared Inputs:</w:t>
       </w:r>
       <w:r>
-        <w:t xml:space="preserve"> </w:t>
-      </w:r>
-      <w:r>
-        <w:t xml:space="preserve">company names, industry description, and/or NAICS</w:t>
-      </w:r>
-      <w:r>
-        <w:t xml:space="preserve"> </w:t>
-      </w:r>
-      <w:r>
-        <w:t xml:space="preserve">codes — feeds all three prompts on the page. The industry field</w:t>
-      </w:r>
-      <w:r>
-        <w:t xml:space="preserve"> </w:t>
-      </w:r>
-      <w:r>
-        <w:t xml:space="preserve">links directly to the</w:t>
-      </w:r>
-      <w:r>
-        <w:t xml:space="preserve"> </w:t>
+        <w:t xml:space="preserve"> company names, industry description, and/or NAICS codes — feeds all three prompts on the page. The industry field links directly to the </w:t>
       </w:r>
       <w:hyperlink r:id="rId28">
         <w:r>
           <w:rPr>
             <w:rStyle w:val="Hyperlink"/>
           </w:rPr>
-          <w:t xml:space="preserve">Census NAICS</w:t>
-        </w:r>
-        <w:r>
-          <w:rPr>
-            <w:rStyle w:val="Hyperlink"/>
-          </w:rPr>
-          <w:t xml:space="preserve"> </w:t>
-        </w:r>
-        <w:r>
-          <w:rPr>
-            <w:rStyle w:val="Hyperlink"/>
-          </w:rPr>
-          <w:t xml:space="preserve">Search</w:t>
+          <w:t xml:space="preserve">Census NAICS Search</w:t>
         </w:r>
       </w:hyperlink>
       <w:r>
-        <w:t xml:space="preserve"> </w:t>
-      </w:r>
-      <w:r>
-        <w:t xml:space="preserve">if you want to borrow</w:t>
-      </w:r>
-      <w:r>
-        <w:t xml:space="preserve"> </w:t>
-      </w:r>
-      <w:r>
-        <w:t xml:space="preserve">official industry wording rather than guess. A live hint under</w:t>
-      </w:r>
-      <w:r>
-        <w:t xml:space="preserve"> </w:t>
-      </w:r>
-      <w:r>
-        <w:t xml:space="preserve">“</w:t>
-      </w:r>
-      <w:r>
-        <w:t xml:space="preserve">Company(s) you know</w:t>
-      </w:r>
-      <w:r>
-        <w:t xml:space="preserve">”</w:t>
-      </w:r>
-      <w:r>
-        <w:t xml:space="preserve"> </w:t>
-      </w:r>
-      <w:r>
-        <w:t xml:space="preserve">flags when your seed list is getting large</w:t>
-      </w:r>
-      <w:r>
-        <w:t xml:space="preserve"> </w:t>
-      </w:r>
-      <w:r>
-        <w:t xml:space="preserve">(past 20 the discovery cascade runs noticeably slower; past 50 it</w:t>
-      </w:r>
-      <w:r>
-        <w:t xml:space="preserve"> </w:t>
-      </w:r>
-      <w:r>
-        <w:t xml:space="preserve">suggests Claude’s Research feature instead). Choose</w:t>
-      </w:r>
-      <w:r>
-        <w:t xml:space="preserve"> </w:t>
-      </w:r>
-      <w:r>
-        <w:t xml:space="preserve">“</w:t>
-      </w:r>
-      <w:r>
-        <w:t xml:space="preserve">Find new</w:t>
-      </w:r>
-      <w:r>
-        <w:t xml:space="preserve"> </w:t>
-      </w:r>
-      <w:r>
-        <w:t xml:space="preserve">companies</w:t>
-      </w:r>
-      <w:r>
-        <w:t xml:space="preserve">”</w:t>
-      </w:r>
-      <w:r>
-        <w:t xml:space="preserve"> </w:t>
-      </w:r>
-      <w:r>
-        <w:t xml:space="preserve">in the Full Research Tracker to let Claude do its own</w:t>
-      </w:r>
-      <w:r>
-        <w:t xml:space="preserve"> </w:t>
-      </w:r>
-      <w:r>
-        <w:t xml:space="preserve">modest discovery, or</w:t>
-      </w:r>
-      <w:r>
-        <w:t xml:space="preserve"> </w:t>
-      </w:r>
-      <w:r>
-        <w:t xml:space="preserve">“</w:t>
-      </w:r>
-      <w:r>
-        <w:t xml:space="preserve">Just enrich these</w:t>
-      </w:r>
-      <w:r>
-        <w:t xml:space="preserve">”</w:t>
-      </w:r>
-      <w:r>
-        <w:t xml:space="preserve"> </w:t>
-      </w:r>
-      <w:r>
-        <w:t xml:space="preserve">to restrict research to</w:t>
-      </w:r>
-      <w:r>
-        <w:t xml:space="preserve"> </w:t>
-      </w:r>
-      <w:r>
-        <w:t xml:space="preserve">only the exact companies you typed — the second option also hides</w:t>
-      </w:r>
-      <w:r>
-        <w:t xml:space="preserve"> </w:t>
-      </w:r>
-      <w:r>
-        <w:t xml:space="preserve">the discovery-only fields below it, since none of them apply.</w:t>
+        <w:t xml:space="preserve"> if you want to borrow official industry wording rather than guess. A live hint under “Company(s) you know” flags when your seed list is getting large (past 20 the discovery cascade runs noticeably slower; past 50 it suggests Claude’s Research feature instead). Choose “Find new companies” in the Full Research Tracker to let Claude do its own modest discovery, or “Just enrich these” to restrict research to only the exact companies you typed — the second option also hides the discovery-only fields below it, since none of them apply.</w:t>
       </w:r>
     </w:p>
     <w:p>
@@ -2343,58 +1438,7 @@
         <w:t xml:space="preserve">How companies actually get discovered:</w:t>
       </w:r>
       <w:r>
-        <w:t xml:space="preserve"> </w:t>
-      </w:r>
-      <w:r>
-        <w:t xml:space="preserve">not a NAICS-code search</w:t>
-      </w:r>
-      <w:r>
-        <w:t xml:space="preserve"> </w:t>
-      </w:r>
-      <w:r>
-        <w:t xml:space="preserve">— NAICS codes are far too broad to filter by, and the one</w:t>
-      </w:r>
-      <w:r>
-        <w:t xml:space="preserve"> </w:t>
-      </w:r>
-      <w:r>
-        <w:t xml:space="preserve">government source that can (SAM.gov) blocks automated access.</w:t>
-      </w:r>
-      <w:r>
-        <w:t xml:space="preserve"> </w:t>
-      </w:r>
-      <w:r>
-        <w:t xml:space="preserve">Discovery instead runs a competitor/alternative cascade off your</w:t>
-      </w:r>
-      <w:r>
-        <w:t xml:space="preserve"> </w:t>
-      </w:r>
-      <w:r>
-        <w:t xml:space="preserve">named companies, checks analyst and category sources (Gartner,</w:t>
-      </w:r>
-      <w:r>
-        <w:t xml:space="preserve"> </w:t>
-      </w:r>
-      <w:r>
-        <w:t xml:space="preserve">Forrester, G2), scans industry-conference exhibitor lists, and</w:t>
-      </w:r>
-      <w:r>
-        <w:t xml:space="preserve"> </w:t>
-      </w:r>
-      <w:r>
-        <w:t xml:space="preserve">searches live job postings. NAICS is applied afterward as a</w:t>
-      </w:r>
-      <w:r>
-        <w:t xml:space="preserve"> </w:t>
-      </w:r>
-      <w:r>
-        <w:t xml:space="preserve">classification tag (up to 5 codes per company), not the discovery</w:t>
-      </w:r>
-      <w:r>
-        <w:t xml:space="preserve"> </w:t>
-      </w:r>
-      <w:r>
-        <w:t xml:space="preserve">engine.</w:t>
+        <w:t xml:space="preserve"> not a NAICS-code search — NAICS codes are far too broad to filter by, and the one government source that can (SAM.gov) blocks automated access. Discovery instead runs a competitor/alternative cascade off your named companies, checks analyst and category sources (Gartner, Forrester, G2), scans industry-conference exhibitor lists, and searches live job postings. NAICS is applied afterward as a classification tag (up to 5 codes per company), not the discovery engine.</w:t>
       </w:r>
     </w:p>
     <w:p>
@@ -2412,58 +1456,7 @@
         <w:t xml:space="preserve">Bulk Company Pull (optional, run first):</w:t>
       </w:r>
       <w:r>
-        <w:t xml:space="preserve"> </w:t>
-      </w:r>
-      <w:r>
-        <w:t xml:space="preserve">a separate, cheap</w:t>
-      </w:r>
-      <w:r>
-        <w:t xml:space="preserve"> </w:t>
-      </w:r>
-      <w:r>
-        <w:t xml:space="preserve">prompt for casting a wide net before committing to full research on</w:t>
-      </w:r>
-      <w:r>
-        <w:t xml:space="preserve"> </w:t>
-      </w:r>
-      <w:r>
-        <w:t xml:space="preserve">anyone — a flat list (Company, Website, Inferred NAICS Code,</w:t>
-      </w:r>
-      <w:r>
-        <w:t xml:space="preserve"> </w:t>
-      </w:r>
-      <w:r>
-        <w:t xml:space="preserve">one-line description, Source) using the same discovery method above,</w:t>
-      </w:r>
-      <w:r>
-        <w:t xml:space="preserve"> </w:t>
-      </w:r>
-      <w:r>
-        <w:t xml:space="preserve">sized as wide as you want (no per-company research cost). Prune the</w:t>
-      </w:r>
-      <w:r>
-        <w:t xml:space="preserve"> </w:t>
-      </w:r>
-      <w:r>
-        <w:t xml:space="preserve">result by hand, then paste the survivors’ Company column into Shared</w:t>
-      </w:r>
-      <w:r>
-        <w:t xml:space="preserve"> </w:t>
-      </w:r>
-      <w:r>
-        <w:t xml:space="preserve">Inputs and set Discovery scope to</w:t>
-      </w:r>
-      <w:r>
-        <w:t xml:space="preserve"> </w:t>
-      </w:r>
-      <w:r>
-        <w:t xml:space="preserve">“</w:t>
-      </w:r>
-      <w:r>
-        <w:t xml:space="preserve">Just enrich these.</w:t>
-      </w:r>
-      <w:r>
-        <w:t xml:space="preserve">”</w:t>
+        <w:t xml:space="preserve"> a separate, cheap prompt for casting a wide net before committing to full research on anyone — a flat list (Company, Website, Inferred NAICS Code, one-line description, Source) using the same discovery method above, sized as wide as you want (no per-company research cost). Prune the result by hand, then paste the survivors’ Company column into Shared Inputs and set Discovery scope to “Just enrich these.”</w:t>
       </w:r>
     </w:p>
     <w:p>
@@ -2481,28 +1474,7 @@
         <w:t xml:space="preserve">Scope &amp; purpose:</w:t>
       </w:r>
       <w:r>
-        <w:t xml:space="preserve"> </w:t>
-      </w:r>
-      <w:r>
-        <w:t xml:space="preserve">optional company-size and location-radius</w:t>
-      </w:r>
-      <w:r>
-        <w:t xml:space="preserve"> </w:t>
-      </w:r>
-      <w:r>
-        <w:t xml:space="preserve">filters, plus the single most important field — what the list is</w:t>
-      </w:r>
-      <w:r>
-        <w:t xml:space="preserve"> </w:t>
-      </w:r>
-      <w:r>
-        <w:t xml:space="preserve">for — since it drives how Claude judges fit, category, and</w:t>
-      </w:r>
-      <w:r>
-        <w:t xml:space="preserve"> </w:t>
-      </w:r>
-      <w:r>
-        <w:t xml:space="preserve">contacts for every company.</w:t>
+        <w:t xml:space="preserve"> optional company-size and location-radius filters, plus the single most important field — what the list is for — since it drives how Claude judges fit, category, and contacts for every company.</w:t>
       </w:r>
     </w:p>
     <w:p>
@@ -2520,88 +1492,7 @@
         <w:t xml:space="preserve">Two-tier output (optional, manual):</w:t>
       </w:r>
       <w:r>
-        <w:t xml:space="preserve"> </w:t>
-      </w:r>
-      <w:r>
-        <w:t xml:space="preserve">turn on</w:t>
-      </w:r>
-      <w:r>
-        <w:t xml:space="preserve"> </w:t>
-      </w:r>
-      <w:r>
-        <w:t xml:space="preserve">“</w:t>
-      </w:r>
-      <w:r>
-        <w:t xml:space="preserve">Use a two-tier</w:t>
-      </w:r>
-      <w:r>
-        <w:t xml:space="preserve"> </w:t>
-      </w:r>
-      <w:r>
-        <w:t xml:space="preserve">target list?</w:t>
-      </w:r>
-      <w:r>
-        <w:t xml:space="preserve">”</w:t>
-      </w:r>
-      <w:r>
-        <w:t xml:space="preserve"> </w:t>
-      </w:r>
-      <w:r>
-        <w:t xml:space="preserve">and set your own Tier 1 / Tier 2 sizes to get a</w:t>
-      </w:r>
-      <w:r>
-        <w:t xml:space="preserve"> </w:t>
-      </w:r>
-      <w:r>
-        <w:t xml:space="preserve">fully-researched Tier 1 plus a lighter Tier 2 for a larger</w:t>
-      </w:r>
-      <w:r>
-        <w:t xml:space="preserve"> </w:t>
-      </w:r>
-      <w:r>
-        <w:t xml:space="preserve">discovered pool. Only takes effect when Discovery scope is</w:t>
-      </w:r>
-      <w:r>
-        <w:t xml:space="preserve"> </w:t>
-      </w:r>
-      <w:r>
-        <w:t xml:space="preserve">“</w:t>
-      </w:r>
-      <w:r>
-        <w:t xml:space="preserve">Find new</w:t>
-      </w:r>
-      <w:r>
-        <w:t xml:space="preserve"> </w:t>
-      </w:r>
-      <w:r>
-        <w:t xml:space="preserve">companies</w:t>
-      </w:r>
-      <w:r>
-        <w:t xml:space="preserve">”</w:t>
-      </w:r>
-      <w:r>
-        <w:t xml:space="preserve"> </w:t>
-      </w:r>
-      <w:r>
-        <w:t xml:space="preserve">— the toggle and its size fields are hidden entirely in</w:t>
-      </w:r>
-      <w:r>
-        <w:t xml:space="preserve"> </w:t>
-      </w:r>
-      <w:r>
-        <w:t xml:space="preserve">“</w:t>
-      </w:r>
-      <w:r>
-        <w:t xml:space="preserve">Just enrich these</w:t>
-      </w:r>
-      <w:r>
-        <w:t xml:space="preserve">”</w:t>
-      </w:r>
-      <w:r>
-        <w:t xml:space="preserve"> </w:t>
-      </w:r>
-      <w:r>
-        <w:t xml:space="preserve">mode, since there’s no discovered pool to rank.</w:t>
+        <w:t xml:space="preserve"> turn on “Use a two-tier target list?” and set your own Tier 1 / Tier 2 sizes to get a fully-researched Tier 1 plus a lighter Tier 2 for a larger discovered pool. Only takes effect when Discovery scope is “Find new companies” — the toggle and its size fields are hidden entirely in “Just enrich these” mode, since there’s no discovered pool to rank.</w:t>
       </w:r>
     </w:p>
     <w:p>
@@ -2619,34 +1510,7 @@
         <w:t xml:space="preserve">Optional add-on tabs:</w:t>
       </w:r>
       <w:r>
-        <w:t xml:space="preserve"> </w:t>
-      </w:r>
-      <w:r>
-        <w:t xml:space="preserve">M&amp;A research columns, Job Posting Quick</w:t>
-      </w:r>
-      <w:r>
-        <w:t xml:space="preserve"> </w:t>
-      </w:r>
-      <w:r>
-        <w:t xml:space="preserve">Links (pre-built search links), Job Post Finder (a plain Company +</w:t>
-      </w:r>
-      <w:r>
-        <w:t xml:space="preserve"> </w:t>
-      </w:r>
-      <w:r>
-        <w:t xml:space="preserve">Suggested Job Title Keywords reference tab), Outreach Contacts (a</w:t>
-      </w:r>
-      <w:r>
-        <w:t xml:space="preserve"> </w:t>
-      </w:r>
-      <w:r>
-        <w:t xml:space="preserve">four-column tab formatted for the Outreach Message Builder tool),</w:t>
-      </w:r>
-      <w:r>
-        <w:t xml:space="preserve"> </w:t>
-      </w:r>
-      <w:r>
-        <w:t xml:space="preserve">Industry Events &amp; Forums, and Company Activity &amp; Events.</w:t>
+        <w:t xml:space="preserve"> M&amp;A research columns, Job Posting Quick Links (pre-built search links), Job Post Finder (a plain Company + Suggested Job Title Keywords reference tab), Outreach Contacts (a four-column tab formatted for the Outreach Message Builder tool), Industry Events &amp; Forums, and Company Activity &amp; Events.</w:t>
       </w:r>
     </w:p>
     <w:p>
@@ -2664,34 +1528,7 @@
         <w:t xml:space="preserve">LinkedIn Contact Enrichment:</w:t>
       </w:r>
       <w:r>
-        <w:t xml:space="preserve"> </w:t>
-      </w:r>
-      <w:r>
-        <w:t xml:space="preserve">the third prompt on the page —</w:t>
-      </w:r>
-      <w:r>
-        <w:t xml:space="preserve"> </w:t>
-      </w:r>
-      <w:r>
-        <w:t xml:space="preserve">cross-references a LinkedIn contacts export against a shortlist of</w:t>
-      </w:r>
-      <w:r>
-        <w:t xml:space="preserve"> </w:t>
-      </w:r>
-      <w:r>
-        <w:t xml:space="preserve">target companies (25 or fewer) to surface warm introduction paths.</w:t>
-      </w:r>
-      <w:r>
-        <w:t xml:space="preserve"> </w:t>
-      </w:r>
-      <w:r>
-        <w:t xml:space="preserve">Doesn’t touch or require the main tracker; run it as a follow-up</w:t>
-      </w:r>
-      <w:r>
-        <w:t xml:space="preserve"> </w:t>
-      </w:r>
-      <w:r>
-        <w:t xml:space="preserve">once you have a shortlist.</w:t>
+        <w:t xml:space="preserve"> the third prompt on the page — cross-references a LinkedIn contacts export against a shortlist of target companies (25 or fewer) to surface warm introduction paths. Doesn’t touch or require the main tracker; run it as a follow-up once you have a shortlist.</w:t>
       </w:r>
     </w:p>
     <w:bookmarkEnd w:id="29"/>
@@ -2723,13 +1560,7 @@
         </w:numPr>
       </w:pPr>
       <w:r>
-        <w:t xml:space="preserve">Code execution and file creation — to build the actual .xlsx</w:t>
-      </w:r>
-      <w:r>
-        <w:t xml:space="preserve"> </w:t>
-      </w:r>
-      <w:r>
-        <w:t xml:space="preserve">tracker(s)</w:t>
+        <w:t xml:space="preserve">Code execution and file creation — to build the actual .xlsx tracker(s)</w:t>
       </w:r>
     </w:p>
     <w:bookmarkEnd w:id="30"/>
@@ -2747,49 +1578,7 @@
         <w:pStyle w:val="FirstParagraph"/>
       </w:pPr>
       <w:r>
-        <w:t xml:space="preserve">Whichever prompt(s) you run, each returns a downloadable Excel workbook.</w:t>
-      </w:r>
-      <w:r>
-        <w:t xml:space="preserve"> </w:t>
-      </w:r>
-      <w:r>
-        <w:t xml:space="preserve">The Bulk Company Pull returns a plain, unformatted list for pruning. The</w:t>
-      </w:r>
-      <w:r>
-        <w:t xml:space="preserve"> </w:t>
-      </w:r>
-      <w:r>
-        <w:t xml:space="preserve">Full Research Tracker returns a fully formatted workbook — one row per</w:t>
-      </w:r>
-      <w:r>
-        <w:t xml:space="preserve"> </w:t>
-      </w:r>
-      <w:r>
-        <w:t xml:space="preserve">company, 31–36 research columns, computed Suggested Priority Rank, plus</w:t>
-      </w:r>
-      <w:r>
-        <w:t xml:space="preserve"> </w:t>
-      </w:r>
-      <w:r>
-        <w:t xml:space="preserve">whichever optional tabs you selected — split into Tier 1 and Tier 2</w:t>
-      </w:r>
-      <w:r>
-        <w:t xml:space="preserve"> </w:t>
-      </w:r>
-      <w:r>
-        <w:t xml:space="preserve">sheets if you turned two-tier output on and chose</w:t>
-      </w:r>
-      <w:r>
-        <w:t xml:space="preserve"> </w:t>
-      </w:r>
-      <w:r>
-        <w:t xml:space="preserve">“</w:t>
-      </w:r>
-      <w:r>
-        <w:t xml:space="preserve">Find new companies.</w:t>
-      </w:r>
-      <w:r>
-        <w:t xml:space="preserve">”</w:t>
+        <w:t xml:space="preserve">Whichever prompt(s) you run, each returns a downloadable Excel workbook. The Bulk Company Pull returns a plain, unformatted list for pruning. The Full Research Tracker returns a fully formatted workbook — one row per company, 31–36 research columns, computed Suggested Priority Rank, plus whichever optional tabs you selected — split into Tier 1 and Tier 2 sheets if you turned two-tier output on and chose “Find new companies.”</w:t>
       </w:r>
     </w:p>
     <w:bookmarkEnd w:id="31"/>
@@ -2810,49 +1599,7 @@
         </w:numPr>
       </w:pPr>
       <w:r>
-        <w:t xml:space="preserve">There’s no automatic company cap or qualification pass — you</w:t>
-      </w:r>
-      <w:r>
-        <w:t xml:space="preserve"> </w:t>
-      </w:r>
-      <w:r>
-        <w:t xml:space="preserve">control research depth directly via Discovery scope and (optionally)</w:t>
-      </w:r>
-      <w:r>
-        <w:t xml:space="preserve"> </w:t>
-      </w:r>
-      <w:r>
-        <w:t xml:space="preserve">Tier 1/Tier 2 sizes. As a practical guide, totals above roughly</w:t>
-      </w:r>
-      <w:r>
-        <w:t xml:space="preserve"> </w:t>
-      </w:r>
-      <w:r>
-        <w:t xml:space="preserve">50–75 companies in one Full Research Tracker run tend to come back</w:t>
-      </w:r>
-      <w:r>
-        <w:t xml:space="preserve"> </w:t>
-      </w:r>
-      <w:r>
-        <w:t xml:space="preserve">thinner per company; use Bulk Company Pull plus</w:t>
-      </w:r>
-      <w:r>
-        <w:t xml:space="preserve"> </w:t>
-      </w:r>
-      <w:r>
-        <w:t xml:space="preserve">“</w:t>
-      </w:r>
-      <w:r>
-        <w:t xml:space="preserve">Just enrich these</w:t>
-      </w:r>
-      <w:r>
-        <w:t xml:space="preserve">”</w:t>
-      </w:r>
-      <w:r>
-        <w:t xml:space="preserve"> </w:t>
-      </w:r>
-      <w:r>
-        <w:t xml:space="preserve">for anything larger.</w:t>
+        <w:t xml:space="preserve">There’s no automatic company cap or qualification pass — you control research depth directly via Discovery scope and (optionally) Tier 1/Tier 2 sizes. As a practical guide, totals above roughly 50–75 companies in one Full Research Tracker run tend to come back thinner per company; use Bulk Company Pull plus “Just enrich these” for anything larger.</w:t>
       </w:r>
     </w:p>
     <w:p>
@@ -2863,19 +1610,7 @@
         </w:numPr>
       </w:pPr>
       <w:r>
-        <w:t xml:space="preserve">Size and location filters are instructions to Claude’s research</w:t>
-      </w:r>
-      <w:r>
-        <w:t xml:space="preserve"> </w:t>
-      </w:r>
-      <w:r>
-        <w:t xml:space="preserve">judgment, not a guaranteed hard filter against a live database —</w:t>
-      </w:r>
-      <w:r>
-        <w:t xml:space="preserve"> </w:t>
-      </w:r>
-      <w:r>
-        <w:t xml:space="preserve">spot-check a sample of results.</w:t>
+        <w:t xml:space="preserve">Size and location filters are instructions to Claude’s research judgment, not a guaranteed hard filter against a live database — spot-check a sample of results.</w:t>
       </w:r>
     </w:p>
     <w:p>
@@ -2886,31 +1621,7 @@
         </w:numPr>
       </w:pPr>
       <w:r>
-        <w:t xml:space="preserve">The Job Post Finder tab is deliberately simple (no formulas, no</w:t>
-      </w:r>
-      <w:r>
-        <w:t xml:space="preserve"> </w:t>
-      </w:r>
-      <w:r>
-        <w:t xml:space="preserve">hardcoded job boards) — it exists so you can copy a company and</w:t>
-      </w:r>
-      <w:r>
-        <w:t xml:space="preserve"> </w:t>
-      </w:r>
-      <w:r>
-        <w:t xml:space="preserve">its keyword variants into whatever search tool you actually want to</w:t>
-      </w:r>
-      <w:r>
-        <w:t xml:space="preserve"> </w:t>
-      </w:r>
-      <w:r>
-        <w:t xml:space="preserve">use, complementing the link-based Quick Links tab rather than</w:t>
-      </w:r>
-      <w:r>
-        <w:t xml:space="preserve"> </w:t>
-      </w:r>
-      <w:r>
-        <w:t xml:space="preserve">replacing it.</w:t>
+        <w:t xml:space="preserve">The Job Post Finder tab is deliberately simple (no formulas, no hardcoded job boards) — it exists so you can copy a company and its keyword variants into whatever search tool you actually want to use, complementing the link-based Quick Links tab rather than replacing it.</w:t>
       </w:r>
     </w:p>
     <w:p>
@@ -2987,31 +1698,7 @@
         <w:pStyle w:val="BodyText"/>
       </w:pPr>
       <w:r>
-        <w:t xml:space="preserve">Takes a shortlist of companies — ideally your top few by Suggested</w:t>
-      </w:r>
-      <w:r>
-        <w:t xml:space="preserve"> </w:t>
-      </w:r>
-      <w:r>
-        <w:t xml:space="preserve">Priority Rank — and has Claude search live for real, current job</w:t>
-      </w:r>
-      <w:r>
-        <w:t xml:space="preserve"> </w:t>
-      </w:r>
-      <w:r>
-        <w:t xml:space="preserve">postings: real titles, real URLs, real posted dates. Built around an</w:t>
-      </w:r>
-      <w:r>
-        <w:t xml:space="preserve"> </w:t>
-      </w:r>
-      <w:r>
-        <w:t xml:space="preserve">explicit anti-hallucination guarantee: report fewer results honestly</w:t>
-      </w:r>
-      <w:r>
-        <w:t xml:space="preserve"> </w:t>
-      </w:r>
-      <w:r>
-        <w:t xml:space="preserve">rather than pad the list to look complete.</w:t>
+        <w:t xml:space="preserve">Takes a shortlist of companies — ideally your top few by Suggested Priority Rank — and has Claude search live for real, current job postings: real titles, real URLs, real posted dates. Built around an explicit anti-hallucination guarantee: report fewer results honestly rather than pad the list to look complete.</w:t>
       </w:r>
     </w:p>
     <w:bookmarkStart w:id="36" w:name="Xc130d58bffd87d9e4f5c8708b122f2048153dd6"/>
@@ -3028,10 +1715,7 @@
         <w:pStyle w:val="FirstParagraph"/>
       </w:pPr>
       <w:r>
-        <w:t xml:space="preserve">A toggle at the top of the tool,</w:t>
-      </w:r>
-      <w:r>
-        <w:t xml:space="preserve"> </w:t>
+        <w:t xml:space="preserve">A toggle at the top of the tool, </w:t>
       </w:r>
       <w:r>
         <w:rPr>
@@ -3041,13 +1725,7 @@
         <w:t xml:space="preserve">off by default</w:t>
       </w:r>
       <w:r>
-        <w:t xml:space="preserve">, and it changes</w:t>
-      </w:r>
-      <w:r>
-        <w:t xml:space="preserve"> </w:t>
-      </w:r>
-      <w:r>
-        <w:t xml:space="preserve">almost everything else about how the tool runs:</w:t>
+        <w:t xml:space="preserve">, and it changes almost everything else about how the tool runs:</w:t>
       </w:r>
     </w:p>
     <w:p>
@@ -3065,52 +1743,17 @@
         <w:t xml:space="preserve">Standard mode (toggle off):</w:t>
       </w:r>
       <w:r>
-        <w:t xml:space="preserve"> </w:t>
-      </w:r>
-      <w:r>
-        <w:t xml:space="preserve">single-stage, title-driven search.</w:t>
-      </w:r>
-      <w:r>
-        <w:t xml:space="preserve"> </w:t>
-      </w:r>
-      <w:r>
-        <w:t xml:space="preserve">Best for mid-level and IC roles, which are usually posted with</w:t>
-      </w:r>
-      <w:r>
-        <w:t xml:space="preserve"> </w:t>
-      </w:r>
-      <w:r>
-        <w:t xml:space="preserve">recognizable, close-to-literal titles. Company ceiling:</w:t>
-      </w:r>
-      <w:r>
-        <w:t xml:space="preserve"> </w:t>
-      </w:r>
-      <w:r>
-        <w:rPr>
-          <w:bCs/>
-          <w:b/>
-        </w:rPr>
-        <w:t xml:space="preserve">15 or</w:t>
-      </w:r>
-      <w:r>
-        <w:rPr>
-          <w:bCs/>
-          <w:b/>
-        </w:rPr>
-        <w:t xml:space="preserve"> </w:t>
-      </w:r>
-      <w:r>
-        <w:rPr>
-          <w:bCs/>
-          <w:b/>
-        </w:rPr>
-        <w:t xml:space="preserve">fewer</w:t>
-      </w:r>
-      <w:r>
-        <w:t xml:space="preserve"> </w:t>
-      </w:r>
-      <w:r>
-        <w:t xml:space="preserve">— the tested working limit for real per-company depth.</w:t>
+        <w:t xml:space="preserve"> single-stage, title-driven search. Best for mid-level and IC roles, which are usually posted with recognizable, close-to-literal titles. Company ceiling: </w:t>
+      </w:r>
+      <w:r>
+        <w:rPr>
+          <w:bCs/>
+          <w:b/>
+        </w:rPr>
+        <w:t xml:space="preserve">15 or fewer</w:t>
+      </w:r>
+      <w:r>
+        <w:t xml:space="preserve"> — the tested working limit for real per-company depth.</w:t>
       </w:r>
     </w:p>
     <w:p>
@@ -3128,34 +1771,7 @@
         <w:t xml:space="preserve">Senior/Executive Search (toggle on):</w:t>
       </w:r>
       <w:r>
-        <w:t xml:space="preserve"> </w:t>
-      </w:r>
-      <w:r>
-        <w:t xml:space="preserve">Director/VP/Managing</w:t>
-      </w:r>
-      <w:r>
-        <w:t xml:space="preserve"> </w:t>
-      </w:r>
-      <w:r>
-        <w:t xml:space="preserve">Director/Partner-level roles are frequently filled through internal</w:t>
-      </w:r>
-      <w:r>
-        <w:t xml:space="preserve"> </w:t>
-      </w:r>
-      <w:r>
-        <w:t xml:space="preserve">promotion, executive search firms, or warm referral — never</w:t>
-      </w:r>
-      <w:r>
-        <w:t xml:space="preserve"> </w:t>
-      </w:r>
-      <w:r>
-        <w:t xml:space="preserve">posted publicly at all — so a single search style doesn’t serve</w:t>
-      </w:r>
-      <w:r>
-        <w:t xml:space="preserve"> </w:t>
-      </w:r>
-      <w:r>
-        <w:t xml:space="preserve">this population well. This mode splits into two stages instead:</w:t>
+        <w:t xml:space="preserve"> Director/VP/Managing Director/Partner-level roles are frequently filled through internal promotion, executive search firms, or warm referral — never posted publicly at all — so a single search style doesn’t serve this population well. This mode splits into two stages instead:</w:t>
       </w:r>
     </w:p>
     <w:p>
@@ -3174,19 +1790,7 @@
         <w:t xml:space="preserve">Stage 1, Triage:</w:t>
       </w:r>
       <w:r>
-        <w:t xml:space="preserve"> </w:t>
-      </w:r>
-      <w:r>
-        <w:t xml:space="preserve">one fast, broad check per company (works</w:t>
-      </w:r>
-      <w:r>
-        <w:t xml:space="preserve"> </w:t>
-      </w:r>
-      <w:r>
-        <w:t xml:space="preserve">up to ~30 companies) — does this company have</w:t>
-      </w:r>
-      <w:r>
-        <w:t xml:space="preserve"> </w:t>
+        <w:t xml:space="preserve"> one fast, broad check per company (works up to ~30 companies) — does this company have </w:t>
       </w:r>
       <w:r>
         <w:rPr>
@@ -3196,46 +1800,7 @@
         <w:t xml:space="preserve">any</w:t>
       </w:r>
       <w:r>
-        <w:t xml:space="preserve"> </w:t>
-      </w:r>
-      <w:r>
-        <w:t xml:space="preserve">visible</w:t>
-      </w:r>
-      <w:r>
-        <w:t xml:space="preserve"> </w:t>
-      </w:r>
-      <w:r>
-        <w:t xml:space="preserve">senior-level posting right now? Any titles you pasted are</w:t>
-      </w:r>
-      <w:r>
-        <w:t xml:space="preserve"> </w:t>
-      </w:r>
-      <w:r>
-        <w:t xml:space="preserve">ignored at this stage. Output is a status per company (green =</w:t>
-      </w:r>
-      <w:r>
-        <w:t xml:space="preserve"> </w:t>
-      </w:r>
-      <w:r>
-        <w:t xml:space="preserve">active senior posting / yellow = only below-senior postings /</w:t>
-      </w:r>
-      <w:r>
-        <w:t xml:space="preserve"> </w:t>
-      </w:r>
-      <w:r>
-        <w:t xml:space="preserve">white = no visible postings / lock = not searchable), plus a</w:t>
-      </w:r>
-      <w:r>
-        <w:t xml:space="preserve"> </w:t>
-      </w:r>
-      <w:r>
-        <w:t xml:space="preserve">ready-to-use LinkedIn saved-search URL for every green/yellow</w:t>
-      </w:r>
-      <w:r>
-        <w:t xml:space="preserve"> </w:t>
-      </w:r>
-      <w:r>
-        <w:t xml:space="preserve">company.</w:t>
+        <w:t xml:space="preserve"> visible senior-level posting right now? Any titles you pasted are ignored at this stage. Output is a status per company (green = active senior posting / yellow = only below-senior postings / white = no visible postings / lock = not searchable), plus a ready-to-use LinkedIn saved-search URL for every green/yellow company.</w:t>
       </w:r>
     </w:p>
     <w:p>
@@ -3254,70 +1819,17 @@
         <w:t xml:space="preserve">Stage 2, Deep Dive:</w:t>
       </w:r>
       <w:r>
-        <w:t xml:space="preserve"> </w:t>
-      </w:r>
-      <w:r>
-        <w:t xml:space="preserve">full-depth search on</w:t>
-      </w:r>
-      <w:r>
-        <w:t xml:space="preserve"> </w:t>
-      </w:r>
-      <w:r>
-        <w:rPr>
-          <w:bCs/>
-          <w:b/>
-        </w:rPr>
-        <w:t xml:space="preserve">5 companies or</w:t>
-      </w:r>
-      <w:r>
-        <w:rPr>
-          <w:bCs/>
-          <w:b/>
-        </w:rPr>
-        <w:t xml:space="preserve"> </w:t>
-      </w:r>
-      <w:r>
-        <w:rPr>
-          <w:bCs/>
-          <w:b/>
-        </w:rPr>
-        <w:t xml:space="preserve">fewer</w:t>
-      </w:r>
-      <w:r>
-        <w:t xml:space="preserve"> </w:t>
-      </w:r>
-      <w:r>
-        <w:t xml:space="preserve">— a tested number, not a guess. Runs a real 4-query</w:t>
-      </w:r>
-      <w:r>
-        <w:t xml:space="preserve"> </w:t>
-      </w:r>
-      <w:r>
-        <w:t xml:space="preserve">treatment per company (LinkedIn Jobs, the company’s own careers</w:t>
-      </w:r>
-      <w:r>
-        <w:t xml:space="preserve"> </w:t>
-      </w:r>
-      <w:r>
-        <w:t xml:space="preserve">site, Indeed/Glassdoor/ZipRecruiter, plus a direct verification</w:t>
-      </w:r>
-      <w:r>
-        <w:t xml:space="preserve"> </w:t>
-      </w:r>
-      <w:r>
-        <w:t xml:space="preserve">fetch on the best lead). Pasted titles are used here as</w:t>
-      </w:r>
-      <w:r>
-        <w:t xml:space="preserve"> </w:t>
-      </w:r>
-      <w:r>
-        <w:t xml:space="preserve">category-matching hints (Seniority + Domain + Function), not</w:t>
-      </w:r>
-      <w:r>
-        <w:t xml:space="preserve"> </w:t>
-      </w:r>
-      <w:r>
-        <w:t xml:space="preserve">literal phrases.</w:t>
+        <w:t xml:space="preserve"> full-depth search on </w:t>
+      </w:r>
+      <w:r>
+        <w:rPr>
+          <w:bCs/>
+          <w:b/>
+        </w:rPr>
+        <w:t xml:space="preserve">5 companies or fewer</w:t>
+      </w:r>
+      <w:r>
+        <w:t xml:space="preserve"> — a tested number, not a guess. Runs a real 4-query treatment per company (LinkedIn Jobs, the company’s own careers site, Indeed/Glassdoor/ZipRecruiter, plus a direct verification fetch on the best lead). Pasted titles are used here as category-matching hints (Seniority + Domain + Function), not literal phrases.</w:t>
       </w:r>
     </w:p>
     <w:bookmarkEnd w:id="36"/>
@@ -3345,52 +1857,7 @@
         <w:t xml:space="preserve">Bulk paste from your tracker:</w:t>
       </w:r>
       <w:r>
-        <w:t xml:space="preserve"> </w:t>
-      </w:r>
-      <w:r>
-        <w:t xml:space="preserve">select Company and Suggested Job</w:t>
-      </w:r>
-      <w:r>
-        <w:t xml:space="preserve"> </w:t>
-      </w:r>
-      <w:r>
-        <w:t xml:space="preserve">Title Keywords from your Prompt Builder output, paste, and Parse</w:t>
-      </w:r>
-      <w:r>
-        <w:t xml:space="preserve"> </w:t>
-      </w:r>
-      <w:r>
-        <w:t xml:space="preserve">rows — reads the real tab-separated columns directly, keeping each</w:t>
-      </w:r>
-      <w:r>
-        <w:t xml:space="preserve"> </w:t>
-      </w:r>
-      <w:r>
-        <w:t xml:space="preserve">company’s own specific title variants (semicolon-separated cells are</w:t>
-      </w:r>
-      <w:r>
-        <w:t xml:space="preserve"> </w:t>
-      </w:r>
-      <w:r>
-        <w:t xml:space="preserve">kept as OR alternatives to search, not garbled into one string). In</w:t>
-      </w:r>
-      <w:r>
-        <w:t xml:space="preserve"> </w:t>
-      </w:r>
-      <w:r>
-        <w:t xml:space="preserve">Executive mode, these titles are ignored during Triage and used as</w:t>
-      </w:r>
-      <w:r>
-        <w:t xml:space="preserve"> </w:t>
-      </w:r>
-      <w:r>
-        <w:t xml:space="preserve">matching hints during Deep Dive — nothing pasted is wasted, it’s</w:t>
-      </w:r>
-      <w:r>
-        <w:t xml:space="preserve"> </w:t>
-      </w:r>
-      <w:r>
-        <w:t xml:space="preserve">just used differently by stage.</w:t>
+        <w:t xml:space="preserve"> select Company and Suggested Job Title Keywords from your Prompt Builder output, paste, and Parse rows — reads the real tab-separated columns directly, keeping each company’s own specific title variants (semicolon-separated cells are kept as OR alternatives to search, not garbled into one string). In Executive mode, these titles are ignored during Triage and used as matching hints during Deep Dive — nothing pasted is wasted, it’s just used differently by stage.</w:t>
       </w:r>
     </w:p>
     <w:p>
@@ -3408,22 +1875,7 @@
         <w:t xml:space="preserve">What to search for:</w:t>
       </w:r>
       <w:r>
-        <w:t xml:space="preserve"> </w:t>
-      </w:r>
-      <w:r>
-        <w:t xml:space="preserve">typed companies and/or titles as an</w:t>
-      </w:r>
-      <w:r>
-        <w:t xml:space="preserve"> </w:t>
-      </w:r>
-      <w:r>
-        <w:t xml:space="preserve">alternative or supplement to bulk paste, combined via Any (OR), All</w:t>
-      </w:r>
-      <w:r>
-        <w:t xml:space="preserve"> </w:t>
-      </w:r>
-      <w:r>
-        <w:t xml:space="preserve">(AND), or a custom boolean expression.</w:t>
+        <w:t xml:space="preserve"> typed companies and/or titles as an alternative or supplement to bulk paste, combined via Any (OR), All (AND), or a custom boolean expression.</w:t>
       </w:r>
     </w:p>
     <w:p>
@@ -3441,58 +1893,7 @@
         <w:t xml:space="preserve">Scope:</w:t>
       </w:r>
       <w:r>
-        <w:t xml:space="preserve"> </w:t>
-      </w:r>
-      <w:r>
-        <w:t xml:space="preserve">recency window (7/14/30 days or any time), location, and</w:t>
-      </w:r>
-      <w:r>
-        <w:t xml:space="preserve"> </w:t>
-      </w:r>
-      <w:r>
-        <w:t xml:space="preserve">max postings per combination. There’s no</w:t>
-      </w:r>
-      <w:r>
-        <w:t xml:space="preserve"> </w:t>
-      </w:r>
-      <w:r>
-        <w:t xml:space="preserve">“</w:t>
-      </w:r>
-      <w:r>
-        <w:t xml:space="preserve">which sources to check</w:t>
-      </w:r>
-      <w:r>
-        <w:t xml:space="preserve">”</w:t>
-      </w:r>
-      <w:r>
-        <w:t xml:space="preserve"> </w:t>
-      </w:r>
-      <w:r>
-        <w:t xml:space="preserve">toggle anymore — every doable source (LinkedIn Jobs, Indeed, each</w:t>
-      </w:r>
-      <w:r>
-        <w:t xml:space="preserve"> </w:t>
-      </w:r>
-      <w:r>
-        <w:t xml:space="preserve">company’s own careers page, Google Jobs, Glassdoor, ZipRecruiter) is</w:t>
-      </w:r>
-      <w:r>
-        <w:t xml:space="preserve"> </w:t>
-      </w:r>
-      <w:r>
-        <w:t xml:space="preserve">checked by default, and the results say plainly, per company, which</w:t>
-      </w:r>
-      <w:r>
-        <w:t xml:space="preserve"> </w:t>
-      </w:r>
-      <w:r>
-        <w:t xml:space="preserve">were actually checked versus which couldn’t be (login-gated, no</w:t>
-      </w:r>
-      <w:r>
-        <w:t xml:space="preserve"> </w:t>
-      </w:r>
-      <w:r>
-        <w:t xml:space="preserve">public listings page, etc.).</w:t>
+        <w:t xml:space="preserve"> recency window (7/14/30 days or any time), location, and max postings per combination. There’s no “which sources to check” toggle anymore — every doable source (LinkedIn Jobs, Indeed, each company’s own careers page, Google Jobs, Glassdoor, ZipRecruiter) is checked by default, and the results say plainly, per company, which were actually checked versus which couldn’t be (login-gated, no public listings page, etc.).</w:t>
       </w:r>
     </w:p>
     <w:p>
@@ -3510,22 +1911,7 @@
         <w:t xml:space="preserve">Output:</w:t>
       </w:r>
       <w:r>
-        <w:t xml:space="preserve"> </w:t>
-      </w:r>
-      <w:r>
-        <w:t xml:space="preserve">table in chat (default) or a downloadable Excel file</w:t>
-      </w:r>
-      <w:r>
-        <w:t xml:space="preserve"> </w:t>
-      </w:r>
-      <w:r>
-        <w:t xml:space="preserve">with color-coded recency and date-confidence. Triage runs output a</w:t>
-      </w:r>
-      <w:r>
-        <w:t xml:space="preserve"> </w:t>
-      </w:r>
-      <w:r>
-        <w:t xml:space="preserve">single status sheet/table instead of a postings list.</w:t>
+        <w:t xml:space="preserve"> table in chat (default) or a downloadable Excel file with color-coded recency and date-confidence. Triage runs output a single status sheet/table instead of a postings list.</w:t>
       </w:r>
     </w:p>
     <w:bookmarkEnd w:id="37"/>
@@ -3546,13 +1932,7 @@
         </w:numPr>
       </w:pPr>
       <w:r>
-        <w:t xml:space="preserve">Web search — required; without it there is no way to find anything</w:t>
-      </w:r>
-      <w:r>
-        <w:t xml:space="preserve"> </w:t>
-      </w:r>
-      <w:r>
-        <w:t xml:space="preserve">real</w:t>
+        <w:t xml:space="preserve">Web search — required; without it there is no way to find anything real</w:t>
       </w:r>
     </w:p>
     <w:p>
@@ -3563,13 +1943,7 @@
         </w:numPr>
       </w:pPr>
       <w:r>
-        <w:t xml:space="preserve">Code execution and file creation — only if the Excel output format</w:t>
-      </w:r>
-      <w:r>
-        <w:t xml:space="preserve"> </w:t>
-      </w:r>
-      <w:r>
-        <w:t xml:space="preserve">is chosen</w:t>
+        <w:t xml:space="preserve">Code execution and file creation — only if the Excel output format is chosen</w:t>
       </w:r>
     </w:p>
     <w:bookmarkEnd w:id="38"/>
@@ -3587,34 +1961,7 @@
         <w:pStyle w:val="FirstParagraph"/>
       </w:pPr>
       <w:r>
-        <w:t xml:space="preserve">A results table (or .xlsx) grouped by company, with every posting’s real</w:t>
-      </w:r>
-      <w:r>
-        <w:t xml:space="preserve"> </w:t>
-      </w:r>
-      <w:r>
-        <w:t xml:space="preserve">URL shown directly — required on every row, never summarized away.</w:t>
-      </w:r>
-      <w:r>
-        <w:t xml:space="preserve"> </w:t>
-      </w:r>
-      <w:r>
-        <w:t xml:space="preserve">Followed by a separate Near-Misses section listing postings that relate</w:t>
-      </w:r>
-      <w:r>
-        <w:t xml:space="preserve"> </w:t>
-      </w:r>
-      <w:r>
-        <w:t xml:space="preserve">to your search but don’t fully qualify, each with an explicit Reason, so</w:t>
-      </w:r>
-      <w:r>
-        <w:t xml:space="preserve"> </w:t>
-      </w:r>
-      <w:r>
-        <w:t xml:space="preserve">nothing just silently disappears. In Executive mode, near-misses are the</w:t>
-      </w:r>
-      <w:r>
-        <w:t xml:space="preserve"> </w:t>
+        <w:t xml:space="preserve">A results table (or .xlsx) grouped by company, with every posting’s real URL shown directly — required on every row, never summarized away. Followed by a separate Near-Misses section listing postings that relate to your search but don’t fully qualify, each with an explicit Reason, so nothing just silently disappears. In Executive mode, near-misses are the </w:t>
       </w:r>
       <w:r>
         <w:rPr>
@@ -3624,10 +1971,7 @@
         <w:t xml:space="preserve">expected majority</w:t>
       </w:r>
       <w:r>
-        <w:t xml:space="preserve"> </w:t>
-      </w:r>
-      <w:r>
-        <w:t xml:space="preserve">of what comes back, not a sign of a weak search.</w:t>
+        <w:t xml:space="preserve"> of what comes back, not a sign of a weak search.</w:t>
       </w:r>
     </w:p>
     <w:bookmarkEnd w:id="39"/>
@@ -3648,31 +1992,7 @@
         </w:numPr>
       </w:pPr>
       <w:r>
-        <w:t xml:space="preserve">A batch-size warning appears above the generated prompt once your</w:t>
-      </w:r>
-      <w:r>
-        <w:t xml:space="preserve"> </w:t>
-      </w:r>
-      <w:r>
-        <w:t xml:space="preserve">company count goes over the working ceiling for your current</w:t>
-      </w:r>
-      <w:r>
-        <w:t xml:space="preserve"> </w:t>
-      </w:r>
-      <w:r>
-        <w:t xml:space="preserve">mode/stage — 15 for Standard, ~30 for Triage, 5 for Deep Dive.</w:t>
-      </w:r>
-      <w:r>
-        <w:t xml:space="preserve"> </w:t>
-      </w:r>
-      <w:r>
-        <w:t xml:space="preserve">It’s informational only, nothing is truncated, but expect a larger</w:t>
-      </w:r>
-      <w:r>
-        <w:t xml:space="preserve"> </w:t>
-      </w:r>
-      <w:r>
-        <w:t xml:space="preserve">batch to run long or come back thinner per company.</w:t>
+        <w:t xml:space="preserve">A batch-size warning appears above the generated prompt once your company count goes over the working ceiling for your current mode/stage — 15 for Standard, ~30 for Triage, 5 for Deep Dive. It’s informational only, nothing is truncated, but expect a larger batch to run long or come back thinner per company.</w:t>
       </w:r>
     </w:p>
     <w:p>
@@ -3690,28 +2010,7 @@
         <w:t xml:space="preserve">Every mode now verifies before trusting a lead.</w:t>
       </w:r>
       <w:r>
-        <w:t xml:space="preserve"> </w:t>
-      </w:r>
-      <w:r>
-        <w:t xml:space="preserve">Any posting</w:t>
-      </w:r>
-      <w:r>
-        <w:t xml:space="preserve"> </w:t>
-      </w:r>
-      <w:r>
-        <w:t xml:space="preserve">specific enough to drive a real result gets a direct link check</w:t>
-      </w:r>
-      <w:r>
-        <w:t xml:space="preserve"> </w:t>
-      </w:r>
-      <w:r>
-        <w:t xml:space="preserve">before being reported — search snippets and aggregators</w:t>
-      </w:r>
-      <w:r>
-        <w:t xml:space="preserve"> </w:t>
-      </w:r>
-      <w:r>
-        <w:t xml:space="preserve">frequently show closed or stale postings as if they were current.</w:t>
+        <w:t xml:space="preserve"> Any posting specific enough to drive a real result gets a direct link check before being reported — search snippets and aggregators frequently show closed or stale postings as if they were current.</w:t>
       </w:r>
     </w:p>
     <w:p>
@@ -3729,34 +2028,7 @@
         <w:t xml:space="preserve">KPMG, Accenture, and EY get an automatic extra caution note</w:t>
       </w:r>
       <w:r>
-        <w:t xml:space="preserve"> </w:t>
-      </w:r>
-      <w:r>
-        <w:t xml:space="preserve">whenever they’re in your list. Specific leads for these three have</w:t>
-      </w:r>
-      <w:r>
-        <w:t xml:space="preserve"> </w:t>
-      </w:r>
-      <w:r>
-        <w:t xml:space="preserve">repeatedly turned out to be dead on direct verification across</w:t>
-      </w:r>
-      <w:r>
-        <w:t xml:space="preserve"> </w:t>
-      </w:r>
-      <w:r>
-        <w:t xml:space="preserve">multiple real runs, at every seniority level tested — not a</w:t>
-      </w:r>
-      <w:r>
-        <w:t xml:space="preserve"> </w:t>
-      </w:r>
-      <w:r>
-        <w:t xml:space="preserve">judgment on them as employers, just an operational heads-up about</w:t>
-      </w:r>
-      <w:r>
-        <w:t xml:space="preserve"> </w:t>
-      </w:r>
-      <w:r>
-        <w:t xml:space="preserve">how their career-site links get indexed and cached.</w:t>
+        <w:t xml:space="preserve"> whenever they’re in your list. Specific leads for these three have repeatedly turned out to be dead on direct verification across multiple real runs, at every seniority level tested — not a judgment on them as employers, just an operational heads-up about how their career-site links get indexed and cached.</w:t>
       </w:r>
     </w:p>
     <w:p>
@@ -3767,19 +2039,7 @@
         </w:numPr>
       </w:pPr>
       <w:r>
-        <w:t xml:space="preserve">Date Confidence (High/Medium/Low) is separate from Posted Date</w:t>
-      </w:r>
-      <w:r>
-        <w:t xml:space="preserve"> </w:t>
-      </w:r>
-      <w:r>
-        <w:t xml:space="preserve">itself — it tells you how certain the date actually is, since many</w:t>
-      </w:r>
-      <w:r>
-        <w:t xml:space="preserve"> </w:t>
-      </w:r>
-      <w:r>
-        <w:t xml:space="preserve">aggregator listings carry stale or ambiguous dates.</w:t>
+        <w:t xml:space="preserve">Date Confidence (High/Medium/Low) is separate from Posted Date itself — it tells you how certain the date actually is, since many aggregator listings carry stale or ambiguous dates.</w:t>
       </w:r>
     </w:p>
     <w:p>
@@ -3790,43 +2050,7 @@
         </w:numPr>
       </w:pPr>
       <w:r>
-        <w:t xml:space="preserve">Genuinely fresh, senior-level postings at large firms are often</w:t>
-      </w:r>
-      <w:r>
-        <w:t xml:space="preserve"> </w:t>
-      </w:r>
-      <w:r>
-        <w:t xml:space="preserve">rarer than expected — an honest</w:t>
-      </w:r>
-      <w:r>
-        <w:t xml:space="preserve"> </w:t>
-      </w:r>
-      <w:r>
-        <w:t xml:space="preserve">“</w:t>
-      </w:r>
-      <w:r>
-        <w:t xml:space="preserve">nothing qualified</w:t>
-      </w:r>
-      <w:r>
-        <w:t xml:space="preserve">”</w:t>
-      </w:r>
-      <w:r>
-        <w:t xml:space="preserve"> </w:t>
-      </w:r>
-      <w:r>
-        <w:t xml:space="preserve">result</w:t>
-      </w:r>
-      <w:r>
-        <w:t xml:space="preserve"> </w:t>
-      </w:r>
-      <w:r>
-        <w:t xml:space="preserve">across several companies is a real, useful outcome, not a sign the</w:t>
-      </w:r>
-      <w:r>
-        <w:t xml:space="preserve"> </w:t>
-      </w:r>
-      <w:r>
-        <w:t xml:space="preserve">tool failed.</w:t>
+        <w:t xml:space="preserve">Genuinely fresh, senior-level postings at large firms are often rarer than expected — an honest “nothing qualified” result across several companies is a real, useful outcome, not a sign the tool failed.</w:t>
       </w:r>
     </w:p>
     <w:p>
@@ -3905,37 +2129,7 @@
         <w:pStyle w:val="BodyText"/>
       </w:pPr>
       <w:r>
-        <w:t xml:space="preserve">Takes a real job posting and your actual resume, and generates a</w:t>
-      </w:r>
-      <w:r>
-        <w:t xml:space="preserve"> </w:t>
-      </w:r>
-      <w:r>
-        <w:t xml:space="preserve">keyword/gap analysis, tailored bullet suggestions, a cover letter draft,</w:t>
-      </w:r>
-      <w:r>
-        <w:t xml:space="preserve"> </w:t>
-      </w:r>
-      <w:r>
-        <w:t xml:space="preserve">and/or a Qualifications Match Letter (T-Letter) — all grounded</w:t>
-      </w:r>
-      <w:r>
-        <w:t xml:space="preserve"> </w:t>
-      </w:r>
-      <w:r>
-        <w:t xml:space="preserve">strictly in what’s actually true about you. Nothing is invented: a real,</w:t>
-      </w:r>
-      <w:r>
-        <w:t xml:space="preserve"> </w:t>
-      </w:r>
-      <w:r>
-        <w:t xml:space="preserve">honestly named gap is a correct answer; a fabricated qualification is</w:t>
-      </w:r>
-      <w:r>
-        <w:t xml:space="preserve"> </w:t>
-      </w:r>
-      <w:r>
-        <w:t xml:space="preserve">not acceptable under any framing.</w:t>
+        <w:t xml:space="preserve">Takes a real job posting and your actual resume, and generates a keyword/gap analysis, tailored bullet suggestions, a cover letter draft, and/or a Qualifications Match Letter (T-Letter) — all grounded strictly in what’s actually true about you. Nothing is invented: a real, honestly named gap is a correct answer; a fabricated qualification is not acceptable under any framing.</w:t>
       </w:r>
     </w:p>
     <w:bookmarkStart w:id="44" w:name="key-sections-options-2"/>
@@ -3962,16 +2156,7 @@
         <w:t xml:space="preserve">The job posting:</w:t>
       </w:r>
       <w:r>
-        <w:t xml:space="preserve"> </w:t>
-      </w:r>
-      <w:r>
-        <w:t xml:space="preserve">paste the full text, not a summary — company</w:t>
-      </w:r>
-      <w:r>
-        <w:t xml:space="preserve"> </w:t>
-      </w:r>
-      <w:r>
-        <w:t xml:space="preserve">name is optional but scopes the recruiter search precisely.</w:t>
+        <w:t xml:space="preserve"> paste the full text, not a summary — company name is optional but scopes the recruiter search precisely.</w:t>
       </w:r>
     </w:p>
     <w:p>
@@ -3989,16 +2174,7 @@
         <w:t xml:space="preserve">Your resume:</w:t>
       </w:r>
       <w:r>
-        <w:t xml:space="preserve"> </w:t>
-      </w:r>
-      <w:r>
-        <w:t xml:space="preserve">paste your complete resume text, plus any optional</w:t>
-      </w:r>
-      <w:r>
-        <w:t xml:space="preserve"> </w:t>
-      </w:r>
-      <w:r>
-        <w:t xml:space="preserve">additional context not yet reflected in it.</w:t>
+        <w:t xml:space="preserve"> paste your complete resume text, plus any optional additional context not yet reflected in it.</w:t>
       </w:r>
     </w:p>
     <w:p>
@@ -4016,34 +2192,7 @@
         <w:t xml:space="preserve">What to generate:</w:t>
       </w:r>
       <w:r>
-        <w:t xml:space="preserve"> </w:t>
-      </w:r>
-      <w:r>
-        <w:t xml:space="preserve">four independent checkboxes — ATS/Keyword</w:t>
-      </w:r>
-      <w:r>
-        <w:t xml:space="preserve"> </w:t>
-      </w:r>
-      <w:r>
-        <w:t xml:space="preserve">Gap Analysis, Resume Bullet Rewrite Suggestions, Cover Letter Draft,</w:t>
-      </w:r>
-      <w:r>
-        <w:t xml:space="preserve"> </w:t>
-      </w:r>
-      <w:r>
-        <w:t xml:space="preserve">and Qualifications Match Letter (T-Letter, always kept to 1 page).</w:t>
-      </w:r>
-      <w:r>
-        <w:t xml:space="preserve"> </w:t>
-      </w:r>
-      <w:r>
-        <w:t xml:space="preserve">Cover letter tone (Warm/Formal/Direct) and length (1 page standard,</w:t>
-      </w:r>
-      <w:r>
-        <w:t xml:space="preserve"> </w:t>
-      </w:r>
-      <w:r>
-        <w:t xml:space="preserve">or 2–3 pages for executive/federal roles) are both selectable.</w:t>
+        <w:t xml:space="preserve"> four independent checkboxes — ATS/Keyword Gap Analysis, Resume Bullet Rewrite Suggestions, Cover Letter Draft, and Qualifications Match Letter (T-Letter, always kept to 1 page). Cover letter tone (Warm/Formal/Direct) and length (1 page standard, or 2–3 pages for executive/federal roles) are both selectable.</w:t>
       </w:r>
     </w:p>
     <w:p>
@@ -4061,40 +2210,7 @@
         <w:t xml:space="preserve">Apply the suggestions directly:</w:t>
       </w:r>
       <w:r>
-        <w:t xml:space="preserve"> </w:t>
-      </w:r>
-      <w:r>
-        <w:t xml:space="preserve">two additional checkboxes,</w:t>
-      </w:r>
-      <w:r>
-        <w:t xml:space="preserve"> </w:t>
-      </w:r>
-      <w:r>
-        <w:t xml:space="preserve">nested under Gap Analysis and Bullet Rewrites respectively, produce</w:t>
-      </w:r>
-      <w:r>
-        <w:t xml:space="preserve"> </w:t>
-      </w:r>
-      <w:r>
-        <w:t xml:space="preserve">a ready-to-use updated resume with those specific suggestions</w:t>
-      </w:r>
-      <w:r>
-        <w:t xml:space="preserve"> </w:t>
-      </w:r>
-      <w:r>
-        <w:t xml:space="preserve">actually applied — check one, the other, or both. Each is disabled</w:t>
-      </w:r>
-      <w:r>
-        <w:t xml:space="preserve"> </w:t>
-      </w:r>
-      <w:r>
-        <w:t xml:space="preserve">until its parent checkbox is on, since the update is built strictly</w:t>
-      </w:r>
-      <w:r>
-        <w:t xml:space="preserve"> </w:t>
-      </w:r>
-      <w:r>
-        <w:t xml:space="preserve">from what that table already justified.</w:t>
+        <w:t xml:space="preserve"> two additional checkboxes, nested under Gap Analysis and Bullet Rewrites respectively, produce a ready-to-use updated resume with those specific suggestions actually applied — check one, the other, or both. Each is disabled until its parent checkbox is on, since the update is built strictly from what that table already justified.</w:t>
       </w:r>
     </w:p>
     <w:p>
@@ -4112,40 +2228,7 @@
         <w:t xml:space="preserve">Recruiter identification:</w:t>
       </w:r>
       <w:r>
-        <w:t xml:space="preserve"> </w:t>
-      </w:r>
-      <w:r>
-        <w:t xml:space="preserve">on by default, runs a two-tier search</w:t>
-      </w:r>
-      <w:r>
-        <w:t xml:space="preserve"> </w:t>
-      </w:r>
-      <w:r>
-        <w:t xml:space="preserve">before drafting either letter. Tier 1 matches by</w:t>
-      </w:r>
-      <w:r>
-        <w:t xml:space="preserve"> </w:t>
-      </w:r>
-      <w:r>
-        <w:t xml:space="preserve">department/function. If that finds nothing confident, Tier 2</w:t>
-      </w:r>
-      <w:r>
-        <w:t xml:space="preserve"> </w:t>
-      </w:r>
-      <w:r>
-        <w:t xml:space="preserve">broadens by location and role-appropriate seniority — but never</w:t>
-      </w:r>
-      <w:r>
-        <w:t xml:space="preserve"> </w:t>
-      </w:r>
-      <w:r>
-        <w:t xml:space="preserve">auto-picks a Tier 2 candidate; it lists them for you to choose from</w:t>
-      </w:r>
-      <w:r>
-        <w:t xml:space="preserve"> </w:t>
-      </w:r>
-      <w:r>
-        <w:t xml:space="preserve">while still drafting the letter in full with a generic salutation.</w:t>
+        <w:t xml:space="preserve"> on by default, runs a two-tier search before drafting either letter. Tier 1 matches by department/function. If that finds nothing confident, Tier 2 broadens by location and role-appropriate seniority — but never auto-picks a Tier 2 candidate; it lists them for you to choose from while still drafting the letter in full with a generic salutation.</w:t>
       </w:r>
     </w:p>
     <w:bookmarkEnd w:id="44"/>
@@ -4166,13 +2249,7 @@
         </w:numPr>
       </w:pPr>
       <w:r>
-        <w:t xml:space="preserve">Web search — only if recruiter identification is left on (the</w:t>
-      </w:r>
-      <w:r>
-        <w:t xml:space="preserve"> </w:t>
-      </w:r>
-      <w:r>
-        <w:t xml:space="preserve">default)</w:t>
+        <w:t xml:space="preserve">Web search — only if recruiter identification is left on (the default)</w:t>
       </w:r>
     </w:p>
     <w:p>
@@ -4183,13 +2260,7 @@
         </w:numPr>
       </w:pPr>
       <w:r>
-        <w:t xml:space="preserve">Code execution and file creation — only if the Word document</w:t>
-      </w:r>
-      <w:r>
-        <w:t xml:space="preserve"> </w:t>
-      </w:r>
-      <w:r>
-        <w:t xml:space="preserve">output format is chosen</w:t>
+        <w:t xml:space="preserve">Code execution and file creation — only if the Word document output format is chosen</w:t>
       </w:r>
     </w:p>
     <w:bookmarkEnd w:id="45"/>
@@ -4207,25 +2278,7 @@
         <w:pStyle w:val="FirstParagraph"/>
       </w:pPr>
       <w:r>
-        <w:t xml:space="preserve">Real markdown or Word tables (never plain dashes standing in for one)</w:t>
-      </w:r>
-      <w:r>
-        <w:t xml:space="preserve"> </w:t>
-      </w:r>
-      <w:r>
-        <w:t xml:space="preserve">for the Gap Analysis and Bullet Rewrites, genuine letter formatting</w:t>
-      </w:r>
-      <w:r>
-        <w:t xml:space="preserve"> </w:t>
-      </w:r>
-      <w:r>
-        <w:t xml:space="preserve">(date, salutation, paragraph breaks, closing) for any letter, and — if</w:t>
-      </w:r>
-      <w:r>
-        <w:t xml:space="preserve"> </w:t>
-      </w:r>
-      <w:r>
-        <w:t xml:space="preserve">selected — an updated resume with vetted changes already applied.</w:t>
+        <w:t xml:space="preserve">Real markdown or Word tables (never plain dashes standing in for one) for the Gap Analysis and Bullet Rewrites, genuine letter formatting (date, salutation, paragraph breaks, closing) for any letter, and — if selected — an updated resume with vetted changes already applied.</w:t>
       </w:r>
     </w:p>
     <w:bookmarkEnd w:id="46"/>
@@ -4246,19 +2299,7 @@
         </w:numPr>
       </w:pPr>
       <w:r>
-        <w:t xml:space="preserve">Always read every bullet rewrite side by side with your original</w:t>
-      </w:r>
-      <w:r>
-        <w:t xml:space="preserve"> </w:t>
-      </w:r>
-      <w:r>
-        <w:t xml:space="preserve">before using it — confirm you can genuinely stand behind each</w:t>
-      </w:r>
-      <w:r>
-        <w:t xml:space="preserve"> </w:t>
-      </w:r>
-      <w:r>
-        <w:t xml:space="preserve">change in an interview.</w:t>
+        <w:t xml:space="preserve">Always read every bullet rewrite side by side with your original before using it — confirm you can genuinely stand behind each change in an interview.</w:t>
       </w:r>
     </w:p>
     <w:p>
@@ -4269,19 +2310,7 @@
         </w:numPr>
       </w:pPr>
       <w:r>
-        <w:t xml:space="preserve">A named, honest gap in the analysis is useful information, not a</w:t>
-      </w:r>
-      <w:r>
-        <w:t xml:space="preserve"> </w:t>
-      </w:r>
-      <w:r>
-        <w:t xml:space="preserve">failure — don’t look for the tool to paper over something your</w:t>
-      </w:r>
-      <w:r>
-        <w:t xml:space="preserve"> </w:t>
-      </w:r>
-      <w:r>
-        <w:t xml:space="preserve">resume genuinely doesn’t support.</w:t>
+        <w:t xml:space="preserve">A named, honest gap in the analysis is useful information, not a failure — don’t look for the tool to paper over something your resume genuinely doesn’t support.</w:t>
       </w:r>
     </w:p>
     <w:p>
@@ -4292,19 +2321,7 @@
         </w:numPr>
       </w:pPr>
       <w:r>
-        <w:t xml:space="preserve">Tier 2 recruiter candidates are intentionally never auto-selected</w:t>
-      </w:r>
-      <w:r>
-        <w:t xml:space="preserve"> </w:t>
-      </w:r>
-      <w:r>
-        <w:t xml:space="preserve">— a fabricated or wrongly-guessed name in a real cover letter is a</w:t>
-      </w:r>
-      <w:r>
-        <w:t xml:space="preserve"> </w:t>
-      </w:r>
-      <w:r>
-        <w:t xml:space="preserve">worse outcome than an honest "Dear Hiring Team."</w:t>
+        <w:t xml:space="preserve">Tier 2 recruiter candidates are intentionally never auto-selected — a fabricated or wrongly-guessed name in a real cover letter is a worse outcome than an honest "Dear Hiring Team."</w:t>
       </w:r>
     </w:p>
     <w:p>
@@ -4383,25 +2400,7 @@
         <w:pStyle w:val="BodyText"/>
       </w:pPr>
       <w:r>
-        <w:t xml:space="preserve">Takes your researched tracker rows — Company, Key Contacts, Warm</w:t>
-      </w:r>
-      <w:r>
-        <w:t xml:space="preserve"> </w:t>
-      </w:r>
-      <w:r>
-        <w:t xml:space="preserve">Introduction Path, and Category — and drafts the actual outreach</w:t>
-      </w:r>
-      <w:r>
-        <w:t xml:space="preserve"> </w:t>
-      </w:r>
-      <w:r>
-        <w:t xml:space="preserve">messages, tailored per company and per stage of the relationship, rather</w:t>
-      </w:r>
-      <w:r>
-        <w:t xml:space="preserve"> </w:t>
-      </w:r>
-      <w:r>
-        <w:t xml:space="preserve">than one generic template with the name swapped in.</w:t>
+        <w:t xml:space="preserve">Takes your researched tracker rows — Company, Key Contacts, Warm Introduction Path, and Category — and drafts the actual outreach messages, tailored per company and per stage of the relationship, rather than one generic template with the name swapped in.</w:t>
       </w:r>
     </w:p>
     <w:bookmarkStart w:id="51" w:name="key-sections-options-3"/>
@@ -4428,46 +2427,7 @@
         <w:t xml:space="preserve">Paste from your tracker:</w:t>
       </w:r>
       <w:r>
-        <w:t xml:space="preserve"> </w:t>
-      </w:r>
-      <w:r>
-        <w:t xml:space="preserve">Ctrl+click (Cmd+click on Mac) to select</w:t>
-      </w:r>
-      <w:r>
-        <w:t xml:space="preserve"> </w:t>
-      </w:r>
-      <w:r>
-        <w:t xml:space="preserve">Company, Key Contacts/Priority Titles, Warm Introduction Path, and</w:t>
-      </w:r>
-      <w:r>
-        <w:t xml:space="preserve"> </w:t>
-      </w:r>
-      <w:r>
-        <w:t xml:space="preserve">Category together in Excel — these columns aren’t adjacent in the</w:t>
-      </w:r>
-      <w:r>
-        <w:t xml:space="preserve"> </w:t>
-      </w:r>
-      <w:r>
-        <w:t xml:space="preserve">tracker, so this non-contiguous-selection trick is what makes bulk</w:t>
-      </w:r>
-      <w:r>
-        <w:t xml:space="preserve"> </w:t>
-      </w:r>
-      <w:r>
-        <w:t xml:space="preserve">paste practical. Each parsed row also gets an optional Target</w:t>
-      </w:r>
-      <w:r>
-        <w:t xml:space="preserve"> </w:t>
-      </w:r>
-      <w:r>
-        <w:t xml:space="preserve">Audience field (Recruiter, Hiring Manager, Cold Outreach, or Warm</w:t>
-      </w:r>
-      <w:r>
-        <w:t xml:space="preserve"> </w:t>
-      </w:r>
-      <w:r>
-        <w:t xml:space="preserve">Outreach) that further shapes the message.</w:t>
+        <w:t xml:space="preserve"> Ctrl+click (Cmd+click on Mac) to select Company, Key Contacts/Priority Titles, Warm Introduction Path, and Category together in Excel — these columns aren’t adjacent in the tracker, so this non-contiguous-selection trick is what makes bulk paste practical. Each parsed row also gets an optional Target Audience field (Recruiter, Hiring Manager, Cold Outreach, or Warm Outreach) that further shapes the message.</w:t>
       </w:r>
     </w:p>
     <w:p>
@@ -4485,46 +2445,7 @@
         <w:t xml:space="preserve">Message goal:</w:t>
       </w:r>
       <w:r>
-        <w:t xml:space="preserve"> </w:t>
-      </w:r>
-      <w:r>
-        <w:t xml:space="preserve">First outreach, Follow-up (no response yet),</w:t>
-      </w:r>
-      <w:r>
-        <w:t xml:space="preserve"> </w:t>
-      </w:r>
-      <w:r>
-        <w:t xml:space="preserve">Thank-you (after a call/interview), or Staying in touch — a global</w:t>
-      </w:r>
-      <w:r>
-        <w:t xml:space="preserve"> </w:t>
-      </w:r>
-      <w:r>
-        <w:t xml:space="preserve">setting that changes the actual instructions given, not just the</w:t>
-      </w:r>
-      <w:r>
-        <w:t xml:space="preserve"> </w:t>
-      </w:r>
-      <w:r>
-        <w:t xml:space="preserve">wording. Anything other than "First outreach" adds a per-row</w:t>
-      </w:r>
-      <w:r>
-        <w:t xml:space="preserve"> </w:t>
-      </w:r>
-      <w:r>
-        <w:t xml:space="preserve">Context Notes field (what you discussed, when you first reached out,</w:t>
-      </w:r>
-      <w:r>
-        <w:t xml:space="preserve"> </w:t>
-      </w:r>
-      <w:r>
-        <w:t xml:space="preserve">or your reason for reconnecting, depending on the goal) that grounds</w:t>
-      </w:r>
-      <w:r>
-        <w:t xml:space="preserve"> </w:t>
-      </w:r>
-      <w:r>
-        <w:t xml:space="preserve">the message instead of leaving it generic or risking fabrication.</w:t>
+        <w:t xml:space="preserve"> First outreach, Follow-up (no response yet), Thank-you (after a call/interview), or Staying in touch — a global setting that changes the actual instructions given, not just the wording. Anything other than "First outreach" adds a per-row Context Notes field (what you discussed, when you first reached out, or your reason for reconnecting, depending on the goal) that grounds the message instead of leaving it generic or risking fabrication.</w:t>
       </w:r>
     </w:p>
     <w:p>
@@ -4542,40 +2463,7 @@
         <w:t xml:space="preserve">Message settings:</w:t>
       </w:r>
       <w:r>
-        <w:t xml:space="preserve"> </w:t>
-      </w:r>
-      <w:r>
-        <w:t xml:space="preserve">Channel — LinkedIn connection request</w:t>
-      </w:r>
-      <w:r>
-        <w:t xml:space="preserve"> </w:t>
-      </w:r>
-      <w:r>
-        <w:t xml:space="preserve">(strict ~300-character limit, enforced automatically), LinkedIn</w:t>
-      </w:r>
-      <w:r>
-        <w:t xml:space="preserve"> </w:t>
-      </w:r>
-      <w:r>
-        <w:t xml:space="preserve">InMail/message, or Email (adds a required, specific Subject line per</w:t>
-      </w:r>
-      <w:r>
-        <w:t xml:space="preserve"> </w:t>
-      </w:r>
-      <w:r>
-        <w:t xml:space="preserve">variant). Tone — Warm/casual, Formal/executive, or Direct/concise.</w:t>
-      </w:r>
-      <w:r>
-        <w:t xml:space="preserve"> </w:t>
-      </w:r>
-      <w:r>
-        <w:t xml:space="preserve">Your background (optional) grounds messages in real experience</w:t>
-      </w:r>
-      <w:r>
-        <w:t xml:space="preserve"> </w:t>
-      </w:r>
-      <w:r>
-        <w:t xml:space="preserve">rather than filler.</w:t>
+        <w:t xml:space="preserve"> Channel — LinkedIn connection request (strict ~300-character limit, enforced automatically), LinkedIn InMail/message, or Email (adds a required, specific Subject line per variant). Tone — Warm/casual, Formal/executive, or Direct/concise. Your background (optional) grounds messages in real experience rather than filler.</w:t>
       </w:r>
     </w:p>
     <w:p>
@@ -4593,10 +2481,7 @@
         <w:t xml:space="preserve">Output:</w:t>
       </w:r>
       <w:r>
-        <w:t xml:space="preserve"> </w:t>
-      </w:r>
-      <w:r>
-        <w:t xml:space="preserve">table in chat (default) or a downloadable Word document.</w:t>
+        <w:t xml:space="preserve"> table in chat (default) or a downloadable Word document.</w:t>
       </w:r>
     </w:p>
     <w:bookmarkEnd w:id="51"/>
@@ -4618,13 +2503,7 @@
         <w:pStyle w:val="Compact"/>
       </w:pPr>
       <w:r>
-        <w:t xml:space="preserve">Code execution and file creation — only if the Word document</w:t>
-      </w:r>
-      <w:r>
-        <w:t xml:space="preserve"> </w:t>
-      </w:r>
-      <w:r>
-        <w:t xml:space="preserve">output format is chosen</w:t>
+        <w:t xml:space="preserve">Code execution and file creation — only if the Word document output format is chosen</w:t>
       </w:r>
     </w:p>
     <w:bookmarkEnd w:id="52"/>
@@ -4642,31 +2521,7 @@
         <w:pStyle w:val="FirstParagraph"/>
       </w:pPr>
       <w:r>
-        <w:t xml:space="preserve">2–3 message variants per company, each shaped by that specific</w:t>
-      </w:r>
-      <w:r>
-        <w:t xml:space="preserve"> </w:t>
-      </w:r>
-      <w:r>
-        <w:t xml:space="preserve">company’s Warm Introduction Path, Target Audience, and selected Message</w:t>
-      </w:r>
-      <w:r>
-        <w:t xml:space="preserve"> </w:t>
-      </w:r>
-      <w:r>
-        <w:t xml:space="preserve">Goal — always followed by one line of visible reasoning explaining the</w:t>
-      </w:r>
-      <w:r>
-        <w:t xml:space="preserve"> </w:t>
-      </w:r>
-      <w:r>
-        <w:t xml:space="preserve">approach taken, so you can catch it if a path, audience, or context note</w:t>
-      </w:r>
-      <w:r>
-        <w:t xml:space="preserve"> </w:t>
-      </w:r>
-      <w:r>
-        <w:t xml:space="preserve">got misread before sending anything.</w:t>
+        <w:t xml:space="preserve">2–3 message variants per company, each shaped by that specific company’s Warm Introduction Path, Target Audience, and selected Message Goal — always followed by one line of visible reasoning explaining the approach taken, so you can catch it if a path, audience, or context note got misread before sending anything.</w:t>
       </w:r>
     </w:p>
     <w:bookmarkEnd w:id="53"/>
@@ -4687,37 +2542,7 @@
         </w:numPr>
       </w:pPr>
       <w:r>
-        <w:t xml:space="preserve">The grounding guardrail is explicit and non-optional, and now covers</w:t>
-      </w:r>
-      <w:r>
-        <w:t xml:space="preserve"> </w:t>
-      </w:r>
-      <w:r>
-        <w:t xml:space="preserve">Context Notes too: no invented shared history, mutual connections,</w:t>
-      </w:r>
-      <w:r>
-        <w:t xml:space="preserve"> </w:t>
-      </w:r>
-      <w:r>
-        <w:t xml:space="preserve">prior conversation details, or personal specifics beyond what your</w:t>
-      </w:r>
-      <w:r>
-        <w:t xml:space="preserve"> </w:t>
-      </w:r>
-      <w:r>
-        <w:t xml:space="preserve">Warm Introduction Path, background, or Context Notes actually state.</w:t>
-      </w:r>
-      <w:r>
-        <w:t xml:space="preserve"> </w:t>
-      </w:r>
-      <w:r>
-        <w:t xml:space="preserve">An honestly generic message is fine; a fabricated relationship or</w:t>
-      </w:r>
-      <w:r>
-        <w:t xml:space="preserve"> </w:t>
-      </w:r>
-      <w:r>
-        <w:t xml:space="preserve">invented discussion detail is not.</w:t>
+        <w:t xml:space="preserve">The grounding guardrail is explicit and non-optional, and now covers Context Notes too: no invented shared history, mutual connections, prior conversation details, or personal specifics beyond what your Warm Introduction Path, background, or Context Notes actually state. An honestly generic message is fine; a fabricated relationship or invented discussion detail is not.</w:t>
       </w:r>
     </w:p>
     <w:p>
@@ -4728,31 +2553,7 @@
         </w:numPr>
       </w:pPr>
       <w:r>
-        <w:t xml:space="preserve">A vague Warm Introduction Path (e.g. just "recruiter"), or blank</w:t>
-      </w:r>
-      <w:r>
-        <w:t xml:space="preserve"> </w:t>
-      </w:r>
-      <w:r>
-        <w:t xml:space="preserve">Context Notes on a follow-up/thank-you/staying-in-touch message, is</w:t>
-      </w:r>
-      <w:r>
-        <w:t xml:space="preserve"> </w:t>
-      </w:r>
-      <w:r>
-        <w:t xml:space="preserve">a legitimate input — the message stays appropriately general</w:t>
-      </w:r>
-      <w:r>
-        <w:t xml:space="preserve"> </w:t>
-      </w:r>
-      <w:r>
-        <w:t xml:space="preserve">rather than inventing false specifics to sound more personal or more</w:t>
-      </w:r>
-      <w:r>
-        <w:t xml:space="preserve"> </w:t>
-      </w:r>
-      <w:r>
-        <w:t xml:space="preserve">informed than you actually are.</w:t>
+        <w:t xml:space="preserve">A vague Warm Introduction Path (e.g. just "recruiter"), or blank Context Notes on a follow-up/thank-you/staying-in-touch message, is a legitimate input — the message stays appropriately general rather than inventing false specifics to sound more personal or more informed than you actually are.</w:t>
       </w:r>
     </w:p>
     <w:p>
@@ -4763,13 +2564,7 @@
         </w:numPr>
       </w:pPr>
       <w:r>
-        <w:t xml:space="preserve">The reasoning line is always included, by design — it’s your check</w:t>
-      </w:r>
-      <w:r>
-        <w:t xml:space="preserve"> </w:t>
-      </w:r>
-      <w:r>
-        <w:t xml:space="preserve">that the tool read your research correctly before anything goes out.</w:t>
+        <w:t xml:space="preserve">The reasoning line is always included, by design — it’s your check that the tool read your research correctly before anything goes out.</w:t>
       </w:r>
     </w:p>
     <w:p>
@@ -4848,37 +2643,7 @@
         <w:pStyle w:val="BodyText"/>
       </w:pPr>
       <w:r>
-        <w:t xml:space="preserve">Turns your resume, the job description, and (optionally) who you’re</w:t>
-      </w:r>
-      <w:r>
-        <w:t xml:space="preserve"> </w:t>
-      </w:r>
-      <w:r>
-        <w:t xml:space="preserve">meeting with into a real, grounded prep guide once an interview has</w:t>
-      </w:r>
-      <w:r>
-        <w:t xml:space="preserve"> </w:t>
-      </w:r>
-      <w:r>
-        <w:t xml:space="preserve">actually landed — the stage none of the funnel tools before it cover.</w:t>
-      </w:r>
-      <w:r>
-        <w:t xml:space="preserve"> </w:t>
-      </w:r>
-      <w:r>
-        <w:t xml:space="preserve">Afterward, the specific things you actually discuss become the Context</w:t>
-      </w:r>
-      <w:r>
-        <w:t xml:space="preserve"> </w:t>
-      </w:r>
-      <w:r>
-        <w:t xml:space="preserve">Notes for a genuinely grounded thank-you message back in Outreach</w:t>
-      </w:r>
-      <w:r>
-        <w:t xml:space="preserve"> </w:t>
-      </w:r>
-      <w:r>
-        <w:t xml:space="preserve">Message Builder (Step 3b), closing the loop.</w:t>
+        <w:t xml:space="preserve">Turns your resume, the job description, and (optionally) who you’re meeting with into a real, grounded prep guide once an interview has actually landed — the stage none of the funnel tools before it cover. Afterward, the specific things you actually discuss become the Context Notes for a genuinely grounded thank-you message back in Outreach Message Builder (Step 3b), closing the loop.</w:t>
       </w:r>
     </w:p>
     <w:bookmarkStart w:id="58" w:name="key-sections-options-4"/>
@@ -4905,25 +2670,7 @@
         <w:t xml:space="preserve">Three modes, not one generic form:</w:t>
       </w:r>
       <w:r>
-        <w:t xml:space="preserve"> </w:t>
-      </w:r>
-      <w:r>
-        <w:t xml:space="preserve">a toggle at the top of the</w:t>
-      </w:r>
-      <w:r>
-        <w:t xml:space="preserve"> </w:t>
-      </w:r>
-      <w:r>
-        <w:t xml:space="preserve">page switches the entire field set and the entire generated guide,</w:t>
-      </w:r>
-      <w:r>
-        <w:t xml:space="preserve"> </w:t>
-      </w:r>
-      <w:r>
-        <w:t xml:space="preserve">not just a couple of options —</w:t>
-      </w:r>
-      <w:r>
-        <w:t xml:space="preserve"> </w:t>
+        <w:t xml:space="preserve"> a toggle at the top of the page switches the entire field set and the entire generated guide, not just a couple of options — </w:t>
       </w:r>
       <w:r>
         <w:rPr>
@@ -4933,55 +2680,7 @@
         <w:t xml:space="preserve">Recruiter Screen</w:t>
       </w:r>
       <w:r>
-        <w:t xml:space="preserve"> </w:t>
-      </w:r>
-      <w:r>
-        <w:t xml:space="preserve">(a</w:t>
-      </w:r>
-      <w:r>
-        <w:t xml:space="preserve"> </w:t>
-      </w:r>
-      <w:r>
-        <w:t xml:space="preserve">qualifications T-chart, a tight</w:t>
-      </w:r>
-      <w:r>
-        <w:t xml:space="preserve"> </w:t>
-      </w:r>
-      <w:r>
-        <w:t xml:space="preserve">“</w:t>
-      </w:r>
-      <w:r>
-        <w:t xml:space="preserve">tell me about yourself</w:t>
-      </w:r>
-      <w:r>
-        <w:t xml:space="preserve">”</w:t>
-      </w:r>
-      <w:r>
-        <w:t xml:space="preserve"> </w:t>
-      </w:r>
-      <w:r>
-        <w:t xml:space="preserve">script,</w:t>
-      </w:r>
-      <w:r>
-        <w:t xml:space="preserve"> </w:t>
-      </w:r>
-      <w:r>
-        <w:t xml:space="preserve">coached answers for the gap/leaving question and the salary</w:t>
-      </w:r>
-      <w:r>
-        <w:t xml:space="preserve"> </w:t>
-      </w:r>
-      <w:r>
-        <w:t xml:space="preserve">question, standard logistics questions, recruiter-appropriate</w:t>
-      </w:r>
-      <w:r>
-        <w:t xml:space="preserve"> </w:t>
-      </w:r>
-      <w:r>
-        <w:t xml:space="preserve">questions to ask),</w:t>
-      </w:r>
-      <w:r>
-        <w:t xml:space="preserve"> </w:t>
+        <w:t xml:space="preserve"> (a qualifications T-chart, a tight “tell me about yourself” script, coached answers for the gap/leaving question and the salary question, standard logistics questions, recruiter-appropriate questions to ask), </w:t>
       </w:r>
       <w:r>
         <w:rPr>
@@ -4991,43 +2690,7 @@
         <w:t xml:space="preserve">Hiring Manager Interview</w:t>
       </w:r>
       <w:r>
-        <w:t xml:space="preserve"> </w:t>
-      </w:r>
-      <w:r>
-        <w:t xml:space="preserve">(built for a real,</w:t>
-      </w:r>
-      <w:r>
-        <w:t xml:space="preserve"> </w:t>
-      </w:r>
-      <w:r>
-        <w:t xml:space="preserve">time-boxed video call — company/role research, a resume-to-JD gap</w:t>
-      </w:r>
-      <w:r>
-        <w:t xml:space="preserve"> </w:t>
-      </w:r>
-      <w:r>
-        <w:t xml:space="preserve">map, interviewer research, a video-call logistics checklist tied to</w:t>
-      </w:r>
-      <w:r>
-        <w:t xml:space="preserve"> </w:t>
-      </w:r>
-      <w:r>
-        <w:t xml:space="preserve">your actual platform, pacing scaled to your actual call length, your</w:t>
-      </w:r>
-      <w:r>
-        <w:t xml:space="preserve"> </w:t>
-      </w:r>
-      <w:r>
-        <w:t xml:space="preserve">top 3-4 STAR-structured stories rather than an exhaustive list, and</w:t>
-      </w:r>
-      <w:r>
-        <w:t xml:space="preserve"> </w:t>
-      </w:r>
-      <w:r>
-        <w:t xml:space="preserve">HM-appropriate questions to ask), and</w:t>
-      </w:r>
-      <w:r>
-        <w:t xml:space="preserve"> </w:t>
+        <w:t xml:space="preserve"> (built for a real, time-boxed video call — company/role research, a resume-to-JD gap map, interviewer research, a video-call logistics checklist tied to your actual platform, pacing scaled to your actual call length, your top 3-4 STAR-structured stories rather than an exhaustive list, and HM-appropriate questions to ask), and </w:t>
       </w:r>
       <w:r>
         <w:rPr>
@@ -5037,22 +2700,7 @@
         <w:t xml:space="preserve">General/Other</w:t>
       </w:r>
       <w:r>
-        <w:t xml:space="preserve"> </w:t>
-      </w:r>
-      <w:r>
-        <w:t xml:space="preserve">(the fuller</w:t>
-      </w:r>
-      <w:r>
-        <w:t xml:space="preserve"> </w:t>
-      </w:r>
-      <w:r>
-        <w:t xml:space="preserve">original structure, as a fallback for technical rounds, panels, and</w:t>
-      </w:r>
-      <w:r>
-        <w:t xml:space="preserve"> </w:t>
-      </w:r>
-      <w:r>
-        <w:t xml:space="preserve">final rounds).</w:t>
+        <w:t xml:space="preserve"> (the fuller original structure, as a fallback for technical rounds, panels, and final rounds).</w:t>
       </w:r>
     </w:p>
     <w:p>
@@ -5070,22 +2718,7 @@
         <w:t xml:space="preserve">Shared inputs across all three modes:</w:t>
       </w:r>
       <w:r>
-        <w:t xml:space="preserve"> </w:t>
-      </w:r>
-      <w:r>
-        <w:t xml:space="preserve">company, role, job</w:t>
-      </w:r>
-      <w:r>
-        <w:t xml:space="preserve"> </w:t>
-      </w:r>
-      <w:r>
-        <w:t xml:space="preserve">description, and your resume — paste text, or attach the files</w:t>
-      </w:r>
-      <w:r>
-        <w:t xml:space="preserve"> </w:t>
-      </w:r>
-      <w:r>
-        <w:t xml:space="preserve">directly when you paste the generated prompt into Claude instead.</w:t>
+        <w:t xml:space="preserve"> company, role, job description, and your resume — paste text, or attach the files directly when you paste the generated prompt into Claude instead.</w:t>
       </w:r>
     </w:p>
     <w:p>
@@ -5103,40 +2736,7 @@
         <w:t xml:space="preserve">Mode-specific fields:</w:t>
       </w:r>
       <w:r>
-        <w:t xml:space="preserve"> </w:t>
-      </w:r>
-      <w:r>
-        <w:t xml:space="preserve">Recruiter Screen adds location (for salary</w:t>
-      </w:r>
-      <w:r>
-        <w:t xml:space="preserve"> </w:t>
-      </w:r>
-      <w:r>
-        <w:t xml:space="preserve">research grounding), an optional reason for a gap or departure, and</w:t>
-      </w:r>
-      <w:r>
-        <w:t xml:space="preserve"> </w:t>
-      </w:r>
-      <w:r>
-        <w:t xml:space="preserve">an optional target salary range. Hiring Manager adds call length,</w:t>
-      </w:r>
-      <w:r>
-        <w:t xml:space="preserve"> </w:t>
-      </w:r>
-      <w:r>
-        <w:t xml:space="preserve">platform, and an interviewer list (bulk-paste or manual).</w:t>
-      </w:r>
-      <w:r>
-        <w:t xml:space="preserve"> </w:t>
-      </w:r>
-      <w:r>
-        <w:t xml:space="preserve">General/Other adds an interview-stage selector and its own separate</w:t>
-      </w:r>
-      <w:r>
-        <w:t xml:space="preserve"> </w:t>
-      </w:r>
-      <w:r>
-        <w:t xml:space="preserve">interviewer list.</w:t>
+        <w:t xml:space="preserve"> Recruiter Screen adds location (for salary research grounding), an optional reason for a gap or departure, and an optional target salary range. Hiring Manager adds call length, platform, and an interviewer list (bulk-paste or manual). General/Other adds an interview-stage selector and its own separate interviewer list.</w:t>
       </w:r>
     </w:p>
     <w:bookmarkEnd w:id="58"/>
@@ -5157,13 +2757,7 @@
         </w:numPr>
       </w:pPr>
       <w:r>
-        <w:t xml:space="preserve">Web search — for company, interviewer, and (in Recruiter Screen</w:t>
-      </w:r>
-      <w:r>
-        <w:t xml:space="preserve"> </w:t>
-      </w:r>
-      <w:r>
-        <w:t xml:space="preserve">mode) real salary market-data research</w:t>
+        <w:t xml:space="preserve">Web search — for company, interviewer, and (in Recruiter Screen mode) real salary market-data research</w:t>
       </w:r>
     </w:p>
     <w:p>
@@ -5174,13 +2768,7 @@
         </w:numPr>
       </w:pPr>
       <w:r>
-        <w:t xml:space="preserve">Code execution and file creation — only if the Word document</w:t>
-      </w:r>
-      <w:r>
-        <w:t xml:space="preserve"> </w:t>
-      </w:r>
-      <w:r>
-        <w:t xml:space="preserve">output format is chosen</w:t>
+        <w:t xml:space="preserve">Code execution and file creation — only if the Word document output format is chosen</w:t>
       </w:r>
     </w:p>
     <w:bookmarkEnd w:id="59"/>
@@ -5198,19 +2786,7 @@
         <w:pStyle w:val="FirstParagraph"/>
       </w:pPr>
       <w:r>
-        <w:t xml:space="preserve">A structured prep guide matching whichever mode you picked, with a</w:t>
-      </w:r>
-      <w:r>
-        <w:t xml:space="preserve"> </w:t>
-      </w:r>
-      <w:r>
-        <w:t xml:space="preserve">one-page Quick Reference summary at the top for skimming right before</w:t>
-      </w:r>
-      <w:r>
-        <w:t xml:space="preserve"> </w:t>
-      </w:r>
-      <w:r>
-        <w:t xml:space="preserve">you walk in or join the call, and full detail below it.</w:t>
+        <w:t xml:space="preserve">A structured prep guide matching whichever mode you picked, with a one-page Quick Reference summary at the top for skimming right before you walk in or join the call, and full detail below it.</w:t>
       </w:r>
     </w:p>
     <w:bookmarkEnd w:id="60"/>
@@ -5238,40 +2814,7 @@
         <w:t xml:space="preserve">Never a scripted answer.</w:t>
       </w:r>
       <w:r>
-        <w:t xml:space="preserve"> </w:t>
-      </w:r>
-      <w:r>
-        <w:t xml:space="preserve">For behavioral questions, the guide</w:t>
-      </w:r>
-      <w:r>
-        <w:t xml:space="preserve"> </w:t>
-      </w:r>
-      <w:r>
-        <w:t xml:space="preserve">points you to the specific resume bullet that’s your strongest match</w:t>
-      </w:r>
-      <w:r>
-        <w:t xml:space="preserve"> </w:t>
-      </w:r>
-      <w:r>
-        <w:t xml:space="preserve">and prompts STAR structure — it does not write the story for you.</w:t>
-      </w:r>
-      <w:r>
-        <w:t xml:space="preserve"> </w:t>
-      </w:r>
-      <w:r>
-        <w:t xml:space="preserve">Claude doesn’t know what actually happened in your work beyond what</w:t>
-      </w:r>
-      <w:r>
-        <w:t xml:space="preserve"> </w:t>
-      </w:r>
-      <w:r>
-        <w:t xml:space="preserve">your resume states, and inventing specifics risks putting words in</w:t>
-      </w:r>
-      <w:r>
-        <w:t xml:space="preserve"> </w:t>
-      </w:r>
-      <w:r>
-        <w:t xml:space="preserve">your mouth you’d have to walk back live.</w:t>
+        <w:t xml:space="preserve"> For behavioral questions, the guide points you to the specific resume bullet that’s your strongest match and prompts STAR structure — it does not write the story for you. Claude doesn’t know what actually happened in your work beyond what your resume states, and inventing specifics risks putting words in your mouth you’d have to walk back live.</w:t>
       </w:r>
     </w:p>
     <w:p>
@@ -5289,28 +2832,7 @@
         <w:t xml:space="preserve">Interviewer research stays evidence-based.</w:t>
       </w:r>
       <w:r>
-        <w:t xml:space="preserve"> </w:t>
-      </w:r>
-      <w:r>
-        <w:t xml:space="preserve">If a named</w:t>
-      </w:r>
-      <w:r>
-        <w:t xml:space="preserve"> </w:t>
-      </w:r>
-      <w:r>
-        <w:t xml:space="preserve">interviewer has little or no public footprint, the guide says so</w:t>
-      </w:r>
-      <w:r>
-        <w:t xml:space="preserve"> </w:t>
-      </w:r>
-      <w:r>
-        <w:t xml:space="preserve">plainly and falls back to role-based prep instead of inventing a</w:t>
-      </w:r>
-      <w:r>
-        <w:t xml:space="preserve"> </w:t>
-      </w:r>
-      <w:r>
-        <w:t xml:space="preserve">personality or interests to seem more personalized.</w:t>
+        <w:t xml:space="preserve"> If a named interviewer has little or no public footprint, the guide says so plainly and falls back to role-based prep instead of inventing a personality or interests to seem more personalized.</w:t>
       </w:r>
     </w:p>
     <w:p>
@@ -5328,16 +2850,7 @@
         <w:t xml:space="preserve">The salary question is grounded in real search, not a guess.</w:t>
       </w:r>
       <w:r>
-        <w:t xml:space="preserve"> </w:t>
-      </w:r>
-      <w:r>
-        <w:t xml:space="preserve">Recruiter Screen mode requires actual market-data research (sources</w:t>
-      </w:r>
-      <w:r>
-        <w:t xml:space="preserve"> </w:t>
-      </w:r>
-      <w:r>
-        <w:t xml:space="preserve">noted) rather than a number pulled from nowhere.</w:t>
+        <w:t xml:space="preserve"> Recruiter Screen mode requires actual market-data research (sources noted) rather than a number pulled from nowhere.</w:t>
       </w:r>
     </w:p>
     <w:p>
@@ -5355,28 +2868,7 @@
         <w:t xml:space="preserve">Sensitive personal facts stay yours to supply.</w:t>
       </w:r>
       <w:r>
-        <w:t xml:space="preserve"> </w:t>
-      </w:r>
-      <w:r>
-        <w:t xml:space="preserve">The reason for a</w:t>
-      </w:r>
-      <w:r>
-        <w:t xml:space="preserve"> </w:t>
-      </w:r>
-      <w:r>
-        <w:t xml:space="preserve">gap or departure, your notice period, work authorization status —</w:t>
-      </w:r>
-      <w:r>
-        <w:t xml:space="preserve"> </w:t>
-      </w:r>
-      <w:r>
-        <w:t xml:space="preserve">the guide never invents these. Left blank, it gives general guidance</w:t>
-      </w:r>
-      <w:r>
-        <w:t xml:space="preserve"> </w:t>
-      </w:r>
-      <w:r>
-        <w:t xml:space="preserve">on structure instead.</w:t>
+        <w:t xml:space="preserve"> The reason for a gap or departure, your notice period, work authorization status — the guide never invents these. Left blank, it gives general guidance on structure instead.</w:t>
       </w:r>
     </w:p>
     <w:p>
@@ -5387,19 +2879,7 @@
         </w:numPr>
       </w:pPr>
       <w:r>
-        <w:t xml:space="preserve">Interviewer lists are tracked separately per mode — switching from</w:t>
-      </w:r>
-      <w:r>
-        <w:t xml:space="preserve"> </w:t>
-      </w:r>
-      <w:r>
-        <w:t xml:space="preserve">Hiring Manager to General/Other (or back) won’t carry interviewers</w:t>
-      </w:r>
-      <w:r>
-        <w:t xml:space="preserve"> </w:t>
-      </w:r>
-      <w:r>
-        <w:t xml:space="preserve">over between them, since they’re genuinely separate lists.</w:t>
+        <w:t xml:space="preserve">Interviewer lists are tracked separately per mode — switching from Hiring Manager to General/Other (or back) won’t carry interviewers over between them, since they’re genuinely separate lists.</w:t>
       </w:r>
     </w:p>
     <w:p>
@@ -5478,52 +2958,7 @@
         <w:pStyle w:val="BodyText"/>
       </w:pPr>
       <w:r>
-        <w:t xml:space="preserve">Turns a real offer, sourced market and company-specific compensation</w:t>
-      </w:r>
-      <w:r>
-        <w:t xml:space="preserve"> </w:t>
-      </w:r>
-      <w:r>
-        <w:t xml:space="preserve">data, and your real qualifications into an actual negotiation plan and</w:t>
-      </w:r>
-      <w:r>
-        <w:t xml:space="preserve"> </w:t>
-      </w:r>
-      <w:r>
-        <w:t xml:space="preserve">counter-offer draft — not generic</w:t>
-      </w:r>
-      <w:r>
-        <w:t xml:space="preserve"> </w:t>
-      </w:r>
-      <w:r>
-        <w:t xml:space="preserve">“</w:t>
-      </w:r>
-      <w:r>
-        <w:t xml:space="preserve">just ask for more</w:t>
-      </w:r>
-      <w:r>
-        <w:t xml:space="preserve">”</w:t>
-      </w:r>
-      <w:r>
-        <w:t xml:space="preserve"> </w:t>
-      </w:r>
-      <w:r>
-        <w:t xml:space="preserve">advice. The</w:t>
-      </w:r>
-      <w:r>
-        <w:t xml:space="preserve"> </w:t>
-      </w:r>
-      <w:r>
-        <w:t xml:space="preserve">direct sequel to Interview Prep Guide Builder’s Recruiter Screen mode,</w:t>
-      </w:r>
-      <w:r>
-        <w:t xml:space="preserve"> </w:t>
-      </w:r>
-      <w:r>
-        <w:t xml:space="preserve">which explicitly coaches you to state a range</w:t>
-      </w:r>
-      <w:r>
-        <w:t xml:space="preserve"> </w:t>
+        <w:t xml:space="preserve">Turns a real offer, sourced market and company-specific compensation data, and your real qualifications into an actual negotiation plan and counter-offer draft — not generic “just ask for more” advice. The direct sequel to Interview Prep Guide Builder’s Recruiter Screen mode, which explicitly coaches you to state a range </w:t>
       </w:r>
       <w:r>
         <w:rPr>
@@ -5533,16 +2968,7 @@
         <w:t xml:space="preserve">before</w:t>
       </w:r>
       <w:r>
-        <w:t xml:space="preserve"> </w:t>
-      </w:r>
-      <w:r>
-        <w:t xml:space="preserve">an offer exists;</w:t>
-      </w:r>
-      <w:r>
-        <w:t xml:space="preserve"> </w:t>
-      </w:r>
-      <w:r>
-        <w:t xml:space="preserve">this tool picks up once a real number is actually on the table.</w:t>
+        <w:t xml:space="preserve"> an offer exists; this tool picks up once a real number is actually on the table.</w:t>
       </w:r>
     </w:p>
     <w:bookmarkStart w:id="65" w:name="the-one-guardrail-that-matters-most"/>
@@ -5559,67 +2985,7 @@
         <w:pStyle w:val="FirstParagraph"/>
       </w:pPr>
       <w:r>
-        <w:t xml:space="preserve">Every tool in this family has a</w:t>
-      </w:r>
-      <w:r>
-        <w:t xml:space="preserve"> </w:t>
-      </w:r>
-      <w:r>
-        <w:t xml:space="preserve">“</w:t>
-      </w:r>
-      <w:r>
-        <w:t xml:space="preserve">don’t fabricate</w:t>
-      </w:r>
-      <w:r>
-        <w:t xml:space="preserve">”</w:t>
-      </w:r>
-      <w:r>
-        <w:t xml:space="preserve"> </w:t>
-      </w:r>
-      <w:r>
-        <w:t xml:space="preserve">rule. This one is</w:t>
-      </w:r>
-      <w:r>
-        <w:t xml:space="preserve"> </w:t>
-      </w:r>
-      <w:r>
-        <w:t xml:space="preserve">built around the sharpest version of it: the tool never invents or</w:t>
-      </w:r>
-      <w:r>
-        <w:t xml:space="preserve"> </w:t>
-      </w:r>
-      <w:r>
-        <w:t xml:space="preserve">exaggerates a competing offer. A fabricated story in a draft message is</w:t>
-      </w:r>
-      <w:r>
-        <w:t xml:space="preserve"> </w:t>
-      </w:r>
-      <w:r>
-        <w:t xml:space="preserve">bad output you’d catch and fix. A fabricated competing offer used in an</w:t>
-      </w:r>
-      <w:r>
-        <w:t xml:space="preserve"> </w:t>
-      </w:r>
-      <w:r>
-        <w:t xml:space="preserve">actual negotiation is a lie told to a real employer — one that can</w:t>
-      </w:r>
-      <w:r>
-        <w:t xml:space="preserve"> </w:t>
-      </w:r>
-      <w:r>
-        <w:t xml:space="preserve">unravel and cost you the offer entirely. Leaving the competing-offer</w:t>
-      </w:r>
-      <w:r>
-        <w:t xml:space="preserve"> </w:t>
-      </w:r>
-      <w:r>
-        <w:t xml:space="preserve">field blank is the honest, expected default, not a weaker use of the</w:t>
-      </w:r>
-      <w:r>
-        <w:t xml:space="preserve"> </w:t>
-      </w:r>
-      <w:r>
-        <w:t xml:space="preserve">tool, and the guide will not imply one exists anywhere in its output.</w:t>
+        <w:t xml:space="preserve">Every tool in this family has a “don’t fabricate” rule. This one is built around the sharpest version of it: the tool never invents or exaggerates a competing offer. A fabricated story in a draft message is bad output you’d catch and fix. A fabricated competing offer used in an actual negotiation is a lie told to a real employer — one that can unravel and cost you the offer entirely. Leaving the competing-offer field blank is the honest, expected default, not a weaker use of the tool, and the guide will not imply one exists anywhere in its output.</w:t>
       </w:r>
     </w:p>
     <w:bookmarkEnd w:id="65"/>
@@ -5647,22 +3013,7 @@
         <w:t xml:space="preserve">The role, company, and location:</w:t>
       </w:r>
       <w:r>
-        <w:t xml:space="preserve"> </w:t>
-      </w:r>
-      <w:r>
-        <w:t xml:space="preserve">location specifically grounds</w:t>
-      </w:r>
-      <w:r>
-        <w:t xml:space="preserve"> </w:t>
-      </w:r>
-      <w:r>
-        <w:t xml:space="preserve">both the general market research and the company-specific research</w:t>
-      </w:r>
-      <w:r>
-        <w:t xml:space="preserve"> </w:t>
-      </w:r>
-      <w:r>
-        <w:t xml:space="preserve">that follows.</w:t>
+        <w:t xml:space="preserve"> location specifically grounds both the general market research and the company-specific research that follows.</w:t>
       </w:r>
     </w:p>
     <w:p>
@@ -5680,22 +3031,7 @@
         <w:t xml:space="preserve">Your resume:</w:t>
       </w:r>
       <w:r>
-        <w:t xml:space="preserve"> </w:t>
-      </w:r>
-      <w:r>
-        <w:t xml:space="preserve">the only source the tool is allowed to draw from</w:t>
-      </w:r>
-      <w:r>
-        <w:t xml:space="preserve"> </w:t>
-      </w:r>
-      <w:r>
-        <w:t xml:space="preserve">when identifying differentiators to justify going above the initial</w:t>
-      </w:r>
-      <w:r>
-        <w:t xml:space="preserve"> </w:t>
-      </w:r>
-      <w:r>
-        <w:t xml:space="preserve">number.</w:t>
+        <w:t xml:space="preserve"> the only source the tool is allowed to draw from when identifying differentiators to justify going above the initial number.</w:t>
       </w:r>
     </w:p>
     <w:p>
@@ -5713,22 +3049,7 @@
         <w:t xml:space="preserve">The offer so far:</w:t>
       </w:r>
       <w:r>
-        <w:t xml:space="preserve"> </w:t>
-      </w:r>
-      <w:r>
-        <w:t xml:space="preserve">paste or describe whatever you actually have</w:t>
-      </w:r>
-      <w:r>
-        <w:t xml:space="preserve"> </w:t>
-      </w:r>
-      <w:r>
-        <w:t xml:space="preserve">— partial is fine, and the tool still produces useful research and</w:t>
-      </w:r>
-      <w:r>
-        <w:t xml:space="preserve"> </w:t>
-      </w:r>
-      <w:r>
-        <w:t xml:space="preserve">differentiator sections even with nothing here yet.</w:t>
+        <w:t xml:space="preserve"> paste or describe whatever you actually have — partial is fine, and the tool still produces useful research and differentiator sections even with nothing here yet.</w:t>
       </w:r>
     </w:p>
     <w:p>
@@ -5746,28 +3067,7 @@
         <w:t xml:space="preserve">Target number and priorities (optional):</w:t>
       </w:r>
       <w:r>
-        <w:t xml:space="preserve"> </w:t>
-      </w:r>
-      <w:r>
-        <w:t xml:space="preserve">your walk-away number,</w:t>
-      </w:r>
-      <w:r>
-        <w:t xml:space="preserve"> </w:t>
-      </w:r>
-      <w:r>
-        <w:t xml:space="preserve">plus what matters most to you beyond salary, which directly weights</w:t>
-      </w:r>
-      <w:r>
-        <w:t xml:space="preserve"> </w:t>
-      </w:r>
-      <w:r>
-        <w:t xml:space="preserve">which levers the guide prioritizes if base salary itself turns out</w:t>
-      </w:r>
-      <w:r>
-        <w:t xml:space="preserve"> </w:t>
-      </w:r>
-      <w:r>
-        <w:t xml:space="preserve">to be capped.</w:t>
+        <w:t xml:space="preserve"> your walk-away number, plus what matters most to you beyond salary, which directly weights which levers the guide prioritizes if base salary itself turns out to be capped.</w:t>
       </w:r>
     </w:p>
     <w:p>
@@ -5785,16 +3085,7 @@
         <w:t xml:space="preserve">Competing offer (optional):</w:t>
       </w:r>
       <w:r>
-        <w:t xml:space="preserve"> </w:t>
-      </w:r>
-      <w:r>
-        <w:t xml:space="preserve">only fill this in if you actually</w:t>
-      </w:r>
-      <w:r>
-        <w:t xml:space="preserve"> </w:t>
-      </w:r>
-      <w:r>
-        <w:t xml:space="preserve">have one, with real figures — see the guardrail above.</w:t>
+        <w:t xml:space="preserve"> only fill this in if you actually have one, with real figures — see the guardrail above.</w:t>
       </w:r>
     </w:p>
     <w:bookmarkEnd w:id="66"/>
@@ -5815,13 +3106,7 @@
         </w:numPr>
       </w:pPr>
       <w:r>
-        <w:t xml:space="preserve">Web search — for market compensation research and company-specific</w:t>
-      </w:r>
-      <w:r>
-        <w:t xml:space="preserve"> </w:t>
-      </w:r>
-      <w:r>
-        <w:t xml:space="preserve">compensation research, both required for real, sourced data</w:t>
+        <w:t xml:space="preserve">Web search — for market compensation research and company-specific compensation research, both required for real, sourced data</w:t>
       </w:r>
     </w:p>
     <w:p>
@@ -5832,13 +3117,7 @@
         </w:numPr>
       </w:pPr>
       <w:r>
-        <w:t xml:space="preserve">Code execution and file creation — only if the Word document</w:t>
-      </w:r>
-      <w:r>
-        <w:t xml:space="preserve"> </w:t>
-      </w:r>
-      <w:r>
-        <w:t xml:space="preserve">output format is chosen</w:t>
+        <w:t xml:space="preserve">Code execution and file creation — only if the Word document output format is chosen</w:t>
       </w:r>
     </w:p>
     <w:bookmarkEnd w:id="67"/>
@@ -5856,43 +3135,7 @@
         <w:pStyle w:val="FirstParagraph"/>
       </w:pPr>
       <w:r>
-        <w:t xml:space="preserve">An 8-section negotiation guide: a sourced market data snapshot,</w:t>
-      </w:r>
-      <w:r>
-        <w:t xml:space="preserve"> </w:t>
-      </w:r>
-      <w:r>
-        <w:t xml:space="preserve">company-specific compensation research (honest when thin), a total</w:t>
-      </w:r>
-      <w:r>
-        <w:t xml:space="preserve"> </w:t>
-      </w:r>
-      <w:r>
-        <w:t xml:space="preserve">compensation translation covering every offer component, your real</w:t>
-      </w:r>
-      <w:r>
-        <w:t xml:space="preserve"> </w:t>
-      </w:r>
-      <w:r>
-        <w:t xml:space="preserve">differentiators, negotiation levers beyond base salary, 2-3 real framing</w:t>
-      </w:r>
-      <w:r>
-        <w:t xml:space="preserve"> </w:t>
-      </w:r>
-      <w:r>
-        <w:t xml:space="preserve">options for the counter, a written counter-offer draft, and practical</w:t>
-      </w:r>
-      <w:r>
-        <w:t xml:space="preserve"> </w:t>
-      </w:r>
-      <w:r>
-        <w:t xml:space="preserve">negotiation etiquette notes — with a one-page Quick Reference summary</w:t>
-      </w:r>
-      <w:r>
-        <w:t xml:space="preserve"> </w:t>
-      </w:r>
-      <w:r>
-        <w:t xml:space="preserve">at the top.</w:t>
+        <w:t xml:space="preserve">An 8-section negotiation guide: a sourced market data snapshot, company-specific compensation research (honest when thin), a total compensation translation covering every offer component, your real differentiators, negotiation levers beyond base salary, 2-3 real framing options for the counter, a written counter-offer draft, and practical negotiation etiquette notes — with a one-page Quick Reference summary at the top.</w:t>
       </w:r>
     </w:p>
     <w:bookmarkEnd w:id="68"/>
@@ -5913,25 +3156,7 @@
         </w:numPr>
       </w:pPr>
       <w:r>
-        <w:t xml:space="preserve">Every dollar figure and source the guide cites is expected to come</w:t>
-      </w:r>
-      <w:r>
-        <w:t xml:space="preserve"> </w:t>
-      </w:r>
-      <w:r>
-        <w:t xml:space="preserve">from real search results, both for general market data and for the</w:t>
-      </w:r>
-      <w:r>
-        <w:t xml:space="preserve"> </w:t>
-      </w:r>
-      <w:r>
-        <w:t xml:space="preserve">company-specific research — never a guessed number presented as if</w:t>
-      </w:r>
-      <w:r>
-        <w:t xml:space="preserve"> </w:t>
-      </w:r>
-      <w:r>
-        <w:t xml:space="preserve">it were sourced.</w:t>
+        <w:t xml:space="preserve">Every dollar figure and source the guide cites is expected to come from real search results, both for general market data and for the company-specific research — never a guessed number presented as if it were sourced.</w:t>
       </w:r>
     </w:p>
     <w:p>
@@ -5942,13 +3167,7 @@
         </w:numPr>
       </w:pPr>
       <w:r>
-        <w:t xml:space="preserve">The total-compensation comparison against a competing offer only</w:t>
-      </w:r>
-      <w:r>
-        <w:t xml:space="preserve"> </w:t>
-      </w:r>
-      <w:r>
-        <w:t xml:space="preserve">happens if you actually provided one — it never appears otherwise.</w:t>
+        <w:t xml:space="preserve">The total-compensation comparison against a competing offer only happens if you actually provided one — it never appears otherwise.</w:t>
       </w:r>
     </w:p>
     <w:p>
@@ -5959,19 +3178,7 @@
         </w:numPr>
       </w:pPr>
       <w:r>
-        <w:t xml:space="preserve">Differentiators are pulled only from what’s actually documented in</w:t>
-      </w:r>
-      <w:r>
-        <w:t xml:space="preserve"> </w:t>
-      </w:r>
-      <w:r>
-        <w:t xml:space="preserve">your resume, the same grounding standard the rest of this family</w:t>
-      </w:r>
-      <w:r>
-        <w:t xml:space="preserve"> </w:t>
-      </w:r>
-      <w:r>
-        <w:t xml:space="preserve">holds to.</w:t>
+        <w:t xml:space="preserve">Differentiators are pulled only from what’s actually documented in your resume, the same grounding standard the rest of this family holds to.</w:t>
       </w:r>
     </w:p>
     <w:p>
@@ -6050,25 +3257,7 @@
         <w:pStyle w:val="BodyText"/>
       </w:pPr>
       <w:r>
-        <w:t xml:space="preserve">Finds the 5 most on-brand, recent, real articles worth sharing —</w:t>
-      </w:r>
-      <w:r>
-        <w:t xml:space="preserve"> </w:t>
-      </w:r>
-      <w:r>
-        <w:t xml:space="preserve">ranked automatically against your actual brand keywords — then drafts</w:t>
-      </w:r>
-      <w:r>
-        <w:t xml:space="preserve"> </w:t>
-      </w:r>
-      <w:r>
-        <w:t xml:space="preserve">the post for whichever one you pick, and optionally builds matching</w:t>
-      </w:r>
-      <w:r>
-        <w:t xml:space="preserve"> </w:t>
-      </w:r>
-      <w:r>
-        <w:t xml:space="preserve">artwork. Useful whether or not you’re actively job hunting.</w:t>
+        <w:t xml:space="preserve">Finds the 5 most on-brand, recent, real articles worth sharing — ranked automatically against your actual brand keywords — then drafts the post for whichever one you pick, and optionally builds matching artwork. Useful whether or not you’re actively job hunting.</w:t>
       </w:r>
     </w:p>
     <w:bookmarkStart w:id="73" w:name="key-sections-options-6"/>
@@ -6095,34 +3284,7 @@
         <w:t xml:space="preserve">What counts as "on-brand":</w:t>
       </w:r>
       <w:r>
-        <w:t xml:space="preserve"> </w:t>
-      </w:r>
-      <w:r>
-        <w:t xml:space="preserve">your brand keywords/topics (the</w:t>
-      </w:r>
-      <w:r>
-        <w:t xml:space="preserve"> </w:t>
-      </w:r>
-      <w:r>
-        <w:t xml:space="preserve">field that makes "impactful" mean something specific to you, not</w:t>
-      </w:r>
-      <w:r>
-        <w:t xml:space="preserve"> </w:t>
-      </w:r>
-      <w:r>
-        <w:t xml:space="preserve">generic trending news), a recency window (24 hours to a week),</w:t>
-      </w:r>
-      <w:r>
-        <w:t xml:space="preserve"> </w:t>
-      </w:r>
-      <w:r>
-        <w:t xml:space="preserve">optional audience, source guidance, and what you’ve already covered</w:t>
-      </w:r>
-      <w:r>
-        <w:t xml:space="preserve"> </w:t>
-      </w:r>
-      <w:r>
-        <w:t xml:space="preserve">recently so the run doesn’t repeat itself.</w:t>
+        <w:t xml:space="preserve"> your brand keywords/topics (the field that makes "impactful" mean something specific to you, not generic trending news), a recency window (24 hours to a week), optional audience, source guidance, and what you’ve already covered recently so the run doesn’t repeat itself.</w:t>
       </w:r>
     </w:p>
     <w:p>
@@ -6140,22 +3302,7 @@
         <w:t xml:space="preserve">Your brand identity:</w:t>
       </w:r>
       <w:r>
-        <w:t xml:space="preserve"> </w:t>
-      </w:r>
-      <w:r>
-        <w:t xml:space="preserve">set once and reused every time — your</w:t>
-      </w:r>
-      <w:r>
-        <w:t xml:space="preserve"> </w:t>
-      </w:r>
-      <w:r>
-        <w:t xml:space="preserve">name, tagline, and an optional eyebrow line (defaults to "WORTH</w:t>
-      </w:r>
-      <w:r>
-        <w:t xml:space="preserve"> </w:t>
-      </w:r>
-      <w:r>
-        <w:t xml:space="preserve">YOUR ATTENTION").</w:t>
+        <w:t xml:space="preserve"> set once and reused every time — your name, tagline, and an optional eyebrow line (defaults to "WORTH YOUR ATTENTION").</w:t>
       </w:r>
     </w:p>
     <w:p>
@@ -6173,40 +3320,7 @@
         <w:t xml:space="preserve">Options:</w:t>
       </w:r>
       <w:r>
-        <w:t xml:space="preserve"> </w:t>
-      </w:r>
-      <w:r>
-        <w:t xml:space="preserve">generate artwork (a 1200×630 .png built with Python’s</w:t>
-      </w:r>
-      <w:r>
-        <w:t xml:space="preserve"> </w:t>
-      </w:r>
-      <w:r>
-        <w:t xml:space="preserve">Pillow library, matching a consistent visual template —</w:t>
-      </w:r>
-      <w:r>
-        <w:t xml:space="preserve"> </w:t>
-      </w:r>
-      <w:r>
-        <w:t xml:space="preserve">Claude-only, since most other AI tools have no equivalent way to</w:t>
-      </w:r>
-      <w:r>
-        <w:t xml:space="preserve"> </w:t>
-      </w:r>
-      <w:r>
-        <w:t xml:space="preserve">execute this from a pasted prompt), generate hashtags, and whether</w:t>
-      </w:r>
-      <w:r>
-        <w:t xml:space="preserve"> </w:t>
-      </w:r>
-      <w:r>
-        <w:t xml:space="preserve">to end the post with a genuine question (off by default, since</w:t>
-      </w:r>
-      <w:r>
-        <w:t xml:space="preserve"> </w:t>
-      </w:r>
-      <w:r>
-        <w:t xml:space="preserve">overusing it starts to read as engagement-bait).</w:t>
+        <w:t xml:space="preserve"> generate artwork (a 1200×630 .png built with Python’s Pillow library, matching a consistent visual template — Claude-only, since most other AI tools have no equivalent way to execute this from a pasted prompt), generate hashtags, and whether to end the post with a genuine question (off by default, since overusing it starts to read as engagement-bait).</w:t>
       </w:r>
     </w:p>
     <w:bookmarkEnd w:id="73"/>
@@ -6238,13 +3352,7 @@
         </w:numPr>
       </w:pPr>
       <w:r>
-        <w:t xml:space="preserve">Code execution and file creation — only if artwork generation is</w:t>
-      </w:r>
-      <w:r>
-        <w:t xml:space="preserve"> </w:t>
-      </w:r>
-      <w:r>
-        <w:t xml:space="preserve">on</w:t>
+        <w:t xml:space="preserve">Code execution and file creation — only if artwork generation is on</w:t>
       </w:r>
     </w:p>
     <w:bookmarkEnd w:id="74"/>
@@ -6262,31 +3370,7 @@
         <w:pStyle w:val="FirstParagraph"/>
       </w:pPr>
       <w:r>
-        <w:t xml:space="preserve">Step 1: the top 5 ranked candidates, each with context (headline,</w:t>
-      </w:r>
-      <w:r>
-        <w:t xml:space="preserve"> </w:t>
-      </w:r>
-      <w:r>
-        <w:t xml:space="preserve">source, free-to-read status, why it ranked here) plus a ready-to-copy</w:t>
-      </w:r>
-      <w:r>
-        <w:t xml:space="preserve"> </w:t>
-      </w:r>
-      <w:r>
-        <w:t xml:space="preserve">block (URL, summary, hashtags). Step 2, once you pick one: the actual</w:t>
-      </w:r>
-      <w:r>
-        <w:t xml:space="preserve"> </w:t>
-      </w:r>
-      <w:r>
-        <w:t xml:space="preserve">LinkedIn post, plain text, no markdown. Step 3 (optional): a real</w:t>
-      </w:r>
-      <w:r>
-        <w:t xml:space="preserve"> </w:t>
-      </w:r>
-      <w:r>
-        <w:t xml:space="preserve">downloadable .png, not just a description of one.</w:t>
+        <w:t xml:space="preserve">Step 1: the top 5 ranked candidates, each with context (headline, source, free-to-read status, why it ranked here) plus a ready-to-copy block (URL, summary, hashtags). Step 2, once you pick one: the actual LinkedIn post, plain text, no markdown. Step 3 (optional): a real downloadable .png, not just a description of one.</w:t>
       </w:r>
     </w:p>
     <w:bookmarkEnd w:id="75"/>
@@ -6307,25 +3391,7 @@
         </w:numPr>
       </w:pPr>
       <w:r>
-        <w:t xml:space="preserve">Built-in honesty guardrails are non-optional: only real, verifiable</w:t>
-      </w:r>
-      <w:r>
-        <w:t xml:space="preserve"> </w:t>
-      </w:r>
-      <w:r>
-        <w:t xml:space="preserve">articles with real URLs, every summary written fresh in Claude’s own</w:t>
-      </w:r>
-      <w:r>
-        <w:t xml:space="preserve"> </w:t>
-      </w:r>
-      <w:r>
-        <w:t xml:space="preserve">words (never copied from source), and an honest "fewer than 5</w:t>
-      </w:r>
-      <w:r>
-        <w:t xml:space="preserve"> </w:t>
-      </w:r>
-      <w:r>
-        <w:t xml:space="preserve">today" if genuinely on-brand, free-to-read articles are thin.</w:t>
+        <w:t xml:space="preserve">Built-in honesty guardrails are non-optional: only real, verifiable articles with real URLs, every summary written fresh in Claude’s own words (never copied from source), and an honest "fewer than 5 today" if genuinely on-brand, free-to-read articles are thin.</w:t>
       </w:r>
     </w:p>
     <w:p>
@@ -6336,19 +3402,7 @@
         </w:numPr>
       </w:pPr>
       <w:r>
-        <w:t xml:space="preserve">No markdown formatting anywhere in the output — LinkedIn doesn’t</w:t>
-      </w:r>
-      <w:r>
-        <w:t xml:space="preserve"> </w:t>
-      </w:r>
-      <w:r>
-        <w:t xml:space="preserve">render it, so asterisks or pound signs would show up as literal</w:t>
-      </w:r>
-      <w:r>
-        <w:t xml:space="preserve"> </w:t>
-      </w:r>
-      <w:r>
-        <w:t xml:space="preserve">stray characters.</w:t>
+        <w:t xml:space="preserve">No markdown formatting anywhere in the output — LinkedIn doesn’t render it, so asterisks or pound signs would show up as literal stray characters.</w:t>
       </w:r>
     </w:p>
     <w:p>
@@ -6359,25 +3413,7 @@
         </w:numPr>
       </w:pPr>
       <w:r>
-        <w:t xml:space="preserve">Artwork generation only works in Claude itself — pasting the</w:t>
-      </w:r>
-      <w:r>
-        <w:t xml:space="preserve"> </w:t>
-      </w:r>
-      <w:r>
-        <w:t xml:space="preserve">prompt into ChatGPT or another tool will not produce an image,</w:t>
-      </w:r>
-      <w:r>
-        <w:t xml:space="preserve"> </w:t>
-      </w:r>
-      <w:r>
-        <w:t xml:space="preserve">regardless of wording, since the instruction depends on Claude’s</w:t>
-      </w:r>
-      <w:r>
-        <w:t xml:space="preserve"> </w:t>
-      </w:r>
-      <w:r>
-        <w:t xml:space="preserve">code execution environment specifically.</w:t>
+        <w:t xml:space="preserve">Artwork generation only works in Claude itself — pasting the prompt into ChatGPT or another tool will not produce an image, regardless of wording, since the instruction depends on Claude’s code execution environment specifically.</w:t>
       </w:r>
     </w:p>
     <w:p>
@@ -6456,49 +3492,7 @@
         <w:pStyle w:val="BodyText"/>
       </w:pPr>
       <w:r>
-        <w:t xml:space="preserve">Screens either a suspicious recruiter message OR a job posting — pick</w:t>
-      </w:r>
-      <w:r>
-        <w:t xml:space="preserve"> </w:t>
-      </w:r>
-      <w:r>
-        <w:t xml:space="preserve">the mode at the top of the page — against known scam patterns entirely</w:t>
-      </w:r>
-      <w:r>
-        <w:t xml:space="preserve"> </w:t>
-      </w:r>
-      <w:r>
-        <w:t xml:space="preserve">in your browser — no prompt, no Claude conversation, finished result</w:t>
-      </w:r>
-      <w:r>
-        <w:t xml:space="preserve"> </w:t>
-      </w:r>
-      <w:r>
-        <w:t xml:space="preserve">immediately. Flags both what’s present (scammy phrasing, off-platform</w:t>
-      </w:r>
-      <w:r>
-        <w:t xml:space="preserve"> </w:t>
-      </w:r>
-      <w:r>
-        <w:t xml:space="preserve">pushes, upfront fee requests) and what’s missing (no company named, no</w:t>
-      </w:r>
-      <w:r>
-        <w:t xml:space="preserve"> </w:t>
-      </w:r>
-      <w:r>
-        <w:t xml:space="preserve">job title mentioned, no responsibilities described), since the latter</w:t>
-      </w:r>
-      <w:r>
-        <w:t xml:space="preserve"> </w:t>
-      </w:r>
-      <w:r>
-        <w:t xml:space="preserve">catches vague pitches and templated listings that avoid obviously scammy</w:t>
-      </w:r>
-      <w:r>
-        <w:t xml:space="preserve"> </w:t>
-      </w:r>
-      <w:r>
-        <w:t xml:space="preserve">language altogether.</w:t>
+        <w:t xml:space="preserve">Screens either a suspicious recruiter message OR a job posting — pick the mode at the top of the page — against known scam patterns entirely in your browser — no prompt, no Claude conversation, finished result immediately. Flags both what’s present (scammy phrasing, off-platform pushes, upfront fee requests) and what’s missing (no company named, no job title mentioned, no responsibilities described), since the latter catches vague pitches and templated listings that avoid obviously scammy language altogether.</w:t>
       </w:r>
     </w:p>
     <w:p>
@@ -6510,35 +3504,7 @@
           <w:iCs/>
           <w:i/>
         </w:rPr>
-        <w:t xml:space="preserve">This is the one tool in the suite that doesn’t use the paste-a-prompt</w:t>
-      </w:r>
-      <w:r>
-        <w:rPr>
-          <w:iCs/>
-          <w:i/>
-        </w:rPr>
-        <w:t xml:space="preserve"> </w:t>
-      </w:r>
-      <w:r>
-        <w:rPr>
-          <w:iCs/>
-          <w:i/>
-        </w:rPr>
-        <w:t xml:space="preserve">pattern described in Getting Started — it’s a self-contained scanner,</w:t>
-      </w:r>
-      <w:r>
-        <w:rPr>
-          <w:iCs/>
-          <w:i/>
-        </w:rPr>
-        <w:t xml:space="preserve"> </w:t>
-      </w:r>
-      <w:r>
-        <w:rPr>
-          <w:iCs/>
-          <w:i/>
-        </w:rPr>
-        <w:t xml:space="preserve">not a prompt generator.</w:t>
+        <w:t xml:space="preserve">This is the one tool in the suite that doesn’t use the paste-a-prompt pattern described in Getting Started — it’s a self-contained scanner, not a prompt generator.</w:t>
       </w:r>
     </w:p>
     <w:bookmarkStart w:id="80" w:name="key-sections-options-7"/>
@@ -6565,34 +3531,7 @@
         <w:t xml:space="preserve">Mode toggle:</w:t>
       </w:r>
       <w:r>
-        <w:t xml:space="preserve"> </w:t>
-      </w:r>
-      <w:r>
-        <w:t xml:space="preserve">"Recruiter Message" or "Job Posting" —</w:t>
-      </w:r>
-      <w:r>
-        <w:t xml:space="preserve"> </w:t>
-      </w:r>
-      <w:r>
-        <w:t xml:space="preserve">switches the entire input panel, checklist, and pattern library.</w:t>
-      </w:r>
-      <w:r>
-        <w:t xml:space="preserve"> </w:t>
-      </w:r>
-      <w:r>
-        <w:t xml:space="preserve">These check genuinely different things (a message’s sender vs. a</w:t>
-      </w:r>
-      <w:r>
-        <w:t xml:space="preserve"> </w:t>
-      </w:r>
-      <w:r>
-        <w:t xml:space="preserve">posting’s own legitimacy), so each mode has its own full field set</w:t>
-      </w:r>
-      <w:r>
-        <w:t xml:space="preserve"> </w:t>
-      </w:r>
-      <w:r>
-        <w:t xml:space="preserve">rather than a handful of shared fields with the rest bolted on.</w:t>
+        <w:t xml:space="preserve"> "Recruiter Message" or "Job Posting" — switches the entire input panel, checklist, and pattern library. These check genuinely different things (a message’s sender vs. a posting’s own legitimacy), so each mode has its own full field set rather than a handful of shared fields with the rest bolted on.</w:t>
       </w:r>
     </w:p>
     <w:p>
@@ -6610,64 +3549,7 @@
         <w:t xml:space="preserve">Recruiter Message mode:</w:t>
       </w:r>
       <w:r>
-        <w:t xml:space="preserve"> </w:t>
-      </w:r>
-      <w:r>
-        <w:t xml:space="preserve">paste the message text, plus optionally</w:t>
-      </w:r>
-      <w:r>
-        <w:t xml:space="preserve"> </w:t>
-      </w:r>
-      <w:r>
-        <w:t xml:space="preserve">the company they claim to represent and the sender’s email, which</w:t>
-      </w:r>
-      <w:r>
-        <w:t xml:space="preserve"> </w:t>
-      </w:r>
-      <w:r>
-        <w:t xml:space="preserve">together let the tool flag a domain/employer mismatch. Checklist</w:t>
-      </w:r>
-      <w:r>
-        <w:t xml:space="preserve"> </w:t>
-      </w:r>
-      <w:r>
-        <w:t xml:space="preserve">covers profile signals the tool can’t read from text alone — new</w:t>
-      </w:r>
-      <w:r>
-        <w:t xml:space="preserve"> </w:t>
-      </w:r>
-      <w:r>
-        <w:t xml:space="preserve">profile, few connections, no verification badge, unrelated</w:t>
-      </w:r>
-      <w:r>
-        <w:t xml:space="preserve"> </w:t>
-      </w:r>
-      <w:r>
-        <w:t xml:space="preserve">profession, AI-generated/generic photo, not listed as an employee,</w:t>
-      </w:r>
-      <w:r>
-        <w:t xml:space="preserve"> </w:t>
-      </w:r>
-      <w:r>
-        <w:t xml:space="preserve">few mutuals, little activity. Photo-related checks link out to free</w:t>
-      </w:r>
-      <w:r>
-        <w:t xml:space="preserve"> </w:t>
-      </w:r>
-      <w:r>
-        <w:t xml:space="preserve">tools (Google Images/TinEye/Bing; Is It AI?/Quillbot) so you can</w:t>
-      </w:r>
-      <w:r>
-        <w:t xml:space="preserve"> </w:t>
-      </w:r>
-      <w:r>
-        <w:t xml:space="preserve">check without leaving the page — clearly marked optional, never</w:t>
-      </w:r>
-      <w:r>
-        <w:t xml:space="preserve"> </w:t>
-      </w:r>
-      <w:r>
-        <w:t xml:space="preserve">auto-run.</w:t>
+        <w:t xml:space="preserve"> paste the message text, plus optionally the company they claim to represent and the sender’s email, which together let the tool flag a domain/employer mismatch. Checklist covers profile signals the tool can’t read from text alone — new profile, few connections, no verification badge, unrelated profession, AI-generated/generic photo, not listed as an employee, few mutuals, little activity. Photo-related checks link out to free tools (Google Images/TinEye/Bing; Is It AI?/Quillbot) so you can check without leaving the page — clearly marked optional, never auto-run.</w:t>
       </w:r>
     </w:p>
     <w:p>
@@ -6685,70 +3567,7 @@
         <w:t xml:space="preserve">Job Posting mode:</w:t>
       </w:r>
       <w:r>
-        <w:t xml:space="preserve"> </w:t>
-      </w:r>
-      <w:r>
-        <w:t xml:space="preserve">paste the posting text, plus optionally the</w:t>
-      </w:r>
-      <w:r>
-        <w:t xml:space="preserve"> </w:t>
-      </w:r>
-      <w:r>
-        <w:t xml:space="preserve">company it’s for, an application email/link, and where you found it.</w:t>
-      </w:r>
-      <w:r>
-        <w:t xml:space="preserve"> </w:t>
-      </w:r>
-      <w:r>
-        <w:t xml:space="preserve">Checklist covers listing-legitimacy signals — evergreen/repeatedly</w:t>
-      </w:r>
-      <w:r>
-        <w:t xml:space="preserve"> </w:t>
-      </w:r>
-      <w:r>
-        <w:t xml:space="preserve">reposted listings, exact text duplicated for other companies, no</w:t>
-      </w:r>
-      <w:r>
-        <w:t xml:space="preserve"> </w:t>
-      </w:r>
-      <w:r>
-        <w:t xml:space="preserve">hiring manager or team named, thin-to-no independent company</w:t>
-      </w:r>
-      <w:r>
-        <w:t xml:space="preserve"> </w:t>
-      </w:r>
-      <w:r>
-        <w:t xml:space="preserve">presence, no application deadline ever, chat-only interview process,</w:t>
-      </w:r>
-      <w:r>
-        <w:t xml:space="preserve"> </w:t>
-      </w:r>
-      <w:r>
-        <w:t xml:space="preserve">not found on the company’s own careers page. Patterns cover</w:t>
-      </w:r>
-      <w:r>
-        <w:t xml:space="preserve"> </w:t>
-      </w:r>
-      <w:r>
-        <w:t xml:space="preserve">posting-specific scam categories: equipment/activation fees,</w:t>
-      </w:r>
-      <w:r>
-        <w:t xml:space="preserve"> </w:t>
-      </w:r>
-      <w:r>
-        <w:t xml:space="preserve">reshipping and payment-processing scams, unrealistic pay for no</w:t>
-      </w:r>
-      <w:r>
-        <w:t xml:space="preserve"> </w:t>
-      </w:r>
-      <w:r>
-        <w:t xml:space="preserve">experience, financial info requested at the application stage, and</w:t>
-      </w:r>
-      <w:r>
-        <w:t xml:space="preserve"> </w:t>
-      </w:r>
-      <w:r>
-        <w:t xml:space="preserve">more.</w:t>
+        <w:t xml:space="preserve"> paste the posting text, plus optionally the company it’s for, an application email/link, and where you found it. Checklist covers listing-legitimacy signals — evergreen/repeatedly reposted listings, exact text duplicated for other companies, no hiring manager or team named, thin-to-no independent company presence, no application deadline ever, chat-only interview process, not found on the company’s own careers page. Patterns cover posting-specific scam categories: equipment/activation fees, reshipping and payment-processing scams, unrealistic pay for no experience, financial info requested at the application stage, and more.</w:t>
       </w:r>
     </w:p>
     <w:p>
@@ -6766,16 +3585,7 @@
         <w:t xml:space="preserve">Custom red flags:</w:t>
       </w:r>
       <w:r>
-        <w:t xml:space="preserve"> </w:t>
-      </w:r>
-      <w:r>
-        <w:t xml:space="preserve">add your own phrases to check for, per mode,</w:t>
-      </w:r>
-      <w:r>
-        <w:t xml:space="preserve"> </w:t>
-      </w:r>
-      <w:r>
-        <w:t xml:space="preserve">session-only.</w:t>
+        <w:t xml:space="preserve"> add your own phrases to check for, per mode, session-only.</w:t>
       </w:r>
     </w:p>
     <w:bookmarkEnd w:id="80"/>
@@ -6797,13 +3607,7 @@
         <w:pStyle w:val="Compact"/>
       </w:pPr>
       <w:r>
-        <w:t xml:space="preserve">None — runs entirely client-side, nothing you enter is sent</w:t>
-      </w:r>
-      <w:r>
-        <w:t xml:space="preserve"> </w:t>
-      </w:r>
-      <w:r>
-        <w:t xml:space="preserve">anywhere</w:t>
+        <w:t xml:space="preserve">None — runs entirely client-side, nothing you enter is sent anywhere</w:t>
       </w:r>
     </w:p>
     <w:bookmarkEnd w:id="81"/>
@@ -6821,55 +3625,7 @@
         <w:pStyle w:val="FirstParagraph"/>
       </w:pPr>
       <w:r>
-        <w:t xml:space="preserve">A stamped verdict (Low signal / Proceed with caution / High risk) with a</w:t>
-      </w:r>
-      <w:r>
-        <w:t xml:space="preserve"> </w:t>
-      </w:r>
-      <w:r>
-        <w:t xml:space="preserve">risk-signal-strength score, every flag found with severity and</w:t>
-      </w:r>
-      <w:r>
-        <w:t xml:space="preserve"> </w:t>
-      </w:r>
-      <w:r>
-        <w:t xml:space="preserve">reasoning, the text with flagged phrases highlighted in place, direct</w:t>
-      </w:r>
-      <w:r>
-        <w:t xml:space="preserve"> </w:t>
-      </w:r>
-      <w:r>
-        <w:t xml:space="preserve">links to LinkedIn/IC3/FTC reporting when warranted, and — for results</w:t>
-      </w:r>
-      <w:r>
-        <w:t xml:space="preserve"> </w:t>
-      </w:r>
-      <w:r>
-        <w:t xml:space="preserve">that land in the caution range specifically — a mode-appropriate next</w:t>
-      </w:r>
-      <w:r>
-        <w:t xml:space="preserve"> </w:t>
-      </w:r>
-      <w:r>
-        <w:t xml:space="preserve">step: a ready-to-send follow-up message for a message-mode result, or a</w:t>
-      </w:r>
-      <w:r>
-        <w:t xml:space="preserve"> </w:t>
-      </w:r>
-      <w:r>
-        <w:t xml:space="preserve">pre-application verification checklist for a posting-mode result.</w:t>
-      </w:r>
-      <w:r>
-        <w:t xml:space="preserve"> </w:t>
-      </w:r>
-      <w:r>
-        <w:t xml:space="preserve">History entries are tagged by mode so a mixed session of both checks</w:t>
-      </w:r>
-      <w:r>
-        <w:t xml:space="preserve"> </w:t>
-      </w:r>
-      <w:r>
-        <w:t xml:space="preserve">stays legible.</w:t>
+        <w:t xml:space="preserve">A stamped verdict (Low signal / Proceed with caution / High risk) with a risk-signal-strength score, every flag found with severity and reasoning, the text with flagged phrases highlighted in place, direct links to LinkedIn/IC3/FTC reporting when warranted, and — for results that land in the caution range specifically — a mode-appropriate next step: a ready-to-send follow-up message for a message-mode result, or a pre-application verification checklist for a posting-mode result. History entries are tagged by mode so a mixed session of both checks stays legible.</w:t>
       </w:r>
     </w:p>
     <w:bookmarkEnd w:id="82"/>
@@ -6890,31 +3646,7 @@
         </w:numPr>
       </w:pPr>
       <w:r>
-        <w:t xml:space="preserve">An unnamed intermediary in a message (routed through "a friend" or</w:t>
-      </w:r>
-      <w:r>
-        <w:t xml:space="preserve"> </w:t>
-      </w:r>
-      <w:r>
-        <w:t xml:space="preserve">"a colleague" with no one you can actually verify) is treated as a</w:t>
-      </w:r>
-      <w:r>
-        <w:t xml:space="preserve"> </w:t>
-      </w:r>
-      <w:r>
-        <w:t xml:space="preserve">high-severity flag on its own — a common pattern that avoids</w:t>
-      </w:r>
-      <w:r>
-        <w:t xml:space="preserve"> </w:t>
-      </w:r>
-      <w:r>
-        <w:t xml:space="preserve">scammy keywords entirely. The posting-mode equivalent is a listing</w:t>
-      </w:r>
-      <w:r>
-        <w:t xml:space="preserve"> </w:t>
-      </w:r>
-      <w:r>
-        <w:t xml:space="preserve">with no named hiring manager or team at all.</w:t>
+        <w:t xml:space="preserve">An unnamed intermediary in a message (routed through "a friend" or "a colleague" with no one you can actually verify) is treated as a high-severity flag on its own — a common pattern that avoids scammy keywords entirely. The posting-mode equivalent is a listing with no named hiring manager or team at all.</w:t>
       </w:r>
     </w:p>
     <w:p>
@@ -6925,19 +3657,7 @@
         </w:numPr>
       </w:pPr>
       <w:r>
-        <w:t xml:space="preserve">The follow-up/checklist only appears for caution-range results,</w:t>
-      </w:r>
-      <w:r>
-        <w:t xml:space="preserve"> </w:t>
-      </w:r>
-      <w:r>
-        <w:t xml:space="preserve">deliberately — a high-risk result calls for disengaging, not a</w:t>
-      </w:r>
-      <w:r>
-        <w:t xml:space="preserve"> </w:t>
-      </w:r>
-      <w:r>
-        <w:t xml:space="preserve">more carefully worded reply or a longer verification process.</w:t>
+        <w:t xml:space="preserve">The follow-up/checklist only appears for caution-range results, deliberately — a high-risk result calls for disengaging, not a more carefully worded reply or a longer verification process.</w:t>
       </w:r>
     </w:p>
     <w:p>
@@ -6948,19 +3668,7 @@
         </w:numPr>
       </w:pPr>
       <w:r>
-        <w:t xml:space="preserve">A clean result doesn’t confirm legitimacy, and a flagged result</w:t>
-      </w:r>
-      <w:r>
-        <w:t xml:space="preserve"> </w:t>
-      </w:r>
-      <w:r>
-        <w:t xml:space="preserve">isn’t proof of a scam — always verify independently through the</w:t>
-      </w:r>
-      <w:r>
-        <w:t xml:space="preserve"> </w:t>
-      </w:r>
-      <w:r>
-        <w:t xml:space="preserve">company’s own careers page or domain.</w:t>
+        <w:t xml:space="preserve">A clean result doesn’t confirm legitimacy, and a flagged result isn’t proof of a scam — always verify independently through the company’s own careers page or domain.</w:t>
       </w:r>
     </w:p>
     <w:p>
@@ -7027,55 +3735,7 @@
         <w:pStyle w:val="FirstParagraph"/>
       </w:pPr>
       <w:r>
-        <w:t xml:space="preserve">None of this is locked down. Every tool is just a starting point — if</w:t>
-      </w:r>
-      <w:r>
-        <w:t xml:space="preserve"> </w:t>
-      </w:r>
-      <w:r>
-        <w:t xml:space="preserve">a field, a wording, a default, or an entire feature doesn’t fit how you</w:t>
-      </w:r>
-      <w:r>
-        <w:t xml:space="preserve"> </w:t>
-      </w:r>
-      <w:r>
-        <w:t xml:space="preserve">actually want to work, take that tool’s URL back to a Claude</w:t>
-      </w:r>
-      <w:r>
-        <w:t xml:space="preserve"> </w:t>
-      </w:r>
-      <w:r>
-        <w:t xml:space="preserve">conversation and ask for it to be edited, added to, adjusted, or</w:t>
-      </w:r>
-      <w:r>
-        <w:t xml:space="preserve"> </w:t>
-      </w:r>
-      <w:r>
-        <w:t xml:space="preserve">refined. That’s exactly how this whole suite came together in the first</w:t>
-      </w:r>
-      <w:r>
-        <w:t xml:space="preserve"> </w:t>
-      </w:r>
-      <w:r>
-        <w:t xml:space="preserve">place: one tool at a time, one conversation at a time, shaped to fit</w:t>
-      </w:r>
-      <w:r>
-        <w:t xml:space="preserve"> </w:t>
-      </w:r>
-      <w:r>
-        <w:t xml:space="preserve">real use rather than guessed at in advance. Treat every tool here as a</w:t>
-      </w:r>
-      <w:r>
-        <w:t xml:space="preserve"> </w:t>
-      </w:r>
-      <w:r>
-        <w:t xml:space="preserve">draft you’re free to keep improving, not a finished product to work</w:t>
-      </w:r>
-      <w:r>
-        <w:t xml:space="preserve"> </w:t>
-      </w:r>
-      <w:r>
-        <w:t xml:space="preserve">around.</w:t>
+        <w:t xml:space="preserve">None of this is locked down. Every tool is just a starting point — if a field, a wording, a default, or an entire feature doesn’t fit how you actually want to work, take that tool’s URL back to a Claude conversation and ask for it to be edited, added to, adjusted, or refined. That’s exactly how this whole suite came together in the first place: one tool at a time, one conversation at a time, shaped to fit real use rather than guessed at in advance. Treat every tool here as a draft you’re free to keep improving, not a finished product to work around.</w:t>
       </w:r>
     </w:p>
     <w:bookmarkEnd w:id="87"/>

--- a/Job_Hunting_Suite_Summary_Guide.docx
+++ b/Job_Hunting_Suite_Summary_Guide.docx
@@ -43,7 +43,21 @@
           <w:iCs/>
           <w:i/>
         </w:rPr>
-        <w:t xml:space="preserve">A Getting Started walkthrough, plus a detailed guide to all eight tools</w:t>
+        <w:t xml:space="preserve">A Getting Started walkthrough, plus a detailed guide to all nine</w:t>
+      </w:r>
+      <w:r>
+        <w:rPr>
+          <w:iCs/>
+          <w:i/>
+        </w:rPr>
+        <w:t xml:space="preserve"> </w:t>
+      </w:r>
+      <w:r>
+        <w:rPr>
+          <w:iCs/>
+          <w:i/>
+        </w:rPr>
+        <w:t xml:space="preserve">tools</w:t>
       </w:r>
     </w:p>
     <w:p>
@@ -62,7 +76,6 @@
         <w:r>
           <w:rPr>
             <w:rStyle w:val="Hyperlink"/>
-            <w:u w:val="single"/>
           </w:rPr>
           <w:t xml:space="preserve">https://tjackson8817.github.io/Job-Hunting-Tool-Suite/</w:t>
         </w:r>
@@ -81,88 +94,140 @@
         <w:pStyle w:val="BodyText"/>
       </w:pPr>
       <w:r>
-        <w:t xml:space="preserve">August 10, 2026 (Target Company Prompt Builder section updated August 11-12, 2026 for its Bulk Company Pull step, competitor-cascade discovery method, and NAICS-search reference link, and August 13, 2026 to remove the Templates feature (session-only saving was confusing users into thinking it persisted); Outreach Message Builder and Recruiter Message Sanity Check sections updated August 12, 2026 for Message Goal/Context Notes and the new Job Posting mode, respectively; Interview Prep Guide Builder added as Step 4 and Steps 3a/3b renumbering applied August 12, 2026; Salary Negotiator added as Step 5 August 12-13, 2026)</w:t>
-      </w:r>
-    </w:p>
-    <w:tbl>
-      <w:tblPr>
-        <w:tblW w:type="pct" w:w="5000"/>
-        <w:jc w:val="start"/>
-        <w:tblBorders>
-          <w:top w:val="single" w:color="2E74B5" w:sz="8"/>
-          <w:left w:val="single" w:color="2E74B5" w:sz="8"/>
-          <w:bottom w:val="single" w:color="2E74B5" w:sz="8"/>
-          <w:right w:val="single" w:color="2E74B5" w:sz="8"/>
-        </w:tblBorders>
-      </w:tblPr>
-      <w:tblGrid>
-        <w:gridCol w:w="9639"/>
-      </w:tblGrid>
-      <w:tr>
-        <w:tc>
-          <w:tcPr>
-            <w:shd w:val="clear" w:fill="DEEAF6"/>
-            <w:tcMar>
-              <w:top w:w="180" w:type="dxa"/>
-              <w:left w:w="220" w:type="dxa"/>
-              <w:bottom w:w="180" w:type="dxa"/>
-              <w:right w:w="220" w:type="dxa"/>
-            </w:tcMar>
-          </w:tcPr>
-          <w:p>
-            <w:pPr>
-              <w:pStyle w:val="Compact"/>
-              <w:jc w:val="left"/>
-            </w:pPr>
-            <w:r>
-              <w:rPr>
-                <w:b/>
-                <w:bCs/>
-                <w:color w:val="1F4E79"/>
-                <w:sz w:val="22"/>
-                <w:szCs w:val="22"/>
-              </w:rPr>
-              <w:t xml:space="preserve">Before You Start — One Claude Setting</w:t>
-            </w:r>
-          </w:p>
-          <w:p>
-            <w:pPr>
-              <w:pStyle w:val="Compact"/>
-              <w:jc w:val="left"/>
-            </w:pPr>
-            <w:r>
-              <w:t xml:space="preserve">In Claude, go to </w:t>
-            </w:r>
-            <w:r>
-              <w:rPr>
-                <w:b/>
-                <w:bCs/>
-                <w:color w:val="2E74B5"/>
-              </w:rPr>
-              <w:t xml:space="preserve">Settings → Capabilities</w:t>
-            </w:r>
-            <w:r>
-              <w:t xml:space="preserve"> and toggle </w:t>
-            </w:r>
-            <w:r>
-              <w:rPr>
-                <w:b/>
-                <w:bCs/>
-                <w:color w:val="2E74B5"/>
-              </w:rPr>
-              <w:t xml:space="preserve">"Code execution and file creation"</w:t>
-            </w:r>
-            <w:r>
-              <w:t xml:space="preserve"> on. This is what lets Claude actually build the Excel or Word file a tool asks for, instead of just describing it in the chat. Available on Free, Pro, Max, Team, and Enterprise plans — on web, desktop, and mobile. (Web search is the other setting you’ll need; see the full settings table below.)</w:t>
-            </w:r>
-          </w:p>
-        </w:tc>
-      </w:tr>
-    </w:tbl>
-    <w:p>
-      <w:pPr>
-        <w:pStyle w:val="Compact"/>
-      </w:pPr>
+        <w:t xml:space="preserve">August 10, 2026 (Target Company Prompt Builder section updated August</w:t>
+      </w:r>
+      <w:r>
+        <w:t xml:space="preserve"> </w:t>
+      </w:r>
+      <w:r>
+        <w:t xml:space="preserve">11-12, 2026 for its Bulk Company Pull step, competitor-cascade discovery</w:t>
+      </w:r>
+      <w:r>
+        <w:t xml:space="preserve"> </w:t>
+      </w:r>
+      <w:r>
+        <w:t xml:space="preserve">method, and NAICS-search reference link, and August 13, 2026 to remove</w:t>
+      </w:r>
+      <w:r>
+        <w:t xml:space="preserve"> </w:t>
+      </w:r>
+      <w:r>
+        <w:t xml:space="preserve">the Templates feature (session-only saving was confusing users into</w:t>
+      </w:r>
+      <w:r>
+        <w:t xml:space="preserve"> </w:t>
+      </w:r>
+      <w:r>
+        <w:t xml:space="preserve">thinking it persisted); Outreach Message Builder and Recruiter Message</w:t>
+      </w:r>
+      <w:r>
+        <w:t xml:space="preserve"> </w:t>
+      </w:r>
+      <w:r>
+        <w:t xml:space="preserve">Sanity Check sections updated August 12, 2026 for Message Goal/Context</w:t>
+      </w:r>
+      <w:r>
+        <w:t xml:space="preserve"> </w:t>
+      </w:r>
+      <w:r>
+        <w:t xml:space="preserve">Notes and the new Job Posting mode, respectively; Interview Prep Guide</w:t>
+      </w:r>
+      <w:r>
+        <w:t xml:space="preserve"> </w:t>
+      </w:r>
+      <w:r>
+        <w:t xml:space="preserve">Builder added as Step 4 and Steps 3a/3b renumbering applied August 12,</w:t>
+      </w:r>
+      <w:r>
+        <w:t xml:space="preserve"> </w:t>
+      </w:r>
+      <w:r>
+        <w:t xml:space="preserve">2026; Salary Negotiator added as Step 5 August 12-13, 2026; Career Path</w:t>
+      </w:r>
+      <w:r>
+        <w:t xml:space="preserve"> </w:t>
+      </w:r>
+      <w:r>
+        <w:t xml:space="preserve">Discovery Prompt Builder added as Step 0 August 17, 2026, with Pivot</w:t>
+      </w:r>
+      <w:r>
+        <w:t xml:space="preserve"> </w:t>
+      </w:r>
+      <w:r>
+        <w:t xml:space="preserve">Positioning Notes added to Resume &amp; Cover Letter Tailoring and Objection</w:t>
+      </w:r>
+      <w:r>
+        <w:t xml:space="preserve"> </w:t>
+      </w:r>
+      <w:r>
+        <w:t xml:space="preserve">Reframing added to Interview Prep Guide Builder the same day)</w:t>
+      </w:r>
+    </w:p>
+    <w:p>
+      <w:pPr>
+        <w:pStyle w:val="BlockText"/>
+      </w:pPr>
+      <w:r>
+        <w:rPr>
+          <w:bCs/>
+          <w:b/>
+        </w:rPr>
+        <w:t xml:space="preserve">Before You Start — One Claude Setting</w:t>
+      </w:r>
+    </w:p>
+    <w:p>
+      <w:pPr>
+        <w:pStyle w:val="BlockText"/>
+      </w:pPr>
+      <w:r>
+        <w:t xml:space="preserve">In Claude, go to</w:t>
+      </w:r>
+      <w:r>
+        <w:t xml:space="preserve"> </w:t>
+      </w:r>
+      <w:r>
+        <w:rPr>
+          <w:bCs/>
+          <w:b/>
+        </w:rPr>
+        <w:t xml:space="preserve">Settings → Capabilities</w:t>
+      </w:r>
+      <w:r>
+        <w:t xml:space="preserve"> </w:t>
+      </w:r>
+      <w:r>
+        <w:t xml:space="preserve">and toggle</w:t>
+      </w:r>
+      <w:r>
+        <w:t xml:space="preserve"> </w:t>
+      </w:r>
+      <w:r>
+        <w:rPr>
+          <w:bCs/>
+          <w:b/>
+        </w:rPr>
+        <w:t xml:space="preserve">“</w:t>
+      </w:r>
+      <w:r>
+        <w:rPr>
+          <w:bCs/>
+          <w:b/>
+        </w:rPr>
+        <w:t xml:space="preserve">Code execution and file creation</w:t>
+      </w:r>
+      <w:r>
+        <w:rPr>
+          <w:bCs/>
+          <w:b/>
+        </w:rPr>
+        <w:t xml:space="preserve">”</w:t>
+      </w:r>
+      <w:r>
+        <w:t xml:space="preserve"> </w:t>
+      </w:r>
+      <w:r>
+        <w:t xml:space="preserve">on. This is what lets Claude actually build the Excel or Word file a tool asks for, instead of just describing it in the chat. Available on Free, Pro, Max, Team, and Enterprise plans — on web, desktop, and mobile. (Web search is the other setting you’ll need; see the full settings table below.)</w:t>
+      </w:r>
     </w:p>
     <w:bookmarkStart w:id="21" w:name="what-this-suite-is"/>
     <w:p>
@@ -178,7 +243,85 @@
         <w:pStyle w:val="FirstParagraph"/>
       </w:pPr>
       <w:r>
-        <w:t xml:space="preserve">This is a set of eight free, standalone web tools that turn a job search — or just staying visible in your field, or protecting yourself from scams while you search — into a repeatable process instead of a blank page every time. Six of them cover the job-search funnel end to end: finding and ranking the right companies, checking who’s actually hiring right now, tailoring a resume and cover letter to a real posting, drafting the outreach messages to actually reach someone, building a real prep guide once an interview actually lands, and negotiating the actual offer once one comes in. A seventh is a separate, ongoing tool for sharing on-brand articles on LinkedIn, whether or not you’re actively job hunting. An eighth screens incoming recruiter messages or job postings for known scam patterns, since fake recruiter outreach and fake job listings have both become common.</w:t>
+        <w:t xml:space="preserve">This is a set of nine free, standalone web tools that turn a job search</w:t>
+      </w:r>
+      <w:r>
+        <w:t xml:space="preserve"> </w:t>
+      </w:r>
+      <w:r>
+        <w:t xml:space="preserve">— or just staying visible in your field, or protecting yourself from</w:t>
+      </w:r>
+      <w:r>
+        <w:t xml:space="preserve"> </w:t>
+      </w:r>
+      <w:r>
+        <w:t xml:space="preserve">scams while you search — into a repeatable process instead of a blank</w:t>
+      </w:r>
+      <w:r>
+        <w:t xml:space="preserve"> </w:t>
+      </w:r>
+      <w:r>
+        <w:t xml:space="preserve">page every time. Seven of them cover the job-search funnel end to end:</w:t>
+      </w:r>
+      <w:r>
+        <w:t xml:space="preserve"> </w:t>
+      </w:r>
+      <w:r>
+        <w:t xml:space="preserve">figuring out which direction to target if you’re not sure yet, finding</w:t>
+      </w:r>
+      <w:r>
+        <w:t xml:space="preserve"> </w:t>
+      </w:r>
+      <w:r>
+        <w:t xml:space="preserve">and ranking the right companies, checking who’s actually hiring right</w:t>
+      </w:r>
+      <w:r>
+        <w:t xml:space="preserve"> </w:t>
+      </w:r>
+      <w:r>
+        <w:t xml:space="preserve">now, tailoring a resume and cover letter to a real posting, drafting the</w:t>
+      </w:r>
+      <w:r>
+        <w:t xml:space="preserve"> </w:t>
+      </w:r>
+      <w:r>
+        <w:t xml:space="preserve">outreach messages to actually reach someone, building a real prep guide</w:t>
+      </w:r>
+      <w:r>
+        <w:t xml:space="preserve"> </w:t>
+      </w:r>
+      <w:r>
+        <w:t xml:space="preserve">once an interview actually lands, and negotiating the actual offer once</w:t>
+      </w:r>
+      <w:r>
+        <w:t xml:space="preserve"> </w:t>
+      </w:r>
+      <w:r>
+        <w:t xml:space="preserve">one comes in. An eighth is a separate, ongoing tool for sharing on-brand</w:t>
+      </w:r>
+      <w:r>
+        <w:t xml:space="preserve"> </w:t>
+      </w:r>
+      <w:r>
+        <w:t xml:space="preserve">articles on LinkedIn, whether or not you’re actively job hunting. A</w:t>
+      </w:r>
+      <w:r>
+        <w:t xml:space="preserve"> </w:t>
+      </w:r>
+      <w:r>
+        <w:t xml:space="preserve">ninth screens incoming recruiter messages or job postings for known scam</w:t>
+      </w:r>
+      <w:r>
+        <w:t xml:space="preserve"> </w:t>
+      </w:r>
+      <w:r>
+        <w:t xml:space="preserve">patterns, since fake recruiter outreach and fake job listings have both</w:t>
+      </w:r>
+      <w:r>
+        <w:t xml:space="preserve"> </w:t>
+      </w:r>
+      <w:r>
+        <w:t xml:space="preserve">become common.</w:t>
       </w:r>
     </w:p>
     <w:p>
@@ -186,7 +329,43 @@
         <w:pStyle w:val="BodyText"/>
       </w:pPr>
       <w:r>
-        <w:t xml:space="preserve">Seven of the eight tools work the same simple way: you fill in a short form on a web page, it builds a complete, ready-to-use prompt, you copy that prompt into a conversation with Claude, and Claude does the actual research, writing, or drafting. The eighth — Recruiter Message &amp; Job Posting Sanity Check — is different on purpose: it runs the entire check in your browser and hands you a finished result immediately, with no separate Claude conversation required.</w:t>
+        <w:t xml:space="preserve">Eight of the nine tools work the same simple way: you fill in a short</w:t>
+      </w:r>
+      <w:r>
+        <w:t xml:space="preserve"> </w:t>
+      </w:r>
+      <w:r>
+        <w:t xml:space="preserve">form on a web page, it builds a complete, ready-to-use prompt, you copy</w:t>
+      </w:r>
+      <w:r>
+        <w:t xml:space="preserve"> </w:t>
+      </w:r>
+      <w:r>
+        <w:t xml:space="preserve">that prompt into a conversation with Claude, and Claude does the actual</w:t>
+      </w:r>
+      <w:r>
+        <w:t xml:space="preserve"> </w:t>
+      </w:r>
+      <w:r>
+        <w:t xml:space="preserve">research, writing, or drafting. The ninth — Recruiter Message &amp; Job</w:t>
+      </w:r>
+      <w:r>
+        <w:t xml:space="preserve"> </w:t>
+      </w:r>
+      <w:r>
+        <w:t xml:space="preserve">Posting Sanity Check — is different on purpose: it runs the entire check</w:t>
+      </w:r>
+      <w:r>
+        <w:t xml:space="preserve"> </w:t>
+      </w:r>
+      <w:r>
+        <w:t xml:space="preserve">in your browser and hands you a finished result immediately, with no</w:t>
+      </w:r>
+      <w:r>
+        <w:t xml:space="preserve"> </w:t>
+      </w:r>
+      <w:r>
+        <w:t xml:space="preserve">separate Claude conversation required.</w:t>
       </w:r>
     </w:p>
     <w:p>
@@ -201,7 +380,64 @@
         <w:t xml:space="preserve">Disclaimer:</w:t>
       </w:r>
       <w:r>
-        <w:t xml:space="preserve"> These tools are aids, not authorities. The seven prompt-building tools hand off to Claude for the actual research, writing, or drafting — review every output before relying on it, since researched facts (company details, job postings, interviewer backgrounds, salary data, and similar) can be incomplete, outdated, or wrong. The Recruiter Message &amp; Job Posting Sanity Check is a pattern-matching screen only; it cannot verify anyone’s identity, a company’s legitimacy, or a listing’s legitimacy, and neither a clean nor a flagged result is a final answer. Treat every result across the suite as a starting point for your own judgment, not a substitute for it.</w:t>
+        <w:t xml:space="preserve"> </w:t>
+      </w:r>
+      <w:r>
+        <w:t xml:space="preserve">These tools are aids, not authorities. The eight</w:t>
+      </w:r>
+      <w:r>
+        <w:t xml:space="preserve"> </w:t>
+      </w:r>
+      <w:r>
+        <w:t xml:space="preserve">prompt-building tools hand off to Claude for the actual research,</w:t>
+      </w:r>
+      <w:r>
+        <w:t xml:space="preserve"> </w:t>
+      </w:r>
+      <w:r>
+        <w:t xml:space="preserve">writing, or drafting — review every output before relying on it, since</w:t>
+      </w:r>
+      <w:r>
+        <w:t xml:space="preserve"> </w:t>
+      </w:r>
+      <w:r>
+        <w:t xml:space="preserve">researched facts (company details, job postings, interviewer</w:t>
+      </w:r>
+      <w:r>
+        <w:t xml:space="preserve"> </w:t>
+      </w:r>
+      <w:r>
+        <w:t xml:space="preserve">backgrounds, salary data, and similar) can be incomplete, outdated, or</w:t>
+      </w:r>
+      <w:r>
+        <w:t xml:space="preserve"> </w:t>
+      </w:r>
+      <w:r>
+        <w:t xml:space="preserve">wrong. The Recruiter Message &amp; Job Posting Sanity Check is a</w:t>
+      </w:r>
+      <w:r>
+        <w:t xml:space="preserve"> </w:t>
+      </w:r>
+      <w:r>
+        <w:t xml:space="preserve">pattern-matching screen only; it cannot verify anyone’s identity, a</w:t>
+      </w:r>
+      <w:r>
+        <w:t xml:space="preserve"> </w:t>
+      </w:r>
+      <w:r>
+        <w:t xml:space="preserve">company’s legitimacy, or a listing’s legitimacy, and neither a clean nor</w:t>
+      </w:r>
+      <w:r>
+        <w:t xml:space="preserve"> </w:t>
+      </w:r>
+      <w:r>
+        <w:t xml:space="preserve">a flagged result is a final answer. Treat every result across the suite</w:t>
+      </w:r>
+      <w:r>
+        <w:t xml:space="preserve"> </w:t>
+      </w:r>
+      <w:r>
+        <w:t xml:space="preserve">as a starting point for your own judgment, not a substitute for it.</w:t>
       </w:r>
     </w:p>
     <w:bookmarkEnd w:id="21"/>
@@ -229,7 +465,13 @@
         <w:pStyle w:val="FirstParagraph"/>
       </w:pPr>
       <w:r>
-        <w:t xml:space="preserve">Everything in this suite falls into one of two groups, and it helps to know which before you open anything:</w:t>
+        <w:t xml:space="preserve">Everything in this suite falls into one of two groups, and it helps to</w:t>
+      </w:r>
+      <w:r>
+        <w:t xml:space="preserve"> </w:t>
+      </w:r>
+      <w:r>
+        <w:t xml:space="preserve">know which before you open anything:</w:t>
       </w:r>
     </w:p>
     <w:p>
@@ -244,10 +486,109 @@
           <w:bCs/>
           <w:b/>
         </w:rPr>
-        <w:t xml:space="preserve">The 6-step funnel (Steps 1–5):</w:t>
-      </w:r>
-      <w:r>
-        <w:t xml:space="preserve"> Target Company Prompt Builder (Step 1, Research) runs first — everything downstream depends on the ranked tracker it produces. Job Posting Finder (Step 2, Verify) needs that tracker’s Suggested Priority Rank to know which companies are worth searching. Resume &amp; Cover Letter Tailoring (Step 3a) and Outreach Message Builder (Step 3b) — both Apply/Connect — have no fixed order between them — network first and tailor your resume once a real opening exists, or find a posting first and tailor immediately, then follow up with outreach. Both are legitimate. Interview Prep Guide Builder (Step 4, Interview) comes after Step 3 actually lands an interview, whichever path got you there. Salary Negotiator (Step 5, Negotiate) comes after Step 4 actually produces an offer — it’s the direct sequel to the salary-range coaching in Interview Prep’s Recruiter Screen mode, for once a real number is on the table.</w:t>
+        <w:t xml:space="preserve">The 7-step funnel (Steps 0–5):</w:t>
+      </w:r>
+      <w:r>
+        <w:t xml:space="preserve"> </w:t>
+      </w:r>
+      <w:r>
+        <w:t xml:space="preserve">Career Path Discovery Prompt</w:t>
+      </w:r>
+      <w:r>
+        <w:t xml:space="preserve"> </w:t>
+      </w:r>
+      <w:r>
+        <w:t xml:space="preserve">Builder (Step 0, Discover) is optional and comes first only if you</w:t>
+      </w:r>
+      <w:r>
+        <w:t xml:space="preserve"> </w:t>
+      </w:r>
+      <w:r>
+        <w:t xml:space="preserve">need it — skip straight to Step 1 if you already know your target.</w:t>
+      </w:r>
+      <w:r>
+        <w:t xml:space="preserve"> </w:t>
+      </w:r>
+      <w:r>
+        <w:t xml:space="preserve">Target Company Prompt Builder (Step 1, Research) is where the funnel</w:t>
+      </w:r>
+      <w:r>
+        <w:t xml:space="preserve"> </w:t>
+      </w:r>
+      <w:r>
+        <w:t xml:space="preserve">actually starts for most people — everything downstream depends on the</w:t>
+      </w:r>
+      <w:r>
+        <w:t xml:space="preserve"> </w:t>
+      </w:r>
+      <w:r>
+        <w:t xml:space="preserve">ranked tracker it produces. Job Posting Finder (Step 2, Verify) needs</w:t>
+      </w:r>
+      <w:r>
+        <w:t xml:space="preserve"> </w:t>
+      </w:r>
+      <w:r>
+        <w:t xml:space="preserve">that tracker’s Suggested Priority Rank to know which companies are</w:t>
+      </w:r>
+      <w:r>
+        <w:t xml:space="preserve"> </w:t>
+      </w:r>
+      <w:r>
+        <w:t xml:space="preserve">worth searching. Resume &amp; Cover Letter Tailoring (Step 3a) and</w:t>
+      </w:r>
+      <w:r>
+        <w:t xml:space="preserve"> </w:t>
+      </w:r>
+      <w:r>
+        <w:t xml:space="preserve">Outreach Message Builder (Step 3b) — both Apply/Connect — have no</w:t>
+      </w:r>
+      <w:r>
+        <w:t xml:space="preserve"> </w:t>
+      </w:r>
+      <w:r>
+        <w:t xml:space="preserve">fixed order between them — network first and tailor your resume once a</w:t>
+      </w:r>
+      <w:r>
+        <w:t xml:space="preserve"> </w:t>
+      </w:r>
+      <w:r>
+        <w:t xml:space="preserve">real opening exists, or find a posting first and tailor immediately,</w:t>
+      </w:r>
+      <w:r>
+        <w:t xml:space="preserve"> </w:t>
+      </w:r>
+      <w:r>
+        <w:t xml:space="preserve">then follow up with outreach. Both are legitimate. Interview Prep</w:t>
+      </w:r>
+      <w:r>
+        <w:t xml:space="preserve"> </w:t>
+      </w:r>
+      <w:r>
+        <w:t xml:space="preserve">Guide Builder (Step 4, Interview) comes after Step 3 actually lands an</w:t>
+      </w:r>
+      <w:r>
+        <w:t xml:space="preserve"> </w:t>
+      </w:r>
+      <w:r>
+        <w:t xml:space="preserve">interview, whichever path got you there. Salary Negotiator (Step 5,</w:t>
+      </w:r>
+      <w:r>
+        <w:t xml:space="preserve"> </w:t>
+      </w:r>
+      <w:r>
+        <w:t xml:space="preserve">Negotiate) comes after Step 4 actually produces an offer — it’s the</w:t>
+      </w:r>
+      <w:r>
+        <w:t xml:space="preserve"> </w:t>
+      </w:r>
+      <w:r>
+        <w:t xml:space="preserve">direct sequel to the salary-range coaching in Interview Prep’s</w:t>
+      </w:r>
+      <w:r>
+        <w:t xml:space="preserve"> </w:t>
+      </w:r>
+      <w:r>
+        <w:t xml:space="preserve">Recruiter Screen mode, for once a real number is on the table.</w:t>
       </w:r>
     </w:p>
     <w:p>
@@ -265,17 +606,38 @@
         <w:t xml:space="preserve">The 2 ongoing tools:</w:t>
       </w:r>
       <w:r>
-        <w:t xml:space="preserve"> LinkedIn Article Share Builder (staying visible) and Recruiter Message &amp; Job Posting Sanity Check (screening incoming messages or postings) aren’t steps in the funnel — use them any time, whether or not you’re actively job hunting.</w:t>
+        <w:t xml:space="preserve"> </w:t>
+      </w:r>
+      <w:r>
+        <w:t xml:space="preserve">LinkedIn Article Share Builder (staying</w:t>
+      </w:r>
+      <w:r>
+        <w:t xml:space="preserve"> </w:t>
+      </w:r>
+      <w:r>
+        <w:t xml:space="preserve">visible) and Recruiter Message &amp; Job Posting Sanity Check (screening</w:t>
+      </w:r>
+      <w:r>
+        <w:t xml:space="preserve"> </w:t>
+      </w:r>
+      <w:r>
+        <w:t xml:space="preserve">incoming messages or postings) aren’t steps in the funnel — use them</w:t>
+      </w:r>
+      <w:r>
+        <w:t xml:space="preserve"> </w:t>
+      </w:r>
+      <w:r>
+        <w:t xml:space="preserve">any time, whether or not you’re actively job hunting.</w:t>
       </w:r>
     </w:p>
     <w:bookmarkEnd w:id="23"/>
-    <w:bookmarkStart w:id="24" w:name="how-seven-of-the-eight-tools-work"/>
+    <w:bookmarkStart w:id="24" w:name="how-eight-of-the-nine-tools-work"/>
     <w:p>
       <w:pPr>
         <w:pStyle w:val="Heading2"/>
       </w:pPr>
       <w:r>
-        <w:t xml:space="preserve">How Seven of the Eight Tools Work</w:t>
+        <w:t xml:space="preserve">How Eight of the Nine Tools Work</w:t>
       </w:r>
     </w:p>
     <w:p>
@@ -283,7 +645,19 @@
         <w:pStyle w:val="FirstParagraph"/>
       </w:pPr>
       <w:r>
-        <w:t xml:space="preserve">Every tool except Recruiter Message &amp; Job Posting Sanity Check follows the identical mechanical pattern, so it’s worth understanding once rather than per tool:</w:t>
+        <w:t xml:space="preserve">Every tool except Recruiter Message &amp; Job Posting Sanity Check follows</w:t>
+      </w:r>
+      <w:r>
+        <w:t xml:space="preserve"> </w:t>
+      </w:r>
+      <w:r>
+        <w:t xml:space="preserve">the identical mechanical pattern, so it’s worth understanding once</w:t>
+      </w:r>
+      <w:r>
+        <w:t xml:space="preserve"> </w:t>
+      </w:r>
+      <w:r>
+        <w:t xml:space="preserve">rather than per tool:</w:t>
       </w:r>
     </w:p>
     <w:p>
@@ -294,7 +668,13 @@
         </w:numPr>
       </w:pPr>
       <w:r>
-        <w:t xml:space="preserve">Open the tool’s .html file in any browser — no install, no account. Fill in a short form.</w:t>
+        <w:t xml:space="preserve">Open the tool’s .html file in any browser — no install, no account.</w:t>
+      </w:r>
+      <w:r>
+        <w:t xml:space="preserve"> </w:t>
+      </w:r>
+      <w:r>
+        <w:t xml:space="preserve">Fill in a short form.</w:t>
       </w:r>
     </w:p>
     <w:p>
@@ -305,7 +685,13 @@
         </w:numPr>
       </w:pPr>
       <w:r>
-        <w:t xml:space="preserve">The tool assembles a complete, detailed prompt entirely in your browser as you type — nothing you enter is sent anywhere.</w:t>
+        <w:t xml:space="preserve">The tool assembles a complete, detailed prompt entirely in your</w:t>
+      </w:r>
+      <w:r>
+        <w:t xml:space="preserve"> </w:t>
+      </w:r>
+      <w:r>
+        <w:t xml:space="preserve">browser as you type — nothing you enter is sent anywhere.</w:t>
       </w:r>
     </w:p>
     <w:p>
@@ -316,7 +702,13 @@
         </w:numPr>
       </w:pPr>
       <w:r>
-        <w:t xml:space="preserve">Click Copy prompt (or Download .txt), then paste it into a new Claude conversation.</w:t>
+        <w:t xml:space="preserve">Click Copy prompt (or Download .txt), then paste it into a new Claude</w:t>
+      </w:r>
+      <w:r>
+        <w:t xml:space="preserve"> </w:t>
+      </w:r>
+      <w:r>
+        <w:t xml:space="preserve">conversation.</w:t>
       </w:r>
     </w:p>
     <w:p>
@@ -327,7 +719,13 @@
         </w:numPr>
       </w:pPr>
       <w:r>
-        <w:t xml:space="preserve">Claude executes the actual work — live web research, writing, or file-building — and returns the result in that conversation.</w:t>
+        <w:t xml:space="preserve">Claude executes the actual work — live web research, writing, or</w:t>
+      </w:r>
+      <w:r>
+        <w:t xml:space="preserve"> </w:t>
+      </w:r>
+      <w:r>
+        <w:t xml:space="preserve">file-building — and returns the result in that conversation.</w:t>
       </w:r>
     </w:p>
     <w:p>
@@ -338,7 +736,49 @@
         </w:numPr>
       </w:pPr>
       <w:r>
-        <w:t xml:space="preserve">Review the result before relying on it. Every generated prompt includes an explicit "execute this directly, don’t ask clarifying questions first" instruction, aimed at heading off tools (e.g. ChatGPT) that sometimes respond with a plan or questions instead of just running the task.</w:t>
+        <w:t xml:space="preserve">Review the result before relying on it. Every generated prompt</w:t>
+      </w:r>
+      <w:r>
+        <w:t xml:space="preserve"> </w:t>
+      </w:r>
+      <w:r>
+        <w:t xml:space="preserve">includes an explicit</w:t>
+      </w:r>
+      <w:r>
+        <w:t xml:space="preserve"> </w:t>
+      </w:r>
+      <w:r>
+        <w:t xml:space="preserve">“</w:t>
+      </w:r>
+      <w:r>
+        <w:t xml:space="preserve">execute this directly, don’t ask clarifying</w:t>
+      </w:r>
+      <w:r>
+        <w:t xml:space="preserve"> </w:t>
+      </w:r>
+      <w:r>
+        <w:t xml:space="preserve">questions first</w:t>
+      </w:r>
+      <w:r>
+        <w:t xml:space="preserve">”</w:t>
+      </w:r>
+      <w:r>
+        <w:t xml:space="preserve"> </w:t>
+      </w:r>
+      <w:r>
+        <w:t xml:space="preserve">instruction, aimed at heading off tools (e.g.</w:t>
+      </w:r>
+      <w:r>
+        <w:t xml:space="preserve"> </w:t>
+      </w:r>
+      <w:r>
+        <w:t xml:space="preserve">ChatGPT) that sometimes respond with a plan or questions instead of</w:t>
+      </w:r>
+      <w:r>
+        <w:t xml:space="preserve"> </w:t>
+      </w:r>
+      <w:r>
+        <w:t xml:space="preserve">just running the task.</w:t>
       </w:r>
     </w:p>
     <w:p>
@@ -350,7 +790,49 @@
           <w:iCs/>
           <w:i/>
         </w:rPr>
-        <w:t xml:space="preserve">Recruiter Message &amp; Job Posting Sanity Check breaks this pattern on purpose — it runs the entire scan client-side and shows you a finished, scored result immediately. No prompt, no Claude conversation, no waiting.</w:t>
+        <w:t xml:space="preserve">Recruiter Message &amp; Job Posting Sanity Check breaks this pattern on</w:t>
+      </w:r>
+      <w:r>
+        <w:rPr>
+          <w:iCs/>
+          <w:i/>
+        </w:rPr>
+        <w:t xml:space="preserve"> </w:t>
+      </w:r>
+      <w:r>
+        <w:rPr>
+          <w:iCs/>
+          <w:i/>
+        </w:rPr>
+        <w:t xml:space="preserve">purpose — it runs the entire scan client-side and shows you a finished,</w:t>
+      </w:r>
+      <w:r>
+        <w:rPr>
+          <w:iCs/>
+          <w:i/>
+        </w:rPr>
+        <w:t xml:space="preserve"> </w:t>
+      </w:r>
+      <w:r>
+        <w:rPr>
+          <w:iCs/>
+          <w:i/>
+        </w:rPr>
+        <w:t xml:space="preserve">scored result immediately. No prompt, no Claude conversation, no</w:t>
+      </w:r>
+      <w:r>
+        <w:rPr>
+          <w:iCs/>
+          <w:i/>
+        </w:rPr>
+        <w:t xml:space="preserve"> </w:t>
+      </w:r>
+      <w:r>
+        <w:rPr>
+          <w:iCs/>
+          <w:i/>
+        </w:rPr>
+        <w:t xml:space="preserve">waiting.</w:t>
       </w:r>
     </w:p>
     <w:bookmarkEnd w:id="24"/>
@@ -368,20 +850,26 @@
         <w:pStyle w:val="FirstParagraph"/>
       </w:pPr>
       <w:r>
-        <w:t xml:space="preserve">Two Claude capabilities cover every requirement across all eight tools — check this once rather than hunting per tool:</w:t>
+        <w:t xml:space="preserve">Two Claude capabilities cover every requirement across all nine tools —</w:t>
+      </w:r>
+      <w:r>
+        <w:t xml:space="preserve"> </w:t>
+      </w:r>
+      <w:r>
+        <w:t xml:space="preserve">check this once rather than hunting per tool:</w:t>
       </w:r>
     </w:p>
     <w:tbl>
       <w:tblPr>
         <w:tblStyle w:val="Table"/>
-        <w:tblW w:type="pct" w:w="4867"/>
+        <w:tblW w:type="pct" w:w="5000"/>
         <w:tblLook w:firstRow="1" w:lastRow="0" w:firstColumn="0" w:lastColumn="0" w:noHBand="0" w:noVBand="0" w:val="0020"/>
         <w:jc w:val="start"/>
       </w:tblPr>
       <w:tblGrid>
-        <w:gridCol w:w="2006"/>
-        <w:gridCol w:w="3379"/>
-        <w:gridCol w:w="2323"/>
+        <w:gridCol w:w="493"/>
+        <w:gridCol w:w="5134"/>
+        <w:gridCol w:w="2291"/>
       </w:tblGrid>
       <w:tr>
         <w:trPr>
@@ -457,7 +945,7 @@
               <w:jc w:val="left"/>
             </w:pPr>
             <w:r>
-              <w:t xml:space="preserve">Job Posting Finder (always), LinkedIn Article Share Builder (always), Target Company Prompt Builder (for live research), Interview Prep Guide Builder (for company/interviewer/salary research), Salary Negotiator (for market and company-specific compensation research, always), Resume &amp; Cover Letter Tailoring (only if recruiter identificatio is left on)</w:t>
+              <w:t xml:space="preserve">Job Posting Finder (always), LinkedIn Article Share Builder (always), Target Company Prompt Builder (for live research), Interview Prep Guide Builder (for company/interviewer/salary research), Salary Negotiator (for market and company-specific compensation research, always), Resume &amp; Cover Letter Tailoring (only if recruiter identificatio is left on), Career Path Discovery Prompt Builder (recommended, not required — for checking current role and salary norms)</w:t>
             </w:r>
           </w:p>
         </w:tc>
@@ -566,7 +1054,13 @@
         <w:pStyle w:val="FirstParagraph"/>
       </w:pPr>
       <w:r>
-        <w:t xml:space="preserve">If this is your first time through the suite, here’s the fastest path to a genuinely useful result:</w:t>
+        <w:t xml:space="preserve">If this is your first time through the suite, here’s the fastest path to</w:t>
+      </w:r>
+      <w:r>
+        <w:t xml:space="preserve"> </w:t>
+      </w:r>
+      <w:r>
+        <w:t xml:space="preserve">a genuinely useful result:</w:t>
       </w:r>
     </w:p>
     <w:p>
@@ -577,7 +1071,19 @@
         </w:numPr>
       </w:pPr>
       <w:r>
-        <w:t xml:space="preserve">Have ready: your target industry or a few companies you already know, your resume text, and (optionally) a LinkedIn contacts export if you want warm-introduction matching later.</w:t>
+        <w:t xml:space="preserve">Have ready: your target industry or a few companies you already know,</w:t>
+      </w:r>
+      <w:r>
+        <w:t xml:space="preserve"> </w:t>
+      </w:r>
+      <w:r>
+        <w:t xml:space="preserve">your resume text, and (optionally) a LinkedIn contacts export if you</w:t>
+      </w:r>
+      <w:r>
+        <w:t xml:space="preserve"> </w:t>
+      </w:r>
+      <w:r>
+        <w:t xml:space="preserve">want warm-introduction matching later.</w:t>
       </w:r>
     </w:p>
     <w:p>
@@ -588,7 +1094,31 @@
         </w:numPr>
       </w:pPr>
       <w:r>
-        <w:t xml:space="preserve">Start with Target Company Prompt Builder. Fill in your starting point and purpose, generate the prompt, run it in Claude with Web search on, and save the resulting tracker.</w:t>
+        <w:t xml:space="preserve">Not sure what to target yet? Start with Career Path Discovery Prompt</w:t>
+      </w:r>
+      <w:r>
+        <w:t xml:space="preserve"> </w:t>
+      </w:r>
+      <w:r>
+        <w:t xml:space="preserve">Builder instead — it analyzes your real background and surfaces</w:t>
+      </w:r>
+      <w:r>
+        <w:t xml:space="preserve"> </w:t>
+      </w:r>
+      <w:r>
+        <w:t xml:space="preserve">realistic alternative paths, then points you back to Step 1 once</w:t>
+      </w:r>
+      <w:r>
+        <w:t xml:space="preserve"> </w:t>
+      </w:r>
+      <w:r>
+        <w:t xml:space="preserve">you’ve picked one. Already know your target? Skip straight to the next</w:t>
+      </w:r>
+      <w:r>
+        <w:t xml:space="preserve"> </w:t>
+      </w:r>
+      <w:r>
+        <w:t xml:space="preserve">bullet.</w:t>
       </w:r>
     </w:p>
     <w:p>
@@ -599,7 +1129,19 @@
         </w:numPr>
       </w:pPr>
       <w:r>
-        <w:t xml:space="preserve">Open that tracker and look at the Suggested Priority Rank column — that’s your shortlist for everything downstream.</w:t>
+        <w:t xml:space="preserve">Start with Target Company Prompt Builder. Fill in your starting point</w:t>
+      </w:r>
+      <w:r>
+        <w:t xml:space="preserve"> </w:t>
+      </w:r>
+      <w:r>
+        <w:t xml:space="preserve">and purpose, generate the prompt, run it in Claude with Web search on,</w:t>
+      </w:r>
+      <w:r>
+        <w:t xml:space="preserve"> </w:t>
+      </w:r>
+      <w:r>
+        <w:t xml:space="preserve">and save the resulting tracker.</w:t>
       </w:r>
     </w:p>
     <w:p>
@@ -610,7 +1152,13 @@
         </w:numPr>
       </w:pPr>
       <w:r>
-        <w:t xml:space="preserve">Take your top companies into Job Posting Finder to see who’s actually hiring right now. Standard mode (title-driven search, the default) works best at 15 companies or fewer; if you’re hunting Director-level or above, turn on Senior/Executive Search instead — it runs a fast broad Triage pass first (up to ~30 companies), then a focused Deep Dive on the 5 or fewer companies worth the real effort.</w:t>
+        <w:t xml:space="preserve">Open that tracker and look at the Suggested Priority Rank column —</w:t>
+      </w:r>
+      <w:r>
+        <w:t xml:space="preserve"> </w:t>
+      </w:r>
+      <w:r>
+        <w:t xml:space="preserve">that’s your shortlist for everything downstream.</w:t>
       </w:r>
     </w:p>
     <w:p>
@@ -621,7 +1169,37 @@
         </w:numPr>
       </w:pPr>
       <w:r>
-        <w:t xml:space="preserve">For a company with a real, current opening, use Resume &amp; Cover Letter Tailoring (Step 3a) on that specific posting, and/or Outreach Message Builder (Step 3b) to reach out using the Key Contact and Warm Introduction Path your tracker already found.</w:t>
+        <w:t xml:space="preserve">Take your top companies into Job Posting Finder to see who’s actually</w:t>
+      </w:r>
+      <w:r>
+        <w:t xml:space="preserve"> </w:t>
+      </w:r>
+      <w:r>
+        <w:t xml:space="preserve">hiring right now. Standard mode (title-driven search, the default)</w:t>
+      </w:r>
+      <w:r>
+        <w:t xml:space="preserve"> </w:t>
+      </w:r>
+      <w:r>
+        <w:t xml:space="preserve">works best at 15 companies or fewer; if you’re hunting Director-level</w:t>
+      </w:r>
+      <w:r>
+        <w:t xml:space="preserve"> </w:t>
+      </w:r>
+      <w:r>
+        <w:t xml:space="preserve">or above, turn on Senior/Executive Search instead — it runs a fast</w:t>
+      </w:r>
+      <w:r>
+        <w:t xml:space="preserve"> </w:t>
+      </w:r>
+      <w:r>
+        <w:t xml:space="preserve">broad Triage pass first (up to ~30 companies), then a focused Deep</w:t>
+      </w:r>
+      <w:r>
+        <w:t xml:space="preserve"> </w:t>
+      </w:r>
+      <w:r>
+        <w:t xml:space="preserve">Dive on the 5 or fewer companies worth the real effort.</w:t>
       </w:r>
     </w:p>
     <w:p>
@@ -632,7 +1210,25 @@
         </w:numPr>
       </w:pPr>
       <w:r>
-        <w:t xml:space="preserve">Once an interview actually lands, use Interview Prep Guide Builder (Step 4) — pick whichever of its three modes matches the interview you’re prepping for.</w:t>
+        <w:t xml:space="preserve">For a company with a real, current opening, use Resume &amp; Cover Letter</w:t>
+      </w:r>
+      <w:r>
+        <w:t xml:space="preserve"> </w:t>
+      </w:r>
+      <w:r>
+        <w:t xml:space="preserve">Tailoring (Step 3a) on that specific posting, and/or Outreach Message</w:t>
+      </w:r>
+      <w:r>
+        <w:t xml:space="preserve"> </w:t>
+      </w:r>
+      <w:r>
+        <w:t xml:space="preserve">Builder (Step 3b) to reach out using the Key Contact and Warm</w:t>
+      </w:r>
+      <w:r>
+        <w:t xml:space="preserve"> </w:t>
+      </w:r>
+      <w:r>
+        <w:t xml:space="preserve">Introduction Path your tracker already found.</w:t>
       </w:r>
     </w:p>
     <w:p>
@@ -643,7 +1239,19 @@
         </w:numPr>
       </w:pPr>
       <w:r>
-        <w:t xml:space="preserve">Once a real offer actually comes in, use Salary Negotiator (Step 5) — give it the offer details you actually have, and only fill in a competing offer if you genuinely have one.</w:t>
+        <w:t xml:space="preserve">Once an interview actually lands, use Interview Prep Guide Builder</w:t>
+      </w:r>
+      <w:r>
+        <w:t xml:space="preserve"> </w:t>
+      </w:r>
+      <w:r>
+        <w:t xml:space="preserve">(Step 4) — pick whichever of its three modes matches the interview</w:t>
+      </w:r>
+      <w:r>
+        <w:t xml:space="preserve"> </w:t>
+      </w:r>
+      <w:r>
+        <w:t xml:space="preserve">you’re prepping for.</w:t>
       </w:r>
     </w:p>
     <w:p>
@@ -654,7 +1262,42 @@
         </w:numPr>
       </w:pPr>
       <w:r>
-        <w:t xml:space="preserve">Whenever you want to post something on LinkedIn or a recruiter message or job posting looks off, the two ongoing tools are there independent of where you are in the funnel above.</w:t>
+        <w:t xml:space="preserve">Once a real offer actually comes in, use Salary Negotiator (Step 5) —</w:t>
+      </w:r>
+      <w:r>
+        <w:t xml:space="preserve"> </w:t>
+      </w:r>
+      <w:r>
+        <w:t xml:space="preserve">give it the offer details you actually have, and only fill in a</w:t>
+      </w:r>
+      <w:r>
+        <w:t xml:space="preserve"> </w:t>
+      </w:r>
+      <w:r>
+        <w:t xml:space="preserve">competing offer if you genuinely have one.</w:t>
+      </w:r>
+    </w:p>
+    <w:p>
+      <w:pPr>
+        <w:numPr>
+          <w:ilvl w:val="0"/>
+          <w:numId w:val="1003"/>
+        </w:numPr>
+      </w:pPr>
+      <w:r>
+        <w:t xml:space="preserve">Whenever you want to post something on LinkedIn or a recruiter message</w:t>
+      </w:r>
+      <w:r>
+        <w:t xml:space="preserve"> </w:t>
+      </w:r>
+      <w:r>
+        <w:t xml:space="preserve">or job posting looks off, the two ongoing tools are there independent</w:t>
+      </w:r>
+      <w:r>
+        <w:t xml:space="preserve"> </w:t>
+      </w:r>
+      <w:r>
+        <w:t xml:space="preserve">of where you are in the funnel above.</w:t>
       </w:r>
     </w:p>
     <w:bookmarkEnd w:id="26"/>
@@ -675,11 +1318,11 @@
         <w:jc w:val="start"/>
       </w:tblPr>
       <w:tblGrid>
-        <w:gridCol w:w="1584"/>
-        <w:gridCol w:w="1584"/>
-        <w:gridCol w:w="1584"/>
-        <w:gridCol w:w="1584"/>
-        <w:gridCol w:w="1584"/>
+        <w:gridCol w:w="591"/>
+        <w:gridCol w:w="295"/>
+        <w:gridCol w:w="5295"/>
+        <w:gridCol w:w="957"/>
+        <w:gridCol w:w="780"/>
       </w:tblGrid>
       <w:tr>
         <w:trPr>
@@ -779,6 +1422,72 @@
                 <w:bCs/>
                 <w:b/>
               </w:rPr>
+              <w:t xml:space="preserve">Career Path Discovery Prompt Builder</w:t>
+            </w:r>
+          </w:p>
+        </w:tc>
+        <w:tc>
+          <w:tcPr/>
+          <w:p>
+            <w:pPr>
+              <w:pStyle w:val="Compact"/>
+              <w:jc w:val="left"/>
+            </w:pPr>
+            <w:r>
+              <w:t xml:space="preserve">Step 0 · Discover</w:t>
+            </w:r>
+          </w:p>
+        </w:tc>
+        <w:tc>
+          <w:tcPr/>
+          <w:p>
+            <w:pPr>
+              <w:pStyle w:val="Compact"/>
+              <w:jc w:val="left"/>
+            </w:pPr>
+            <w:r>
+              <w:t xml:space="preserve">Optional, for when you’re not sure what to target yet. Analyzes your real career background like a strategist and executive recruiter would, and surfaces 8-12 realistic alternative paths — ranked on transferability, credibility, comp potential, and more — pointing you to Step 1 once you’ve picked one.</w:t>
+            </w:r>
+          </w:p>
+        </w:tc>
+        <w:tc>
+          <w:tcPr/>
+          <w:p>
+            <w:pPr>
+              <w:pStyle w:val="Compact"/>
+              <w:jc w:val="left"/>
+            </w:pPr>
+            <w:r>
+              <w:t xml:space="preserve">Prompt → paste into Claude → ranked paths (chat only, no file)</w:t>
+            </w:r>
+          </w:p>
+        </w:tc>
+        <w:tc>
+          <w:tcPr/>
+          <w:p>
+            <w:pPr>
+              <w:pStyle w:val="Compact"/>
+              <w:jc w:val="left"/>
+            </w:pPr>
+            <w:r>
+              <w:t xml:space="preserve">Web search recommended, not required</w:t>
+            </w:r>
+          </w:p>
+        </w:tc>
+      </w:tr>
+      <w:tr>
+        <w:tc>
+          <w:tcPr/>
+          <w:p>
+            <w:pPr>
+              <w:pStyle w:val="Compact"/>
+              <w:jc w:val="left"/>
+            </w:pPr>
+            <w:r>
+              <w:rPr>
+                <w:bCs/>
+                <w:b/>
+              </w:rPr>
               <w:t xml:space="preserve">Target Company Prompt Builder</w:t>
             </w:r>
           </w:p>
@@ -803,7 +1512,10 @@
               <w:jc w:val="left"/>
             </w:pPr>
             <w:r>
-              <w:t xml:space="preserve">Three linked prompts on one page: an optional wide-net </w:t>
+              <w:t xml:space="preserve">Three linked prompts on one page: an optional wide-net</w:t>
+            </w:r>
+            <w:r>
+              <w:t xml:space="preserve"> </w:t>
             </w:r>
             <w:r>
               <w:rPr>
@@ -813,7 +1525,13 @@
               <w:t xml:space="preserve">Bulk Company Pull</w:t>
             </w:r>
             <w:r>
-              <w:t xml:space="preserve"> (cheap, flat candidate list to prune by hand), the main </w:t>
+              <w:t xml:space="preserve"> </w:t>
+            </w:r>
+            <w:r>
+              <w:t xml:space="preserve">(cheap, flat candidate list to prune by hand), the main</w:t>
+            </w:r>
+            <w:r>
+              <w:t xml:space="preserve"> </w:t>
             </w:r>
             <w:r>
               <w:rPr>
@@ -823,7 +1541,13 @@
               <w:t xml:space="preserve">Full Research Tracker</w:t>
             </w:r>
             <w:r>
-              <w:t xml:space="preserve"> (researches and ranks companies via a competitor-cascade discovery method — not NAICS-code search; builds a formatted Excel tracker, 31–36 columns, with a computed Suggested Priority Rank; optional manual two-tier output), and </w:t>
+              <w:t xml:space="preserve"> </w:t>
+            </w:r>
+            <w:r>
+              <w:t xml:space="preserve">(researches and ranks companies via a competitor-cascade discovery method — not NAICS-code search; builds a formatted Excel tracker, 31–36 columns, with a computed Suggested Priority Rank; optional manual two-tier output), and</w:t>
+            </w:r>
+            <w:r>
+              <w:t xml:space="preserve"> </w:t>
             </w:r>
             <w:r>
               <w:rPr>
@@ -833,7 +1557,10 @@
               <w:t xml:space="preserve">LinkedIn Contact Enrichment</w:t>
             </w:r>
             <w:r>
-              <w:t xml:space="preserve"> for warm introduction paths.</w:t>
+              <w:t xml:space="preserve"> </w:t>
+            </w:r>
+            <w:r>
+              <w:t xml:space="preserve">for warm introduction paths.</w:t>
             </w:r>
           </w:p>
         </w:tc>
@@ -965,7 +1692,7 @@
               <w:jc w:val="left"/>
             </w:pPr>
             <w:r>
-              <w:t xml:space="preserve">Tailors your actual resume and cover letter to one posting — keyword gap analysis, bullet rewrites, traditional letter and/or a two-column Qualifications Match Letter. Can also produce an updated resume with the suggestions actually applied.</w:t>
+              <w:t xml:space="preserve">Tailors your actual resume and cover letter to one posting — keyword gap analysis, bullet rewrites, traditional letter and/or a two-column Qualifications Match Letter, plus optional Pivot Positioning Notes for a genuine career-direction change. Can also produce an updated resume with the suggestions actually applied.</w:t>
             </w:r>
           </w:p>
         </w:tc>
@@ -1097,7 +1824,7 @@
               <w:jc w:val="left"/>
             </w:pPr>
             <w:r>
-              <w:t xml:space="preserve">Three modes — Recruiter Screen, Hiring Manager Interview, General/Other — each with genuinely different fields and content, not just a depth adjustment. Builds a real, grounded prep guide from your resume and the job description; never writes your actual behavioral stories or invents detail about a named interviewer.</w:t>
+              <w:t xml:space="preserve">Three modes — Recruiter Screen, Hiring Manager Interview, General/Other — each with genuinely different fields and content, not just a depth adjustment. Builds a real, grounded prep guide from your resume and the job description, including honest Objection Reframing for any concerns you name; never writes your actual behavioral stories or invents detail about a named interviewer.</w:t>
             </w:r>
           </w:p>
         </w:tc>
@@ -1326,12 +2053,495 @@
       </w:tr>
     </w:tbl>
     <w:bookmarkEnd w:id="27"/>
-    <w:bookmarkStart w:id="35" w:name="target-company-prompt-builder"/>
+    <w:bookmarkStart w:id="34" w:name="career-path-discovery-prompt-builder"/>
     <w:p>
       <w:pPr>
         <w:pStyle w:val="Heading2"/>
       </w:pPr>
       <w:r>
+        <w:t xml:space="preserve">0. Career Path Discovery Prompt Builder</w:t>
+      </w:r>
+    </w:p>
+    <w:p>
+      <w:pPr>
+        <w:pStyle w:val="FirstParagraph"/>
+      </w:pPr>
+      <w:r>
+        <w:rPr>
+          <w:bCs/>
+          <w:b/>
+        </w:rPr>
+        <w:t xml:space="preserve">STEP 0 · DISCOVER (OPTIONAL)</w:t>
+      </w:r>
+    </w:p>
+    <w:p>
+      <w:pPr>
+        <w:pStyle w:val="BodyText"/>
+      </w:pPr>
+      <w:r>
+        <w:t xml:space="preserve">For when you’re not sure what to target yet — every other tool in the</w:t>
+      </w:r>
+      <w:r>
+        <w:t xml:space="preserve"> </w:t>
+      </w:r>
+      <w:r>
+        <w:t xml:space="preserve">suite assumes you already know the role you’re chasing. Paste your</w:t>
+      </w:r>
+      <w:r>
+        <w:t xml:space="preserve"> </w:t>
+      </w:r>
+      <w:r>
+        <w:t xml:space="preserve">career background, and the generated prompt asks Claude to analyze it</w:t>
+      </w:r>
+      <w:r>
+        <w:t xml:space="preserve"> </w:t>
+      </w:r>
+      <w:r>
+        <w:t xml:space="preserve">like a career strategist and executive recruiter would: identifying your</w:t>
+      </w:r>
+      <w:r>
+        <w:t xml:space="preserve"> </w:t>
+      </w:r>
+      <w:r>
+        <w:t xml:space="preserve">real strengths and transferable skills, then surfacing realistic</w:t>
+      </w:r>
+      <w:r>
+        <w:t xml:space="preserve"> </w:t>
+      </w:r>
+      <w:r>
+        <w:t xml:space="preserve">alternative career paths grounded in evidence, not generic advice. Once</w:t>
+      </w:r>
+      <w:r>
+        <w:t xml:space="preserve"> </w:t>
+      </w:r>
+      <w:r>
+        <w:t xml:space="preserve">you’ve picked a direction, it hands off cleanly to Step 1 — it doesn’t</w:t>
+      </w:r>
+      <w:r>
+        <w:t xml:space="preserve"> </w:t>
+      </w:r>
+      <w:r>
+        <w:t xml:space="preserve">try to also rewrite your resume or coach you through objections, since</w:t>
+      </w:r>
+      <w:r>
+        <w:t xml:space="preserve"> </w:t>
+      </w:r>
+      <w:r>
+        <w:t xml:space="preserve">Resume &amp; Cover Letter Tailoring and Interview Prep Guide Builder already</w:t>
+      </w:r>
+      <w:r>
+        <w:t xml:space="preserve"> </w:t>
+      </w:r>
+      <w:r>
+        <w:t xml:space="preserve">do that well.</w:t>
+      </w:r>
+    </w:p>
+    <w:bookmarkStart w:id="28" w:name="key-sections-options"/>
+    <w:p>
+      <w:pPr>
+        <w:pStyle w:val="Heading3"/>
+      </w:pPr>
+      <w:r>
+        <w:t xml:space="preserve">Key Sections &amp; Options</w:t>
+      </w:r>
+    </w:p>
+    <w:p>
+      <w:pPr>
+        <w:numPr>
+          <w:ilvl w:val="0"/>
+          <w:numId w:val="1004"/>
+        </w:numPr>
+      </w:pPr>
+      <w:r>
+        <w:rPr>
+          <w:bCs/>
+          <w:b/>
+        </w:rPr>
+        <w:t xml:space="preserve">Your background (required):</w:t>
+      </w:r>
+      <w:r>
+        <w:t xml:space="preserve"> </w:t>
+      </w:r>
+      <w:r>
+        <w:t xml:space="preserve">paste your resume, LinkedIn</w:t>
+      </w:r>
+      <w:r>
+        <w:t xml:space="preserve"> </w:t>
+      </w:r>
+      <w:r>
+        <w:t xml:space="preserve">About/Experience sections, or a written summary — not a file upload,</w:t>
+      </w:r>
+      <w:r>
+        <w:t xml:space="preserve"> </w:t>
+      </w:r>
+      <w:r>
+        <w:t xml:space="preserve">and no length limit. Real detail (specific accomplishments, numbers,</w:t>
+      </w:r>
+      <w:r>
+        <w:t xml:space="preserve"> </w:t>
+      </w:r>
+      <w:r>
+        <w:t xml:space="preserve">technologies, team sizes) produces a sharper analysis than</w:t>
+      </w:r>
+      <w:r>
+        <w:t xml:space="preserve"> </w:t>
+      </w:r>
+      <w:r>
+        <w:t xml:space="preserve">resume-objective boilerplate.</w:t>
+      </w:r>
+    </w:p>
+    <w:p>
+      <w:pPr>
+        <w:numPr>
+          <w:ilvl w:val="0"/>
+          <w:numId w:val="1004"/>
+        </w:numPr>
+      </w:pPr>
+      <w:r>
+        <w:rPr>
+          <w:bCs/>
+          <w:b/>
+        </w:rPr>
+        <w:t xml:space="preserve">Constraints and scope (all optional):</w:t>
+      </w:r>
+      <w:r>
+        <w:t xml:space="preserve"> </w:t>
+      </w:r>
+      <w:r>
+        <w:t xml:space="preserve">hard constraints Claude</w:t>
+      </w:r>
+      <w:r>
+        <w:t xml:space="preserve"> </w:t>
+      </w:r>
+      <w:r>
+        <w:t xml:space="preserve">filters every recommendation through (not just weighs loosely), a</w:t>
+      </w:r>
+      <w:r>
+        <w:t xml:space="preserve"> </w:t>
+      </w:r>
+      <w:r>
+        <w:t xml:space="preserve">minimum compensation floor, whether to restrict paths to your current</w:t>
+      </w:r>
+      <w:r>
+        <w:t xml:space="preserve"> </w:t>
+      </w:r>
+      <w:r>
+        <w:t xml:space="preserve">industry, and whether to rule out paths needing years of additional</w:t>
+      </w:r>
+      <w:r>
+        <w:t xml:space="preserve"> </w:t>
+      </w:r>
+      <w:r>
+        <w:t xml:space="preserve">schooling or an entry-level restart (on by default, but an unusually</w:t>
+      </w:r>
+      <w:r>
+        <w:t xml:space="preserve"> </w:t>
+      </w:r>
+      <w:r>
+        <w:t xml:space="preserve">compelling exception can still be flagged).</w:t>
+      </w:r>
+    </w:p>
+    <w:p>
+      <w:pPr>
+        <w:numPr>
+          <w:ilvl w:val="0"/>
+          <w:numId w:val="1004"/>
+        </w:numPr>
+      </w:pPr>
+      <w:r>
+        <w:rPr>
+          <w:bCs/>
+          <w:b/>
+        </w:rPr>
+        <w:t xml:space="preserve">Output scope toggles:</w:t>
+      </w:r>
+      <w:r>
+        <w:t xml:space="preserve"> </w:t>
+      </w:r>
+      <w:r>
+        <w:t xml:space="preserve">how many paths to surface (8–12 by default),</w:t>
+      </w:r>
+      <w:r>
+        <w:t xml:space="preserve"> </w:t>
+      </w:r>
+      <w:r>
+        <w:t xml:space="preserve">and independent on/off switches for a ranked fit table, a</w:t>
+      </w:r>
+      <w:r>
+        <w:t xml:space="preserve"> </w:t>
+      </w:r>
+      <w:r>
+        <w:t xml:space="preserve">“</w:t>
+      </w:r>
+      <w:r>
+        <w:t xml:space="preserve">Hidden</w:t>
+      </w:r>
+      <w:r>
+        <w:t xml:space="preserve"> </w:t>
+      </w:r>
+      <w:r>
+        <w:t xml:space="preserve">Opportunities</w:t>
+      </w:r>
+      <w:r>
+        <w:t xml:space="preserve">”</w:t>
+      </w:r>
+      <w:r>
+        <w:t xml:space="preserve"> </w:t>
+      </w:r>
+      <w:r>
+        <w:t xml:space="preserve">section (roles at the intersection of two or more of</w:t>
+      </w:r>
+      <w:r>
+        <w:t xml:space="preserve"> </w:t>
+      </w:r>
+      <w:r>
+        <w:t xml:space="preserve">your capabilities, not just title-matching), a Final Recommendation</w:t>
+      </w:r>
+      <w:r>
+        <w:t xml:space="preserve"> </w:t>
+      </w:r>
+      <w:r>
+        <w:t xml:space="preserve">summary, and next-step routing to the rest of the suite.</w:t>
+      </w:r>
+    </w:p>
+    <w:bookmarkEnd w:id="28"/>
+    <w:bookmarkStart w:id="29" w:name="claude-settings-required"/>
+    <w:p>
+      <w:pPr>
+        <w:pStyle w:val="Heading3"/>
+      </w:pPr>
+      <w:r>
+        <w:t xml:space="preserve">Claude Settings Required</w:t>
+      </w:r>
+    </w:p>
+    <w:p>
+      <w:pPr>
+        <w:numPr>
+          <w:ilvl w:val="0"/>
+          <w:numId w:val="1005"/>
+        </w:numPr>
+      </w:pPr>
+      <w:r>
+        <w:t xml:space="preserve">Web search — recommended, not required, for checking current role and</w:t>
+      </w:r>
+      <w:r>
+        <w:t xml:space="preserve"> </w:t>
+      </w:r>
+      <w:r>
+        <w:t xml:space="preserve">salary norms</w:t>
+      </w:r>
+    </w:p>
+    <w:p>
+      <w:pPr>
+        <w:numPr>
+          <w:ilvl w:val="0"/>
+          <w:numId w:val="1005"/>
+        </w:numPr>
+      </w:pPr>
+      <w:r>
+        <w:t xml:space="preserve">Code execution and file creation — not needed; this tool’s output is</w:t>
+      </w:r>
+      <w:r>
+        <w:t xml:space="preserve"> </w:t>
+      </w:r>
+      <w:r>
+        <w:t xml:space="preserve">chat text only, no downloadable file</w:t>
+      </w:r>
+    </w:p>
+    <w:bookmarkEnd w:id="29"/>
+    <w:bookmarkStart w:id="30" w:name="what-you-get-back"/>
+    <w:p>
+      <w:pPr>
+        <w:pStyle w:val="Heading3"/>
+      </w:pPr>
+      <w:r>
+        <w:t xml:space="preserve">What You Get Back</w:t>
+      </w:r>
+    </w:p>
+    <w:p>
+      <w:pPr>
+        <w:pStyle w:val="FirstParagraph"/>
+      </w:pPr>
+      <w:r>
+        <w:t xml:space="preserve">A Career Profile Assessment and Career Capital breakdown grounded in</w:t>
+      </w:r>
+      <w:r>
+        <w:t xml:space="preserve"> </w:t>
+      </w:r>
+      <w:r>
+        <w:t xml:space="preserve">your pasted background, 8–12 alternative career paths (mixing adjacent</w:t>
+      </w:r>
+      <w:r>
+        <w:t xml:space="preserve"> </w:t>
+      </w:r>
+      <w:r>
+        <w:t xml:space="preserve">moves, less-obvious transferable roles, leadership and IC options, and</w:t>
+      </w:r>
+      <w:r>
+        <w:t xml:space="preserve"> </w:t>
+      </w:r>
+      <w:r>
+        <w:t xml:space="preserve">paths outside your current industry unless restricted), and — depending</w:t>
+      </w:r>
+      <w:r>
+        <w:t xml:space="preserve"> </w:t>
+      </w:r>
+      <w:r>
+        <w:t xml:space="preserve">on which toggles you left on — a ranked fit table, a Hidden Opportunities</w:t>
+      </w:r>
+      <w:r>
+        <w:t xml:space="preserve"> </w:t>
+      </w:r>
+      <w:r>
+        <w:t xml:space="preserve">section, a Final Recommendation summary, and a pointer for your top 3</w:t>
+      </w:r>
+      <w:r>
+        <w:t xml:space="preserve"> </w:t>
+      </w:r>
+      <w:r>
+        <w:t xml:space="preserve">paths toward the specific suite tool to run next.</w:t>
+      </w:r>
+    </w:p>
+    <w:bookmarkEnd w:id="30"/>
+    <w:bookmarkStart w:id="33" w:name="worth-knowing"/>
+    <w:p>
+      <w:pPr>
+        <w:pStyle w:val="Heading3"/>
+      </w:pPr>
+      <w:r>
+        <w:t xml:space="preserve">Worth Knowing</w:t>
+      </w:r>
+    </w:p>
+    <w:p>
+      <w:pPr>
+        <w:numPr>
+          <w:ilvl w:val="0"/>
+          <w:numId w:val="1006"/>
+        </w:numPr>
+      </w:pPr>
+      <w:r>
+        <w:t xml:space="preserve">This tool deliberately stops at</w:t>
+      </w:r>
+      <w:r>
+        <w:t xml:space="preserve"> </w:t>
+      </w:r>
+      <w:r>
+        <w:t xml:space="preserve">“</w:t>
+      </w:r>
+      <w:r>
+        <w:t xml:space="preserve">here’s what to go after and why</w:t>
+      </w:r>
+      <w:r>
+        <w:t xml:space="preserve">”</w:t>
+      </w:r>
+      <w:r>
+        <w:t xml:space="preserve"> </w:t>
+      </w:r>
+      <w:r>
+        <w:t xml:space="preserve">— it</w:t>
+      </w:r>
+      <w:r>
+        <w:t xml:space="preserve"> </w:t>
+      </w:r>
+      <w:r>
+        <w:t xml:space="preserve">doesn’t rewrite your resume or LinkedIn (that’s Resume &amp; Cover Letter</w:t>
+      </w:r>
+      <w:r>
+        <w:t xml:space="preserve"> </w:t>
+      </w:r>
+      <w:r>
+        <w:t xml:space="preserve">Tailoring) and doesn’t prep you for objections about a pivot (that’s</w:t>
+      </w:r>
+      <w:r>
+        <w:t xml:space="preserve"> </w:t>
+      </w:r>
+      <w:r>
+        <w:t xml:space="preserve">Interview Prep Guide Builder’s Objection Reframing).</w:t>
+      </w:r>
+    </w:p>
+    <w:p>
+      <w:pPr>
+        <w:numPr>
+          <w:ilvl w:val="0"/>
+          <w:numId w:val="1006"/>
+        </w:numPr>
+      </w:pPr>
+      <w:r>
+        <w:t xml:space="preserve">If a recommended path doesn’t trace back to specific evidence in what</w:t>
+      </w:r>
+      <w:r>
+        <w:t xml:space="preserve"> </w:t>
+      </w:r>
+      <w:r>
+        <w:t xml:space="preserve">you pasted, push back on it directly in the conversation — the</w:t>
+      </w:r>
+      <w:r>
+        <w:t xml:space="preserve"> </w:t>
+      </w:r>
+      <w:r>
+        <w:t xml:space="preserve">generated prompt instructs Claude to tie every recommendation to real</w:t>
+      </w:r>
+      <w:r>
+        <w:t xml:space="preserve"> </w:t>
+      </w:r>
+      <w:r>
+        <w:t xml:space="preserve">evidence, not generic career advice.</w:t>
+      </w:r>
+    </w:p>
+    <w:p>
+      <w:pPr>
+        <w:pStyle w:val="FirstParagraph"/>
+      </w:pPr>
+      <w:r>
+        <w:rPr>
+          <w:bCs/>
+          <w:b/>
+        </w:rPr>
+        <w:t xml:space="preserve">Open the tool:</w:t>
+      </w:r>
+      <w:r>
+        <w:t xml:space="preserve"> </w:t>
+      </w:r>
+      <w:hyperlink r:id="rId31">
+        <w:r>
+          <w:rPr>
+            <w:rStyle w:val="Hyperlink"/>
+          </w:rPr>
+          <w:t xml:space="preserve">https://tjackson8817.github.io/Career-Path-Discovery/prompt_builder.html</w:t>
+        </w:r>
+      </w:hyperlink>
+    </w:p>
+    <w:p>
+      <w:pPr>
+        <w:pStyle w:val="BodyText"/>
+      </w:pPr>
+      <w:r>
+        <w:rPr>
+          <w:bCs/>
+          <w:b/>
+        </w:rPr>
+        <w:t xml:space="preserve">Full user guide:</w:t>
+      </w:r>
+      <w:r>
+        <w:t xml:space="preserve"> </w:t>
+      </w:r>
+      <w:hyperlink r:id="rId32">
+        <w:r>
+          <w:rPr>
+            <w:rStyle w:val="Hyperlink"/>
+          </w:rPr>
+          <w:t xml:space="preserve">https://github.com/tjackson8817/Career-Path-Discovery/blob/main/Prompt_Builder_User_Guide.md</w:t>
+        </w:r>
+      </w:hyperlink>
+    </w:p>
+    <w:bookmarkEnd w:id="33"/>
+    <w:bookmarkEnd w:id="34"/>
+    <w:bookmarkStart w:id="42" w:name="target-company-prompt-builder"/>
+    <w:p>
+      <w:pPr>
+        <w:pStyle w:val="Heading2"/>
+      </w:pPr>
+      <w:r>
         <w:t xml:space="preserve">1. Target Company Prompt Builder</w:t>
       </w:r>
     </w:p>
@@ -1352,7 +2562,16 @@
         <w:pStyle w:val="BodyText"/>
       </w:pPr>
       <w:r>
-        <w:t xml:space="preserve">One page, three linked prompts, each with its own Copy/Download buttons and output panel: an optional </w:t>
+        <w:t xml:space="preserve">One page, three linked prompts, each with its own Copy/Download buttons</w:t>
+      </w:r>
+      <w:r>
+        <w:t xml:space="preserve"> </w:t>
+      </w:r>
+      <w:r>
+        <w:t xml:space="preserve">and output panel: an optional</w:t>
+      </w:r>
+      <w:r>
+        <w:t xml:space="preserve"> </w:t>
       </w:r>
       <w:r>
         <w:rPr>
@@ -1362,17 +2581,37 @@
         <w:t xml:space="preserve">Bulk Company Pull</w:t>
       </w:r>
       <w:r>
-        <w:t xml:space="preserve">, the main </w:t>
-      </w:r>
-      <w:r>
-        <w:rPr>
-          <w:bCs/>
-          <w:b/>
-        </w:rPr>
-        <w:t xml:space="preserve">Full Research Tracker</w:t>
-      </w:r>
-      <w:r>
-        <w:t xml:space="preserve">, and </w:t>
+        <w:t xml:space="preserve">, the main</w:t>
+      </w:r>
+      <w:r>
+        <w:t xml:space="preserve"> </w:t>
+      </w:r>
+      <w:r>
+        <w:rPr>
+          <w:bCs/>
+          <w:b/>
+        </w:rPr>
+        <w:t xml:space="preserve">Full</w:t>
+      </w:r>
+      <w:r>
+        <w:rPr>
+          <w:bCs/>
+          <w:b/>
+        </w:rPr>
+        <w:t xml:space="preserve"> </w:t>
+      </w:r>
+      <w:r>
+        <w:rPr>
+          <w:bCs/>
+          <w:b/>
+        </w:rPr>
+        <w:t xml:space="preserve">Research Tracker</w:t>
+      </w:r>
+      <w:r>
+        <w:t xml:space="preserve">, and</w:t>
+      </w:r>
+      <w:r>
+        <w:t xml:space="preserve"> </w:t>
       </w:r>
       <w:r>
         <w:rPr>
@@ -1382,10 +2621,34 @@
         <w:t xml:space="preserve">LinkedIn Contact Enrichment</w:t>
       </w:r>
       <w:r>
-        <w:t xml:space="preserve">. Together they turn a starting point — company names you know, an industry description, NAICS codes, or any combination — into ranked, researched target companies. The Full Research Tracker’s output (a fully formatted Excel tracker) is the foundation everything else in the funnel depends on.</w:t>
-      </w:r>
-    </w:p>
-    <w:bookmarkStart w:id="29" w:name="key-sections-options"/>
+        <w:t xml:space="preserve">. Together they</w:t>
+      </w:r>
+      <w:r>
+        <w:t xml:space="preserve"> </w:t>
+      </w:r>
+      <w:r>
+        <w:t xml:space="preserve">turn a starting point — company names you know, an industry description,</w:t>
+      </w:r>
+      <w:r>
+        <w:t xml:space="preserve"> </w:t>
+      </w:r>
+      <w:r>
+        <w:t xml:space="preserve">NAICS codes, or any combination — into ranked, researched target</w:t>
+      </w:r>
+      <w:r>
+        <w:t xml:space="preserve"> </w:t>
+      </w:r>
+      <w:r>
+        <w:t xml:space="preserve">companies. The Full Research Tracker’s output (a fully formatted Excel</w:t>
+      </w:r>
+      <w:r>
+        <w:t xml:space="preserve"> </w:t>
+      </w:r>
+      <w:r>
+        <w:t xml:space="preserve">tracker) is the foundation everything else in the funnel depends on.</w:t>
+      </w:r>
+    </w:p>
+    <w:bookmarkStart w:id="36" w:name="key-sections-options-1"/>
     <w:p>
       <w:pPr>
         <w:pStyle w:val="Heading3"/>
@@ -1398,7 +2661,7 @@
       <w:pPr>
         <w:numPr>
           <w:ilvl w:val="0"/>
-          <w:numId w:val="1004"/>
+          <w:numId w:val="1007"/>
         </w:numPr>
       </w:pPr>
       <w:r>
@@ -1409,9 +2672,27 @@
         <w:t xml:space="preserve">Shared Inputs:</w:t>
       </w:r>
       <w:r>
-        <w:t xml:space="preserve"> company names, industry description, and/or NAICS codes — feeds all three prompts on the page. The industry field links directly to the </w:t>
-      </w:r>
-      <w:hyperlink r:id="rId28">
+        <w:t xml:space="preserve"> </w:t>
+      </w:r>
+      <w:r>
+        <w:t xml:space="preserve">company names, industry description, and/or NAICS</w:t>
+      </w:r>
+      <w:r>
+        <w:t xml:space="preserve"> </w:t>
+      </w:r>
+      <w:r>
+        <w:t xml:space="preserve">codes — feeds all three prompts on the page. The industry field links</w:t>
+      </w:r>
+      <w:r>
+        <w:t xml:space="preserve"> </w:t>
+      </w:r>
+      <w:r>
+        <w:t xml:space="preserve">directly to the</w:t>
+      </w:r>
+      <w:r>
+        <w:t xml:space="preserve"> </w:t>
+      </w:r>
+      <w:hyperlink r:id="rId35">
         <w:r>
           <w:rPr>
             <w:rStyle w:val="Hyperlink"/>
@@ -1420,14 +2701,113 @@
         </w:r>
       </w:hyperlink>
       <w:r>
-        <w:t xml:space="preserve"> if you want to borrow official industry wording rather than guess. A live hint under “Company(s) you know” flags when your seed list is getting large (past 20 the discovery cascade runs noticeably slower; past 50 it suggests Claude’s Research feature instead). Choose “Find new companies” in the Full Research Tracker to let Claude do its own modest discovery, or “Just enrich these” to restrict research to only the exact companies you typed — the second option also hides the discovery-only fields below it, since none of them apply.</w:t>
-      </w:r>
-    </w:p>
-    <w:p>
-      <w:pPr>
-        <w:numPr>
-          <w:ilvl w:val="0"/>
-          <w:numId w:val="1004"/>
+        <w:t xml:space="preserve"> </w:t>
+      </w:r>
+      <w:r>
+        <w:t xml:space="preserve">if you want to borrow official industry wording rather than guess. A</w:t>
+      </w:r>
+      <w:r>
+        <w:t xml:space="preserve"> </w:t>
+      </w:r>
+      <w:r>
+        <w:t xml:space="preserve">live hint under</w:t>
+      </w:r>
+      <w:r>
+        <w:t xml:space="preserve"> </w:t>
+      </w:r>
+      <w:r>
+        <w:t xml:space="preserve">“</w:t>
+      </w:r>
+      <w:r>
+        <w:t xml:space="preserve">Company(s) you know</w:t>
+      </w:r>
+      <w:r>
+        <w:t xml:space="preserve">”</w:t>
+      </w:r>
+      <w:r>
+        <w:t xml:space="preserve"> </w:t>
+      </w:r>
+      <w:r>
+        <w:t xml:space="preserve">flags when your seed list is</w:t>
+      </w:r>
+      <w:r>
+        <w:t xml:space="preserve"> </w:t>
+      </w:r>
+      <w:r>
+        <w:t xml:space="preserve">getting large (past 20 the discovery cascade runs noticeably slower;</w:t>
+      </w:r>
+      <w:r>
+        <w:t xml:space="preserve"> </w:t>
+      </w:r>
+      <w:r>
+        <w:t xml:space="preserve">past 50 it suggests Claude’s Research feature instead). Choose</w:t>
+      </w:r>
+      <w:r>
+        <w:t xml:space="preserve"> </w:t>
+      </w:r>
+      <w:r>
+        <w:t xml:space="preserve">“</w:t>
+      </w:r>
+      <w:r>
+        <w:t xml:space="preserve">Find</w:t>
+      </w:r>
+      <w:r>
+        <w:t xml:space="preserve"> </w:t>
+      </w:r>
+      <w:r>
+        <w:t xml:space="preserve">new companies</w:t>
+      </w:r>
+      <w:r>
+        <w:t xml:space="preserve">”</w:t>
+      </w:r>
+      <w:r>
+        <w:t xml:space="preserve"> </w:t>
+      </w:r>
+      <w:r>
+        <w:t xml:space="preserve">in the Full Research Tracker to let Claude do its own</w:t>
+      </w:r>
+      <w:r>
+        <w:t xml:space="preserve"> </w:t>
+      </w:r>
+      <w:r>
+        <w:t xml:space="preserve">modest discovery, or</w:t>
+      </w:r>
+      <w:r>
+        <w:t xml:space="preserve"> </w:t>
+      </w:r>
+      <w:r>
+        <w:t xml:space="preserve">“</w:t>
+      </w:r>
+      <w:r>
+        <w:t xml:space="preserve">Just enrich these</w:t>
+      </w:r>
+      <w:r>
+        <w:t xml:space="preserve">”</w:t>
+      </w:r>
+      <w:r>
+        <w:t xml:space="preserve"> </w:t>
+      </w:r>
+      <w:r>
+        <w:t xml:space="preserve">to restrict research to only</w:t>
+      </w:r>
+      <w:r>
+        <w:t xml:space="preserve"> </w:t>
+      </w:r>
+      <w:r>
+        <w:t xml:space="preserve">the exact companies you typed — the second option also hides the</w:t>
+      </w:r>
+      <w:r>
+        <w:t xml:space="preserve"> </w:t>
+      </w:r>
+      <w:r>
+        <w:t xml:space="preserve">discovery-only fields below it, since none of them apply.</w:t>
+      </w:r>
+    </w:p>
+    <w:p>
+      <w:pPr>
+        <w:numPr>
+          <w:ilvl w:val="0"/>
+          <w:numId w:val="1007"/>
         </w:numPr>
       </w:pPr>
       <w:r>
@@ -1438,14 +2818,59 @@
         <w:t xml:space="preserve">How companies actually get discovered:</w:t>
       </w:r>
       <w:r>
-        <w:t xml:space="preserve"> not a NAICS-code search — NAICS codes are far too broad to filter by, and the one government source that can (SAM.gov) blocks automated access. Discovery instead runs a competitor/alternative cascade off your named companies, checks analyst and category sources (Gartner, Forrester, G2), scans industry-conference exhibitor lists, and searches live job postings. NAICS is applied afterward as a classification tag (up to 5 codes per company), not the discovery engine.</w:t>
-      </w:r>
-    </w:p>
-    <w:p>
-      <w:pPr>
-        <w:numPr>
-          <w:ilvl w:val="0"/>
-          <w:numId w:val="1004"/>
+        <w:t xml:space="preserve"> </w:t>
+      </w:r>
+      <w:r>
+        <w:t xml:space="preserve">not a NAICS-code search —</w:t>
+      </w:r>
+      <w:r>
+        <w:t xml:space="preserve"> </w:t>
+      </w:r>
+      <w:r>
+        <w:t xml:space="preserve">NAICS codes are far too broad to filter by, and the one government</w:t>
+      </w:r>
+      <w:r>
+        <w:t xml:space="preserve"> </w:t>
+      </w:r>
+      <w:r>
+        <w:t xml:space="preserve">source that can (SAM.gov) blocks automated access. Discovery instead</w:t>
+      </w:r>
+      <w:r>
+        <w:t xml:space="preserve"> </w:t>
+      </w:r>
+      <w:r>
+        <w:t xml:space="preserve">runs a competitor/alternative cascade off your named companies, checks</w:t>
+      </w:r>
+      <w:r>
+        <w:t xml:space="preserve"> </w:t>
+      </w:r>
+      <w:r>
+        <w:t xml:space="preserve">analyst and category sources (Gartner, Forrester, G2), scans</w:t>
+      </w:r>
+      <w:r>
+        <w:t xml:space="preserve"> </w:t>
+      </w:r>
+      <w:r>
+        <w:t xml:space="preserve">industry-conference exhibitor lists, and searches live job postings.</w:t>
+      </w:r>
+      <w:r>
+        <w:t xml:space="preserve"> </w:t>
+      </w:r>
+      <w:r>
+        <w:t xml:space="preserve">NAICS is applied afterward as a classification tag (up to 5 codes per</w:t>
+      </w:r>
+      <w:r>
+        <w:t xml:space="preserve"> </w:t>
+      </w:r>
+      <w:r>
+        <w:t xml:space="preserve">company), not the discovery engine.</w:t>
+      </w:r>
+    </w:p>
+    <w:p>
+      <w:pPr>
+        <w:numPr>
+          <w:ilvl w:val="0"/>
+          <w:numId w:val="1007"/>
         </w:numPr>
       </w:pPr>
       <w:r>
@@ -1456,14 +2881,65 @@
         <w:t xml:space="preserve">Bulk Company Pull (optional, run first):</w:t>
       </w:r>
       <w:r>
-        <w:t xml:space="preserve"> a separate, cheap prompt for casting a wide net before committing to full research on anyone — a flat list (Company, Website, Inferred NAICS Code, one-line description, Source) using the same discovery method above, sized as wide as you want (no per-company research cost). Prune the result by hand, then paste the survivors’ Company column into Shared Inputs and set Discovery scope to “Just enrich these.”</w:t>
-      </w:r>
-    </w:p>
-    <w:p>
-      <w:pPr>
-        <w:numPr>
-          <w:ilvl w:val="0"/>
-          <w:numId w:val="1004"/>
+        <w:t xml:space="preserve"> </w:t>
+      </w:r>
+      <w:r>
+        <w:t xml:space="preserve">a separate, cheap prompt</w:t>
+      </w:r>
+      <w:r>
+        <w:t xml:space="preserve"> </w:t>
+      </w:r>
+      <w:r>
+        <w:t xml:space="preserve">for casting a wide net before committing to full research on anyone —</w:t>
+      </w:r>
+      <w:r>
+        <w:t xml:space="preserve"> </w:t>
+      </w:r>
+      <w:r>
+        <w:t xml:space="preserve">a flat list (Company, Website, Inferred NAICS Code, one-line</w:t>
+      </w:r>
+      <w:r>
+        <w:t xml:space="preserve"> </w:t>
+      </w:r>
+      <w:r>
+        <w:t xml:space="preserve">description, Source) using the same discovery method above, sized as</w:t>
+      </w:r>
+      <w:r>
+        <w:t xml:space="preserve"> </w:t>
+      </w:r>
+      <w:r>
+        <w:t xml:space="preserve">wide as you want (no per-company research cost). Prune the result by</w:t>
+      </w:r>
+      <w:r>
+        <w:t xml:space="preserve"> </w:t>
+      </w:r>
+      <w:r>
+        <w:t xml:space="preserve">hand, then paste the survivors’ Company column into Shared Inputs and</w:t>
+      </w:r>
+      <w:r>
+        <w:t xml:space="preserve"> </w:t>
+      </w:r>
+      <w:r>
+        <w:t xml:space="preserve">set Discovery scope to</w:t>
+      </w:r>
+      <w:r>
+        <w:t xml:space="preserve"> </w:t>
+      </w:r>
+      <w:r>
+        <w:t xml:space="preserve">“</w:t>
+      </w:r>
+      <w:r>
+        <w:t xml:space="preserve">Just enrich these.</w:t>
+      </w:r>
+      <w:r>
+        <w:t xml:space="preserve">”</w:t>
+      </w:r>
+    </w:p>
+    <w:p>
+      <w:pPr>
+        <w:numPr>
+          <w:ilvl w:val="0"/>
+          <w:numId w:val="1007"/>
         </w:numPr>
       </w:pPr>
       <w:r>
@@ -1474,14 +2950,35 @@
         <w:t xml:space="preserve">Scope &amp; purpose:</w:t>
       </w:r>
       <w:r>
-        <w:t xml:space="preserve"> optional company-size and location-radius filters, plus the single most important field — what the list is for — since it drives how Claude judges fit, category, and contacts for every company.</w:t>
-      </w:r>
-    </w:p>
-    <w:p>
-      <w:pPr>
-        <w:numPr>
-          <w:ilvl w:val="0"/>
-          <w:numId w:val="1004"/>
+        <w:t xml:space="preserve"> </w:t>
+      </w:r>
+      <w:r>
+        <w:t xml:space="preserve">optional company-size and location-radius</w:t>
+      </w:r>
+      <w:r>
+        <w:t xml:space="preserve"> </w:t>
+      </w:r>
+      <w:r>
+        <w:t xml:space="preserve">filters, plus the single most important field — what the list is for —</w:t>
+      </w:r>
+      <w:r>
+        <w:t xml:space="preserve"> </w:t>
+      </w:r>
+      <w:r>
+        <w:t xml:space="preserve">since it drives how Claude judges fit, category, and contacts for</w:t>
+      </w:r>
+      <w:r>
+        <w:t xml:space="preserve"> </w:t>
+      </w:r>
+      <w:r>
+        <w:t xml:space="preserve">every company.</w:t>
+      </w:r>
+    </w:p>
+    <w:p>
+      <w:pPr>
+        <w:numPr>
+          <w:ilvl w:val="0"/>
+          <w:numId w:val="1007"/>
         </w:numPr>
       </w:pPr>
       <w:r>
@@ -1492,14 +2989,101 @@
         <w:t xml:space="preserve">Two-tier output (optional, manual):</w:t>
       </w:r>
       <w:r>
-        <w:t xml:space="preserve"> turn on “Use a two-tier target list?” and set your own Tier 1 / Tier 2 sizes to get a fully-researched Tier 1 plus a lighter Tier 2 for a larger discovered pool. Only takes effect when Discovery scope is “Find new companies” — the toggle and its size fields are hidden entirely in “Just enrich these” mode, since there’s no discovered pool to rank.</w:t>
-      </w:r>
-    </w:p>
-    <w:p>
-      <w:pPr>
-        <w:numPr>
-          <w:ilvl w:val="0"/>
-          <w:numId w:val="1004"/>
+        <w:t xml:space="preserve"> </w:t>
+      </w:r>
+      <w:r>
+        <w:t xml:space="preserve">turn on</w:t>
+      </w:r>
+      <w:r>
+        <w:t xml:space="preserve"> </w:t>
+      </w:r>
+      <w:r>
+        <w:t xml:space="preserve">“</w:t>
+      </w:r>
+      <w:r>
+        <w:t xml:space="preserve">Use a two-tier target</w:t>
+      </w:r>
+      <w:r>
+        <w:t xml:space="preserve"> </w:t>
+      </w:r>
+      <w:r>
+        <w:t xml:space="preserve">list?</w:t>
+      </w:r>
+      <w:r>
+        <w:t xml:space="preserve">”</w:t>
+      </w:r>
+      <w:r>
+        <w:t xml:space="preserve"> </w:t>
+      </w:r>
+      <w:r>
+        <w:t xml:space="preserve">and set your own Tier 1 / Tier 2 sizes to get a</w:t>
+      </w:r>
+      <w:r>
+        <w:t xml:space="preserve"> </w:t>
+      </w:r>
+      <w:r>
+        <w:t xml:space="preserve">fully-researched Tier 1 plus a lighter Tier 2 for a larger discovered</w:t>
+      </w:r>
+      <w:r>
+        <w:t xml:space="preserve"> </w:t>
+      </w:r>
+      <w:r>
+        <w:t xml:space="preserve">pool. Only takes effect when Discovery scope is</w:t>
+      </w:r>
+      <w:r>
+        <w:t xml:space="preserve"> </w:t>
+      </w:r>
+      <w:r>
+        <w:t xml:space="preserve">“</w:t>
+      </w:r>
+      <w:r>
+        <w:t xml:space="preserve">Find new companies</w:t>
+      </w:r>
+      <w:r>
+        <w:t xml:space="preserve">”</w:t>
+      </w:r>
+      <w:r>
+        <w:t xml:space="preserve"> </w:t>
+      </w:r>
+      <w:r>
+        <w:t xml:space="preserve">—</w:t>
+      </w:r>
+      <w:r>
+        <w:t xml:space="preserve"> </w:t>
+      </w:r>
+      <w:r>
+        <w:t xml:space="preserve">the toggle and its size fields are hidden entirely in</w:t>
+      </w:r>
+      <w:r>
+        <w:t xml:space="preserve"> </w:t>
+      </w:r>
+      <w:r>
+        <w:t xml:space="preserve">“</w:t>
+      </w:r>
+      <w:r>
+        <w:t xml:space="preserve">Just enrich</w:t>
+      </w:r>
+      <w:r>
+        <w:t xml:space="preserve"> </w:t>
+      </w:r>
+      <w:r>
+        <w:t xml:space="preserve">these</w:t>
+      </w:r>
+      <w:r>
+        <w:t xml:space="preserve">”</w:t>
+      </w:r>
+      <w:r>
+        <w:t xml:space="preserve"> </w:t>
+      </w:r>
+      <w:r>
+        <w:t xml:space="preserve">mode, since there’s no discovered pool to rank.</w:t>
+      </w:r>
+    </w:p>
+    <w:p>
+      <w:pPr>
+        <w:numPr>
+          <w:ilvl w:val="0"/>
+          <w:numId w:val="1007"/>
         </w:numPr>
       </w:pPr>
       <w:r>
@@ -1510,14 +3094,41 @@
         <w:t xml:space="preserve">Optional add-on tabs:</w:t>
       </w:r>
       <w:r>
-        <w:t xml:space="preserve"> M&amp;A research columns, Job Posting Quick Links (pre-built search links), Job Post Finder (a plain Company + Suggested Job Title Keywords reference tab), Outreach Contacts (a four-column tab formatted for the Outreach Message Builder tool), Industry Events &amp; Forums, and Company Activity &amp; Events.</w:t>
-      </w:r>
-    </w:p>
-    <w:p>
-      <w:pPr>
-        <w:numPr>
-          <w:ilvl w:val="0"/>
-          <w:numId w:val="1004"/>
+        <w:t xml:space="preserve"> </w:t>
+      </w:r>
+      <w:r>
+        <w:t xml:space="preserve">M&amp;A research columns, Job Posting Quick</w:t>
+      </w:r>
+      <w:r>
+        <w:t xml:space="preserve"> </w:t>
+      </w:r>
+      <w:r>
+        <w:t xml:space="preserve">Links (pre-built search links), Job Post Finder (a plain Company +</w:t>
+      </w:r>
+      <w:r>
+        <w:t xml:space="preserve"> </w:t>
+      </w:r>
+      <w:r>
+        <w:t xml:space="preserve">Suggested Job Title Keywords reference tab), Outreach Contacts (a</w:t>
+      </w:r>
+      <w:r>
+        <w:t xml:space="preserve"> </w:t>
+      </w:r>
+      <w:r>
+        <w:t xml:space="preserve">four-column tab formatted for the Outreach Message Builder tool),</w:t>
+      </w:r>
+      <w:r>
+        <w:t xml:space="preserve"> </w:t>
+      </w:r>
+      <w:r>
+        <w:t xml:space="preserve">Industry Events &amp; Forums, and Company Activity &amp; Events.</w:t>
+      </w:r>
+    </w:p>
+    <w:p>
+      <w:pPr>
+        <w:numPr>
+          <w:ilvl w:val="0"/>
+          <w:numId w:val="1007"/>
         </w:numPr>
       </w:pPr>
       <w:r>
@@ -1528,11 +3139,38 @@
         <w:t xml:space="preserve">LinkedIn Contact Enrichment:</w:t>
       </w:r>
       <w:r>
-        <w:t xml:space="preserve"> the third prompt on the page — cross-references a LinkedIn contacts export against a shortlist of target companies (25 or fewer) to surface warm introduction paths. Doesn’t touch or require the main tracker; run it as a follow-up once you have a shortlist.</w:t>
-      </w:r>
-    </w:p>
-    <w:bookmarkEnd w:id="29"/>
-    <w:bookmarkStart w:id="30" w:name="claude-settings-required"/>
+        <w:t xml:space="preserve"> </w:t>
+      </w:r>
+      <w:r>
+        <w:t xml:space="preserve">the third prompt on the page —</w:t>
+      </w:r>
+      <w:r>
+        <w:t xml:space="preserve"> </w:t>
+      </w:r>
+      <w:r>
+        <w:t xml:space="preserve">cross-references a LinkedIn contacts export against a shortlist of</w:t>
+      </w:r>
+      <w:r>
+        <w:t xml:space="preserve"> </w:t>
+      </w:r>
+      <w:r>
+        <w:t xml:space="preserve">target companies (25 or fewer) to surface warm introduction paths.</w:t>
+      </w:r>
+      <w:r>
+        <w:t xml:space="preserve"> </w:t>
+      </w:r>
+      <w:r>
+        <w:t xml:space="preserve">Doesn’t touch or require the main tracker; run it as a follow-up once</w:t>
+      </w:r>
+      <w:r>
+        <w:t xml:space="preserve"> </w:t>
+      </w:r>
+      <w:r>
+        <w:t xml:space="preserve">you have a shortlist.</w:t>
+      </w:r>
+    </w:p>
+    <w:bookmarkEnd w:id="36"/>
+    <w:bookmarkStart w:id="37" w:name="claude-settings-required-1"/>
     <w:p>
       <w:pPr>
         <w:pStyle w:val="Heading3"/>
@@ -1545,7 +3183,7 @@
       <w:pPr>
         <w:numPr>
           <w:ilvl w:val="0"/>
-          <w:numId w:val="1005"/>
+          <w:numId w:val="1008"/>
         </w:numPr>
       </w:pPr>
       <w:r>
@@ -1556,15 +3194,21 @@
       <w:pPr>
         <w:numPr>
           <w:ilvl w:val="0"/>
-          <w:numId w:val="1005"/>
-        </w:numPr>
-      </w:pPr>
-      <w:r>
-        <w:t xml:space="preserve">Code execution and file creation — to build the actual .xlsx tracker(s)</w:t>
-      </w:r>
-    </w:p>
-    <w:bookmarkEnd w:id="30"/>
-    <w:bookmarkStart w:id="31" w:name="what-you-get-back"/>
+          <w:numId w:val="1008"/>
+        </w:numPr>
+      </w:pPr>
+      <w:r>
+        <w:t xml:space="preserve">Code execution and file creation — to build the actual .xlsx</w:t>
+      </w:r>
+      <w:r>
+        <w:t xml:space="preserve"> </w:t>
+      </w:r>
+      <w:r>
+        <w:t xml:space="preserve">tracker(s)</w:t>
+      </w:r>
+    </w:p>
+    <w:bookmarkEnd w:id="37"/>
+    <w:bookmarkStart w:id="38" w:name="what-you-get-back-1"/>
     <w:p>
       <w:pPr>
         <w:pStyle w:val="Heading3"/>
@@ -1578,11 +3222,53 @@
         <w:pStyle w:val="FirstParagraph"/>
       </w:pPr>
       <w:r>
-        <w:t xml:space="preserve">Whichever prompt(s) you run, each returns a downloadable Excel workbook. The Bulk Company Pull returns a plain, unformatted list for pruning. The Full Research Tracker returns a fully formatted workbook — one row per company, 31–36 research columns, computed Suggested Priority Rank, plus whichever optional tabs you selected — split into Tier 1 and Tier 2 sheets if you turned two-tier output on and chose “Find new companies.”</w:t>
-      </w:r>
-    </w:p>
-    <w:bookmarkEnd w:id="31"/>
-    <w:bookmarkStart w:id="34" w:name="worth-knowing"/>
+        <w:t xml:space="preserve">Whichever prompt(s) you run, each returns a downloadable Excel workbook.</w:t>
+      </w:r>
+      <w:r>
+        <w:t xml:space="preserve"> </w:t>
+      </w:r>
+      <w:r>
+        <w:t xml:space="preserve">The Bulk Company Pull returns a plain, unformatted list for pruning. The</w:t>
+      </w:r>
+      <w:r>
+        <w:t xml:space="preserve"> </w:t>
+      </w:r>
+      <w:r>
+        <w:t xml:space="preserve">Full Research Tracker returns a fully formatted workbook — one row per</w:t>
+      </w:r>
+      <w:r>
+        <w:t xml:space="preserve"> </w:t>
+      </w:r>
+      <w:r>
+        <w:t xml:space="preserve">company, 31–36 research columns, computed Suggested Priority Rank, plus</w:t>
+      </w:r>
+      <w:r>
+        <w:t xml:space="preserve"> </w:t>
+      </w:r>
+      <w:r>
+        <w:t xml:space="preserve">whichever optional tabs you selected — split into Tier 1 and Tier 2</w:t>
+      </w:r>
+      <w:r>
+        <w:t xml:space="preserve"> </w:t>
+      </w:r>
+      <w:r>
+        <w:t xml:space="preserve">sheets if you turned two-tier output on and chose</w:t>
+      </w:r>
+      <w:r>
+        <w:t xml:space="preserve"> </w:t>
+      </w:r>
+      <w:r>
+        <w:t xml:space="preserve">“</w:t>
+      </w:r>
+      <w:r>
+        <w:t xml:space="preserve">Find new companies.</w:t>
+      </w:r>
+      <w:r>
+        <w:t xml:space="preserve">”</w:t>
+      </w:r>
+    </w:p>
+    <w:bookmarkEnd w:id="38"/>
+    <w:bookmarkStart w:id="41" w:name="worth-knowing-1"/>
     <w:p>
       <w:pPr>
         <w:pStyle w:val="Heading3"/>
@@ -1595,33 +3281,111 @@
       <w:pPr>
         <w:numPr>
           <w:ilvl w:val="0"/>
-          <w:numId w:val="1006"/>
-        </w:numPr>
-      </w:pPr>
-      <w:r>
-        <w:t xml:space="preserve">There’s no automatic company cap or qualification pass — you control research depth directly via Discovery scope and (optionally) Tier 1/Tier 2 sizes. As a practical guide, totals above roughly 50–75 companies in one Full Research Tracker run tend to come back thinner per company; use Bulk Company Pull plus “Just enrich these” for anything larger.</w:t>
-      </w:r>
-    </w:p>
-    <w:p>
-      <w:pPr>
-        <w:numPr>
-          <w:ilvl w:val="0"/>
-          <w:numId w:val="1006"/>
-        </w:numPr>
-      </w:pPr>
-      <w:r>
-        <w:t xml:space="preserve">Size and location filters are instructions to Claude’s research judgment, not a guaranteed hard filter against a live database — spot-check a sample of results.</w:t>
-      </w:r>
-    </w:p>
-    <w:p>
-      <w:pPr>
-        <w:numPr>
-          <w:ilvl w:val="0"/>
-          <w:numId w:val="1006"/>
-        </w:numPr>
-      </w:pPr>
-      <w:r>
-        <w:t xml:space="preserve">The Job Post Finder tab is deliberately simple (no formulas, no hardcoded job boards) — it exists so you can copy a company and its keyword variants into whatever search tool you actually want to use, complementing the link-based Quick Links tab rather than replacing it.</w:t>
+          <w:numId w:val="1009"/>
+        </w:numPr>
+      </w:pPr>
+      <w:r>
+        <w:t xml:space="preserve">There’s no automatic company cap or qualification pass — you control</w:t>
+      </w:r>
+      <w:r>
+        <w:t xml:space="preserve"> </w:t>
+      </w:r>
+      <w:r>
+        <w:t xml:space="preserve">research depth directly via Discovery scope and (optionally) Tier</w:t>
+      </w:r>
+      <w:r>
+        <w:t xml:space="preserve"> </w:t>
+      </w:r>
+      <w:r>
+        <w:t xml:space="preserve">1/Tier 2 sizes. As a practical guide, totals above roughly 50–75</w:t>
+      </w:r>
+      <w:r>
+        <w:t xml:space="preserve"> </w:t>
+      </w:r>
+      <w:r>
+        <w:t xml:space="preserve">companies in one Full Research Tracker run tend to come back thinner</w:t>
+      </w:r>
+      <w:r>
+        <w:t xml:space="preserve"> </w:t>
+      </w:r>
+      <w:r>
+        <w:t xml:space="preserve">per company; use Bulk Company Pull plus</w:t>
+      </w:r>
+      <w:r>
+        <w:t xml:space="preserve"> </w:t>
+      </w:r>
+      <w:r>
+        <w:t xml:space="preserve">“</w:t>
+      </w:r>
+      <w:r>
+        <w:t xml:space="preserve">Just enrich these</w:t>
+      </w:r>
+      <w:r>
+        <w:t xml:space="preserve">”</w:t>
+      </w:r>
+      <w:r>
+        <w:t xml:space="preserve"> </w:t>
+      </w:r>
+      <w:r>
+        <w:t xml:space="preserve">for</w:t>
+      </w:r>
+      <w:r>
+        <w:t xml:space="preserve"> </w:t>
+      </w:r>
+      <w:r>
+        <w:t xml:space="preserve">anything larger.</w:t>
+      </w:r>
+    </w:p>
+    <w:p>
+      <w:pPr>
+        <w:numPr>
+          <w:ilvl w:val="0"/>
+          <w:numId w:val="1009"/>
+        </w:numPr>
+      </w:pPr>
+      <w:r>
+        <w:t xml:space="preserve">Size and location filters are instructions to Claude’s research</w:t>
+      </w:r>
+      <w:r>
+        <w:t xml:space="preserve"> </w:t>
+      </w:r>
+      <w:r>
+        <w:t xml:space="preserve">judgment, not a guaranteed hard filter against a live database —</w:t>
+      </w:r>
+      <w:r>
+        <w:t xml:space="preserve"> </w:t>
+      </w:r>
+      <w:r>
+        <w:t xml:space="preserve">spot-check a sample of results.</w:t>
+      </w:r>
+    </w:p>
+    <w:p>
+      <w:pPr>
+        <w:numPr>
+          <w:ilvl w:val="0"/>
+          <w:numId w:val="1009"/>
+        </w:numPr>
+      </w:pPr>
+      <w:r>
+        <w:t xml:space="preserve">The Job Post Finder tab is deliberately simple (no formulas, no</w:t>
+      </w:r>
+      <w:r>
+        <w:t xml:space="preserve"> </w:t>
+      </w:r>
+      <w:r>
+        <w:t xml:space="preserve">hardcoded job boards) — it exists so you can copy a company and its</w:t>
+      </w:r>
+      <w:r>
+        <w:t xml:space="preserve"> </w:t>
+      </w:r>
+      <w:r>
+        <w:t xml:space="preserve">keyword variants into whatever search tool you actually want to use,</w:t>
+      </w:r>
+      <w:r>
+        <w:t xml:space="preserve"> </w:t>
+      </w:r>
+      <w:r>
+        <w:t xml:space="preserve">complementing the link-based Quick Links tab rather than replacing it.</w:t>
       </w:r>
     </w:p>
     <w:p>
@@ -1638,7 +3402,7 @@
       <w:r>
         <w:t xml:space="preserve"> </w:t>
       </w:r>
-      <w:hyperlink r:id="rId32">
+      <w:hyperlink r:id="rId39">
         <w:r>
           <w:rPr>
             <w:rStyle w:val="Hyperlink"/>
@@ -1661,7 +3425,7 @@
       <w:r>
         <w:t xml:space="preserve"> </w:t>
       </w:r>
-      <w:hyperlink r:id="rId33">
+      <w:hyperlink r:id="rId40">
         <w:r>
           <w:rPr>
             <w:rStyle w:val="Hyperlink"/>
@@ -1670,9 +3434,9 @@
         </w:r>
       </w:hyperlink>
     </w:p>
-    <w:bookmarkEnd w:id="34"/>
-    <w:bookmarkEnd w:id="35"/>
-    <w:bookmarkStart w:id="43" w:name="job-posting-finder"/>
+    <w:bookmarkEnd w:id="41"/>
+    <w:bookmarkEnd w:id="42"/>
+    <w:bookmarkStart w:id="50" w:name="job-posting-finder"/>
     <w:p>
       <w:pPr>
         <w:pStyle w:val="Heading2"/>
@@ -1698,10 +3462,34 @@
         <w:pStyle w:val="BodyText"/>
       </w:pPr>
       <w:r>
-        <w:t xml:space="preserve">Takes a shortlist of companies — ideally your top few by Suggested Priority Rank — and has Claude search live for real, current job postings: real titles, real URLs, real posted dates. Built around an explicit anti-hallucination guarantee: report fewer results honestly rather than pad the list to look complete.</w:t>
-      </w:r>
-    </w:p>
-    <w:bookmarkStart w:id="36" w:name="Xc130d58bffd87d9e4f5c8708b122f2048153dd6"/>
+        <w:t xml:space="preserve">Takes a shortlist of companies — ideally your top few by Suggested</w:t>
+      </w:r>
+      <w:r>
+        <w:t xml:space="preserve"> </w:t>
+      </w:r>
+      <w:r>
+        <w:t xml:space="preserve">Priority Rank — and has Claude search live for real, current job</w:t>
+      </w:r>
+      <w:r>
+        <w:t xml:space="preserve"> </w:t>
+      </w:r>
+      <w:r>
+        <w:t xml:space="preserve">postings: real titles, real URLs, real posted dates. Built around an</w:t>
+      </w:r>
+      <w:r>
+        <w:t xml:space="preserve"> </w:t>
+      </w:r>
+      <w:r>
+        <w:t xml:space="preserve">explicit anti-hallucination guarantee: report fewer results honestly</w:t>
+      </w:r>
+      <w:r>
+        <w:t xml:space="preserve"> </w:t>
+      </w:r>
+      <w:r>
+        <w:t xml:space="preserve">rather than pad the list to look complete.</w:t>
+      </w:r>
+    </w:p>
+    <w:bookmarkStart w:id="43" w:name="Xc130d58bffd87d9e4f5c8708b122f2048153dd6"/>
     <w:p>
       <w:pPr>
         <w:pStyle w:val="Heading3"/>
@@ -1715,7 +3503,10 @@
         <w:pStyle w:val="FirstParagraph"/>
       </w:pPr>
       <w:r>
-        <w:t xml:space="preserve">A toggle at the top of the tool, </w:t>
+        <w:t xml:space="preserve">A toggle at the top of the tool,</w:t>
+      </w:r>
+      <w:r>
+        <w:t xml:space="preserve"> </w:t>
       </w:r>
       <w:r>
         <w:rPr>
@@ -1725,14 +3516,20 @@
         <w:t xml:space="preserve">off by default</w:t>
       </w:r>
       <w:r>
-        <w:t xml:space="preserve">, and it changes almost everything else about how the tool runs:</w:t>
-      </w:r>
-    </w:p>
-    <w:p>
-      <w:pPr>
-        <w:numPr>
-          <w:ilvl w:val="0"/>
-          <w:numId w:val="1007"/>
+        <w:t xml:space="preserve">, and it changes</w:t>
+      </w:r>
+      <w:r>
+        <w:t xml:space="preserve"> </w:t>
+      </w:r>
+      <w:r>
+        <w:t xml:space="preserve">almost everything else about how the tool runs:</w:t>
+      </w:r>
+    </w:p>
+    <w:p>
+      <w:pPr>
+        <w:numPr>
+          <w:ilvl w:val="0"/>
+          <w:numId w:val="1010"/>
         </w:numPr>
       </w:pPr>
       <w:r>
@@ -1743,24 +3540,59 @@
         <w:t xml:space="preserve">Standard mode (toggle off):</w:t>
       </w:r>
       <w:r>
-        <w:t xml:space="preserve"> single-stage, title-driven search. Best for mid-level and IC roles, which are usually posted with recognizable, close-to-literal titles. Company ceiling: </w:t>
-      </w:r>
-      <w:r>
-        <w:rPr>
-          <w:bCs/>
-          <w:b/>
-        </w:rPr>
-        <w:t xml:space="preserve">15 or fewer</w:t>
-      </w:r>
-      <w:r>
-        <w:t xml:space="preserve"> — the tested working limit for real per-company depth.</w:t>
-      </w:r>
-    </w:p>
-    <w:p>
-      <w:pPr>
-        <w:numPr>
-          <w:ilvl w:val="0"/>
-          <w:numId w:val="1007"/>
+        <w:t xml:space="preserve"> </w:t>
+      </w:r>
+      <w:r>
+        <w:t xml:space="preserve">single-stage, title-driven search.</w:t>
+      </w:r>
+      <w:r>
+        <w:t xml:space="preserve"> </w:t>
+      </w:r>
+      <w:r>
+        <w:t xml:space="preserve">Best for mid-level and IC roles, which are usually posted with</w:t>
+      </w:r>
+      <w:r>
+        <w:t xml:space="preserve"> </w:t>
+      </w:r>
+      <w:r>
+        <w:t xml:space="preserve">recognizable, close-to-literal titles. Company ceiling:</w:t>
+      </w:r>
+      <w:r>
+        <w:t xml:space="preserve"> </w:t>
+      </w:r>
+      <w:r>
+        <w:rPr>
+          <w:bCs/>
+          <w:b/>
+        </w:rPr>
+        <w:t xml:space="preserve">15 or</w:t>
+      </w:r>
+      <w:r>
+        <w:rPr>
+          <w:bCs/>
+          <w:b/>
+        </w:rPr>
+        <w:t xml:space="preserve"> </w:t>
+      </w:r>
+      <w:r>
+        <w:rPr>
+          <w:bCs/>
+          <w:b/>
+        </w:rPr>
+        <w:t xml:space="preserve">fewer</w:t>
+      </w:r>
+      <w:r>
+        <w:t xml:space="preserve"> </w:t>
+      </w:r>
+      <w:r>
+        <w:t xml:space="preserve">— the tested working limit for real per-company depth.</w:t>
+      </w:r>
+    </w:p>
+    <w:p>
+      <w:pPr>
+        <w:numPr>
+          <w:ilvl w:val="0"/>
+          <w:numId w:val="1010"/>
         </w:numPr>
       </w:pPr>
       <w:r>
@@ -1771,14 +3603,41 @@
         <w:t xml:space="preserve">Senior/Executive Search (toggle on):</w:t>
       </w:r>
       <w:r>
-        <w:t xml:space="preserve"> Director/VP/Managing Director/Partner-level roles are frequently filled through internal promotion, executive search firms, or warm referral — never posted publicly at all — so a single search style doesn’t serve this population well. This mode splits into two stages instead:</w:t>
+        <w:t xml:space="preserve"> </w:t>
+      </w:r>
+      <w:r>
+        <w:t xml:space="preserve">Director/VP/Managing</w:t>
+      </w:r>
+      <w:r>
+        <w:t xml:space="preserve"> </w:t>
+      </w:r>
+      <w:r>
+        <w:t xml:space="preserve">Director/Partner-level roles are frequently filled through internal</w:t>
+      </w:r>
+      <w:r>
+        <w:t xml:space="preserve"> </w:t>
+      </w:r>
+      <w:r>
+        <w:t xml:space="preserve">promotion, executive search firms, or warm referral — never posted</w:t>
+      </w:r>
+      <w:r>
+        <w:t xml:space="preserve"> </w:t>
+      </w:r>
+      <w:r>
+        <w:t xml:space="preserve">publicly at all — so a single search style doesn’t serve this</w:t>
+      </w:r>
+      <w:r>
+        <w:t xml:space="preserve"> </w:t>
+      </w:r>
+      <w:r>
+        <w:t xml:space="preserve">population well. This mode splits into two stages instead:</w:t>
       </w:r>
     </w:p>
     <w:p>
       <w:pPr>
         <w:numPr>
           <w:ilvl w:val="1"/>
-          <w:numId w:val="1008"/>
+          <w:numId w:val="1011"/>
         </w:numPr>
         <w:pStyle w:val="Compact"/>
       </w:pPr>
@@ -1790,7 +3649,19 @@
         <w:t xml:space="preserve">Stage 1, Triage:</w:t>
       </w:r>
       <w:r>
-        <w:t xml:space="preserve"> one fast, broad check per company (works up to ~30 companies) — does this company have </w:t>
+        <w:t xml:space="preserve"> </w:t>
+      </w:r>
+      <w:r>
+        <w:t xml:space="preserve">one fast, broad check per company (works up to</w:t>
+      </w:r>
+      <w:r>
+        <w:t xml:space="preserve"> </w:t>
+      </w:r>
+      <w:r>
+        <w:t xml:space="preserve">~30 companies) — does this company have</w:t>
+      </w:r>
+      <w:r>
+        <w:t xml:space="preserve"> </w:t>
       </w:r>
       <w:r>
         <w:rPr>
@@ -1800,14 +3671,47 @@
         <w:t xml:space="preserve">any</w:t>
       </w:r>
       <w:r>
-        <w:t xml:space="preserve"> visible senior-level posting right now? Any titles you pasted are ignored at this stage. Output is a status per company (green = active senior posting / yellow = only below-senior postings / white = no visible postings / lock = not searchable), plus a ready-to-use LinkedIn saved-search URL for every green/yellow company.</w:t>
+        <w:t xml:space="preserve"> </w:t>
+      </w:r>
+      <w:r>
+        <w:t xml:space="preserve">visible senior-level</w:t>
+      </w:r>
+      <w:r>
+        <w:t xml:space="preserve"> </w:t>
+      </w:r>
+      <w:r>
+        <w:t xml:space="preserve">posting right now? Any titles you pasted are ignored at this stage.</w:t>
+      </w:r>
+      <w:r>
+        <w:t xml:space="preserve"> </w:t>
+      </w:r>
+      <w:r>
+        <w:t xml:space="preserve">Output is a status per company (green = active senior posting /</w:t>
+      </w:r>
+      <w:r>
+        <w:t xml:space="preserve"> </w:t>
+      </w:r>
+      <w:r>
+        <w:t xml:space="preserve">yellow = only below-senior postings / white = no visible postings /</w:t>
+      </w:r>
+      <w:r>
+        <w:t xml:space="preserve"> </w:t>
+      </w:r>
+      <w:r>
+        <w:t xml:space="preserve">lock = not searchable), plus a ready-to-use LinkedIn saved-search</w:t>
+      </w:r>
+      <w:r>
+        <w:t xml:space="preserve"> </w:t>
+      </w:r>
+      <w:r>
+        <w:t xml:space="preserve">URL for every green/yellow company.</w:t>
       </w:r>
     </w:p>
     <w:p>
       <w:pPr>
         <w:numPr>
           <w:ilvl w:val="1"/>
-          <w:numId w:val="1008"/>
+          <w:numId w:val="1011"/>
         </w:numPr>
         <w:pStyle w:val="Compact"/>
       </w:pPr>
@@ -1819,21 +3723,74 @@
         <w:t xml:space="preserve">Stage 2, Deep Dive:</w:t>
       </w:r>
       <w:r>
-        <w:t xml:space="preserve"> full-depth search on </w:t>
-      </w:r>
-      <w:r>
-        <w:rPr>
-          <w:bCs/>
-          <w:b/>
-        </w:rPr>
-        <w:t xml:space="preserve">5 companies or fewer</w:t>
-      </w:r>
-      <w:r>
-        <w:t xml:space="preserve"> — a tested number, not a guess. Runs a real 4-query treatment per company (LinkedIn Jobs, the company’s own careers site, Indeed/Glassdoor/ZipRecruiter, plus a direct verification fetch on the best lead). Pasted titles are used here as category-matching hints (Seniority + Domain + Function), not literal phrases.</w:t>
-      </w:r>
-    </w:p>
-    <w:bookmarkEnd w:id="36"/>
-    <w:bookmarkStart w:id="37" w:name="key-sections-options-1"/>
+        <w:t xml:space="preserve"> </w:t>
+      </w:r>
+      <w:r>
+        <w:t xml:space="preserve">full-depth search on</w:t>
+      </w:r>
+      <w:r>
+        <w:t xml:space="preserve"> </w:t>
+      </w:r>
+      <w:r>
+        <w:rPr>
+          <w:bCs/>
+          <w:b/>
+        </w:rPr>
+        <w:t xml:space="preserve">5 companies or</w:t>
+      </w:r>
+      <w:r>
+        <w:rPr>
+          <w:bCs/>
+          <w:b/>
+        </w:rPr>
+        <w:t xml:space="preserve"> </w:t>
+      </w:r>
+      <w:r>
+        <w:rPr>
+          <w:bCs/>
+          <w:b/>
+        </w:rPr>
+        <w:t xml:space="preserve">fewer</w:t>
+      </w:r>
+      <w:r>
+        <w:t xml:space="preserve"> </w:t>
+      </w:r>
+      <w:r>
+        <w:t xml:space="preserve">— a tested number, not a guess. Runs a real 4-query</w:t>
+      </w:r>
+      <w:r>
+        <w:t xml:space="preserve"> </w:t>
+      </w:r>
+      <w:r>
+        <w:t xml:space="preserve">treatment per company (LinkedIn Jobs, the company’s own careers</w:t>
+      </w:r>
+      <w:r>
+        <w:t xml:space="preserve"> </w:t>
+      </w:r>
+      <w:r>
+        <w:t xml:space="preserve">site, Indeed/Glassdoor/ZipRecruiter, plus a direct verification</w:t>
+      </w:r>
+      <w:r>
+        <w:t xml:space="preserve"> </w:t>
+      </w:r>
+      <w:r>
+        <w:t xml:space="preserve">fetch on the best lead). Pasted titles are used here as</w:t>
+      </w:r>
+      <w:r>
+        <w:t xml:space="preserve"> </w:t>
+      </w:r>
+      <w:r>
+        <w:t xml:space="preserve">category-matching hints (Seniority + Domain + Function), not literal</w:t>
+      </w:r>
+      <w:r>
+        <w:t xml:space="preserve"> </w:t>
+      </w:r>
+      <w:r>
+        <w:t xml:space="preserve">phrases.</w:t>
+      </w:r>
+    </w:p>
+    <w:bookmarkEnd w:id="43"/>
+    <w:bookmarkStart w:id="44" w:name="key-sections-options-2"/>
     <w:p>
       <w:pPr>
         <w:pStyle w:val="Heading3"/>
@@ -1846,7 +3803,7 @@
       <w:pPr>
         <w:numPr>
           <w:ilvl w:val="0"/>
-          <w:numId w:val="1009"/>
+          <w:numId w:val="1012"/>
         </w:numPr>
       </w:pPr>
       <w:r>
@@ -1857,14 +3814,59 @@
         <w:t xml:space="preserve">Bulk paste from your tracker:</w:t>
       </w:r>
       <w:r>
-        <w:t xml:space="preserve"> select Company and Suggested Job Title Keywords from your Prompt Builder output, paste, and Parse rows — reads the real tab-separated columns directly, keeping each company’s own specific title variants (semicolon-separated cells are kept as OR alternatives to search, not garbled into one string). In Executive mode, these titles are ignored during Triage and used as matching hints during Deep Dive — nothing pasted is wasted, it’s just used differently by stage.</w:t>
-      </w:r>
-    </w:p>
-    <w:p>
-      <w:pPr>
-        <w:numPr>
-          <w:ilvl w:val="0"/>
-          <w:numId w:val="1009"/>
+        <w:t xml:space="preserve"> </w:t>
+      </w:r>
+      <w:r>
+        <w:t xml:space="preserve">select Company and Suggested Job</w:t>
+      </w:r>
+      <w:r>
+        <w:t xml:space="preserve"> </w:t>
+      </w:r>
+      <w:r>
+        <w:t xml:space="preserve">Title Keywords from your Prompt Builder output, paste, and Parse rows</w:t>
+      </w:r>
+      <w:r>
+        <w:t xml:space="preserve"> </w:t>
+      </w:r>
+      <w:r>
+        <w:t xml:space="preserve">— reads the real tab-separated columns directly, keeping each</w:t>
+      </w:r>
+      <w:r>
+        <w:t xml:space="preserve"> </w:t>
+      </w:r>
+      <w:r>
+        <w:t xml:space="preserve">company’s own specific title variants (semicolon-separated cells are</w:t>
+      </w:r>
+      <w:r>
+        <w:t xml:space="preserve"> </w:t>
+      </w:r>
+      <w:r>
+        <w:t xml:space="preserve">kept as OR alternatives to search, not garbled into one string). In</w:t>
+      </w:r>
+      <w:r>
+        <w:t xml:space="preserve"> </w:t>
+      </w:r>
+      <w:r>
+        <w:t xml:space="preserve">Executive mode, these titles are ignored during Triage and used as</w:t>
+      </w:r>
+      <w:r>
+        <w:t xml:space="preserve"> </w:t>
+      </w:r>
+      <w:r>
+        <w:t xml:space="preserve">matching hints during Deep Dive — nothing pasted is wasted, it’s just</w:t>
+      </w:r>
+      <w:r>
+        <w:t xml:space="preserve"> </w:t>
+      </w:r>
+      <w:r>
+        <w:t xml:space="preserve">used differently by stage.</w:t>
+      </w:r>
+    </w:p>
+    <w:p>
+      <w:pPr>
+        <w:numPr>
+          <w:ilvl w:val="0"/>
+          <w:numId w:val="1012"/>
         </w:numPr>
       </w:pPr>
       <w:r>
@@ -1875,14 +3877,29 @@
         <w:t xml:space="preserve">What to search for:</w:t>
       </w:r>
       <w:r>
-        <w:t xml:space="preserve"> typed companies and/or titles as an alternative or supplement to bulk paste, combined via Any (OR), All (AND), or a custom boolean expression.</w:t>
-      </w:r>
-    </w:p>
-    <w:p>
-      <w:pPr>
-        <w:numPr>
-          <w:ilvl w:val="0"/>
-          <w:numId w:val="1009"/>
+        <w:t xml:space="preserve"> </w:t>
+      </w:r>
+      <w:r>
+        <w:t xml:space="preserve">typed companies and/or titles as an</w:t>
+      </w:r>
+      <w:r>
+        <w:t xml:space="preserve"> </w:t>
+      </w:r>
+      <w:r>
+        <w:t xml:space="preserve">alternative or supplement to bulk paste, combined via Any (OR), All</w:t>
+      </w:r>
+      <w:r>
+        <w:t xml:space="preserve"> </w:t>
+      </w:r>
+      <w:r>
+        <w:t xml:space="preserve">(AND), or a custom boolean expression.</w:t>
+      </w:r>
+    </w:p>
+    <w:p>
+      <w:pPr>
+        <w:numPr>
+          <w:ilvl w:val="0"/>
+          <w:numId w:val="1012"/>
         </w:numPr>
       </w:pPr>
       <w:r>
@@ -1893,14 +3910,65 @@
         <w:t xml:space="preserve">Scope:</w:t>
       </w:r>
       <w:r>
-        <w:t xml:space="preserve"> recency window (7/14/30 days or any time), location, and max postings per combination. There’s no “which sources to check” toggle anymore — every doable source (LinkedIn Jobs, Indeed, each company’s own careers page, Google Jobs, Glassdoor, ZipRecruiter) is checked by default, and the results say plainly, per company, which were actually checked versus which couldn’t be (login-gated, no public listings page, etc.).</w:t>
-      </w:r>
-    </w:p>
-    <w:p>
-      <w:pPr>
-        <w:numPr>
-          <w:ilvl w:val="0"/>
-          <w:numId w:val="1009"/>
+        <w:t xml:space="preserve"> </w:t>
+      </w:r>
+      <w:r>
+        <w:t xml:space="preserve">recency window (7/14/30 days or any time), location, and</w:t>
+      </w:r>
+      <w:r>
+        <w:t xml:space="preserve"> </w:t>
+      </w:r>
+      <w:r>
+        <w:t xml:space="preserve">max postings per combination. There’s no</w:t>
+      </w:r>
+      <w:r>
+        <w:t xml:space="preserve"> </w:t>
+      </w:r>
+      <w:r>
+        <w:t xml:space="preserve">“</w:t>
+      </w:r>
+      <w:r>
+        <w:t xml:space="preserve">which sources to check</w:t>
+      </w:r>
+      <w:r>
+        <w:t xml:space="preserve">”</w:t>
+      </w:r>
+      <w:r>
+        <w:t xml:space="preserve"> </w:t>
+      </w:r>
+      <w:r>
+        <w:t xml:space="preserve">toggle anymore — every doable source (LinkedIn Jobs, Indeed, each</w:t>
+      </w:r>
+      <w:r>
+        <w:t xml:space="preserve"> </w:t>
+      </w:r>
+      <w:r>
+        <w:t xml:space="preserve">company’s own careers page, Google Jobs, Glassdoor, ZipRecruiter) is</w:t>
+      </w:r>
+      <w:r>
+        <w:t xml:space="preserve"> </w:t>
+      </w:r>
+      <w:r>
+        <w:t xml:space="preserve">checked by default, and the results say plainly, per company, which</w:t>
+      </w:r>
+      <w:r>
+        <w:t xml:space="preserve"> </w:t>
+      </w:r>
+      <w:r>
+        <w:t xml:space="preserve">were actually checked versus which couldn’t be (login-gated, no public</w:t>
+      </w:r>
+      <w:r>
+        <w:t xml:space="preserve"> </w:t>
+      </w:r>
+      <w:r>
+        <w:t xml:space="preserve">listings page, etc.).</w:t>
+      </w:r>
+    </w:p>
+    <w:p>
+      <w:pPr>
+        <w:numPr>
+          <w:ilvl w:val="0"/>
+          <w:numId w:val="1012"/>
         </w:numPr>
       </w:pPr>
       <w:r>
@@ -1911,11 +3979,26 @@
         <w:t xml:space="preserve">Output:</w:t>
       </w:r>
       <w:r>
-        <w:t xml:space="preserve"> table in chat (default) or a downloadable Excel file with color-coded recency and date-confidence. Triage runs output a single status sheet/table instead of a postings list.</w:t>
-      </w:r>
-    </w:p>
-    <w:bookmarkEnd w:id="37"/>
-    <w:bookmarkStart w:id="38" w:name="claude-settings-required-1"/>
+        <w:t xml:space="preserve"> </w:t>
+      </w:r>
+      <w:r>
+        <w:t xml:space="preserve">table in chat (default) or a downloadable Excel file with</w:t>
+      </w:r>
+      <w:r>
+        <w:t xml:space="preserve"> </w:t>
+      </w:r>
+      <w:r>
+        <w:t xml:space="preserve">color-coded recency and date-confidence. Triage runs output a single</w:t>
+      </w:r>
+      <w:r>
+        <w:t xml:space="preserve"> </w:t>
+      </w:r>
+      <w:r>
+        <w:t xml:space="preserve">status sheet/table instead of a postings list.</w:t>
+      </w:r>
+    </w:p>
+    <w:bookmarkEnd w:id="44"/>
+    <w:bookmarkStart w:id="45" w:name="claude-settings-required-2"/>
     <w:p>
       <w:pPr>
         <w:pStyle w:val="Heading3"/>
@@ -1928,26 +4011,38 @@
       <w:pPr>
         <w:numPr>
           <w:ilvl w:val="0"/>
-          <w:numId w:val="1010"/>
-        </w:numPr>
-      </w:pPr>
-      <w:r>
-        <w:t xml:space="preserve">Web search — required; without it there is no way to find anything real</w:t>
-      </w:r>
-    </w:p>
-    <w:p>
-      <w:pPr>
-        <w:numPr>
-          <w:ilvl w:val="0"/>
-          <w:numId w:val="1010"/>
-        </w:numPr>
-      </w:pPr>
-      <w:r>
-        <w:t xml:space="preserve">Code execution and file creation — only if the Excel output format is chosen</w:t>
-      </w:r>
-    </w:p>
-    <w:bookmarkEnd w:id="38"/>
-    <w:bookmarkStart w:id="39" w:name="what-you-get-back-1"/>
+          <w:numId w:val="1013"/>
+        </w:numPr>
+      </w:pPr>
+      <w:r>
+        <w:t xml:space="preserve">Web search — required; without it there is no way to find anything</w:t>
+      </w:r>
+      <w:r>
+        <w:t xml:space="preserve"> </w:t>
+      </w:r>
+      <w:r>
+        <w:t xml:space="preserve">real</w:t>
+      </w:r>
+    </w:p>
+    <w:p>
+      <w:pPr>
+        <w:numPr>
+          <w:ilvl w:val="0"/>
+          <w:numId w:val="1013"/>
+        </w:numPr>
+      </w:pPr>
+      <w:r>
+        <w:t xml:space="preserve">Code execution and file creation — only if the Excel output format is</w:t>
+      </w:r>
+      <w:r>
+        <w:t xml:space="preserve"> </w:t>
+      </w:r>
+      <w:r>
+        <w:t xml:space="preserve">chosen</w:t>
+      </w:r>
+    </w:p>
+    <w:bookmarkEnd w:id="45"/>
+    <w:bookmarkStart w:id="46" w:name="what-you-get-back-2"/>
     <w:p>
       <w:pPr>
         <w:pStyle w:val="Heading3"/>
@@ -1961,7 +4056,34 @@
         <w:pStyle w:val="FirstParagraph"/>
       </w:pPr>
       <w:r>
-        <w:t xml:space="preserve">A results table (or .xlsx) grouped by company, with every posting’s real URL shown directly — required on every row, never summarized away. Followed by a separate Near-Misses section listing postings that relate to your search but don’t fully qualify, each with an explicit Reason, so nothing just silently disappears. In Executive mode, near-misses are the </w:t>
+        <w:t xml:space="preserve">A results table (or .xlsx) grouped by company, with every posting’s real</w:t>
+      </w:r>
+      <w:r>
+        <w:t xml:space="preserve"> </w:t>
+      </w:r>
+      <w:r>
+        <w:t xml:space="preserve">URL shown directly — required on every row, never summarized away.</w:t>
+      </w:r>
+      <w:r>
+        <w:t xml:space="preserve"> </w:t>
+      </w:r>
+      <w:r>
+        <w:t xml:space="preserve">Followed by a separate Near-Misses section listing postings that relate</w:t>
+      </w:r>
+      <w:r>
+        <w:t xml:space="preserve"> </w:t>
+      </w:r>
+      <w:r>
+        <w:t xml:space="preserve">to your search but don’t fully qualify, each with an explicit Reason, so</w:t>
+      </w:r>
+      <w:r>
+        <w:t xml:space="preserve"> </w:t>
+      </w:r>
+      <w:r>
+        <w:t xml:space="preserve">nothing just silently disappears. In Executive mode, near-misses are the</w:t>
+      </w:r>
+      <w:r>
+        <w:t xml:space="preserve"> </w:t>
       </w:r>
       <w:r>
         <w:rPr>
@@ -1971,11 +4093,14 @@
         <w:t xml:space="preserve">expected majority</w:t>
       </w:r>
       <w:r>
-        <w:t xml:space="preserve"> of what comes back, not a sign of a weak search.</w:t>
-      </w:r>
-    </w:p>
-    <w:bookmarkEnd w:id="39"/>
-    <w:bookmarkStart w:id="42" w:name="worth-knowing-1"/>
+        <w:t xml:space="preserve"> </w:t>
+      </w:r>
+      <w:r>
+        <w:t xml:space="preserve">of what comes back, not a sign of a weak search.</w:t>
+      </w:r>
+    </w:p>
+    <w:bookmarkEnd w:id="46"/>
+    <w:bookmarkStart w:id="49" w:name="worth-knowing-2"/>
     <w:p>
       <w:pPr>
         <w:pStyle w:val="Heading3"/>
@@ -1988,18 +4113,42 @@
       <w:pPr>
         <w:numPr>
           <w:ilvl w:val="0"/>
-          <w:numId w:val="1011"/>
-        </w:numPr>
-      </w:pPr>
-      <w:r>
-        <w:t xml:space="preserve">A batch-size warning appears above the generated prompt once your company count goes over the working ceiling for your current mode/stage — 15 for Standard, ~30 for Triage, 5 for Deep Dive. It’s informational only, nothing is truncated, but expect a larger batch to run long or come back thinner per company.</w:t>
-      </w:r>
-    </w:p>
-    <w:p>
-      <w:pPr>
-        <w:numPr>
-          <w:ilvl w:val="0"/>
-          <w:numId w:val="1011"/>
+          <w:numId w:val="1014"/>
+        </w:numPr>
+      </w:pPr>
+      <w:r>
+        <w:t xml:space="preserve">A batch-size warning appears above the generated prompt once your</w:t>
+      </w:r>
+      <w:r>
+        <w:t xml:space="preserve"> </w:t>
+      </w:r>
+      <w:r>
+        <w:t xml:space="preserve">company count goes over the working ceiling for your current</w:t>
+      </w:r>
+      <w:r>
+        <w:t xml:space="preserve"> </w:t>
+      </w:r>
+      <w:r>
+        <w:t xml:space="preserve">mode/stage — 15 for Standard, ~30 for Triage, 5 for Deep Dive. It’s</w:t>
+      </w:r>
+      <w:r>
+        <w:t xml:space="preserve"> </w:t>
+      </w:r>
+      <w:r>
+        <w:t xml:space="preserve">informational only, nothing is truncated, but expect a larger batch to</w:t>
+      </w:r>
+      <w:r>
+        <w:t xml:space="preserve"> </w:t>
+      </w:r>
+      <w:r>
+        <w:t xml:space="preserve">run long or come back thinner per company.</w:t>
+      </w:r>
+    </w:p>
+    <w:p>
+      <w:pPr>
+        <w:numPr>
+          <w:ilvl w:val="0"/>
+          <w:numId w:val="1014"/>
         </w:numPr>
       </w:pPr>
       <w:r>
@@ -2010,14 +4159,35 @@
         <w:t xml:space="preserve">Every mode now verifies before trusting a lead.</w:t>
       </w:r>
       <w:r>
-        <w:t xml:space="preserve"> Any posting specific enough to drive a real result gets a direct link check before being reported — search snippets and aggregators frequently show closed or stale postings as if they were current.</w:t>
-      </w:r>
-    </w:p>
-    <w:p>
-      <w:pPr>
-        <w:numPr>
-          <w:ilvl w:val="0"/>
-          <w:numId w:val="1011"/>
+        <w:t xml:space="preserve"> </w:t>
+      </w:r>
+      <w:r>
+        <w:t xml:space="preserve">Any posting</w:t>
+      </w:r>
+      <w:r>
+        <w:t xml:space="preserve"> </w:t>
+      </w:r>
+      <w:r>
+        <w:t xml:space="preserve">specific enough to drive a real result gets a direct link check before</w:t>
+      </w:r>
+      <w:r>
+        <w:t xml:space="preserve"> </w:t>
+      </w:r>
+      <w:r>
+        <w:t xml:space="preserve">being reported — search snippets and aggregators frequently show</w:t>
+      </w:r>
+      <w:r>
+        <w:t xml:space="preserve"> </w:t>
+      </w:r>
+      <w:r>
+        <w:t xml:space="preserve">closed or stale postings as if they were current.</w:t>
+      </w:r>
+    </w:p>
+    <w:p>
+      <w:pPr>
+        <w:numPr>
+          <w:ilvl w:val="0"/>
+          <w:numId w:val="1014"/>
         </w:numPr>
       </w:pPr>
       <w:r>
@@ -2028,29 +4198,98 @@
         <w:t xml:space="preserve">KPMG, Accenture, and EY get an automatic extra caution note</w:t>
       </w:r>
       <w:r>
-        <w:t xml:space="preserve"> whenever they’re in your list. Specific leads for these three have repeatedly turned out to be dead on direct verification across multiple real runs, at every seniority level tested — not a judgment on them as employers, just an operational heads-up about how their career-site links get indexed and cached.</w:t>
-      </w:r>
-    </w:p>
-    <w:p>
-      <w:pPr>
-        <w:numPr>
-          <w:ilvl w:val="0"/>
-          <w:numId w:val="1011"/>
-        </w:numPr>
-      </w:pPr>
-      <w:r>
-        <w:t xml:space="preserve">Date Confidence (High/Medium/Low) is separate from Posted Date itself — it tells you how certain the date actually is, since many aggregator listings carry stale or ambiguous dates.</w:t>
-      </w:r>
-    </w:p>
-    <w:p>
-      <w:pPr>
-        <w:numPr>
-          <w:ilvl w:val="0"/>
-          <w:numId w:val="1011"/>
-        </w:numPr>
-      </w:pPr>
-      <w:r>
-        <w:t xml:space="preserve">Genuinely fresh, senior-level postings at large firms are often rarer than expected — an honest “nothing qualified” result across several companies is a real, useful outcome, not a sign the tool failed.</w:t>
+        <w:t xml:space="preserve"> </w:t>
+      </w:r>
+      <w:r>
+        <w:t xml:space="preserve">whenever they’re in your list. Specific leads for these three have</w:t>
+      </w:r>
+      <w:r>
+        <w:t xml:space="preserve"> </w:t>
+      </w:r>
+      <w:r>
+        <w:t xml:space="preserve">repeatedly turned out to be dead on direct verification across</w:t>
+      </w:r>
+      <w:r>
+        <w:t xml:space="preserve"> </w:t>
+      </w:r>
+      <w:r>
+        <w:t xml:space="preserve">multiple real runs, at every seniority level tested — not a judgment</w:t>
+      </w:r>
+      <w:r>
+        <w:t xml:space="preserve"> </w:t>
+      </w:r>
+      <w:r>
+        <w:t xml:space="preserve">on them as employers, just an operational heads-up about how their</w:t>
+      </w:r>
+      <w:r>
+        <w:t xml:space="preserve"> </w:t>
+      </w:r>
+      <w:r>
+        <w:t xml:space="preserve">career-site links get indexed and cached.</w:t>
+      </w:r>
+    </w:p>
+    <w:p>
+      <w:pPr>
+        <w:numPr>
+          <w:ilvl w:val="0"/>
+          <w:numId w:val="1014"/>
+        </w:numPr>
+      </w:pPr>
+      <w:r>
+        <w:t xml:space="preserve">Date Confidence (High/Medium/Low) is separate from Posted Date itself</w:t>
+      </w:r>
+      <w:r>
+        <w:t xml:space="preserve"> </w:t>
+      </w:r>
+      <w:r>
+        <w:t xml:space="preserve">— it tells you how certain the date actually is, since many aggregator</w:t>
+      </w:r>
+      <w:r>
+        <w:t xml:space="preserve"> </w:t>
+      </w:r>
+      <w:r>
+        <w:t xml:space="preserve">listings carry stale or ambiguous dates.</w:t>
+      </w:r>
+    </w:p>
+    <w:p>
+      <w:pPr>
+        <w:numPr>
+          <w:ilvl w:val="0"/>
+          <w:numId w:val="1014"/>
+        </w:numPr>
+      </w:pPr>
+      <w:r>
+        <w:t xml:space="preserve">Genuinely fresh, senior-level postings at large firms are often rarer</w:t>
+      </w:r>
+      <w:r>
+        <w:t xml:space="preserve"> </w:t>
+      </w:r>
+      <w:r>
+        <w:t xml:space="preserve">than expected — an honest</w:t>
+      </w:r>
+      <w:r>
+        <w:t xml:space="preserve"> </w:t>
+      </w:r>
+      <w:r>
+        <w:t xml:space="preserve">“</w:t>
+      </w:r>
+      <w:r>
+        <w:t xml:space="preserve">nothing qualified</w:t>
+      </w:r>
+      <w:r>
+        <w:t xml:space="preserve">”</w:t>
+      </w:r>
+      <w:r>
+        <w:t xml:space="preserve"> </w:t>
+      </w:r>
+      <w:r>
+        <w:t xml:space="preserve">result across several</w:t>
+      </w:r>
+      <w:r>
+        <w:t xml:space="preserve"> </w:t>
+      </w:r>
+      <w:r>
+        <w:t xml:space="preserve">companies is a real, useful outcome, not a sign the tool failed.</w:t>
       </w:r>
     </w:p>
     <w:p>
@@ -2067,11 +4306,10 @@
       <w:r>
         <w:t xml:space="preserve"> </w:t>
       </w:r>
-      <w:hyperlink r:id="rId40">
+      <w:hyperlink r:id="rId47">
         <w:r>
           <w:rPr>
             <w:rStyle w:val="Hyperlink"/>
-            <w:u w:val="single"/>
           </w:rPr>
           <w:t xml:space="preserve">https://tjackson8817.github.io/Job-Posting-Finder/job_posting_finder.html</w:t>
         </w:r>
@@ -2091,19 +4329,18 @@
       <w:r>
         <w:t xml:space="preserve"> </w:t>
       </w:r>
-      <w:hyperlink r:id="rId41">
+      <w:hyperlink r:id="rId48">
         <w:r>
           <w:rPr>
             <w:rStyle w:val="Hyperlink"/>
-            <w:u w:val="single"/>
           </w:rPr>
           <w:t xml:space="preserve">https://github.com/tjackson8817/Job-Posting-Finder/blob/main/Job_Posting_Finder_User_Guide.md</w:t>
         </w:r>
       </w:hyperlink>
     </w:p>
-    <w:bookmarkEnd w:id="42"/>
-    <w:bookmarkEnd w:id="43"/>
-    <w:bookmarkStart w:id="50" w:name="resume-cover-letter-tailoring"/>
+    <w:bookmarkEnd w:id="49"/>
+    <w:bookmarkEnd w:id="50"/>
+    <w:bookmarkStart w:id="57" w:name="resume-cover-letter-tailoring"/>
     <w:p>
       <w:pPr>
         <w:pStyle w:val="Heading2"/>
@@ -2129,10 +4366,40 @@
         <w:pStyle w:val="BodyText"/>
       </w:pPr>
       <w:r>
-        <w:t xml:space="preserve">Takes a real job posting and your actual resume, and generates a keyword/gap analysis, tailored bullet suggestions, a cover letter draft, and/or a Qualifications Match Letter (T-Letter) — all grounded strictly in what’s actually true about you. Nothing is invented: a real, honestly named gap is a correct answer; a fabricated qualification is not acceptable under any framing.</w:t>
-      </w:r>
-    </w:p>
-    <w:bookmarkStart w:id="44" w:name="key-sections-options-2"/>
+        <w:t xml:space="preserve">Takes a real job posting and your actual resume, and generates a</w:t>
+      </w:r>
+      <w:r>
+        <w:t xml:space="preserve"> </w:t>
+      </w:r>
+      <w:r>
+        <w:t xml:space="preserve">keyword/gap analysis, tailored bullet suggestions, a cover letter draft,</w:t>
+      </w:r>
+      <w:r>
+        <w:t xml:space="preserve"> </w:t>
+      </w:r>
+      <w:r>
+        <w:t xml:space="preserve">and/or a Qualifications Match Letter (T-Letter) — all grounded strictly</w:t>
+      </w:r>
+      <w:r>
+        <w:t xml:space="preserve"> </w:t>
+      </w:r>
+      <w:r>
+        <w:t xml:space="preserve">in what’s actually true about you. Nothing is invented: a real, honestly</w:t>
+      </w:r>
+      <w:r>
+        <w:t xml:space="preserve"> </w:t>
+      </w:r>
+      <w:r>
+        <w:t xml:space="preserve">named gap is a correct answer; a fabricated qualification is not</w:t>
+      </w:r>
+      <w:r>
+        <w:t xml:space="preserve"> </w:t>
+      </w:r>
+      <w:r>
+        <w:t xml:space="preserve">acceptable under any framing.</w:t>
+      </w:r>
+    </w:p>
+    <w:bookmarkStart w:id="51" w:name="key-sections-options-3"/>
     <w:p>
       <w:pPr>
         <w:pStyle w:val="Heading3"/>
@@ -2145,7 +4412,7 @@
       <w:pPr>
         <w:numPr>
           <w:ilvl w:val="0"/>
-          <w:numId w:val="1012"/>
+          <w:numId w:val="1015"/>
         </w:numPr>
       </w:pPr>
       <w:r>
@@ -2156,14 +4423,23 @@
         <w:t xml:space="preserve">The job posting:</w:t>
       </w:r>
       <w:r>
-        <w:t xml:space="preserve"> paste the full text, not a summary — company name is optional but scopes the recruiter search precisely.</w:t>
-      </w:r>
-    </w:p>
-    <w:p>
-      <w:pPr>
-        <w:numPr>
-          <w:ilvl w:val="0"/>
-          <w:numId w:val="1012"/>
+        <w:t xml:space="preserve"> </w:t>
+      </w:r>
+      <w:r>
+        <w:t xml:space="preserve">paste the full text, not a summary — company name</w:t>
+      </w:r>
+      <w:r>
+        <w:t xml:space="preserve"> </w:t>
+      </w:r>
+      <w:r>
+        <w:t xml:space="preserve">is optional but scopes the recruiter search precisely.</w:t>
+      </w:r>
+    </w:p>
+    <w:p>
+      <w:pPr>
+        <w:numPr>
+          <w:ilvl w:val="0"/>
+          <w:numId w:val="1015"/>
         </w:numPr>
       </w:pPr>
       <w:r>
@@ -2174,14 +4450,23 @@
         <w:t xml:space="preserve">Your resume:</w:t>
       </w:r>
       <w:r>
-        <w:t xml:space="preserve"> paste your complete resume text, plus any optional additional context not yet reflected in it.</w:t>
-      </w:r>
-    </w:p>
-    <w:p>
-      <w:pPr>
-        <w:numPr>
-          <w:ilvl w:val="0"/>
-          <w:numId w:val="1012"/>
+        <w:t xml:space="preserve"> </w:t>
+      </w:r>
+      <w:r>
+        <w:t xml:space="preserve">paste your complete resume text, plus any optional</w:t>
+      </w:r>
+      <w:r>
+        <w:t xml:space="preserve"> </w:t>
+      </w:r>
+      <w:r>
+        <w:t xml:space="preserve">additional context not yet reflected in it.</w:t>
+      </w:r>
+    </w:p>
+    <w:p>
+      <w:pPr>
+        <w:numPr>
+          <w:ilvl w:val="0"/>
+          <w:numId w:val="1015"/>
         </w:numPr>
       </w:pPr>
       <w:r>
@@ -2192,14 +4477,120 @@
         <w:t xml:space="preserve">What to generate:</w:t>
       </w:r>
       <w:r>
-        <w:t xml:space="preserve"> four independent checkboxes — ATS/Keyword Gap Analysis, Resume Bullet Rewrite Suggestions, Cover Letter Draft, and Qualifications Match Letter (T-Letter, always kept to 1 page). Cover letter tone (Warm/Formal/Direct) and length (1 page standard, or 2–3 pages for executive/federal roles) are both selectable.</w:t>
-      </w:r>
-    </w:p>
-    <w:p>
-      <w:pPr>
-        <w:numPr>
-          <w:ilvl w:val="0"/>
-          <w:numId w:val="1012"/>
+        <w:t xml:space="preserve"> </w:t>
+      </w:r>
+      <w:r>
+        <w:t xml:space="preserve">five independent checkboxes — ATS/Keyword Gap</w:t>
+      </w:r>
+      <w:r>
+        <w:t xml:space="preserve"> </w:t>
+      </w:r>
+      <w:r>
+        <w:t xml:space="preserve">Analysis, Resume Bullet Rewrite Suggestions, Cover Letter Draft,</w:t>
+      </w:r>
+      <w:r>
+        <w:t xml:space="preserve"> </w:t>
+      </w:r>
+      <w:r>
+        <w:t xml:space="preserve">Qualifications Match Letter (T-Letter, always kept to 1 page), and</w:t>
+      </w:r>
+      <w:r>
+        <w:t xml:space="preserve"> </w:t>
+      </w:r>
+      <w:r>
+        <w:t xml:space="preserve">Pivot Positioning Notes. Cover letter tone (Warm/Formal/Direct) and</w:t>
+      </w:r>
+      <w:r>
+        <w:t xml:space="preserve"> </w:t>
+      </w:r>
+      <w:r>
+        <w:t xml:space="preserve">length (1 page standard, or 2–3 pages for executive/federal roles) are</w:t>
+      </w:r>
+      <w:r>
+        <w:t xml:space="preserve"> </w:t>
+      </w:r>
+      <w:r>
+        <w:t xml:space="preserve">both selectable.</w:t>
+      </w:r>
+    </w:p>
+    <w:p>
+      <w:pPr>
+        <w:numPr>
+          <w:ilvl w:val="0"/>
+          <w:numId w:val="1015"/>
+        </w:numPr>
+      </w:pPr>
+      <w:r>
+        <w:rPr>
+          <w:bCs/>
+          <w:b/>
+        </w:rPr>
+        <w:t xml:space="preserve">Pivot Positioning Notes (default: off):</w:t>
+      </w:r>
+      <w:r>
+        <w:t xml:space="preserve"> </w:t>
+      </w:r>
+      <w:r>
+        <w:t xml:space="preserve">for when this posting is a</w:t>
+      </w:r>
+      <w:r>
+        <w:t xml:space="preserve"> </w:t>
+      </w:r>
+      <w:r>
+        <w:t xml:space="preserve">genuine change of direction from your resume’s titles, not a same-lane</w:t>
+      </w:r>
+      <w:r>
+        <w:t xml:space="preserve"> </w:t>
+      </w:r>
+      <w:r>
+        <w:t xml:space="preserve">application. Names what to emphasize, what to minimize or reframe</w:t>
+      </w:r>
+      <w:r>
+        <w:t xml:space="preserve"> </w:t>
+      </w:r>
+      <w:r>
+        <w:t xml:space="preserve">(never hide), any real skill/certification gaps worth naming, and a</w:t>
+      </w:r>
+      <w:r>
+        <w:t xml:space="preserve"> </w:t>
+      </w:r>
+      <w:r>
+        <w:t xml:space="preserve">short honest answer for</w:t>
+      </w:r>
+      <w:r>
+        <w:t xml:space="preserve"> </w:t>
+      </w:r>
+      <w:r>
+        <w:rPr>
+          <w:iCs/>
+          <w:i/>
+        </w:rPr>
+        <w:t xml:space="preserve">why this move</w:t>
+      </w:r>
+      <w:r>
+        <w:t xml:space="preserve"> </w:t>
+      </w:r>
+      <w:r>
+        <w:t xml:space="preserve">— grounded in a real</w:t>
+      </w:r>
+      <w:r>
+        <w:t xml:space="preserve"> </w:t>
+      </w:r>
+      <w:r>
+        <w:t xml:space="preserve">connective thread, not a generic passion statement. Bound by the same</w:t>
+      </w:r>
+      <w:r>
+        <w:t xml:space="preserve"> </w:t>
+      </w:r>
+      <w:r>
+        <w:t xml:space="preserve">no-invention rule as everything else this tool produces.</w:t>
+      </w:r>
+    </w:p>
+    <w:p>
+      <w:pPr>
+        <w:numPr>
+          <w:ilvl w:val="0"/>
+          <w:numId w:val="1015"/>
         </w:numPr>
       </w:pPr>
       <w:r>
@@ -2210,14 +4601,47 @@
         <w:t xml:space="preserve">Apply the suggestions directly:</w:t>
       </w:r>
       <w:r>
-        <w:t xml:space="preserve"> two additional checkboxes, nested under Gap Analysis and Bullet Rewrites respectively, produce a ready-to-use updated resume with those specific suggestions actually applied — check one, the other, or both. Each is disabled until its parent checkbox is on, since the update is built strictly from what that table already justified.</w:t>
-      </w:r>
-    </w:p>
-    <w:p>
-      <w:pPr>
-        <w:numPr>
-          <w:ilvl w:val="0"/>
-          <w:numId w:val="1012"/>
+        <w:t xml:space="preserve"> </w:t>
+      </w:r>
+      <w:r>
+        <w:t xml:space="preserve">two additional checkboxes, nested</w:t>
+      </w:r>
+      <w:r>
+        <w:t xml:space="preserve"> </w:t>
+      </w:r>
+      <w:r>
+        <w:t xml:space="preserve">under Gap Analysis and Bullet Rewrites respectively, produce a</w:t>
+      </w:r>
+      <w:r>
+        <w:t xml:space="preserve"> </w:t>
+      </w:r>
+      <w:r>
+        <w:t xml:space="preserve">ready-to-use updated resume with those specific suggestions actually</w:t>
+      </w:r>
+      <w:r>
+        <w:t xml:space="preserve"> </w:t>
+      </w:r>
+      <w:r>
+        <w:t xml:space="preserve">applied — check one, the other, or both. Each is disabled until its</w:t>
+      </w:r>
+      <w:r>
+        <w:t xml:space="preserve"> </w:t>
+      </w:r>
+      <w:r>
+        <w:t xml:space="preserve">parent checkbox is on, since the update is built strictly from what</w:t>
+      </w:r>
+      <w:r>
+        <w:t xml:space="preserve"> </w:t>
+      </w:r>
+      <w:r>
+        <w:t xml:space="preserve">that table already justified.</w:t>
+      </w:r>
+    </w:p>
+    <w:p>
+      <w:pPr>
+        <w:numPr>
+          <w:ilvl w:val="0"/>
+          <w:numId w:val="1015"/>
         </w:numPr>
       </w:pPr>
       <w:r>
@@ -2228,11 +4652,44 @@
         <w:t xml:space="preserve">Recruiter identification:</w:t>
       </w:r>
       <w:r>
-        <w:t xml:space="preserve"> on by default, runs a two-tier search before drafting either letter. Tier 1 matches by department/function. If that finds nothing confident, Tier 2 broadens by location and role-appropriate seniority — but never auto-picks a Tier 2 candidate; it lists them for you to choose from while still drafting the letter in full with a generic salutation.</w:t>
-      </w:r>
-    </w:p>
-    <w:bookmarkEnd w:id="44"/>
-    <w:bookmarkStart w:id="45" w:name="claude-settings-required-2"/>
+        <w:t xml:space="preserve"> </w:t>
+      </w:r>
+      <w:r>
+        <w:t xml:space="preserve">on by default, runs a two-tier search</w:t>
+      </w:r>
+      <w:r>
+        <w:t xml:space="preserve"> </w:t>
+      </w:r>
+      <w:r>
+        <w:t xml:space="preserve">before drafting either letter. Tier 1 matches by department/function.</w:t>
+      </w:r>
+      <w:r>
+        <w:t xml:space="preserve"> </w:t>
+      </w:r>
+      <w:r>
+        <w:t xml:space="preserve">If that finds nothing confident, Tier 2 broadens by location and</w:t>
+      </w:r>
+      <w:r>
+        <w:t xml:space="preserve"> </w:t>
+      </w:r>
+      <w:r>
+        <w:t xml:space="preserve">role-appropriate seniority — but never auto-picks a Tier 2 candidate;</w:t>
+      </w:r>
+      <w:r>
+        <w:t xml:space="preserve"> </w:t>
+      </w:r>
+      <w:r>
+        <w:t xml:space="preserve">it lists them for you to choose from while still drafting the letter</w:t>
+      </w:r>
+      <w:r>
+        <w:t xml:space="preserve"> </w:t>
+      </w:r>
+      <w:r>
+        <w:t xml:space="preserve">in full with a generic salutation.</w:t>
+      </w:r>
+    </w:p>
+    <w:bookmarkEnd w:id="51"/>
+    <w:bookmarkStart w:id="52" w:name="claude-settings-required-3"/>
     <w:p>
       <w:pPr>
         <w:pStyle w:val="Heading3"/>
@@ -2245,7 +4702,7 @@
       <w:pPr>
         <w:numPr>
           <w:ilvl w:val="0"/>
-          <w:numId w:val="1013"/>
+          <w:numId w:val="1016"/>
         </w:numPr>
       </w:pPr>
       <w:r>
@@ -2256,15 +4713,21 @@
       <w:pPr>
         <w:numPr>
           <w:ilvl w:val="0"/>
-          <w:numId w:val="1013"/>
-        </w:numPr>
-      </w:pPr>
-      <w:r>
-        <w:t xml:space="preserve">Code execution and file creation — only if the Word document output format is chosen</w:t>
-      </w:r>
-    </w:p>
-    <w:bookmarkEnd w:id="45"/>
-    <w:bookmarkStart w:id="46" w:name="what-you-get-back-2"/>
+          <w:numId w:val="1016"/>
+        </w:numPr>
+      </w:pPr>
+      <w:r>
+        <w:t xml:space="preserve">Code execution and file creation — only if the Word document output</w:t>
+      </w:r>
+      <w:r>
+        <w:t xml:space="preserve"> </w:t>
+      </w:r>
+      <w:r>
+        <w:t xml:space="preserve">format is chosen</w:t>
+      </w:r>
+    </w:p>
+    <w:bookmarkEnd w:id="52"/>
+    <w:bookmarkStart w:id="53" w:name="what-you-get-back-3"/>
     <w:p>
       <w:pPr>
         <w:pStyle w:val="Heading3"/>
@@ -2278,11 +4741,29 @@
         <w:pStyle w:val="FirstParagraph"/>
       </w:pPr>
       <w:r>
-        <w:t xml:space="preserve">Real markdown or Word tables (never plain dashes standing in for one) for the Gap Analysis and Bullet Rewrites, genuine letter formatting (date, salutation, paragraph breaks, closing) for any letter, and — if selected — an updated resume with vetted changes already applied.</w:t>
-      </w:r>
-    </w:p>
-    <w:bookmarkEnd w:id="46"/>
-    <w:bookmarkStart w:id="49" w:name="worth-knowing-2"/>
+        <w:t xml:space="preserve">Real markdown or Word tables (never plain dashes standing in for one)</w:t>
+      </w:r>
+      <w:r>
+        <w:t xml:space="preserve"> </w:t>
+      </w:r>
+      <w:r>
+        <w:t xml:space="preserve">for the Gap Analysis and Bullet Rewrites, genuine letter formatting</w:t>
+      </w:r>
+      <w:r>
+        <w:t xml:space="preserve"> </w:t>
+      </w:r>
+      <w:r>
+        <w:t xml:space="preserve">(date, salutation, paragraph breaks, closing) for any letter, and — if</w:t>
+      </w:r>
+      <w:r>
+        <w:t xml:space="preserve"> </w:t>
+      </w:r>
+      <w:r>
+        <w:t xml:space="preserve">selected — an updated resume with vetted changes already applied.</w:t>
+      </w:r>
+    </w:p>
+    <w:bookmarkEnd w:id="53"/>
+    <w:bookmarkStart w:id="56" w:name="worth-knowing-3"/>
     <w:p>
       <w:pPr>
         <w:pStyle w:val="Heading3"/>
@@ -2295,33 +4776,81 @@
       <w:pPr>
         <w:numPr>
           <w:ilvl w:val="0"/>
-          <w:numId w:val="1014"/>
-        </w:numPr>
-      </w:pPr>
-      <w:r>
-        <w:t xml:space="preserve">Always read every bullet rewrite side by side with your original before using it — confirm you can genuinely stand behind each change in an interview.</w:t>
-      </w:r>
-    </w:p>
-    <w:p>
-      <w:pPr>
-        <w:numPr>
-          <w:ilvl w:val="0"/>
-          <w:numId w:val="1014"/>
-        </w:numPr>
-      </w:pPr>
-      <w:r>
-        <w:t xml:space="preserve">A named, honest gap in the analysis is useful information, not a failure — don’t look for the tool to paper over something your resume genuinely doesn’t support.</w:t>
-      </w:r>
-    </w:p>
-    <w:p>
-      <w:pPr>
-        <w:numPr>
-          <w:ilvl w:val="0"/>
-          <w:numId w:val="1014"/>
-        </w:numPr>
-      </w:pPr>
-      <w:r>
-        <w:t xml:space="preserve">Tier 2 recruiter candidates are intentionally never auto-selected — a fabricated or wrongly-guessed name in a real cover letter is a worse outcome than an honest "Dear Hiring Team."</w:t>
+          <w:numId w:val="1017"/>
+        </w:numPr>
+      </w:pPr>
+      <w:r>
+        <w:t xml:space="preserve">Always read every bullet rewrite side by side with your original</w:t>
+      </w:r>
+      <w:r>
+        <w:t xml:space="preserve"> </w:t>
+      </w:r>
+      <w:r>
+        <w:t xml:space="preserve">before using it — confirm you can genuinely stand behind each change</w:t>
+      </w:r>
+      <w:r>
+        <w:t xml:space="preserve"> </w:t>
+      </w:r>
+      <w:r>
+        <w:t xml:space="preserve">in an interview.</w:t>
+      </w:r>
+    </w:p>
+    <w:p>
+      <w:pPr>
+        <w:numPr>
+          <w:ilvl w:val="0"/>
+          <w:numId w:val="1017"/>
+        </w:numPr>
+      </w:pPr>
+      <w:r>
+        <w:t xml:space="preserve">A named, honest gap in the analysis is useful information, not a</w:t>
+      </w:r>
+      <w:r>
+        <w:t xml:space="preserve"> </w:t>
+      </w:r>
+      <w:r>
+        <w:t xml:space="preserve">failure — don’t look for the tool to paper over something your resume</w:t>
+      </w:r>
+      <w:r>
+        <w:t xml:space="preserve"> </w:t>
+      </w:r>
+      <w:r>
+        <w:t xml:space="preserve">genuinely doesn’t support.</w:t>
+      </w:r>
+    </w:p>
+    <w:p>
+      <w:pPr>
+        <w:numPr>
+          <w:ilvl w:val="0"/>
+          <w:numId w:val="1017"/>
+        </w:numPr>
+      </w:pPr>
+      <w:r>
+        <w:t xml:space="preserve">Tier 2 recruiter candidates are intentionally never auto-selected — a</w:t>
+      </w:r>
+      <w:r>
+        <w:t xml:space="preserve"> </w:t>
+      </w:r>
+      <w:r>
+        <w:t xml:space="preserve">fabricated or wrongly-guessed name in a real cover letter is a worse</w:t>
+      </w:r>
+      <w:r>
+        <w:t xml:space="preserve"> </w:t>
+      </w:r>
+      <w:r>
+        <w:t xml:space="preserve">outcome than an honest</w:t>
+      </w:r>
+      <w:r>
+        <w:t xml:space="preserve"> </w:t>
+      </w:r>
+      <w:r>
+        <w:t xml:space="preserve">“</w:t>
+      </w:r>
+      <w:r>
+        <w:t xml:space="preserve">Dear Hiring Team.</w:t>
+      </w:r>
+      <w:r>
+        <w:t xml:space="preserve">”</w:t>
       </w:r>
     </w:p>
     <w:p>
@@ -2338,11 +4867,10 @@
       <w:r>
         <w:t xml:space="preserve"> </w:t>
       </w:r>
-      <w:hyperlink r:id="rId47">
+      <w:hyperlink r:id="rId54">
         <w:r>
           <w:rPr>
             <w:rStyle w:val="Hyperlink"/>
-            <w:u w:val="single"/>
           </w:rPr>
           <w:t xml:space="preserve">https://tjackson8817.github.io/Resume-Cover-Letter-Builder/resume_cover_letter_tailoring.html</w:t>
         </w:r>
@@ -2362,19 +4890,18 @@
       <w:r>
         <w:t xml:space="preserve"> </w:t>
       </w:r>
-      <w:hyperlink r:id="rId48">
+      <w:hyperlink r:id="rId55">
         <w:r>
           <w:rPr>
             <w:rStyle w:val="Hyperlink"/>
-            <w:u w:val="single"/>
           </w:rPr>
           <w:t xml:space="preserve">https://github.com/tjackson8817/Resume-Cover-Letter-Builder/blob/main/Resume_Cover_Letter_Tailoring_User_Guide.md</w:t>
         </w:r>
       </w:hyperlink>
     </w:p>
-    <w:bookmarkEnd w:id="49"/>
-    <w:bookmarkEnd w:id="50"/>
-    <w:bookmarkStart w:id="57" w:name="outreach-message-builder"/>
+    <w:bookmarkEnd w:id="56"/>
+    <w:bookmarkEnd w:id="57"/>
+    <w:bookmarkStart w:id="64" w:name="outreach-message-builder"/>
     <w:p>
       <w:pPr>
         <w:pStyle w:val="Heading2"/>
@@ -2400,10 +4927,28 @@
         <w:pStyle w:val="BodyText"/>
       </w:pPr>
       <w:r>
-        <w:t xml:space="preserve">Takes your researched tracker rows — Company, Key Contacts, Warm Introduction Path, and Category — and drafts the actual outreach messages, tailored per company and per stage of the relationship, rather than one generic template with the name swapped in.</w:t>
-      </w:r>
-    </w:p>
-    <w:bookmarkStart w:id="51" w:name="key-sections-options-3"/>
+        <w:t xml:space="preserve">Takes your researched tracker rows — Company, Key Contacts, Warm</w:t>
+      </w:r>
+      <w:r>
+        <w:t xml:space="preserve"> </w:t>
+      </w:r>
+      <w:r>
+        <w:t xml:space="preserve">Introduction Path, and Category — and drafts the actual outreach</w:t>
+      </w:r>
+      <w:r>
+        <w:t xml:space="preserve"> </w:t>
+      </w:r>
+      <w:r>
+        <w:t xml:space="preserve">messages, tailored per company and per stage of the relationship, rather</w:t>
+      </w:r>
+      <w:r>
+        <w:t xml:space="preserve"> </w:t>
+      </w:r>
+      <w:r>
+        <w:t xml:space="preserve">than one generic template with the name swapped in.</w:t>
+      </w:r>
+    </w:p>
+    <w:bookmarkStart w:id="58" w:name="key-sections-options-4"/>
     <w:p>
       <w:pPr>
         <w:pStyle w:val="Heading3"/>
@@ -2416,7 +4961,7 @@
       <w:pPr>
         <w:numPr>
           <w:ilvl w:val="0"/>
-          <w:numId w:val="1015"/>
+          <w:numId w:val="1018"/>
         </w:numPr>
       </w:pPr>
       <w:r>
@@ -2427,14 +4972,53 @@
         <w:t xml:space="preserve">Paste from your tracker:</w:t>
       </w:r>
       <w:r>
-        <w:t xml:space="preserve"> Ctrl+click (Cmd+click on Mac) to select Company, Key Contacts/Priority Titles, Warm Introduction Path, and Category together in Excel — these columns aren’t adjacent in the tracker, so this non-contiguous-selection trick is what makes bulk paste practical. Each parsed row also gets an optional Target Audience field (Recruiter, Hiring Manager, Cold Outreach, or Warm Outreach) that further shapes the message.</w:t>
-      </w:r>
-    </w:p>
-    <w:p>
-      <w:pPr>
-        <w:numPr>
-          <w:ilvl w:val="0"/>
-          <w:numId w:val="1015"/>
+        <w:t xml:space="preserve"> </w:t>
+      </w:r>
+      <w:r>
+        <w:t xml:space="preserve">Ctrl+click (Cmd+click on Mac) to select</w:t>
+      </w:r>
+      <w:r>
+        <w:t xml:space="preserve"> </w:t>
+      </w:r>
+      <w:r>
+        <w:t xml:space="preserve">Company, Key Contacts/Priority Titles, Warm Introduction Path, and</w:t>
+      </w:r>
+      <w:r>
+        <w:t xml:space="preserve"> </w:t>
+      </w:r>
+      <w:r>
+        <w:t xml:space="preserve">Category together in Excel — these columns aren’t adjacent in the</w:t>
+      </w:r>
+      <w:r>
+        <w:t xml:space="preserve"> </w:t>
+      </w:r>
+      <w:r>
+        <w:t xml:space="preserve">tracker, so this non-contiguous-selection trick is what makes bulk</w:t>
+      </w:r>
+      <w:r>
+        <w:t xml:space="preserve"> </w:t>
+      </w:r>
+      <w:r>
+        <w:t xml:space="preserve">paste practical. Each parsed row also gets an optional Target Audience</w:t>
+      </w:r>
+      <w:r>
+        <w:t xml:space="preserve"> </w:t>
+      </w:r>
+      <w:r>
+        <w:t xml:space="preserve">field (Recruiter, Hiring Manager, Cold Outreach, or Warm Outreach)</w:t>
+      </w:r>
+      <w:r>
+        <w:t xml:space="preserve"> </w:t>
+      </w:r>
+      <w:r>
+        <w:t xml:space="preserve">that further shapes the message.</w:t>
+      </w:r>
+    </w:p>
+    <w:p>
+      <w:pPr>
+        <w:numPr>
+          <w:ilvl w:val="0"/>
+          <w:numId w:val="1018"/>
         </w:numPr>
       </w:pPr>
       <w:r>
@@ -2445,14 +5029,71 @@
         <w:t xml:space="preserve">Message goal:</w:t>
       </w:r>
       <w:r>
-        <w:t xml:space="preserve"> First outreach, Follow-up (no response yet), Thank-you (after a call/interview), or Staying in touch — a global setting that changes the actual instructions given, not just the wording. Anything other than "First outreach" adds a per-row Context Notes field (what you discussed, when you first reached out, or your reason for reconnecting, depending on the goal) that grounds the message instead of leaving it generic or risking fabrication.</w:t>
-      </w:r>
-    </w:p>
-    <w:p>
-      <w:pPr>
-        <w:numPr>
-          <w:ilvl w:val="0"/>
-          <w:numId w:val="1015"/>
+        <w:t xml:space="preserve"> </w:t>
+      </w:r>
+      <w:r>
+        <w:t xml:space="preserve">First outreach, Follow-up (no response yet),</w:t>
+      </w:r>
+      <w:r>
+        <w:t xml:space="preserve"> </w:t>
+      </w:r>
+      <w:r>
+        <w:t xml:space="preserve">Thank-you (after a call/interview), or Staying in touch — a global</w:t>
+      </w:r>
+      <w:r>
+        <w:t xml:space="preserve"> </w:t>
+      </w:r>
+      <w:r>
+        <w:t xml:space="preserve">setting that changes the actual instructions given, not just the</w:t>
+      </w:r>
+      <w:r>
+        <w:t xml:space="preserve"> </w:t>
+      </w:r>
+      <w:r>
+        <w:t xml:space="preserve">wording. Anything other than</w:t>
+      </w:r>
+      <w:r>
+        <w:t xml:space="preserve"> </w:t>
+      </w:r>
+      <w:r>
+        <w:t xml:space="preserve">“</w:t>
+      </w:r>
+      <w:r>
+        <w:t xml:space="preserve">First outreach</w:t>
+      </w:r>
+      <w:r>
+        <w:t xml:space="preserve">”</w:t>
+      </w:r>
+      <w:r>
+        <w:t xml:space="preserve"> </w:t>
+      </w:r>
+      <w:r>
+        <w:t xml:space="preserve">adds a per-row Context</w:t>
+      </w:r>
+      <w:r>
+        <w:t xml:space="preserve"> </w:t>
+      </w:r>
+      <w:r>
+        <w:t xml:space="preserve">Notes field (what you discussed, when you first reached out, or your</w:t>
+      </w:r>
+      <w:r>
+        <w:t xml:space="preserve"> </w:t>
+      </w:r>
+      <w:r>
+        <w:t xml:space="preserve">reason for reconnecting, depending on the goal) that grounds the</w:t>
+      </w:r>
+      <w:r>
+        <w:t xml:space="preserve"> </w:t>
+      </w:r>
+      <w:r>
+        <w:t xml:space="preserve">message instead of leaving it generic or risking fabrication.</w:t>
+      </w:r>
+    </w:p>
+    <w:p>
+      <w:pPr>
+        <w:numPr>
+          <w:ilvl w:val="0"/>
+          <w:numId w:val="1018"/>
         </w:numPr>
       </w:pPr>
       <w:r>
@@ -2463,14 +5104,47 @@
         <w:t xml:space="preserve">Message settings:</w:t>
       </w:r>
       <w:r>
-        <w:t xml:space="preserve"> Channel — LinkedIn connection request (strict ~300-character limit, enforced automatically), LinkedIn InMail/message, or Email (adds a required, specific Subject line per variant). Tone — Warm/casual, Formal/executive, or Direct/concise. Your background (optional) grounds messages in real experience rather than filler.</w:t>
-      </w:r>
-    </w:p>
-    <w:p>
-      <w:pPr>
-        <w:numPr>
-          <w:ilvl w:val="0"/>
-          <w:numId w:val="1015"/>
+        <w:t xml:space="preserve"> </w:t>
+      </w:r>
+      <w:r>
+        <w:t xml:space="preserve">Channel — LinkedIn connection request (strict</w:t>
+      </w:r>
+      <w:r>
+        <w:t xml:space="preserve"> </w:t>
+      </w:r>
+      <w:r>
+        <w:t xml:space="preserve">~300-character limit, enforced automatically), LinkedIn</w:t>
+      </w:r>
+      <w:r>
+        <w:t xml:space="preserve"> </w:t>
+      </w:r>
+      <w:r>
+        <w:t xml:space="preserve">InMail/message, or Email (adds a required, specific Subject line per</w:t>
+      </w:r>
+      <w:r>
+        <w:t xml:space="preserve"> </w:t>
+      </w:r>
+      <w:r>
+        <w:t xml:space="preserve">variant). Tone — Warm/casual, Formal/executive, or Direct/concise.</w:t>
+      </w:r>
+      <w:r>
+        <w:t xml:space="preserve"> </w:t>
+      </w:r>
+      <w:r>
+        <w:t xml:space="preserve">Your background (optional) grounds messages in real experience rather</w:t>
+      </w:r>
+      <w:r>
+        <w:t xml:space="preserve"> </w:t>
+      </w:r>
+      <w:r>
+        <w:t xml:space="preserve">than filler.</w:t>
+      </w:r>
+    </w:p>
+    <w:p>
+      <w:pPr>
+        <w:numPr>
+          <w:ilvl w:val="0"/>
+          <w:numId w:val="1018"/>
         </w:numPr>
       </w:pPr>
       <w:r>
@@ -2481,11 +5155,14 @@
         <w:t xml:space="preserve">Output:</w:t>
       </w:r>
       <w:r>
-        <w:t xml:space="preserve"> table in chat (default) or a downloadable Word document.</w:t>
-      </w:r>
-    </w:p>
-    <w:bookmarkEnd w:id="51"/>
-    <w:bookmarkStart w:id="52" w:name="claude-settings-required-3"/>
+        <w:t xml:space="preserve"> </w:t>
+      </w:r>
+      <w:r>
+        <w:t xml:space="preserve">table in chat (default) or a downloadable Word document.</w:t>
+      </w:r>
+    </w:p>
+    <w:bookmarkEnd w:id="58"/>
+    <w:bookmarkStart w:id="59" w:name="claude-settings-required-4"/>
     <w:p>
       <w:pPr>
         <w:pStyle w:val="Heading3"/>
@@ -2498,16 +5175,22 @@
       <w:pPr>
         <w:numPr>
           <w:ilvl w:val="0"/>
-          <w:numId w:val="1016"/>
+          <w:numId w:val="1019"/>
         </w:numPr>
         <w:pStyle w:val="Compact"/>
       </w:pPr>
       <w:r>
-        <w:t xml:space="preserve">Code execution and file creation — only if the Word document output format is chosen</w:t>
-      </w:r>
-    </w:p>
-    <w:bookmarkEnd w:id="52"/>
-    <w:bookmarkStart w:id="53" w:name="what-you-get-back-3"/>
+        <w:t xml:space="preserve">Code execution and file creation — only if the Word document output</w:t>
+      </w:r>
+      <w:r>
+        <w:t xml:space="preserve"> </w:t>
+      </w:r>
+      <w:r>
+        <w:t xml:space="preserve">format is chosen</w:t>
+      </w:r>
+    </w:p>
+    <w:bookmarkEnd w:id="59"/>
+    <w:bookmarkStart w:id="60" w:name="what-you-get-back-4"/>
     <w:p>
       <w:pPr>
         <w:pStyle w:val="Heading3"/>
@@ -2521,11 +5204,35 @@
         <w:pStyle w:val="FirstParagraph"/>
       </w:pPr>
       <w:r>
-        <w:t xml:space="preserve">2–3 message variants per company, each shaped by that specific company’s Warm Introduction Path, Target Audience, and selected Message Goal — always followed by one line of visible reasoning explaining the approach taken, so you can catch it if a path, audience, or context note got misread before sending anything.</w:t>
-      </w:r>
-    </w:p>
-    <w:bookmarkEnd w:id="53"/>
-    <w:bookmarkStart w:id="56" w:name="worth-knowing-3"/>
+        <w:t xml:space="preserve">2–3 message variants per company, each shaped by that specific company’s</w:t>
+      </w:r>
+      <w:r>
+        <w:t xml:space="preserve"> </w:t>
+      </w:r>
+      <w:r>
+        <w:t xml:space="preserve">Warm Introduction Path, Target Audience, and selected Message Goal —</w:t>
+      </w:r>
+      <w:r>
+        <w:t xml:space="preserve"> </w:t>
+      </w:r>
+      <w:r>
+        <w:t xml:space="preserve">always followed by one line of visible reasoning explaining the approach</w:t>
+      </w:r>
+      <w:r>
+        <w:t xml:space="preserve"> </w:t>
+      </w:r>
+      <w:r>
+        <w:t xml:space="preserve">taken, so you can catch it if a path, audience, or context note got</w:t>
+      </w:r>
+      <w:r>
+        <w:t xml:space="preserve"> </w:t>
+      </w:r>
+      <w:r>
+        <w:t xml:space="preserve">misread before sending anything.</w:t>
+      </w:r>
+    </w:p>
+    <w:bookmarkEnd w:id="60"/>
+    <w:bookmarkStart w:id="63" w:name="worth-knowing-4"/>
     <w:p>
       <w:pPr>
         <w:pStyle w:val="Heading3"/>
@@ -2538,33 +5245,108 @@
       <w:pPr>
         <w:numPr>
           <w:ilvl w:val="0"/>
-          <w:numId w:val="1017"/>
-        </w:numPr>
-      </w:pPr>
-      <w:r>
-        <w:t xml:space="preserve">The grounding guardrail is explicit and non-optional, and now covers Context Notes too: no invented shared history, mutual connections, prior conversation details, or personal specifics beyond what your Warm Introduction Path, background, or Context Notes actually state. An honestly generic message is fine; a fabricated relationship or invented discussion detail is not.</w:t>
-      </w:r>
-    </w:p>
-    <w:p>
-      <w:pPr>
-        <w:numPr>
-          <w:ilvl w:val="0"/>
-          <w:numId w:val="1017"/>
-        </w:numPr>
-      </w:pPr>
-      <w:r>
-        <w:t xml:space="preserve">A vague Warm Introduction Path (e.g. just "recruiter"), or blank Context Notes on a follow-up/thank-you/staying-in-touch message, is a legitimate input — the message stays appropriately general rather than inventing false specifics to sound more personal or more informed than you actually are.</w:t>
-      </w:r>
-    </w:p>
-    <w:p>
-      <w:pPr>
-        <w:numPr>
-          <w:ilvl w:val="0"/>
-          <w:numId w:val="1017"/>
-        </w:numPr>
-      </w:pPr>
-      <w:r>
-        <w:t xml:space="preserve">The reasoning line is always included, by design — it’s your check that the tool read your research correctly before anything goes out.</w:t>
+          <w:numId w:val="1020"/>
+        </w:numPr>
+      </w:pPr>
+      <w:r>
+        <w:t xml:space="preserve">The grounding guardrail is explicit and non-optional, and now covers</w:t>
+      </w:r>
+      <w:r>
+        <w:t xml:space="preserve"> </w:t>
+      </w:r>
+      <w:r>
+        <w:t xml:space="preserve">Context Notes too: no invented shared history, mutual connections,</w:t>
+      </w:r>
+      <w:r>
+        <w:t xml:space="preserve"> </w:t>
+      </w:r>
+      <w:r>
+        <w:t xml:space="preserve">prior conversation details, or personal specifics beyond what your</w:t>
+      </w:r>
+      <w:r>
+        <w:t xml:space="preserve"> </w:t>
+      </w:r>
+      <w:r>
+        <w:t xml:space="preserve">Warm Introduction Path, background, or Context Notes actually state.</w:t>
+      </w:r>
+      <w:r>
+        <w:t xml:space="preserve"> </w:t>
+      </w:r>
+      <w:r>
+        <w:t xml:space="preserve">An honestly generic message is fine; a fabricated relationship or</w:t>
+      </w:r>
+      <w:r>
+        <w:t xml:space="preserve"> </w:t>
+      </w:r>
+      <w:r>
+        <w:t xml:space="preserve">invented discussion detail is not.</w:t>
+      </w:r>
+    </w:p>
+    <w:p>
+      <w:pPr>
+        <w:numPr>
+          <w:ilvl w:val="0"/>
+          <w:numId w:val="1020"/>
+        </w:numPr>
+      </w:pPr>
+      <w:r>
+        <w:t xml:space="preserve">A vague Warm Introduction Path (e.g. just</w:t>
+      </w:r>
+      <w:r>
+        <w:t xml:space="preserve"> </w:t>
+      </w:r>
+      <w:r>
+        <w:t xml:space="preserve">“</w:t>
+      </w:r>
+      <w:r>
+        <w:t xml:space="preserve">recruiter</w:t>
+      </w:r>
+      <w:r>
+        <w:t xml:space="preserve">”</w:t>
+      </w:r>
+      <w:r>
+        <w:t xml:space="preserve">), or blank</w:t>
+      </w:r>
+      <w:r>
+        <w:t xml:space="preserve"> </w:t>
+      </w:r>
+      <w:r>
+        <w:t xml:space="preserve">Context Notes on a follow-up/thank-you/staying-in-touch message, is a</w:t>
+      </w:r>
+      <w:r>
+        <w:t xml:space="preserve"> </w:t>
+      </w:r>
+      <w:r>
+        <w:t xml:space="preserve">legitimate input — the message stays appropriately general rather than</w:t>
+      </w:r>
+      <w:r>
+        <w:t xml:space="preserve"> </w:t>
+      </w:r>
+      <w:r>
+        <w:t xml:space="preserve">inventing false specifics to sound more personal or more informed than</w:t>
+      </w:r>
+      <w:r>
+        <w:t xml:space="preserve"> </w:t>
+      </w:r>
+      <w:r>
+        <w:t xml:space="preserve">you actually are.</w:t>
+      </w:r>
+    </w:p>
+    <w:p>
+      <w:pPr>
+        <w:numPr>
+          <w:ilvl w:val="0"/>
+          <w:numId w:val="1020"/>
+        </w:numPr>
+      </w:pPr>
+      <w:r>
+        <w:t xml:space="preserve">The reasoning line is always included, by design — it’s your check</w:t>
+      </w:r>
+      <w:r>
+        <w:t xml:space="preserve"> </w:t>
+      </w:r>
+      <w:r>
+        <w:t xml:space="preserve">that the tool read your research correctly before anything goes out.</w:t>
       </w:r>
     </w:p>
     <w:p>
@@ -2581,11 +5363,10 @@
       <w:r>
         <w:t xml:space="preserve"> </w:t>
       </w:r>
-      <w:hyperlink r:id="rId54">
+      <w:hyperlink r:id="rId61">
         <w:r>
           <w:rPr>
             <w:rStyle w:val="Hyperlink"/>
-            <w:u w:val="single"/>
           </w:rPr>
           <w:t xml:space="preserve">https://tjackson8817.github.io/Outreach-Message-Builder/outreach_message_builder.html</w:t>
         </w:r>
@@ -2605,19 +5386,18 @@
       <w:r>
         <w:t xml:space="preserve"> </w:t>
       </w:r>
-      <w:hyperlink r:id="rId55">
+      <w:hyperlink r:id="rId62">
         <w:r>
           <w:rPr>
             <w:rStyle w:val="Hyperlink"/>
-            <w:u w:val="single"/>
           </w:rPr>
           <w:t xml:space="preserve">https://github.com/tjackson8817/Outreach-Message-Builder/blob/main/Outreach_Message_Builder_User_Guide.md</w:t>
         </w:r>
       </w:hyperlink>
     </w:p>
-    <w:bookmarkEnd w:id="56"/>
-    <w:bookmarkEnd w:id="57"/>
-    <w:bookmarkStart w:id="64" w:name="interview-prep-guide-builder"/>
+    <w:bookmarkEnd w:id="63"/>
+    <w:bookmarkEnd w:id="64"/>
+    <w:bookmarkStart w:id="71" w:name="interview-prep-guide-builder"/>
     <w:p>
       <w:pPr>
         <w:pStyle w:val="Heading2"/>
@@ -2643,10 +5423,40 @@
         <w:pStyle w:val="BodyText"/>
       </w:pPr>
       <w:r>
-        <w:t xml:space="preserve">Turns your resume, the job description, and (optionally) who you’re meeting with into a real, grounded prep guide once an interview has actually landed — the stage none of the funnel tools before it cover. Afterward, the specific things you actually discuss become the Context Notes for a genuinely grounded thank-you message back in Outreach Message Builder (Step 3b), closing the loop.</w:t>
-      </w:r>
-    </w:p>
-    <w:bookmarkStart w:id="58" w:name="key-sections-options-4"/>
+        <w:t xml:space="preserve">Turns your resume, the job description, and (optionally) who you’re</w:t>
+      </w:r>
+      <w:r>
+        <w:t xml:space="preserve"> </w:t>
+      </w:r>
+      <w:r>
+        <w:t xml:space="preserve">meeting with into a real, grounded prep guide once an interview has</w:t>
+      </w:r>
+      <w:r>
+        <w:t xml:space="preserve"> </w:t>
+      </w:r>
+      <w:r>
+        <w:t xml:space="preserve">actually landed — the stage none of the funnel tools before it cover.</w:t>
+      </w:r>
+      <w:r>
+        <w:t xml:space="preserve"> </w:t>
+      </w:r>
+      <w:r>
+        <w:t xml:space="preserve">Afterward, the specific things you actually discuss become the Context</w:t>
+      </w:r>
+      <w:r>
+        <w:t xml:space="preserve"> </w:t>
+      </w:r>
+      <w:r>
+        <w:t xml:space="preserve">Notes for a genuinely grounded thank-you message back in Outreach</w:t>
+      </w:r>
+      <w:r>
+        <w:t xml:space="preserve"> </w:t>
+      </w:r>
+      <w:r>
+        <w:t xml:space="preserve">Message Builder (Step 3b), closing the loop.</w:t>
+      </w:r>
+    </w:p>
+    <w:bookmarkStart w:id="65" w:name="key-sections-options-5"/>
     <w:p>
       <w:pPr>
         <w:pStyle w:val="Heading3"/>
@@ -2659,7 +5469,7 @@
       <w:pPr>
         <w:numPr>
           <w:ilvl w:val="0"/>
-          <w:numId w:val="1018"/>
+          <w:numId w:val="1021"/>
         </w:numPr>
       </w:pPr>
       <w:r>
@@ -2670,7 +5480,25 @@
         <w:t xml:space="preserve">Three modes, not one generic form:</w:t>
       </w:r>
       <w:r>
-        <w:t xml:space="preserve"> a toggle at the top of the page switches the entire field set and the entire generated guide, not just a couple of options — </w:t>
+        <w:t xml:space="preserve"> </w:t>
+      </w:r>
+      <w:r>
+        <w:t xml:space="preserve">a toggle at the top of the page</w:t>
+      </w:r>
+      <w:r>
+        <w:t xml:space="preserve"> </w:t>
+      </w:r>
+      <w:r>
+        <w:t xml:space="preserve">switches the entire field set and the entire generated guide, not just</w:t>
+      </w:r>
+      <w:r>
+        <w:t xml:space="preserve"> </w:t>
+      </w:r>
+      <w:r>
+        <w:t xml:space="preserve">a couple of options —</w:t>
+      </w:r>
+      <w:r>
+        <w:t xml:space="preserve"> </w:t>
       </w:r>
       <w:r>
         <w:rPr>
@@ -2680,7 +5508,55 @@
         <w:t xml:space="preserve">Recruiter Screen</w:t>
       </w:r>
       <w:r>
-        <w:t xml:space="preserve"> (a qualifications T-chart, a tight “tell me about yourself” script, coached answers for the gap/leaving question and the salary question, standard logistics questions, recruiter-appropriate questions to ask), </w:t>
+        <w:t xml:space="preserve"> </w:t>
+      </w:r>
+      <w:r>
+        <w:t xml:space="preserve">(a qualifications T-chart,</w:t>
+      </w:r>
+      <w:r>
+        <w:t xml:space="preserve"> </w:t>
+      </w:r>
+      <w:r>
+        <w:t xml:space="preserve">a tight</w:t>
+      </w:r>
+      <w:r>
+        <w:t xml:space="preserve"> </w:t>
+      </w:r>
+      <w:r>
+        <w:t xml:space="preserve">“</w:t>
+      </w:r>
+      <w:r>
+        <w:t xml:space="preserve">tell me about yourself</w:t>
+      </w:r>
+      <w:r>
+        <w:t xml:space="preserve">”</w:t>
+      </w:r>
+      <w:r>
+        <w:t xml:space="preserve"> </w:t>
+      </w:r>
+      <w:r>
+        <w:t xml:space="preserve">script, coached answers for the</w:t>
+      </w:r>
+      <w:r>
+        <w:t xml:space="preserve"> </w:t>
+      </w:r>
+      <w:r>
+        <w:t xml:space="preserve">gap/leaving question and the salary question, objection reframing for</w:t>
+      </w:r>
+      <w:r>
+        <w:t xml:space="preserve"> </w:t>
+      </w:r>
+      <w:r>
+        <w:t xml:space="preserve">any concerns you named, standard logistics questions, recruiter-</w:t>
+      </w:r>
+      <w:r>
+        <w:t xml:space="preserve"> </w:t>
+      </w:r>
+      <w:r>
+        <w:t xml:space="preserve">appropriate questions to ask),</w:t>
+      </w:r>
+      <w:r>
+        <w:t xml:space="preserve"> </w:t>
       </w:r>
       <w:r>
         <w:rPr>
@@ -2690,7 +5566,43 @@
         <w:t xml:space="preserve">Hiring Manager Interview</w:t>
       </w:r>
       <w:r>
-        <w:t xml:space="preserve"> (built for a real, time-boxed video call — company/role research, a resume-to-JD gap map, interviewer research, a video-call logistics checklist tied to your actual platform, pacing scaled to your actual call length, your top 3-4 STAR-structured stories rather than an exhaustive list, and HM-appropriate questions to ask), and </w:t>
+        <w:t xml:space="preserve"> </w:t>
+      </w:r>
+      <w:r>
+        <w:t xml:space="preserve">(built for</w:t>
+      </w:r>
+      <w:r>
+        <w:t xml:space="preserve"> </w:t>
+      </w:r>
+      <w:r>
+        <w:t xml:space="preserve">a real, time-boxed video call — company/role research, a resume-to-JD</w:t>
+      </w:r>
+      <w:r>
+        <w:t xml:space="preserve"> </w:t>
+      </w:r>
+      <w:r>
+        <w:t xml:space="preserve">gap map, objection reframing, interviewer research, a video-call</w:t>
+      </w:r>
+      <w:r>
+        <w:t xml:space="preserve"> </w:t>
+      </w:r>
+      <w:r>
+        <w:t xml:space="preserve">logistics checklist tied to your actual platform, pacing scaled to</w:t>
+      </w:r>
+      <w:r>
+        <w:t xml:space="preserve"> </w:t>
+      </w:r>
+      <w:r>
+        <w:t xml:space="preserve">your actual call length, your top 3-4 STAR-structured stories rather</w:t>
+      </w:r>
+      <w:r>
+        <w:t xml:space="preserve"> </w:t>
+      </w:r>
+      <w:r>
+        <w:t xml:space="preserve">than an exhaustive list, and HM-appropriate questions to ask), and</w:t>
+      </w:r>
+      <w:r>
+        <w:t xml:space="preserve"> </w:t>
       </w:r>
       <w:r>
         <w:rPr>
@@ -2700,14 +5612,29 @@
         <w:t xml:space="preserve">General/Other</w:t>
       </w:r>
       <w:r>
-        <w:t xml:space="preserve"> (the fuller original structure, as a fallback for technical rounds, panels, and final rounds).</w:t>
-      </w:r>
-    </w:p>
-    <w:p>
-      <w:pPr>
-        <w:numPr>
-          <w:ilvl w:val="0"/>
-          <w:numId w:val="1018"/>
+        <w:t xml:space="preserve"> </w:t>
+      </w:r>
+      <w:r>
+        <w:t xml:space="preserve">(the fuller original structure — including its own</w:t>
+      </w:r>
+      <w:r>
+        <w:t xml:space="preserve"> </w:t>
+      </w:r>
+      <w:r>
+        <w:t xml:space="preserve">objection reframing — as a fallback for technical rounds, panels, and</w:t>
+      </w:r>
+      <w:r>
+        <w:t xml:space="preserve"> </w:t>
+      </w:r>
+      <w:r>
+        <w:t xml:space="preserve">final rounds).</w:t>
+      </w:r>
+    </w:p>
+    <w:p>
+      <w:pPr>
+        <w:numPr>
+          <w:ilvl w:val="0"/>
+          <w:numId w:val="1021"/>
         </w:numPr>
       </w:pPr>
       <w:r>
@@ -2718,14 +5645,59 @@
         <w:t xml:space="preserve">Shared inputs across all three modes:</w:t>
       </w:r>
       <w:r>
-        <w:t xml:space="preserve"> company, role, job description, and your resume — paste text, or attach the files directly when you paste the generated prompt into Claude instead.</w:t>
-      </w:r>
-    </w:p>
-    <w:p>
-      <w:pPr>
-        <w:numPr>
-          <w:ilvl w:val="0"/>
-          <w:numId w:val="1018"/>
+        <w:t xml:space="preserve"> </w:t>
+      </w:r>
+      <w:r>
+        <w:t xml:space="preserve">company, role, job</w:t>
+      </w:r>
+      <w:r>
+        <w:t xml:space="preserve"> </w:t>
+      </w:r>
+      <w:r>
+        <w:t xml:space="preserve">description, and your resume — paste text, or attach the files</w:t>
+      </w:r>
+      <w:r>
+        <w:t xml:space="preserve"> </w:t>
+      </w:r>
+      <w:r>
+        <w:t xml:space="preserve">directly when you paste the generated prompt into Claude instead. An</w:t>
+      </w:r>
+      <w:r>
+        <w:t xml:space="preserve"> </w:t>
+      </w:r>
+      <w:r>
+        <w:t xml:space="preserve">optional field for naming what you’re worried a hiring manager will</w:t>
+      </w:r>
+      <w:r>
+        <w:t xml:space="preserve"> </w:t>
+      </w:r>
+      <w:r>
+        <w:t xml:space="preserve">hold against you (a gap, a pivot, short tenures, overqualification)</w:t>
+      </w:r>
+      <w:r>
+        <w:t xml:space="preserve"> </w:t>
+      </w:r>
+      <w:r>
+        <w:t xml:space="preserve">drives a dedicated Objection Reframing section in every mode — left</w:t>
+      </w:r>
+      <w:r>
+        <w:t xml:space="preserve"> </w:t>
+      </w:r>
+      <w:r>
+        <w:t xml:space="preserve">blank, that section falls back to general guidance instead of</w:t>
+      </w:r>
+      <w:r>
+        <w:t xml:space="preserve"> </w:t>
+      </w:r>
+      <w:r>
+        <w:t xml:space="preserve">inventing your situation.</w:t>
+      </w:r>
+    </w:p>
+    <w:p>
+      <w:pPr>
+        <w:numPr>
+          <w:ilvl w:val="0"/>
+          <w:numId w:val="1021"/>
         </w:numPr>
       </w:pPr>
       <w:r>
@@ -2736,11 +5708,44 @@
         <w:t xml:space="preserve">Mode-specific fields:</w:t>
       </w:r>
       <w:r>
-        <w:t xml:space="preserve"> Recruiter Screen adds location (for salary research grounding), an optional reason for a gap or departure, and an optional target salary range. Hiring Manager adds call length, platform, and an interviewer list (bulk-paste or manual). General/Other adds an interview-stage selector and its own separate interviewer list.</w:t>
-      </w:r>
-    </w:p>
-    <w:bookmarkEnd w:id="58"/>
-    <w:bookmarkStart w:id="59" w:name="claude-settings-required-4"/>
+        <w:t xml:space="preserve"> </w:t>
+      </w:r>
+      <w:r>
+        <w:t xml:space="preserve">Recruiter Screen adds location (for salary</w:t>
+      </w:r>
+      <w:r>
+        <w:t xml:space="preserve"> </w:t>
+      </w:r>
+      <w:r>
+        <w:t xml:space="preserve">research grounding), an optional reason for a gap or departure, and an</w:t>
+      </w:r>
+      <w:r>
+        <w:t xml:space="preserve"> </w:t>
+      </w:r>
+      <w:r>
+        <w:t xml:space="preserve">optional target salary range. Hiring Manager adds call length,</w:t>
+      </w:r>
+      <w:r>
+        <w:t xml:space="preserve"> </w:t>
+      </w:r>
+      <w:r>
+        <w:t xml:space="preserve">platform, and an interviewer list (bulk-paste or manual).</w:t>
+      </w:r>
+      <w:r>
+        <w:t xml:space="preserve"> </w:t>
+      </w:r>
+      <w:r>
+        <w:t xml:space="preserve">General/Other adds an interview-stage selector and its own separate</w:t>
+      </w:r>
+      <w:r>
+        <w:t xml:space="preserve"> </w:t>
+      </w:r>
+      <w:r>
+        <w:t xml:space="preserve">interviewer list.</w:t>
+      </w:r>
+    </w:p>
+    <w:bookmarkEnd w:id="65"/>
+    <w:bookmarkStart w:id="66" w:name="claude-settings-required-5"/>
     <w:p>
       <w:pPr>
         <w:pStyle w:val="Heading3"/>
@@ -2753,26 +5758,38 @@
       <w:pPr>
         <w:numPr>
           <w:ilvl w:val="0"/>
-          <w:numId w:val="1019"/>
-        </w:numPr>
-      </w:pPr>
-      <w:r>
-        <w:t xml:space="preserve">Web search — for company, interviewer, and (in Recruiter Screen mode) real salary market-data research</w:t>
-      </w:r>
-    </w:p>
-    <w:p>
-      <w:pPr>
-        <w:numPr>
-          <w:ilvl w:val="0"/>
-          <w:numId w:val="1019"/>
-        </w:numPr>
-      </w:pPr>
-      <w:r>
-        <w:t xml:space="preserve">Code execution and file creation — only if the Word document output format is chosen</w:t>
-      </w:r>
-    </w:p>
-    <w:bookmarkEnd w:id="59"/>
-    <w:bookmarkStart w:id="60" w:name="what-you-get-back-4"/>
+          <w:numId w:val="1022"/>
+        </w:numPr>
+      </w:pPr>
+      <w:r>
+        <w:t xml:space="preserve">Web search — for company, interviewer, and (in Recruiter Screen mode)</w:t>
+      </w:r>
+      <w:r>
+        <w:t xml:space="preserve"> </w:t>
+      </w:r>
+      <w:r>
+        <w:t xml:space="preserve">real salary market-data research</w:t>
+      </w:r>
+    </w:p>
+    <w:p>
+      <w:pPr>
+        <w:numPr>
+          <w:ilvl w:val="0"/>
+          <w:numId w:val="1022"/>
+        </w:numPr>
+      </w:pPr>
+      <w:r>
+        <w:t xml:space="preserve">Code execution and file creation — only if the Word document output</w:t>
+      </w:r>
+      <w:r>
+        <w:t xml:space="preserve"> </w:t>
+      </w:r>
+      <w:r>
+        <w:t xml:space="preserve">format is chosen</w:t>
+      </w:r>
+    </w:p>
+    <w:bookmarkEnd w:id="66"/>
+    <w:bookmarkStart w:id="67" w:name="what-you-get-back-5"/>
     <w:p>
       <w:pPr>
         <w:pStyle w:val="Heading3"/>
@@ -2786,11 +5803,23 @@
         <w:pStyle w:val="FirstParagraph"/>
       </w:pPr>
       <w:r>
-        <w:t xml:space="preserve">A structured prep guide matching whichever mode you picked, with a one-page Quick Reference summary at the top for skimming right before you walk in or join the call, and full detail below it.</w:t>
-      </w:r>
-    </w:p>
-    <w:bookmarkEnd w:id="60"/>
-    <w:bookmarkStart w:id="63" w:name="worth-knowing-4"/>
+        <w:t xml:space="preserve">A structured prep guide matching whichever mode you picked, with a</w:t>
+      </w:r>
+      <w:r>
+        <w:t xml:space="preserve"> </w:t>
+      </w:r>
+      <w:r>
+        <w:t xml:space="preserve">one-page Quick Reference summary at the top for skimming right before</w:t>
+      </w:r>
+      <w:r>
+        <w:t xml:space="preserve"> </w:t>
+      </w:r>
+      <w:r>
+        <w:t xml:space="preserve">you walk in or join the call, and full detail below it.</w:t>
+      </w:r>
+    </w:p>
+    <w:bookmarkEnd w:id="67"/>
+    <w:bookmarkStart w:id="70" w:name="worth-knowing-5"/>
     <w:p>
       <w:pPr>
         <w:pStyle w:val="Heading3"/>
@@ -2803,7 +5832,7 @@
       <w:pPr>
         <w:numPr>
           <w:ilvl w:val="0"/>
-          <w:numId w:val="1020"/>
+          <w:numId w:val="1023"/>
         </w:numPr>
       </w:pPr>
       <w:r>
@@ -2814,14 +5843,47 @@
         <w:t xml:space="preserve">Never a scripted answer.</w:t>
       </w:r>
       <w:r>
-        <w:t xml:space="preserve"> For behavioral questions, the guide points you to the specific resume bullet that’s your strongest match and prompts STAR structure — it does not write the story for you. Claude doesn’t know what actually happened in your work beyond what your resume states, and inventing specifics risks putting words in your mouth you’d have to walk back live.</w:t>
-      </w:r>
-    </w:p>
-    <w:p>
-      <w:pPr>
-        <w:numPr>
-          <w:ilvl w:val="0"/>
-          <w:numId w:val="1020"/>
+        <w:t xml:space="preserve"> </w:t>
+      </w:r>
+      <w:r>
+        <w:t xml:space="preserve">For behavioral questions, the guide</w:t>
+      </w:r>
+      <w:r>
+        <w:t xml:space="preserve"> </w:t>
+      </w:r>
+      <w:r>
+        <w:t xml:space="preserve">points you to the specific resume bullet that’s your strongest match</w:t>
+      </w:r>
+      <w:r>
+        <w:t xml:space="preserve"> </w:t>
+      </w:r>
+      <w:r>
+        <w:t xml:space="preserve">and prompts STAR structure — it does not write the story for you.</w:t>
+      </w:r>
+      <w:r>
+        <w:t xml:space="preserve"> </w:t>
+      </w:r>
+      <w:r>
+        <w:t xml:space="preserve">Claude doesn’t know what actually happened in your work beyond what</w:t>
+      </w:r>
+      <w:r>
+        <w:t xml:space="preserve"> </w:t>
+      </w:r>
+      <w:r>
+        <w:t xml:space="preserve">your resume states, and inventing specifics risks putting words in</w:t>
+      </w:r>
+      <w:r>
+        <w:t xml:space="preserve"> </w:t>
+      </w:r>
+      <w:r>
+        <w:t xml:space="preserve">your mouth you’d have to walk back live.</w:t>
+      </w:r>
+    </w:p>
+    <w:p>
+      <w:pPr>
+        <w:numPr>
+          <w:ilvl w:val="0"/>
+          <w:numId w:val="1023"/>
         </w:numPr>
       </w:pPr>
       <w:r>
@@ -2832,14 +5894,35 @@
         <w:t xml:space="preserve">Interviewer research stays evidence-based.</w:t>
       </w:r>
       <w:r>
-        <w:t xml:space="preserve"> If a named interviewer has little or no public footprint, the guide says so plainly and falls back to role-based prep instead of inventing a personality or interests to seem more personalized.</w:t>
-      </w:r>
-    </w:p>
-    <w:p>
-      <w:pPr>
-        <w:numPr>
-          <w:ilvl w:val="0"/>
-          <w:numId w:val="1020"/>
+        <w:t xml:space="preserve"> </w:t>
+      </w:r>
+      <w:r>
+        <w:t xml:space="preserve">If a named interviewer</w:t>
+      </w:r>
+      <w:r>
+        <w:t xml:space="preserve"> </w:t>
+      </w:r>
+      <w:r>
+        <w:t xml:space="preserve">has little or no public footprint, the guide says so plainly and falls</w:t>
+      </w:r>
+      <w:r>
+        <w:t xml:space="preserve"> </w:t>
+      </w:r>
+      <w:r>
+        <w:t xml:space="preserve">back to role-based prep instead of inventing a personality or</w:t>
+      </w:r>
+      <w:r>
+        <w:t xml:space="preserve"> </w:t>
+      </w:r>
+      <w:r>
+        <w:t xml:space="preserve">interests to seem more personalized.</w:t>
+      </w:r>
+    </w:p>
+    <w:p>
+      <w:pPr>
+        <w:numPr>
+          <w:ilvl w:val="0"/>
+          <w:numId w:val="1023"/>
         </w:numPr>
       </w:pPr>
       <w:r>
@@ -2850,14 +5933,23 @@
         <w:t xml:space="preserve">The salary question is grounded in real search, not a guess.</w:t>
       </w:r>
       <w:r>
-        <w:t xml:space="preserve"> Recruiter Screen mode requires actual market-data research (sources noted) rather than a number pulled from nowhere.</w:t>
-      </w:r>
-    </w:p>
-    <w:p>
-      <w:pPr>
-        <w:numPr>
-          <w:ilvl w:val="0"/>
-          <w:numId w:val="1020"/>
+        <w:t xml:space="preserve"> </w:t>
+      </w:r>
+      <w:r>
+        <w:t xml:space="preserve">Recruiter Screen mode requires actual market-data research (sources</w:t>
+      </w:r>
+      <w:r>
+        <w:t xml:space="preserve"> </w:t>
+      </w:r>
+      <w:r>
+        <w:t xml:space="preserve">noted) rather than a number pulled from nowhere.</w:t>
+      </w:r>
+    </w:p>
+    <w:p>
+      <w:pPr>
+        <w:numPr>
+          <w:ilvl w:val="0"/>
+          <w:numId w:val="1023"/>
         </w:numPr>
       </w:pPr>
       <w:r>
@@ -2868,18 +5960,90 @@
         <w:t xml:space="preserve">Sensitive personal facts stay yours to supply.</w:t>
       </w:r>
       <w:r>
-        <w:t xml:space="preserve"> The reason for a gap or departure, your notice period, work authorization status — the guide never invents these. Left blank, it gives general guidance on structure instead.</w:t>
-      </w:r>
-    </w:p>
-    <w:p>
-      <w:pPr>
-        <w:numPr>
-          <w:ilvl w:val="0"/>
-          <w:numId w:val="1020"/>
-        </w:numPr>
-      </w:pPr>
-      <w:r>
-        <w:t xml:space="preserve">Interviewer lists are tracked separately per mode — switching from Hiring Manager to General/Other (or back) won’t carry interviewers over between them, since they’re genuinely separate lists.</w:t>
+        <w:t xml:space="preserve"> </w:t>
+      </w:r>
+      <w:r>
+        <w:t xml:space="preserve">The reason for a</w:t>
+      </w:r>
+      <w:r>
+        <w:t xml:space="preserve"> </w:t>
+      </w:r>
+      <w:r>
+        <w:t xml:space="preserve">gap or departure, your notice period, work authorization status — the</w:t>
+      </w:r>
+      <w:r>
+        <w:t xml:space="preserve"> </w:t>
+      </w:r>
+      <w:r>
+        <w:t xml:space="preserve">guide never invents these. Left blank, it gives general guidance on</w:t>
+      </w:r>
+      <w:r>
+        <w:t xml:space="preserve"> </w:t>
+      </w:r>
+      <w:r>
+        <w:t xml:space="preserve">structure instead.</w:t>
+      </w:r>
+    </w:p>
+    <w:p>
+      <w:pPr>
+        <w:numPr>
+          <w:ilvl w:val="0"/>
+          <w:numId w:val="1023"/>
+        </w:numPr>
+      </w:pPr>
+      <w:r>
+        <w:rPr>
+          <w:bCs/>
+          <w:b/>
+        </w:rPr>
+        <w:t xml:space="preserve">Objection reframing stays honest, not spin.</w:t>
+      </w:r>
+      <w:r>
+        <w:t xml:space="preserve"> </w:t>
+      </w:r>
+      <w:r>
+        <w:t xml:space="preserve">Every reframe for a</w:t>
+      </w:r>
+      <w:r>
+        <w:t xml:space="preserve"> </w:t>
+      </w:r>
+      <w:r>
+        <w:t xml:space="preserve">named concern is grounded in something real from your resume — if a</w:t>
+      </w:r>
+      <w:r>
+        <w:t xml:space="preserve"> </w:t>
+      </w:r>
+      <w:r>
+        <w:t xml:space="preserve">concern genuinely doesn’t have a strong answer, the guide says so</w:t>
+      </w:r>
+      <w:r>
+        <w:t xml:space="preserve"> </w:t>
+      </w:r>
+      <w:r>
+        <w:t xml:space="preserve">rather than manufacturing one.</w:t>
+      </w:r>
+    </w:p>
+    <w:p>
+      <w:pPr>
+        <w:numPr>
+          <w:ilvl w:val="0"/>
+          <w:numId w:val="1023"/>
+        </w:numPr>
+      </w:pPr>
+      <w:r>
+        <w:t xml:space="preserve">Interviewer lists are tracked separately per mode — switching from</w:t>
+      </w:r>
+      <w:r>
+        <w:t xml:space="preserve"> </w:t>
+      </w:r>
+      <w:r>
+        <w:t xml:space="preserve">Hiring Manager to General/Other (or back) won’t carry interviewers</w:t>
+      </w:r>
+      <w:r>
+        <w:t xml:space="preserve"> </w:t>
+      </w:r>
+      <w:r>
+        <w:t xml:space="preserve">over between them, since they’re genuinely separate lists.</w:t>
       </w:r>
     </w:p>
     <w:p>
@@ -2896,11 +6060,10 @@
       <w:r>
         <w:t xml:space="preserve"> </w:t>
       </w:r>
-      <w:hyperlink r:id="rId61">
+      <w:hyperlink r:id="rId68">
         <w:r>
           <w:rPr>
             <w:rStyle w:val="Hyperlink"/>
-            <w:u w:val="single"/>
           </w:rPr>
           <w:t xml:space="preserve">https://tjackson8817.github.io/Interview-Prep-Guide-Builder/interview_prep_guide_builder.html</w:t>
         </w:r>
@@ -2920,19 +6083,18 @@
       <w:r>
         <w:t xml:space="preserve"> </w:t>
       </w:r>
-      <w:hyperlink r:id="rId62">
+      <w:hyperlink r:id="rId69">
         <w:r>
           <w:rPr>
             <w:rStyle w:val="Hyperlink"/>
-            <w:u w:val="single"/>
           </w:rPr>
           <w:t xml:space="preserve">https://github.com/tjackson8817/Interview-Prep-Guide-Builder/blob/main/Interview_Prep_Guide_Builder_User_Guide.md</w:t>
         </w:r>
       </w:hyperlink>
     </w:p>
-    <w:bookmarkEnd w:id="63"/>
-    <w:bookmarkEnd w:id="64"/>
-    <w:bookmarkStart w:id="72" w:name="salary-negotiator"/>
+    <w:bookmarkEnd w:id="70"/>
+    <w:bookmarkEnd w:id="71"/>
+    <w:bookmarkStart w:id="79" w:name="salary-negotiator"/>
     <w:p>
       <w:pPr>
         <w:pStyle w:val="Heading2"/>
@@ -2958,7 +6120,52 @@
         <w:pStyle w:val="BodyText"/>
       </w:pPr>
       <w:r>
-        <w:t xml:space="preserve">Turns a real offer, sourced market and company-specific compensation data, and your real qualifications into an actual negotiation plan and counter-offer draft — not generic “just ask for more” advice. The direct sequel to Interview Prep Guide Builder’s Recruiter Screen mode, which explicitly coaches you to state a range </w:t>
+        <w:t xml:space="preserve">Turns a real offer, sourced market and company-specific compensation</w:t>
+      </w:r>
+      <w:r>
+        <w:t xml:space="preserve"> </w:t>
+      </w:r>
+      <w:r>
+        <w:t xml:space="preserve">data, and your real qualifications into an actual negotiation plan and</w:t>
+      </w:r>
+      <w:r>
+        <w:t xml:space="preserve"> </w:t>
+      </w:r>
+      <w:r>
+        <w:t xml:space="preserve">counter-offer draft — not generic</w:t>
+      </w:r>
+      <w:r>
+        <w:t xml:space="preserve"> </w:t>
+      </w:r>
+      <w:r>
+        <w:t xml:space="preserve">“</w:t>
+      </w:r>
+      <w:r>
+        <w:t xml:space="preserve">just ask for more</w:t>
+      </w:r>
+      <w:r>
+        <w:t xml:space="preserve">”</w:t>
+      </w:r>
+      <w:r>
+        <w:t xml:space="preserve"> </w:t>
+      </w:r>
+      <w:r>
+        <w:t xml:space="preserve">advice. The direct</w:t>
+      </w:r>
+      <w:r>
+        <w:t xml:space="preserve"> </w:t>
+      </w:r>
+      <w:r>
+        <w:t xml:space="preserve">sequel to Interview Prep Guide Builder’s Recruiter Screen mode, which</w:t>
+      </w:r>
+      <w:r>
+        <w:t xml:space="preserve"> </w:t>
+      </w:r>
+      <w:r>
+        <w:t xml:space="preserve">explicitly coaches you to state a range</w:t>
+      </w:r>
+      <w:r>
+        <w:t xml:space="preserve"> </w:t>
       </w:r>
       <w:r>
         <w:rPr>
@@ -2968,10 +6175,19 @@
         <w:t xml:space="preserve">before</w:t>
       </w:r>
       <w:r>
-        <w:t xml:space="preserve"> an offer exists; this tool picks up once a real number is actually on the table.</w:t>
-      </w:r>
-    </w:p>
-    <w:bookmarkStart w:id="65" w:name="the-one-guardrail-that-matters-most"/>
+        <w:t xml:space="preserve"> </w:t>
+      </w:r>
+      <w:r>
+        <w:t xml:space="preserve">an offer exists; this</w:t>
+      </w:r>
+      <w:r>
+        <w:t xml:space="preserve"> </w:t>
+      </w:r>
+      <w:r>
+        <w:t xml:space="preserve">tool picks up once a real number is actually on the table.</w:t>
+      </w:r>
+    </w:p>
+    <w:bookmarkStart w:id="72" w:name="the-one-guardrail-that-matters-most"/>
     <w:p>
       <w:pPr>
         <w:pStyle w:val="Heading3"/>
@@ -2985,11 +6201,71 @@
         <w:pStyle w:val="FirstParagraph"/>
       </w:pPr>
       <w:r>
-        <w:t xml:space="preserve">Every tool in this family has a “don’t fabricate” rule. This one is built around the sharpest version of it: the tool never invents or exaggerates a competing offer. A fabricated story in a draft message is bad output you’d catch and fix. A fabricated competing offer used in an actual negotiation is a lie told to a real employer — one that can unravel and cost you the offer entirely. Leaving the competing-offer field blank is the honest, expected default, not a weaker use of the tool, and the guide will not imply one exists anywhere in its output.</w:t>
-      </w:r>
-    </w:p>
-    <w:bookmarkEnd w:id="65"/>
-    <w:bookmarkStart w:id="66" w:name="key-sections-options-5"/>
+        <w:t xml:space="preserve">Every tool in this family has a</w:t>
+      </w:r>
+      <w:r>
+        <w:t xml:space="preserve"> </w:t>
+      </w:r>
+      <w:r>
+        <w:t xml:space="preserve">“</w:t>
+      </w:r>
+      <w:r>
+        <w:t xml:space="preserve">don’t fabricate</w:t>
+      </w:r>
+      <w:r>
+        <w:t xml:space="preserve">”</w:t>
+      </w:r>
+      <w:r>
+        <w:t xml:space="preserve"> </w:t>
+      </w:r>
+      <w:r>
+        <w:t xml:space="preserve">rule. This one is</w:t>
+      </w:r>
+      <w:r>
+        <w:t xml:space="preserve"> </w:t>
+      </w:r>
+      <w:r>
+        <w:t xml:space="preserve">built around the sharpest version of it: the tool never invents or</w:t>
+      </w:r>
+      <w:r>
+        <w:t xml:space="preserve"> </w:t>
+      </w:r>
+      <w:r>
+        <w:t xml:space="preserve">exaggerates a competing offer. A fabricated story in a draft message is</w:t>
+      </w:r>
+      <w:r>
+        <w:t xml:space="preserve"> </w:t>
+      </w:r>
+      <w:r>
+        <w:t xml:space="preserve">bad output you’d catch and fix. A fabricated competing offer used in an</w:t>
+      </w:r>
+      <w:r>
+        <w:t xml:space="preserve"> </w:t>
+      </w:r>
+      <w:r>
+        <w:t xml:space="preserve">actual negotiation is a lie told to a real employer — one that can</w:t>
+      </w:r>
+      <w:r>
+        <w:t xml:space="preserve"> </w:t>
+      </w:r>
+      <w:r>
+        <w:t xml:space="preserve">unravel and cost you the offer entirely. Leaving the competing-offer</w:t>
+      </w:r>
+      <w:r>
+        <w:t xml:space="preserve"> </w:t>
+      </w:r>
+      <w:r>
+        <w:t xml:space="preserve">field blank is the honest, expected default, not a weaker use of the</w:t>
+      </w:r>
+      <w:r>
+        <w:t xml:space="preserve"> </w:t>
+      </w:r>
+      <w:r>
+        <w:t xml:space="preserve">tool, and the guide will not imply one exists anywhere in its output.</w:t>
+      </w:r>
+    </w:p>
+    <w:bookmarkEnd w:id="72"/>
+    <w:bookmarkStart w:id="73" w:name="key-sections-options-6"/>
     <w:p>
       <w:pPr>
         <w:pStyle w:val="Heading3"/>
@@ -3002,7 +6278,7 @@
       <w:pPr>
         <w:numPr>
           <w:ilvl w:val="0"/>
-          <w:numId w:val="1021"/>
+          <w:numId w:val="1024"/>
         </w:numPr>
       </w:pPr>
       <w:r>
@@ -3013,14 +6289,29 @@
         <w:t xml:space="preserve">The role, company, and location:</w:t>
       </w:r>
       <w:r>
-        <w:t xml:space="preserve"> location specifically grounds both the general market research and the company-specific research that follows.</w:t>
-      </w:r>
-    </w:p>
-    <w:p>
-      <w:pPr>
-        <w:numPr>
-          <w:ilvl w:val="0"/>
-          <w:numId w:val="1021"/>
+        <w:t xml:space="preserve"> </w:t>
+      </w:r>
+      <w:r>
+        <w:t xml:space="preserve">location specifically grounds</w:t>
+      </w:r>
+      <w:r>
+        <w:t xml:space="preserve"> </w:t>
+      </w:r>
+      <w:r>
+        <w:t xml:space="preserve">both the general market research and the company-specific research</w:t>
+      </w:r>
+      <w:r>
+        <w:t xml:space="preserve"> </w:t>
+      </w:r>
+      <w:r>
+        <w:t xml:space="preserve">that follows.</w:t>
+      </w:r>
+    </w:p>
+    <w:p>
+      <w:pPr>
+        <w:numPr>
+          <w:ilvl w:val="0"/>
+          <w:numId w:val="1024"/>
         </w:numPr>
       </w:pPr>
       <w:r>
@@ -3031,14 +6322,23 @@
         <w:t xml:space="preserve">Your resume:</w:t>
       </w:r>
       <w:r>
-        <w:t xml:space="preserve"> the only source the tool is allowed to draw from when identifying differentiators to justify going above the initial number.</w:t>
-      </w:r>
-    </w:p>
-    <w:p>
-      <w:pPr>
-        <w:numPr>
-          <w:ilvl w:val="0"/>
-          <w:numId w:val="1021"/>
+        <w:t xml:space="preserve"> </w:t>
+      </w:r>
+      <w:r>
+        <w:t xml:space="preserve">the only source the tool is allowed to draw from when</w:t>
+      </w:r>
+      <w:r>
+        <w:t xml:space="preserve"> </w:t>
+      </w:r>
+      <w:r>
+        <w:t xml:space="preserve">identifying differentiators to justify going above the initial number.</w:t>
+      </w:r>
+    </w:p>
+    <w:p>
+      <w:pPr>
+        <w:numPr>
+          <w:ilvl w:val="0"/>
+          <w:numId w:val="1024"/>
         </w:numPr>
       </w:pPr>
       <w:r>
@@ -3049,14 +6349,29 @@
         <w:t xml:space="preserve">The offer so far:</w:t>
       </w:r>
       <w:r>
-        <w:t xml:space="preserve"> paste or describe whatever you actually have — partial is fine, and the tool still produces useful research and differentiator sections even with nothing here yet.</w:t>
-      </w:r>
-    </w:p>
-    <w:p>
-      <w:pPr>
-        <w:numPr>
-          <w:ilvl w:val="0"/>
-          <w:numId w:val="1021"/>
+        <w:t xml:space="preserve"> </w:t>
+      </w:r>
+      <w:r>
+        <w:t xml:space="preserve">paste or describe whatever you actually have —</w:t>
+      </w:r>
+      <w:r>
+        <w:t xml:space="preserve"> </w:t>
+      </w:r>
+      <w:r>
+        <w:t xml:space="preserve">partial is fine, and the tool still produces useful research and</w:t>
+      </w:r>
+      <w:r>
+        <w:t xml:space="preserve"> </w:t>
+      </w:r>
+      <w:r>
+        <w:t xml:space="preserve">differentiator sections even with nothing here yet.</w:t>
+      </w:r>
+    </w:p>
+    <w:p>
+      <w:pPr>
+        <w:numPr>
+          <w:ilvl w:val="0"/>
+          <w:numId w:val="1024"/>
         </w:numPr>
       </w:pPr>
       <w:r>
@@ -3067,14 +6382,35 @@
         <w:t xml:space="preserve">Target number and priorities (optional):</w:t>
       </w:r>
       <w:r>
-        <w:t xml:space="preserve"> your walk-away number, plus what matters most to you beyond salary, which directly weights which levers the guide prioritizes if base salary itself turns out to be capped.</w:t>
-      </w:r>
-    </w:p>
-    <w:p>
-      <w:pPr>
-        <w:numPr>
-          <w:ilvl w:val="0"/>
-          <w:numId w:val="1021"/>
+        <w:t xml:space="preserve"> </w:t>
+      </w:r>
+      <w:r>
+        <w:t xml:space="preserve">your walk-away number,</w:t>
+      </w:r>
+      <w:r>
+        <w:t xml:space="preserve"> </w:t>
+      </w:r>
+      <w:r>
+        <w:t xml:space="preserve">plus what matters most to you beyond salary, which directly weights</w:t>
+      </w:r>
+      <w:r>
+        <w:t xml:space="preserve"> </w:t>
+      </w:r>
+      <w:r>
+        <w:t xml:space="preserve">which levers the guide prioritizes if base salary itself turns out to</w:t>
+      </w:r>
+      <w:r>
+        <w:t xml:space="preserve"> </w:t>
+      </w:r>
+      <w:r>
+        <w:t xml:space="preserve">be capped.</w:t>
+      </w:r>
+    </w:p>
+    <w:p>
+      <w:pPr>
+        <w:numPr>
+          <w:ilvl w:val="0"/>
+          <w:numId w:val="1024"/>
         </w:numPr>
       </w:pPr>
       <w:r>
@@ -3085,11 +6421,20 @@
         <w:t xml:space="preserve">Competing offer (optional):</w:t>
       </w:r>
       <w:r>
-        <w:t xml:space="preserve"> only fill this in if you actually have one, with real figures — see the guardrail above.</w:t>
-      </w:r>
-    </w:p>
-    <w:bookmarkEnd w:id="66"/>
-    <w:bookmarkStart w:id="67" w:name="claude-settings-required-5"/>
+        <w:t xml:space="preserve"> </w:t>
+      </w:r>
+      <w:r>
+        <w:t xml:space="preserve">only fill this in if you actually have</w:t>
+      </w:r>
+      <w:r>
+        <w:t xml:space="preserve"> </w:t>
+      </w:r>
+      <w:r>
+        <w:t xml:space="preserve">one, with real figures — see the guardrail above.</w:t>
+      </w:r>
+    </w:p>
+    <w:bookmarkEnd w:id="73"/>
+    <w:bookmarkStart w:id="74" w:name="claude-settings-required-6"/>
     <w:p>
       <w:pPr>
         <w:pStyle w:val="Heading3"/>
@@ -3102,26 +6447,38 @@
       <w:pPr>
         <w:numPr>
           <w:ilvl w:val="0"/>
-          <w:numId w:val="1022"/>
-        </w:numPr>
-      </w:pPr>
-      <w:r>
-        <w:t xml:space="preserve">Web search — for market compensation research and company-specific compensation research, both required for real, sourced data</w:t>
-      </w:r>
-    </w:p>
-    <w:p>
-      <w:pPr>
-        <w:numPr>
-          <w:ilvl w:val="0"/>
-          <w:numId w:val="1022"/>
-        </w:numPr>
-      </w:pPr>
-      <w:r>
-        <w:t xml:space="preserve">Code execution and file creation — only if the Word document output format is chosen</w:t>
-      </w:r>
-    </w:p>
-    <w:bookmarkEnd w:id="67"/>
-    <w:bookmarkStart w:id="68" w:name="what-you-get-back-5"/>
+          <w:numId w:val="1025"/>
+        </w:numPr>
+      </w:pPr>
+      <w:r>
+        <w:t xml:space="preserve">Web search — for market compensation research and company-specific</w:t>
+      </w:r>
+      <w:r>
+        <w:t xml:space="preserve"> </w:t>
+      </w:r>
+      <w:r>
+        <w:t xml:space="preserve">compensation research, both required for real, sourced data</w:t>
+      </w:r>
+    </w:p>
+    <w:p>
+      <w:pPr>
+        <w:numPr>
+          <w:ilvl w:val="0"/>
+          <w:numId w:val="1025"/>
+        </w:numPr>
+      </w:pPr>
+      <w:r>
+        <w:t xml:space="preserve">Code execution and file creation — only if the Word document output</w:t>
+      </w:r>
+      <w:r>
+        <w:t xml:space="preserve"> </w:t>
+      </w:r>
+      <w:r>
+        <w:t xml:space="preserve">format is chosen</w:t>
+      </w:r>
+    </w:p>
+    <w:bookmarkEnd w:id="74"/>
+    <w:bookmarkStart w:id="75" w:name="what-you-get-back-6"/>
     <w:p>
       <w:pPr>
         <w:pStyle w:val="Heading3"/>
@@ -3135,11 +6492,47 @@
         <w:pStyle w:val="FirstParagraph"/>
       </w:pPr>
       <w:r>
-        <w:t xml:space="preserve">An 8-section negotiation guide: a sourced market data snapshot, company-specific compensation research (honest when thin), a total compensation translation covering every offer component, your real differentiators, negotiation levers beyond base salary, 2-3 real framing options for the counter, a written counter-offer draft, and practical negotiation etiquette notes — with a one-page Quick Reference summary at the top.</w:t>
-      </w:r>
-    </w:p>
-    <w:bookmarkEnd w:id="68"/>
-    <w:bookmarkStart w:id="71" w:name="worth-knowing-5"/>
+        <w:t xml:space="preserve">An 8-section negotiation guide: a sourced market data snapshot,</w:t>
+      </w:r>
+      <w:r>
+        <w:t xml:space="preserve"> </w:t>
+      </w:r>
+      <w:r>
+        <w:t xml:space="preserve">company-specific compensation research (honest when thin), a total</w:t>
+      </w:r>
+      <w:r>
+        <w:t xml:space="preserve"> </w:t>
+      </w:r>
+      <w:r>
+        <w:t xml:space="preserve">compensation translation covering every offer component, your real</w:t>
+      </w:r>
+      <w:r>
+        <w:t xml:space="preserve"> </w:t>
+      </w:r>
+      <w:r>
+        <w:t xml:space="preserve">differentiators, negotiation levers beyond base salary, 2-3 real framing</w:t>
+      </w:r>
+      <w:r>
+        <w:t xml:space="preserve"> </w:t>
+      </w:r>
+      <w:r>
+        <w:t xml:space="preserve">options for the counter, a written counter-offer draft, and practical</w:t>
+      </w:r>
+      <w:r>
+        <w:t xml:space="preserve"> </w:t>
+      </w:r>
+      <w:r>
+        <w:t xml:space="preserve">negotiation etiquette notes — with a one-page Quick Reference summary at</w:t>
+      </w:r>
+      <w:r>
+        <w:t xml:space="preserve"> </w:t>
+      </w:r>
+      <w:r>
+        <w:t xml:space="preserve">the top.</w:t>
+      </w:r>
+    </w:p>
+    <w:bookmarkEnd w:id="75"/>
+    <w:bookmarkStart w:id="78" w:name="worth-knowing-6"/>
     <w:p>
       <w:pPr>
         <w:pStyle w:val="Heading3"/>
@@ -3152,33 +6545,69 @@
       <w:pPr>
         <w:numPr>
           <w:ilvl w:val="0"/>
-          <w:numId w:val="1023"/>
-        </w:numPr>
-      </w:pPr>
-      <w:r>
-        <w:t xml:space="preserve">Every dollar figure and source the guide cites is expected to come from real search results, both for general market data and for the company-specific research — never a guessed number presented as if it were sourced.</w:t>
-      </w:r>
-    </w:p>
-    <w:p>
-      <w:pPr>
-        <w:numPr>
-          <w:ilvl w:val="0"/>
-          <w:numId w:val="1023"/>
-        </w:numPr>
-      </w:pPr>
-      <w:r>
-        <w:t xml:space="preserve">The total-compensation comparison against a competing offer only happens if you actually provided one — it never appears otherwise.</w:t>
-      </w:r>
-    </w:p>
-    <w:p>
-      <w:pPr>
-        <w:numPr>
-          <w:ilvl w:val="0"/>
-          <w:numId w:val="1023"/>
-        </w:numPr>
-      </w:pPr>
-      <w:r>
-        <w:t xml:space="preserve">Differentiators are pulled only from what’s actually documented in your resume, the same grounding standard the rest of this family holds to.</w:t>
+          <w:numId w:val="1026"/>
+        </w:numPr>
+      </w:pPr>
+      <w:r>
+        <w:t xml:space="preserve">Every dollar figure and source the guide cites is expected to come</w:t>
+      </w:r>
+      <w:r>
+        <w:t xml:space="preserve"> </w:t>
+      </w:r>
+      <w:r>
+        <w:t xml:space="preserve">from real search results, both for general market data and for the</w:t>
+      </w:r>
+      <w:r>
+        <w:t xml:space="preserve"> </w:t>
+      </w:r>
+      <w:r>
+        <w:t xml:space="preserve">company-specific research — never a guessed number presented as if it</w:t>
+      </w:r>
+      <w:r>
+        <w:t xml:space="preserve"> </w:t>
+      </w:r>
+      <w:r>
+        <w:t xml:space="preserve">were sourced.</w:t>
+      </w:r>
+    </w:p>
+    <w:p>
+      <w:pPr>
+        <w:numPr>
+          <w:ilvl w:val="0"/>
+          <w:numId w:val="1026"/>
+        </w:numPr>
+      </w:pPr>
+      <w:r>
+        <w:t xml:space="preserve">The total-compensation comparison against a competing offer only</w:t>
+      </w:r>
+      <w:r>
+        <w:t xml:space="preserve"> </w:t>
+      </w:r>
+      <w:r>
+        <w:t xml:space="preserve">happens if you actually provided one — it never appears otherwise.</w:t>
+      </w:r>
+    </w:p>
+    <w:p>
+      <w:pPr>
+        <w:numPr>
+          <w:ilvl w:val="0"/>
+          <w:numId w:val="1026"/>
+        </w:numPr>
+      </w:pPr>
+      <w:r>
+        <w:t xml:space="preserve">Differentiators are pulled only from what’s actually documented in</w:t>
+      </w:r>
+      <w:r>
+        <w:t xml:space="preserve"> </w:t>
+      </w:r>
+      <w:r>
+        <w:t xml:space="preserve">your resume, the same grounding standard the rest of this family holds</w:t>
+      </w:r>
+      <w:r>
+        <w:t xml:space="preserve"> </w:t>
+      </w:r>
+      <w:r>
+        <w:t xml:space="preserve">to.</w:t>
       </w:r>
     </w:p>
     <w:p>
@@ -3195,11 +6624,10 @@
       <w:r>
         <w:t xml:space="preserve"> </w:t>
       </w:r>
-      <w:hyperlink r:id="rId69">
+      <w:hyperlink r:id="rId76">
         <w:r>
           <w:rPr>
             <w:rStyle w:val="Hyperlink"/>
-            <w:u w:val="single"/>
           </w:rPr>
           <w:t xml:space="preserve">https://tjackson8817.github.io/Salary-Negotiator/salary_negotiator.html</w:t>
         </w:r>
@@ -3219,19 +6647,18 @@
       <w:r>
         <w:t xml:space="preserve"> </w:t>
       </w:r>
-      <w:hyperlink r:id="rId70">
+      <w:hyperlink r:id="rId77">
         <w:r>
           <w:rPr>
             <w:rStyle w:val="Hyperlink"/>
-            <w:u w:val="single"/>
           </w:rPr>
           <w:t xml:space="preserve">https://github.com/tjackson8817/Salary-Negotiator/blob/main/Salary_Negotiator_User_Guide.md</w:t>
         </w:r>
       </w:hyperlink>
     </w:p>
-    <w:bookmarkEnd w:id="71"/>
-    <w:bookmarkEnd w:id="72"/>
-    <w:bookmarkStart w:id="79" w:name="linkedin-article-share-builder"/>
+    <w:bookmarkEnd w:id="78"/>
+    <w:bookmarkEnd w:id="79"/>
+    <w:bookmarkStart w:id="86" w:name="linkedin-article-share-builder"/>
     <w:p>
       <w:pPr>
         <w:pStyle w:val="Heading2"/>
@@ -3257,10 +6684,28 @@
         <w:pStyle w:val="BodyText"/>
       </w:pPr>
       <w:r>
-        <w:t xml:space="preserve">Finds the 5 most on-brand, recent, real articles worth sharing — ranked automatically against your actual brand keywords — then drafts the post for whichever one you pick, and optionally builds matching artwork. Useful whether or not you’re actively job hunting.</w:t>
-      </w:r>
-    </w:p>
-    <w:bookmarkStart w:id="73" w:name="key-sections-options-6"/>
+        <w:t xml:space="preserve">Finds the 5 most on-brand, recent, real articles worth sharing — ranked</w:t>
+      </w:r>
+      <w:r>
+        <w:t xml:space="preserve"> </w:t>
+      </w:r>
+      <w:r>
+        <w:t xml:space="preserve">automatically against your actual brand keywords — then drafts the post</w:t>
+      </w:r>
+      <w:r>
+        <w:t xml:space="preserve"> </w:t>
+      </w:r>
+      <w:r>
+        <w:t xml:space="preserve">for whichever one you pick, and optionally builds matching artwork.</w:t>
+      </w:r>
+      <w:r>
+        <w:t xml:space="preserve"> </w:t>
+      </w:r>
+      <w:r>
+        <w:t xml:space="preserve">Useful whether or not you’re actively job hunting.</w:t>
+      </w:r>
+    </w:p>
+    <w:bookmarkStart w:id="80" w:name="key-sections-options-7"/>
     <w:p>
       <w:pPr>
         <w:pStyle w:val="Heading3"/>
@@ -3273,25 +6718,105 @@
       <w:pPr>
         <w:numPr>
           <w:ilvl w:val="0"/>
-          <w:numId w:val="1024"/>
-        </w:numPr>
-      </w:pPr>
-      <w:r>
-        <w:rPr>
-          <w:bCs/>
-          <w:b/>
-        </w:rPr>
-        <w:t xml:space="preserve">What counts as "on-brand":</w:t>
-      </w:r>
-      <w:r>
-        <w:t xml:space="preserve"> your brand keywords/topics (the field that makes "impactful" mean something specific to you, not generic trending news), a recency window (24 hours to a week), optional audience, source guidance, and what you’ve already covered recently so the run doesn’t repeat itself.</w:t>
-      </w:r>
-    </w:p>
-    <w:p>
-      <w:pPr>
-        <w:numPr>
-          <w:ilvl w:val="0"/>
-          <w:numId w:val="1024"/>
+          <w:numId w:val="1027"/>
+        </w:numPr>
+      </w:pPr>
+      <w:r>
+        <w:rPr>
+          <w:bCs/>
+          <w:b/>
+        </w:rPr>
+        <w:t xml:space="preserve">What counts as</w:t>
+      </w:r>
+      <w:r>
+        <w:rPr>
+          <w:bCs/>
+          <w:b/>
+        </w:rPr>
+        <w:t xml:space="preserve"> </w:t>
+      </w:r>
+      <w:r>
+        <w:rPr>
+          <w:bCs/>
+          <w:b/>
+        </w:rPr>
+        <w:t xml:space="preserve">“</w:t>
+      </w:r>
+      <w:r>
+        <w:rPr>
+          <w:bCs/>
+          <w:b/>
+        </w:rPr>
+        <w:t xml:space="preserve">on-brand</w:t>
+      </w:r>
+      <w:r>
+        <w:rPr>
+          <w:bCs/>
+          <w:b/>
+        </w:rPr>
+        <w:t xml:space="preserve">”</w:t>
+      </w:r>
+      <w:r>
+        <w:rPr>
+          <w:bCs/>
+          <w:b/>
+        </w:rPr>
+        <w:t xml:space="preserve">:</w:t>
+      </w:r>
+      <w:r>
+        <w:t xml:space="preserve"> </w:t>
+      </w:r>
+      <w:r>
+        <w:t xml:space="preserve">your brand keywords/topics (the field</w:t>
+      </w:r>
+      <w:r>
+        <w:t xml:space="preserve"> </w:t>
+      </w:r>
+      <w:r>
+        <w:t xml:space="preserve">that makes</w:t>
+      </w:r>
+      <w:r>
+        <w:t xml:space="preserve"> </w:t>
+      </w:r>
+      <w:r>
+        <w:t xml:space="preserve">“</w:t>
+      </w:r>
+      <w:r>
+        <w:t xml:space="preserve">impactful</w:t>
+      </w:r>
+      <w:r>
+        <w:t xml:space="preserve">”</w:t>
+      </w:r>
+      <w:r>
+        <w:t xml:space="preserve"> </w:t>
+      </w:r>
+      <w:r>
+        <w:t xml:space="preserve">mean something specific to you, not generic</w:t>
+      </w:r>
+      <w:r>
+        <w:t xml:space="preserve"> </w:t>
+      </w:r>
+      <w:r>
+        <w:t xml:space="preserve">trending news), a recency window (24 hours to a week), optional</w:t>
+      </w:r>
+      <w:r>
+        <w:t xml:space="preserve"> </w:t>
+      </w:r>
+      <w:r>
+        <w:t xml:space="preserve">audience, source guidance, and what you’ve already covered recently so</w:t>
+      </w:r>
+      <w:r>
+        <w:t xml:space="preserve"> </w:t>
+      </w:r>
+      <w:r>
+        <w:t xml:space="preserve">the run doesn’t repeat itself.</w:t>
+      </w:r>
+    </w:p>
+    <w:p>
+      <w:pPr>
+        <w:numPr>
+          <w:ilvl w:val="0"/>
+          <w:numId w:val="1027"/>
         </w:numPr>
       </w:pPr>
       <w:r>
@@ -3302,14 +6827,44 @@
         <w:t xml:space="preserve">Your brand identity:</w:t>
       </w:r>
       <w:r>
-        <w:t xml:space="preserve"> set once and reused every time — your name, tagline, and an optional eyebrow line (defaults to "WORTH YOUR ATTENTION").</w:t>
-      </w:r>
-    </w:p>
-    <w:p>
-      <w:pPr>
-        <w:numPr>
-          <w:ilvl w:val="0"/>
-          <w:numId w:val="1024"/>
+        <w:t xml:space="preserve"> </w:t>
+      </w:r>
+      <w:r>
+        <w:t xml:space="preserve">set once and reused every time — your name,</w:t>
+      </w:r>
+      <w:r>
+        <w:t xml:space="preserve"> </w:t>
+      </w:r>
+      <w:r>
+        <w:t xml:space="preserve">tagline, and an optional eyebrow line (defaults to</w:t>
+      </w:r>
+      <w:r>
+        <w:t xml:space="preserve"> </w:t>
+      </w:r>
+      <w:r>
+        <w:t xml:space="preserve">“</w:t>
+      </w:r>
+      <w:r>
+        <w:t xml:space="preserve">WORTH YOUR</w:t>
+      </w:r>
+      <w:r>
+        <w:t xml:space="preserve"> </w:t>
+      </w:r>
+      <w:r>
+        <w:t xml:space="preserve">ATTENTION</w:t>
+      </w:r>
+      <w:r>
+        <w:t xml:space="preserve">”</w:t>
+      </w:r>
+      <w:r>
+        <w:t xml:space="preserve">).</w:t>
+      </w:r>
+    </w:p>
+    <w:p>
+      <w:pPr>
+        <w:numPr>
+          <w:ilvl w:val="0"/>
+          <w:numId w:val="1027"/>
         </w:numPr>
       </w:pPr>
       <w:r>
@@ -3320,11 +6875,44 @@
         <w:t xml:space="preserve">Options:</w:t>
       </w:r>
       <w:r>
-        <w:t xml:space="preserve"> generate artwork (a 1200×630 .png built with Python’s Pillow library, matching a consistent visual template — Claude-only, since most other AI tools have no equivalent way to execute this from a pasted prompt), generate hashtags, and whether to end the post with a genuine question (off by default, since overusing it starts to read as engagement-bait).</w:t>
-      </w:r>
-    </w:p>
-    <w:bookmarkEnd w:id="73"/>
-    <w:bookmarkStart w:id="74" w:name="claude-settings-required-6"/>
+        <w:t xml:space="preserve"> </w:t>
+      </w:r>
+      <w:r>
+        <w:t xml:space="preserve">generate artwork (a 1200×630 .png built with Python’s</w:t>
+      </w:r>
+      <w:r>
+        <w:t xml:space="preserve"> </w:t>
+      </w:r>
+      <w:r>
+        <w:t xml:space="preserve">Pillow library, matching a consistent visual template — Claude-only,</w:t>
+      </w:r>
+      <w:r>
+        <w:t xml:space="preserve"> </w:t>
+      </w:r>
+      <w:r>
+        <w:t xml:space="preserve">since most other AI tools have no equivalent way to execute this from</w:t>
+      </w:r>
+      <w:r>
+        <w:t xml:space="preserve"> </w:t>
+      </w:r>
+      <w:r>
+        <w:t xml:space="preserve">a pasted prompt), generate hashtags, and whether to end the post with</w:t>
+      </w:r>
+      <w:r>
+        <w:t xml:space="preserve"> </w:t>
+      </w:r>
+      <w:r>
+        <w:t xml:space="preserve">a genuine question (off by default, since overusing it starts to read</w:t>
+      </w:r>
+      <w:r>
+        <w:t xml:space="preserve"> </w:t>
+      </w:r>
+      <w:r>
+        <w:t xml:space="preserve">as engagement-bait).</w:t>
+      </w:r>
+    </w:p>
+    <w:bookmarkEnd w:id="80"/>
+    <w:bookmarkStart w:id="81" w:name="claude-settings-required-7"/>
     <w:p>
       <w:pPr>
         <w:pStyle w:val="Heading3"/>
@@ -3337,7 +6925,7 @@
       <w:pPr>
         <w:numPr>
           <w:ilvl w:val="0"/>
-          <w:numId w:val="1025"/>
+          <w:numId w:val="1028"/>
         </w:numPr>
       </w:pPr>
       <w:r>
@@ -3348,15 +6936,15 @@
       <w:pPr>
         <w:numPr>
           <w:ilvl w:val="0"/>
-          <w:numId w:val="1025"/>
+          <w:numId w:val="1028"/>
         </w:numPr>
       </w:pPr>
       <w:r>
         <w:t xml:space="preserve">Code execution and file creation — only if artwork generation is on</w:t>
       </w:r>
     </w:p>
-    <w:bookmarkEnd w:id="74"/>
-    <w:bookmarkStart w:id="75" w:name="what-you-get-back-6"/>
+    <w:bookmarkEnd w:id="81"/>
+    <w:bookmarkStart w:id="82" w:name="what-you-get-back-7"/>
     <w:p>
       <w:pPr>
         <w:pStyle w:val="Heading3"/>
@@ -3370,11 +6958,35 @@
         <w:pStyle w:val="FirstParagraph"/>
       </w:pPr>
       <w:r>
-        <w:t xml:space="preserve">Step 1: the top 5 ranked candidates, each with context (headline, source, free-to-read status, why it ranked here) plus a ready-to-copy block (URL, summary, hashtags). Step 2, once you pick one: the actual LinkedIn post, plain text, no markdown. Step 3 (optional): a real downloadable .png, not just a description of one.</w:t>
-      </w:r>
-    </w:p>
-    <w:bookmarkEnd w:id="75"/>
-    <w:bookmarkStart w:id="78" w:name="worth-knowing-6"/>
+        <w:t xml:space="preserve">Step 1: the top 5 ranked candidates, each with context (headline,</w:t>
+      </w:r>
+      <w:r>
+        <w:t xml:space="preserve"> </w:t>
+      </w:r>
+      <w:r>
+        <w:t xml:space="preserve">source, free-to-read status, why it ranked here) plus a ready-to-copy</w:t>
+      </w:r>
+      <w:r>
+        <w:t xml:space="preserve"> </w:t>
+      </w:r>
+      <w:r>
+        <w:t xml:space="preserve">block (URL, summary, hashtags). Step 2, once you pick one: the actual</w:t>
+      </w:r>
+      <w:r>
+        <w:t xml:space="preserve"> </w:t>
+      </w:r>
+      <w:r>
+        <w:t xml:space="preserve">LinkedIn post, plain text, no markdown. Step 3 (optional): a real</w:t>
+      </w:r>
+      <w:r>
+        <w:t xml:space="preserve"> </w:t>
+      </w:r>
+      <w:r>
+        <w:t xml:space="preserve">downloadable .png, not just a description of one.</w:t>
+      </w:r>
+    </w:p>
+    <w:bookmarkEnd w:id="82"/>
+    <w:bookmarkStart w:id="85" w:name="worth-knowing-7"/>
     <w:p>
       <w:pPr>
         <w:pStyle w:val="Heading3"/>
@@ -3387,33 +6999,93 @@
       <w:pPr>
         <w:numPr>
           <w:ilvl w:val="0"/>
-          <w:numId w:val="1026"/>
-        </w:numPr>
-      </w:pPr>
-      <w:r>
-        <w:t xml:space="preserve">Built-in honesty guardrails are non-optional: only real, verifiable articles with real URLs, every summary written fresh in Claude’s own words (never copied from source), and an honest "fewer than 5 today" if genuinely on-brand, free-to-read articles are thin.</w:t>
-      </w:r>
-    </w:p>
-    <w:p>
-      <w:pPr>
-        <w:numPr>
-          <w:ilvl w:val="0"/>
-          <w:numId w:val="1026"/>
-        </w:numPr>
-      </w:pPr>
-      <w:r>
-        <w:t xml:space="preserve">No markdown formatting anywhere in the output — LinkedIn doesn’t render it, so asterisks or pound signs would show up as literal stray characters.</w:t>
-      </w:r>
-    </w:p>
-    <w:p>
-      <w:pPr>
-        <w:numPr>
-          <w:ilvl w:val="0"/>
-          <w:numId w:val="1026"/>
-        </w:numPr>
-      </w:pPr>
-      <w:r>
-        <w:t xml:space="preserve">Artwork generation only works in Claude itself — pasting the prompt into ChatGPT or another tool will not produce an image, regardless of wording, since the instruction depends on Claude’s code execution environment specifically.</w:t>
+          <w:numId w:val="1029"/>
+        </w:numPr>
+      </w:pPr>
+      <w:r>
+        <w:t xml:space="preserve">Built-in honesty guardrails are non-optional: only real, verifiable</w:t>
+      </w:r>
+      <w:r>
+        <w:t xml:space="preserve"> </w:t>
+      </w:r>
+      <w:r>
+        <w:t xml:space="preserve">articles with real URLs, every summary written fresh in Claude’s own</w:t>
+      </w:r>
+      <w:r>
+        <w:t xml:space="preserve"> </w:t>
+      </w:r>
+      <w:r>
+        <w:t xml:space="preserve">words (never copied from source), and an honest</w:t>
+      </w:r>
+      <w:r>
+        <w:t xml:space="preserve"> </w:t>
+      </w:r>
+      <w:r>
+        <w:t xml:space="preserve">“</w:t>
+      </w:r>
+      <w:r>
+        <w:t xml:space="preserve">fewer than 5 today</w:t>
+      </w:r>
+      <w:r>
+        <w:t xml:space="preserve">”</w:t>
+      </w:r>
+      <w:r>
+        <w:t xml:space="preserve"> </w:t>
+      </w:r>
+      <w:r>
+        <w:t xml:space="preserve">if genuinely on-brand, free-to-read articles are thin.</w:t>
+      </w:r>
+    </w:p>
+    <w:p>
+      <w:pPr>
+        <w:numPr>
+          <w:ilvl w:val="0"/>
+          <w:numId w:val="1029"/>
+        </w:numPr>
+      </w:pPr>
+      <w:r>
+        <w:t xml:space="preserve">No markdown formatting anywhere in the output — LinkedIn doesn’t</w:t>
+      </w:r>
+      <w:r>
+        <w:t xml:space="preserve"> </w:t>
+      </w:r>
+      <w:r>
+        <w:t xml:space="preserve">render it, so asterisks or pound signs would show up as literal stray</w:t>
+      </w:r>
+      <w:r>
+        <w:t xml:space="preserve"> </w:t>
+      </w:r>
+      <w:r>
+        <w:t xml:space="preserve">characters.</w:t>
+      </w:r>
+    </w:p>
+    <w:p>
+      <w:pPr>
+        <w:numPr>
+          <w:ilvl w:val="0"/>
+          <w:numId w:val="1029"/>
+        </w:numPr>
+      </w:pPr>
+      <w:r>
+        <w:t xml:space="preserve">Artwork generation only works in Claude itself — pasting the prompt</w:t>
+      </w:r>
+      <w:r>
+        <w:t xml:space="preserve"> </w:t>
+      </w:r>
+      <w:r>
+        <w:t xml:space="preserve">into ChatGPT or another tool will not produce an image, regardless of</w:t>
+      </w:r>
+      <w:r>
+        <w:t xml:space="preserve"> </w:t>
+      </w:r>
+      <w:r>
+        <w:t xml:space="preserve">wording, since the instruction depends on Claude’s code execution</w:t>
+      </w:r>
+      <w:r>
+        <w:t xml:space="preserve"> </w:t>
+      </w:r>
+      <w:r>
+        <w:t xml:space="preserve">environment specifically.</w:t>
       </w:r>
     </w:p>
     <w:p>
@@ -3430,11 +7102,10 @@
       <w:r>
         <w:t xml:space="preserve"> </w:t>
       </w:r>
-      <w:hyperlink r:id="rId76">
+      <w:hyperlink r:id="rId83">
         <w:r>
           <w:rPr>
             <w:rStyle w:val="Hyperlink"/>
-            <w:u w:val="single"/>
           </w:rPr>
           <w:t xml:space="preserve">https://tjackson8817.github.io/LinkedIN-Article-Share/linkedin_article_share.html</w:t>
         </w:r>
@@ -3454,19 +7125,18 @@
       <w:r>
         <w:t xml:space="preserve"> </w:t>
       </w:r>
-      <w:hyperlink r:id="rId77">
+      <w:hyperlink r:id="rId84">
         <w:r>
           <w:rPr>
             <w:rStyle w:val="Hyperlink"/>
-            <w:u w:val="single"/>
           </w:rPr>
           <w:t xml:space="preserve">https://github.com/tjackson8817/LinkedIN-Article-Share/blob/main/LinkedIn_Article_Share_User_Guide.md</w:t>
         </w:r>
       </w:hyperlink>
     </w:p>
-    <w:bookmarkEnd w:id="78"/>
-    <w:bookmarkEnd w:id="79"/>
-    <w:bookmarkStart w:id="86" w:name="Xdb791a239ca1dfa29e68aea55f214bf433e0789"/>
+    <w:bookmarkEnd w:id="85"/>
+    <w:bookmarkEnd w:id="86"/>
+    <w:bookmarkStart w:id="93" w:name="Xdb791a239ca1dfa29e68aea55f214bf433e0789"/>
     <w:p>
       <w:pPr>
         <w:pStyle w:val="Heading2"/>
@@ -3492,7 +7162,49 @@
         <w:pStyle w:val="BodyText"/>
       </w:pPr>
       <w:r>
-        <w:t xml:space="preserve">Screens either a suspicious recruiter message OR a job posting — pick the mode at the top of the page — against known scam patterns entirely in your browser — no prompt, no Claude conversation, finished result immediately. Flags both what’s present (scammy phrasing, off-platform pushes, upfront fee requests) and what’s missing (no company named, no job title mentioned, no responsibilities described), since the latter catches vague pitches and templated listings that avoid obviously scammy language altogether.</w:t>
+        <w:t xml:space="preserve">Screens either a suspicious recruiter message OR a job posting — pick</w:t>
+      </w:r>
+      <w:r>
+        <w:t xml:space="preserve"> </w:t>
+      </w:r>
+      <w:r>
+        <w:t xml:space="preserve">the mode at the top of the page — against known scam patterns entirely</w:t>
+      </w:r>
+      <w:r>
+        <w:t xml:space="preserve"> </w:t>
+      </w:r>
+      <w:r>
+        <w:t xml:space="preserve">in your browser — no prompt, no Claude conversation, finished result</w:t>
+      </w:r>
+      <w:r>
+        <w:t xml:space="preserve"> </w:t>
+      </w:r>
+      <w:r>
+        <w:t xml:space="preserve">immediately. Flags both what’s present (scammy phrasing, off-platform</w:t>
+      </w:r>
+      <w:r>
+        <w:t xml:space="preserve"> </w:t>
+      </w:r>
+      <w:r>
+        <w:t xml:space="preserve">pushes, upfront fee requests) and what’s missing (no company named, no</w:t>
+      </w:r>
+      <w:r>
+        <w:t xml:space="preserve"> </w:t>
+      </w:r>
+      <w:r>
+        <w:t xml:space="preserve">job title mentioned, no responsibilities described), since the latter</w:t>
+      </w:r>
+      <w:r>
+        <w:t xml:space="preserve"> </w:t>
+      </w:r>
+      <w:r>
+        <w:t xml:space="preserve">catches vague pitches and templated listings that avoid obviously scammy</w:t>
+      </w:r>
+      <w:r>
+        <w:t xml:space="preserve"> </w:t>
+      </w:r>
+      <w:r>
+        <w:t xml:space="preserve">language altogether.</w:t>
       </w:r>
     </w:p>
     <w:p>
@@ -3504,10 +7216,38 @@
           <w:iCs/>
           <w:i/>
         </w:rPr>
-        <w:t xml:space="preserve">This is the one tool in the suite that doesn’t use the paste-a-prompt pattern described in Getting Started — it’s a self-contained scanner, not a prompt generator.</w:t>
-      </w:r>
-    </w:p>
-    <w:bookmarkStart w:id="80" w:name="key-sections-options-7"/>
+        <w:t xml:space="preserve">This is the one tool in the suite that doesn’t use the paste-a-prompt</w:t>
+      </w:r>
+      <w:r>
+        <w:rPr>
+          <w:iCs/>
+          <w:i/>
+        </w:rPr>
+        <w:t xml:space="preserve"> </w:t>
+      </w:r>
+      <w:r>
+        <w:rPr>
+          <w:iCs/>
+          <w:i/>
+        </w:rPr>
+        <w:t xml:space="preserve">pattern described in Getting Started — it’s a self-contained scanner,</w:t>
+      </w:r>
+      <w:r>
+        <w:rPr>
+          <w:iCs/>
+          <w:i/>
+        </w:rPr>
+        <w:t xml:space="preserve"> </w:t>
+      </w:r>
+      <w:r>
+        <w:rPr>
+          <w:iCs/>
+          <w:i/>
+        </w:rPr>
+        <w:t xml:space="preserve">not a prompt generator.</w:t>
+      </w:r>
+    </w:p>
+    <w:bookmarkStart w:id="87" w:name="key-sections-options-8"/>
     <w:p>
       <w:pPr>
         <w:pStyle w:val="Heading3"/>
@@ -3520,7 +7260,7 @@
       <w:pPr>
         <w:numPr>
           <w:ilvl w:val="0"/>
-          <w:numId w:val="1027"/>
+          <w:numId w:val="1030"/>
         </w:numPr>
       </w:pPr>
       <w:r>
@@ -3531,14 +7271,71 @@
         <w:t xml:space="preserve">Mode toggle:</w:t>
       </w:r>
       <w:r>
-        <w:t xml:space="preserve"> "Recruiter Message" or "Job Posting" — switches the entire input panel, checklist, and pattern library. These check genuinely different things (a message’s sender vs. a posting’s own legitimacy), so each mode has its own full field set rather than a handful of shared fields with the rest bolted on.</w:t>
-      </w:r>
-    </w:p>
-    <w:p>
-      <w:pPr>
-        <w:numPr>
-          <w:ilvl w:val="0"/>
-          <w:numId w:val="1027"/>
+        <w:t xml:space="preserve"> </w:t>
+      </w:r>
+      <w:r>
+        <w:t xml:space="preserve">“</w:t>
+      </w:r>
+      <w:r>
+        <w:t xml:space="preserve">Recruiter Message</w:t>
+      </w:r>
+      <w:r>
+        <w:t xml:space="preserve">”</w:t>
+      </w:r>
+      <w:r>
+        <w:t xml:space="preserve"> </w:t>
+      </w:r>
+      <w:r>
+        <w:t xml:space="preserve">or</w:t>
+      </w:r>
+      <w:r>
+        <w:t xml:space="preserve"> </w:t>
+      </w:r>
+      <w:r>
+        <w:t xml:space="preserve">“</w:t>
+      </w:r>
+      <w:r>
+        <w:t xml:space="preserve">Job Posting</w:t>
+      </w:r>
+      <w:r>
+        <w:t xml:space="preserve">”</w:t>
+      </w:r>
+      <w:r>
+        <w:t xml:space="preserve"> </w:t>
+      </w:r>
+      <w:r>
+        <w:t xml:space="preserve">— switches the</w:t>
+      </w:r>
+      <w:r>
+        <w:t xml:space="preserve"> </w:t>
+      </w:r>
+      <w:r>
+        <w:t xml:space="preserve">entire input panel, checklist, and pattern library. These check</w:t>
+      </w:r>
+      <w:r>
+        <w:t xml:space="preserve"> </w:t>
+      </w:r>
+      <w:r>
+        <w:t xml:space="preserve">genuinely different things (a message’s sender vs. a posting’s own</w:t>
+      </w:r>
+      <w:r>
+        <w:t xml:space="preserve"> </w:t>
+      </w:r>
+      <w:r>
+        <w:t xml:space="preserve">legitimacy), so each mode has its own full field set rather than a</w:t>
+      </w:r>
+      <w:r>
+        <w:t xml:space="preserve"> </w:t>
+      </w:r>
+      <w:r>
+        <w:t xml:space="preserve">handful of shared fields with the rest bolted on.</w:t>
+      </w:r>
+    </w:p>
+    <w:p>
+      <w:pPr>
+        <w:numPr>
+          <w:ilvl w:val="0"/>
+          <w:numId w:val="1030"/>
         </w:numPr>
       </w:pPr>
       <w:r>
@@ -3549,14 +7346,65 @@
         <w:t xml:space="preserve">Recruiter Message mode:</w:t>
       </w:r>
       <w:r>
-        <w:t xml:space="preserve"> paste the message text, plus optionally the company they claim to represent and the sender’s email, which together let the tool flag a domain/employer mismatch. Checklist covers profile signals the tool can’t read from text alone — new profile, few connections, no verification badge, unrelated profession, AI-generated/generic photo, not listed as an employee, few mutuals, little activity. Photo-related checks link out to free tools (Google Images/TinEye/Bing; Is It AI?/Quillbot) so you can check without leaving the page — clearly marked optional, never auto-run.</w:t>
-      </w:r>
-    </w:p>
-    <w:p>
-      <w:pPr>
-        <w:numPr>
-          <w:ilvl w:val="0"/>
-          <w:numId w:val="1027"/>
+        <w:t xml:space="preserve"> </w:t>
+      </w:r>
+      <w:r>
+        <w:t xml:space="preserve">paste the message text, plus optionally</w:t>
+      </w:r>
+      <w:r>
+        <w:t xml:space="preserve"> </w:t>
+      </w:r>
+      <w:r>
+        <w:t xml:space="preserve">the company they claim to represent and the sender’s email, which</w:t>
+      </w:r>
+      <w:r>
+        <w:t xml:space="preserve"> </w:t>
+      </w:r>
+      <w:r>
+        <w:t xml:space="preserve">together let the tool flag a domain/employer mismatch. Checklist</w:t>
+      </w:r>
+      <w:r>
+        <w:t xml:space="preserve"> </w:t>
+      </w:r>
+      <w:r>
+        <w:t xml:space="preserve">covers profile signals the tool can’t read from text alone — new</w:t>
+      </w:r>
+      <w:r>
+        <w:t xml:space="preserve"> </w:t>
+      </w:r>
+      <w:r>
+        <w:t xml:space="preserve">profile, few connections, no verification badge, unrelated profession,</w:t>
+      </w:r>
+      <w:r>
+        <w:t xml:space="preserve"> </w:t>
+      </w:r>
+      <w:r>
+        <w:t xml:space="preserve">AI-generated/generic photo, not listed as an employee, few mutuals,</w:t>
+      </w:r>
+      <w:r>
+        <w:t xml:space="preserve"> </w:t>
+      </w:r>
+      <w:r>
+        <w:t xml:space="preserve">little activity. Photo-related checks link out to free tools (Google</w:t>
+      </w:r>
+      <w:r>
+        <w:t xml:space="preserve"> </w:t>
+      </w:r>
+      <w:r>
+        <w:t xml:space="preserve">Images/TinEye/Bing; Is It AI?/Quillbot) so you can check without</w:t>
+      </w:r>
+      <w:r>
+        <w:t xml:space="preserve"> </w:t>
+      </w:r>
+      <w:r>
+        <w:t xml:space="preserve">leaving the page — clearly marked optional, never auto-run.</w:t>
+      </w:r>
+    </w:p>
+    <w:p>
+      <w:pPr>
+        <w:numPr>
+          <w:ilvl w:val="0"/>
+          <w:numId w:val="1030"/>
         </w:numPr>
       </w:pPr>
       <w:r>
@@ -3567,14 +7415,71 @@
         <w:t xml:space="preserve">Job Posting mode:</w:t>
       </w:r>
       <w:r>
-        <w:t xml:space="preserve"> paste the posting text, plus optionally the company it’s for, an application email/link, and where you found it. Checklist covers listing-legitimacy signals — evergreen/repeatedly reposted listings, exact text duplicated for other companies, no hiring manager or team named, thin-to-no independent company presence, no application deadline ever, chat-only interview process, not found on the company’s own careers page. Patterns cover posting-specific scam categories: equipment/activation fees, reshipping and payment-processing scams, unrealistic pay for no experience, financial info requested at the application stage, and more.</w:t>
-      </w:r>
-    </w:p>
-    <w:p>
-      <w:pPr>
-        <w:numPr>
-          <w:ilvl w:val="0"/>
-          <w:numId w:val="1027"/>
+        <w:t xml:space="preserve"> </w:t>
+      </w:r>
+      <w:r>
+        <w:t xml:space="preserve">paste the posting text, plus optionally the</w:t>
+      </w:r>
+      <w:r>
+        <w:t xml:space="preserve"> </w:t>
+      </w:r>
+      <w:r>
+        <w:t xml:space="preserve">company it’s for, an application email/link, and where you found it.</w:t>
+      </w:r>
+      <w:r>
+        <w:t xml:space="preserve"> </w:t>
+      </w:r>
+      <w:r>
+        <w:t xml:space="preserve">Checklist covers listing-legitimacy signals — evergreen/repeatedly</w:t>
+      </w:r>
+      <w:r>
+        <w:t xml:space="preserve"> </w:t>
+      </w:r>
+      <w:r>
+        <w:t xml:space="preserve">reposted listings, exact text duplicated for other companies, no</w:t>
+      </w:r>
+      <w:r>
+        <w:t xml:space="preserve"> </w:t>
+      </w:r>
+      <w:r>
+        <w:t xml:space="preserve">hiring manager or team named, thin-to-no independent company presence,</w:t>
+      </w:r>
+      <w:r>
+        <w:t xml:space="preserve"> </w:t>
+      </w:r>
+      <w:r>
+        <w:t xml:space="preserve">no application deadline ever, chat-only interview process, not found</w:t>
+      </w:r>
+      <w:r>
+        <w:t xml:space="preserve"> </w:t>
+      </w:r>
+      <w:r>
+        <w:t xml:space="preserve">on the company’s own careers page. Patterns cover posting-specific</w:t>
+      </w:r>
+      <w:r>
+        <w:t xml:space="preserve"> </w:t>
+      </w:r>
+      <w:r>
+        <w:t xml:space="preserve">scam categories: equipment/activation fees, reshipping and</w:t>
+      </w:r>
+      <w:r>
+        <w:t xml:space="preserve"> </w:t>
+      </w:r>
+      <w:r>
+        <w:t xml:space="preserve">payment-processing scams, unrealistic pay for no experience, financial</w:t>
+      </w:r>
+      <w:r>
+        <w:t xml:space="preserve"> </w:t>
+      </w:r>
+      <w:r>
+        <w:t xml:space="preserve">info requested at the application stage, and more.</w:t>
+      </w:r>
+    </w:p>
+    <w:p>
+      <w:pPr>
+        <w:numPr>
+          <w:ilvl w:val="0"/>
+          <w:numId w:val="1030"/>
         </w:numPr>
       </w:pPr>
       <w:r>
@@ -3585,11 +7490,20 @@
         <w:t xml:space="preserve">Custom red flags:</w:t>
       </w:r>
       <w:r>
-        <w:t xml:space="preserve"> add your own phrases to check for, per mode, session-only.</w:t>
-      </w:r>
-    </w:p>
-    <w:bookmarkEnd w:id="80"/>
-    <w:bookmarkStart w:id="81" w:name="claude-settings-required-7"/>
+        <w:t xml:space="preserve"> </w:t>
+      </w:r>
+      <w:r>
+        <w:t xml:space="preserve">add your own phrases to check for, per mode,</w:t>
+      </w:r>
+      <w:r>
+        <w:t xml:space="preserve"> </w:t>
+      </w:r>
+      <w:r>
+        <w:t xml:space="preserve">session-only.</w:t>
+      </w:r>
+    </w:p>
+    <w:bookmarkEnd w:id="87"/>
+    <w:bookmarkStart w:id="88" w:name="claude-settings-required-8"/>
     <w:p>
       <w:pPr>
         <w:pStyle w:val="Heading3"/>
@@ -3602,7 +7516,7 @@
       <w:pPr>
         <w:numPr>
           <w:ilvl w:val="0"/>
-          <w:numId w:val="1028"/>
+          <w:numId w:val="1031"/>
         </w:numPr>
         <w:pStyle w:val="Compact"/>
       </w:pPr>
@@ -3610,8 +7524,8 @@
         <w:t xml:space="preserve">None — runs entirely client-side, nothing you enter is sent anywhere</w:t>
       </w:r>
     </w:p>
-    <w:bookmarkEnd w:id="81"/>
-    <w:bookmarkStart w:id="82" w:name="what-you-get-back-7"/>
+    <w:bookmarkEnd w:id="88"/>
+    <w:bookmarkStart w:id="89" w:name="what-you-get-back-8"/>
     <w:p>
       <w:pPr>
         <w:pStyle w:val="Heading3"/>
@@ -3625,11 +7539,59 @@
         <w:pStyle w:val="FirstParagraph"/>
       </w:pPr>
       <w:r>
-        <w:t xml:space="preserve">A stamped verdict (Low signal / Proceed with caution / High risk) with a risk-signal-strength score, every flag found with severity and reasoning, the text with flagged phrases highlighted in place, direct links to LinkedIn/IC3/FTC reporting when warranted, and — for results that land in the caution range specifically — a mode-appropriate next step: a ready-to-send follow-up message for a message-mode result, or a pre-application verification checklist for a posting-mode result. History entries are tagged by mode so a mixed session of both checks stays legible.</w:t>
-      </w:r>
-    </w:p>
-    <w:bookmarkEnd w:id="82"/>
-    <w:bookmarkStart w:id="85" w:name="worth-knowing-7"/>
+        <w:t xml:space="preserve">A stamped verdict (Low signal / Proceed with caution / High risk) with a</w:t>
+      </w:r>
+      <w:r>
+        <w:t xml:space="preserve"> </w:t>
+      </w:r>
+      <w:r>
+        <w:t xml:space="preserve">risk-signal-strength score, every flag found with severity and</w:t>
+      </w:r>
+      <w:r>
+        <w:t xml:space="preserve"> </w:t>
+      </w:r>
+      <w:r>
+        <w:t xml:space="preserve">reasoning, the text with flagged phrases highlighted in place, direct</w:t>
+      </w:r>
+      <w:r>
+        <w:t xml:space="preserve"> </w:t>
+      </w:r>
+      <w:r>
+        <w:t xml:space="preserve">links to LinkedIn/IC3/FTC reporting when warranted, and — for results</w:t>
+      </w:r>
+      <w:r>
+        <w:t xml:space="preserve"> </w:t>
+      </w:r>
+      <w:r>
+        <w:t xml:space="preserve">that land in the caution range specifically — a mode-appropriate next</w:t>
+      </w:r>
+      <w:r>
+        <w:t xml:space="preserve"> </w:t>
+      </w:r>
+      <w:r>
+        <w:t xml:space="preserve">step: a ready-to-send follow-up message for a message-mode result, or a</w:t>
+      </w:r>
+      <w:r>
+        <w:t xml:space="preserve"> </w:t>
+      </w:r>
+      <w:r>
+        <w:t xml:space="preserve">pre-application verification checklist for a posting-mode result.</w:t>
+      </w:r>
+      <w:r>
+        <w:t xml:space="preserve"> </w:t>
+      </w:r>
+      <w:r>
+        <w:t xml:space="preserve">History entries are tagged by mode so a mixed session of both checks</w:t>
+      </w:r>
+      <w:r>
+        <w:t xml:space="preserve"> </w:t>
+      </w:r>
+      <w:r>
+        <w:t xml:space="preserve">stays legible.</w:t>
+      </w:r>
+    </w:p>
+    <w:bookmarkEnd w:id="89"/>
+    <w:bookmarkStart w:id="92" w:name="worth-knowing-8"/>
     <w:p>
       <w:pPr>
         <w:pStyle w:val="Heading3"/>
@@ -3642,33 +7604,117 @@
       <w:pPr>
         <w:numPr>
           <w:ilvl w:val="0"/>
-          <w:numId w:val="1029"/>
-        </w:numPr>
-      </w:pPr>
-      <w:r>
-        <w:t xml:space="preserve">An unnamed intermediary in a message (routed through "a friend" or "a colleague" with no one you can actually verify) is treated as a high-severity flag on its own — a common pattern that avoids scammy keywords entirely. The posting-mode equivalent is a listing with no named hiring manager or team at all.</w:t>
-      </w:r>
-    </w:p>
-    <w:p>
-      <w:pPr>
-        <w:numPr>
-          <w:ilvl w:val="0"/>
-          <w:numId w:val="1029"/>
-        </w:numPr>
-      </w:pPr>
-      <w:r>
-        <w:t xml:space="preserve">The follow-up/checklist only appears for caution-range results, deliberately — a high-risk result calls for disengaging, not a more carefully worded reply or a longer verification process.</w:t>
-      </w:r>
-    </w:p>
-    <w:p>
-      <w:pPr>
-        <w:numPr>
-          <w:ilvl w:val="0"/>
-          <w:numId w:val="1029"/>
-        </w:numPr>
-      </w:pPr>
-      <w:r>
-        <w:t xml:space="preserve">A clean result doesn’t confirm legitimacy, and a flagged result isn’t proof of a scam — always verify independently through the company’s own careers page or domain.</w:t>
+          <w:numId w:val="1032"/>
+        </w:numPr>
+      </w:pPr>
+      <w:r>
+        <w:t xml:space="preserve">An unnamed intermediary in a message (routed through</w:t>
+      </w:r>
+      <w:r>
+        <w:t xml:space="preserve"> </w:t>
+      </w:r>
+      <w:r>
+        <w:t xml:space="preserve">“</w:t>
+      </w:r>
+      <w:r>
+        <w:t xml:space="preserve">a friend</w:t>
+      </w:r>
+      <w:r>
+        <w:t xml:space="preserve">”</w:t>
+      </w:r>
+      <w:r>
+        <w:t xml:space="preserve"> </w:t>
+      </w:r>
+      <w:r>
+        <w:t xml:space="preserve">or</w:t>
+      </w:r>
+      <w:r>
+        <w:t xml:space="preserve"> </w:t>
+      </w:r>
+      <w:r>
+        <w:t xml:space="preserve">“</w:t>
+      </w:r>
+      <w:r>
+        <w:t xml:space="preserve">a</w:t>
+      </w:r>
+      <w:r>
+        <w:t xml:space="preserve"> </w:t>
+      </w:r>
+      <w:r>
+        <w:t xml:space="preserve">colleague</w:t>
+      </w:r>
+      <w:r>
+        <w:t xml:space="preserve">”</w:t>
+      </w:r>
+      <w:r>
+        <w:t xml:space="preserve"> </w:t>
+      </w:r>
+      <w:r>
+        <w:t xml:space="preserve">with no one you can actually verify) is treated as a</w:t>
+      </w:r>
+      <w:r>
+        <w:t xml:space="preserve"> </w:t>
+      </w:r>
+      <w:r>
+        <w:t xml:space="preserve">high-severity flag on its own — a common pattern that avoids scammy</w:t>
+      </w:r>
+      <w:r>
+        <w:t xml:space="preserve"> </w:t>
+      </w:r>
+      <w:r>
+        <w:t xml:space="preserve">keywords entirely. The posting-mode equivalent is a listing with no</w:t>
+      </w:r>
+      <w:r>
+        <w:t xml:space="preserve"> </w:t>
+      </w:r>
+      <w:r>
+        <w:t xml:space="preserve">named hiring manager or team at all.</w:t>
+      </w:r>
+    </w:p>
+    <w:p>
+      <w:pPr>
+        <w:numPr>
+          <w:ilvl w:val="0"/>
+          <w:numId w:val="1032"/>
+        </w:numPr>
+      </w:pPr>
+      <w:r>
+        <w:t xml:space="preserve">The follow-up/checklist only appears for caution-range results,</w:t>
+      </w:r>
+      <w:r>
+        <w:t xml:space="preserve"> </w:t>
+      </w:r>
+      <w:r>
+        <w:t xml:space="preserve">deliberately — a high-risk result calls for disengaging, not a more</w:t>
+      </w:r>
+      <w:r>
+        <w:t xml:space="preserve"> </w:t>
+      </w:r>
+      <w:r>
+        <w:t xml:space="preserve">carefully worded reply or a longer verification process.</w:t>
+      </w:r>
+    </w:p>
+    <w:p>
+      <w:pPr>
+        <w:numPr>
+          <w:ilvl w:val="0"/>
+          <w:numId w:val="1032"/>
+        </w:numPr>
+      </w:pPr>
+      <w:r>
+        <w:t xml:space="preserve">A clean result doesn’t confirm legitimacy, and a flagged result isn’t</w:t>
+      </w:r>
+      <w:r>
+        <w:t xml:space="preserve"> </w:t>
+      </w:r>
+      <w:r>
+        <w:t xml:space="preserve">proof of a scam — always verify independently through the company’s</w:t>
+      </w:r>
+      <w:r>
+        <w:t xml:space="preserve"> </w:t>
+      </w:r>
+      <w:r>
+        <w:t xml:space="preserve">own careers page or domain.</w:t>
       </w:r>
     </w:p>
     <w:p>
@@ -3685,11 +7731,10 @@
       <w:r>
         <w:t xml:space="preserve"> </w:t>
       </w:r>
-      <w:hyperlink r:id="rId83">
+      <w:hyperlink r:id="rId90">
         <w:r>
           <w:rPr>
             <w:rStyle w:val="Hyperlink"/>
-            <w:u w:val="single"/>
           </w:rPr>
           <w:t xml:space="preserve">https://tjackson8817.github.io/Recruiter-Message-Sanity-Check/</w:t>
         </w:r>
@@ -3709,19 +7754,18 @@
       <w:r>
         <w:t xml:space="preserve"> </w:t>
       </w:r>
-      <w:hyperlink r:id="rId84">
+      <w:hyperlink r:id="rId91">
         <w:r>
           <w:rPr>
             <w:rStyle w:val="Hyperlink"/>
-            <w:u w:val="single"/>
           </w:rPr>
           <w:t xml:space="preserve">https://github.com/tjackson8817/Recruiter-Message-Sanity-Check/blob/main/Recruiter_Message_Sanity_Check_User_Guide.md</w:t>
         </w:r>
       </w:hyperlink>
     </w:p>
-    <w:bookmarkEnd w:id="85"/>
-    <w:bookmarkEnd w:id="86"/>
-    <w:bookmarkStart w:id="87" w:name="make-it-your-own"/>
+    <w:bookmarkEnd w:id="92"/>
+    <w:bookmarkEnd w:id="93"/>
+    <w:bookmarkStart w:id="94" w:name="make-it-your-own"/>
     <w:p>
       <w:pPr>
         <w:pStyle w:val="Heading2"/>
@@ -3735,10 +7779,58 @@
         <w:pStyle w:val="FirstParagraph"/>
       </w:pPr>
       <w:r>
-        <w:t xml:space="preserve">None of this is locked down. Every tool is just a starting point — if a field, a wording, a default, or an entire feature doesn’t fit how you actually want to work, take that tool’s URL back to a Claude conversation and ask for it to be edited, added to, adjusted, or refined. That’s exactly how this whole suite came together in the first place: one tool at a time, one conversation at a time, shaped to fit real use rather than guessed at in advance. Treat every tool here as a draft you’re free to keep improving, not a finished product to work around.</w:t>
-      </w:r>
-    </w:p>
-    <w:bookmarkEnd w:id="87"/>
+        <w:t xml:space="preserve">None of this is locked down. Every tool is just a starting point — if a</w:t>
+      </w:r>
+      <w:r>
+        <w:t xml:space="preserve"> </w:t>
+      </w:r>
+      <w:r>
+        <w:t xml:space="preserve">field, a wording, a default, or an entire feature doesn’t fit how you</w:t>
+      </w:r>
+      <w:r>
+        <w:t xml:space="preserve"> </w:t>
+      </w:r>
+      <w:r>
+        <w:t xml:space="preserve">actually want to work, take that tool’s URL back to a Claude</w:t>
+      </w:r>
+      <w:r>
+        <w:t xml:space="preserve"> </w:t>
+      </w:r>
+      <w:r>
+        <w:t xml:space="preserve">conversation and ask for it to be edited, added to, adjusted, or</w:t>
+      </w:r>
+      <w:r>
+        <w:t xml:space="preserve"> </w:t>
+      </w:r>
+      <w:r>
+        <w:t xml:space="preserve">refined. That’s exactly how this whole suite came together in the first</w:t>
+      </w:r>
+      <w:r>
+        <w:t xml:space="preserve"> </w:t>
+      </w:r>
+      <w:r>
+        <w:t xml:space="preserve">place: one tool at a time, one conversation at a time, shaped to fit</w:t>
+      </w:r>
+      <w:r>
+        <w:t xml:space="preserve"> </w:t>
+      </w:r>
+      <w:r>
+        <w:t xml:space="preserve">real use rather than guessed at in advance. Treat every tool here as a</w:t>
+      </w:r>
+      <w:r>
+        <w:t xml:space="preserve"> </w:t>
+      </w:r>
+      <w:r>
+        <w:t xml:space="preserve">draft you’re free to keep improving, not a finished product to work</w:t>
+      </w:r>
+      <w:r>
+        <w:t xml:space="preserve"> </w:t>
+      </w:r>
+      <w:r>
+        <w:t xml:space="preserve">around.</w:t>
+      </w:r>
+    </w:p>
+    <w:bookmarkEnd w:id="94"/>
     <w:sectPr/>
   </w:body>
 </w:document>
@@ -4009,6 +8101,15 @@
     <w:abstractNumId w:val="991"/>
   </w:num>
   <w:num w:numId="1029">
+    <w:abstractNumId w:val="991"/>
+  </w:num>
+  <w:num w:numId="1030">
+    <w:abstractNumId w:val="991"/>
+  </w:num>
+  <w:num w:numId="1031">
+    <w:abstractNumId w:val="991"/>
+  </w:num>
+  <w:num w:numId="1032">
     <w:abstractNumId w:val="991"/>
   </w:num>
 </w:numbering>

--- a/Job_Hunting_Suite_Summary_Guide.docx
+++ b/Job_Hunting_Suite_Summary_Guide.docx
@@ -43,7 +43,7 @@
           <w:iCs/>
           <w:i/>
         </w:rPr>
-        <w:t xml:space="preserve">A Getting Started walkthrough, plus a detailed guide to all nine</w:t>
+        <w:t xml:space="preserve">A Getting Started walkthrough, plus a detailed guide to all ten</w:t>
       </w:r>
       <w:r>
         <w:rPr>
@@ -160,7 +160,13 @@
         <w:t xml:space="preserve"> </w:t>
       </w:r>
       <w:r>
-        <w:t xml:space="preserve">Reframing added to Interview Prep Guide Builder the same day)</w:t>
+        <w:t xml:space="preserve">Reframing added to Interview Prep Guide Builder the same day; LinkedIn</w:t>
+      </w:r>
+      <w:r>
+        <w:t xml:space="preserve"> </w:t>
+      </w:r>
+      <w:r>
+        <w:t xml:space="preserve">Profile Builder added as a third ongoing tool August 17, 2026)</w:t>
       </w:r>
     </w:p>
     <w:p>
@@ -243,7 +249,7 @@
         <w:pStyle w:val="FirstParagraph"/>
       </w:pPr>
       <w:r>
-        <w:t xml:space="preserve">This is a set of nine free, standalone web tools that turn a job search</w:t>
+        <w:t xml:space="preserve">This is a set of ten free, standalone web tools that turn a job search</w:t>
       </w:r>
       <w:r>
         <w:t xml:space="preserve"> </w:t>
@@ -297,31 +303,37 @@
         <w:t xml:space="preserve"> </w:t>
       </w:r>
       <w:r>
-        <w:t xml:space="preserve">one comes in. An eighth is a separate, ongoing tool for sharing on-brand</w:t>
-      </w:r>
-      <w:r>
-        <w:t xml:space="preserve"> </w:t>
-      </w:r>
-      <w:r>
-        <w:t xml:space="preserve">articles on LinkedIn, whether or not you’re actively job hunting. A</w:t>
-      </w:r>
-      <w:r>
-        <w:t xml:space="preserve"> </w:t>
-      </w:r>
-      <w:r>
-        <w:t xml:space="preserve">ninth screens incoming recruiter messages or job postings for known scam</w:t>
-      </w:r>
-      <w:r>
-        <w:t xml:space="preserve"> </w:t>
-      </w:r>
-      <w:r>
-        <w:t xml:space="preserve">patterns, since fake recruiter outreach and fake job listings have both</w:t>
-      </w:r>
-      <w:r>
-        <w:t xml:space="preserve"> </w:t>
-      </w:r>
-      <w:r>
-        <w:t xml:space="preserve">become common.</w:t>
+        <w:t xml:space="preserve">one comes in. The remaining three are ongoing tools, independent of</w:t>
+      </w:r>
+      <w:r>
+        <w:t xml:space="preserve"> </w:t>
+      </w:r>
+      <w:r>
+        <w:t xml:space="preserve">where you are in the funnel: one optimizes your LinkedIn profile itself</w:t>
+      </w:r>
+      <w:r>
+        <w:t xml:space="preserve"> </w:t>
+      </w:r>
+      <w:r>
+        <w:t xml:space="preserve">for the job search, another finds and drafts on-brand articles to keep</w:t>
+      </w:r>
+      <w:r>
+        <w:t xml:space="preserve"> </w:t>
+      </w:r>
+      <w:r>
+        <w:t xml:space="preserve">you visible on LinkedIn, and the third screens incoming recruiter</w:t>
+      </w:r>
+      <w:r>
+        <w:t xml:space="preserve"> </w:t>
+      </w:r>
+      <w:r>
+        <w:t xml:space="preserve">messages or job postings for known scam patterns, since fake recruiter</w:t>
+      </w:r>
+      <w:r>
+        <w:t xml:space="preserve"> </w:t>
+      </w:r>
+      <w:r>
+        <w:t xml:space="preserve">outreach and fake job listings have both become common.</w:t>
       </w:r>
     </w:p>
     <w:p>
@@ -329,7 +341,7 @@
         <w:pStyle w:val="BodyText"/>
       </w:pPr>
       <w:r>
-        <w:t xml:space="preserve">Eight of the nine tools work the same simple way: you fill in a short</w:t>
+        <w:t xml:space="preserve">Eight of the ten tools work the same simple way: you fill in a short</w:t>
       </w:r>
       <w:r>
         <w:t xml:space="preserve"> </w:t>
@@ -347,7 +359,7 @@
         <w:t xml:space="preserve"> </w:t>
       </w:r>
       <w:r>
-        <w:t xml:space="preserve">research, writing, or drafting. The ninth — Recruiter Message &amp; Job</w:t>
+        <w:t xml:space="preserve">research, writing, or drafting. The tenth — Recruiter Message &amp; Job</w:t>
       </w:r>
       <w:r>
         <w:t xml:space="preserve"> </w:t>
@@ -383,7 +395,7 @@
         <w:t xml:space="preserve"> </w:t>
       </w:r>
       <w:r>
-        <w:t xml:space="preserve">These tools are aids, not authorities. The eight</w:t>
+        <w:t xml:space="preserve">These tools are aids, not authorities. The nine</w:t>
       </w:r>
       <w:r>
         <w:t xml:space="preserve"> </w:t>
@@ -603,41 +615,47 @@
           <w:bCs/>
           <w:b/>
         </w:rPr>
-        <w:t xml:space="preserve">The 2 ongoing tools:</w:t>
-      </w:r>
-      <w:r>
-        <w:t xml:space="preserve"> </w:t>
-      </w:r>
-      <w:r>
-        <w:t xml:space="preserve">LinkedIn Article Share Builder (staying</w:t>
-      </w:r>
-      <w:r>
-        <w:t xml:space="preserve"> </w:t>
-      </w:r>
-      <w:r>
-        <w:t xml:space="preserve">visible) and Recruiter Message &amp; Job Posting Sanity Check (screening</w:t>
-      </w:r>
-      <w:r>
-        <w:t xml:space="preserve"> </w:t>
-      </w:r>
-      <w:r>
-        <w:t xml:space="preserve">incoming messages or postings) aren’t steps in the funnel — use them</w:t>
-      </w:r>
-      <w:r>
-        <w:t xml:space="preserve"> </w:t>
-      </w:r>
-      <w:r>
-        <w:t xml:space="preserve">any time, whether or not you’re actively job hunting.</w:t>
+        <w:t xml:space="preserve">The 3 ongoing tools:</w:t>
+      </w:r>
+      <w:r>
+        <w:t xml:space="preserve"> </w:t>
+      </w:r>
+      <w:r>
+        <w:t xml:space="preserve">LinkedIn Profile Builder (optimizing your</w:t>
+      </w:r>
+      <w:r>
+        <w:t xml:space="preserve"> </w:t>
+      </w:r>
+      <w:r>
+        <w:t xml:space="preserve">profile itself for the job search), LinkedIn Article Share Builder</w:t>
+      </w:r>
+      <w:r>
+        <w:t xml:space="preserve"> </w:t>
+      </w:r>
+      <w:r>
+        <w:t xml:space="preserve">(staying visible), and Recruiter Message &amp; Job Posting Sanity Check</w:t>
+      </w:r>
+      <w:r>
+        <w:t xml:space="preserve"> </w:t>
+      </w:r>
+      <w:r>
+        <w:t xml:space="preserve">(screening incoming messages or postings) aren’t steps in the funnel —</w:t>
+      </w:r>
+      <w:r>
+        <w:t xml:space="preserve"> </w:t>
+      </w:r>
+      <w:r>
+        <w:t xml:space="preserve">use them any time, whether or not you’re actively job hunting.</w:t>
       </w:r>
     </w:p>
     <w:bookmarkEnd w:id="23"/>
-    <w:bookmarkStart w:id="24" w:name="how-eight-of-the-nine-tools-work"/>
+    <w:bookmarkStart w:id="24" w:name="how-eight-of-the-ten-tools-work"/>
     <w:p>
       <w:pPr>
         <w:pStyle w:val="Heading2"/>
       </w:pPr>
       <w:r>
-        <w:t xml:space="preserve">How Eight of the Nine Tools Work</w:t>
+        <w:t xml:space="preserve">How Eight of the Ten Tools Work</w:t>
       </w:r>
     </w:p>
     <w:p>
@@ -850,7 +868,7 @@
         <w:pStyle w:val="FirstParagraph"/>
       </w:pPr>
       <w:r>
-        <w:t xml:space="preserve">Two Claude capabilities cover every requirement across all nine tools —</w:t>
+        <w:t xml:space="preserve">Two Claude capabilities cover every requirement across all ten tools —</w:t>
       </w:r>
       <w:r>
         <w:t xml:space="preserve"> </w:t>
@@ -945,7 +963,7 @@
               <w:jc w:val="left"/>
             </w:pPr>
             <w:r>
-              <w:t xml:space="preserve">Job Posting Finder (always), LinkedIn Article Share Builder (always), Target Company Prompt Builder (for live research), Interview Prep Guide Builder (for company/interviewer/salary research), Salary Negotiator (for market and company-specific compensation research, always), Resume &amp; Cover Letter Tailoring (only if recruiter identificatio is left on), Career Path Discovery Prompt Builder (recommended, not required — for checking current role and salary norms)</w:t>
+              <w:t xml:space="preserve">Job Posting Finder (always), LinkedIn Article Share Builder (always), Target Company Prompt Builder (for live research), Interview Prep Guide Builder (for company/interviewer/salary research), Salary Negotiator (for market and company-specific compensation research, always), Resume &amp; Cover Letter Tailoring (only if recruiter identificatio is left on), Career Path Discovery Prompt Builder (recommended, not required — for checking current role and salary norms), LinkedIn Profile Builder (recommended, not required — for researching current in-demand skills)</w:t>
             </w:r>
           </w:p>
         </w:tc>
@@ -983,7 +1001,7 @@
               <w:jc w:val="left"/>
             </w:pPr>
             <w:r>
-              <w:t xml:space="preserve">Any tool where you choose an Excel or Word document output (Target Company Prompt Builder, Resume &amp; Cover Letter Tailoring, Outreach Message Builder, Interview Prep Guide Builder, Salary Negotiator), plus LinkedIn Article Share Builder if artwork generation is on</w:t>
+              <w:t xml:space="preserve">Any tool where you choose an Excel or Word document output (Target Company Prompt Builder, Resume &amp; Cover Letter Tailoring, Outreach Message Builder, Interview Prep Guide Builder, Salary Negotiator), plus LinkedIn Article Share Builder if artwork generation is on, plus LinkedIn Profile Builder if the profile banner images are on</w:t>
             </w:r>
           </w:p>
         </w:tc>
@@ -1285,19 +1303,25 @@
         </w:numPr>
       </w:pPr>
       <w:r>
-        <w:t xml:space="preserve">Whenever you want to post something on LinkedIn or a recruiter message</w:t>
-      </w:r>
-      <w:r>
-        <w:t xml:space="preserve"> </w:t>
-      </w:r>
-      <w:r>
-        <w:t xml:space="preserve">or job posting looks off, the two ongoing tools are there independent</w:t>
-      </w:r>
-      <w:r>
-        <w:t xml:space="preserve"> </w:t>
-      </w:r>
-      <w:r>
-        <w:t xml:space="preserve">of where you are in the funnel above.</w:t>
+        <w:t xml:space="preserve">Whenever your LinkedIn profile itself needs work, or you want to post</w:t>
+      </w:r>
+      <w:r>
+        <w:t xml:space="preserve"> </w:t>
+      </w:r>
+      <w:r>
+        <w:t xml:space="preserve">something, or a recruiter message or job posting looks off, the three</w:t>
+      </w:r>
+      <w:r>
+        <w:t xml:space="preserve"> </w:t>
+      </w:r>
+      <w:r>
+        <w:t xml:space="preserve">ongoing tools are there independent of where you are in the funnel</w:t>
+      </w:r>
+      <w:r>
+        <w:t xml:space="preserve"> </w:t>
+      </w:r>
+      <w:r>
+        <w:t xml:space="preserve">above.</w:t>
       </w:r>
     </w:p>
     <w:bookmarkEnd w:id="26"/>
@@ -1932,6 +1956,72 @@
                 <w:bCs/>
                 <w:b/>
               </w:rPr>
+              <w:t xml:space="preserve">LinkedIn Profile Builder</w:t>
+            </w:r>
+          </w:p>
+        </w:tc>
+        <w:tc>
+          <w:tcPr/>
+          <w:p>
+            <w:pPr>
+              <w:pStyle w:val="Compact"/>
+              <w:jc w:val="left"/>
+            </w:pPr>
+            <w:r>
+              <w:t xml:space="preserve">Ongoing · Profile</w:t>
+            </w:r>
+          </w:p>
+        </w:tc>
+        <w:tc>
+          <w:tcPr/>
+          <w:p>
+            <w:pPr>
+              <w:pStyle w:val="Compact"/>
+              <w:jc w:val="left"/>
+            </w:pPr>
+            <w:r>
+              <w:t xml:space="preserve">Optimizes your headline, About section, experience, and skills for the job search specifically — recruiter-searchable, ATS-ready, built around LinkedIn’s real character limits. For mid-level and upper-level managers. Skills are researched against real current demand, never a canned list; every quantified bullet uses a real number or falls back to a strong qualitative one.</w:t>
+            </w:r>
+          </w:p>
+        </w:tc>
+        <w:tc>
+          <w:tcPr/>
+          <w:p>
+            <w:pPr>
+              <w:pStyle w:val="Compact"/>
+              <w:jc w:val="left"/>
+            </w:pPr>
+            <w:r>
+              <w:t xml:space="preserve">Prompt → paste into Claude → profile text (+ optional .png banners)</w:t>
+            </w:r>
+          </w:p>
+        </w:tc>
+        <w:tc>
+          <w:tcPr/>
+          <w:p>
+            <w:pPr>
+              <w:pStyle w:val="Compact"/>
+              <w:jc w:val="left"/>
+            </w:pPr>
+            <w:r>
+              <w:t xml:space="preserve">Web search recommended, not required; Code execution if banners chosen</w:t>
+            </w:r>
+          </w:p>
+        </w:tc>
+      </w:tr>
+      <w:tr>
+        <w:tc>
+          <w:tcPr/>
+          <w:p>
+            <w:pPr>
+              <w:pStyle w:val="Compact"/>
+              <w:jc w:val="left"/>
+            </w:pPr>
+            <w:r>
+              <w:rPr>
+                <w:bCs/>
+                <w:b/>
+              </w:rPr>
               <w:t xml:space="preserve">LinkedIn Article Share Builder</w:t>
             </w:r>
           </w:p>
@@ -6658,13 +6748,13 @@
     </w:p>
     <w:bookmarkEnd w:id="78"/>
     <w:bookmarkEnd w:id="79"/>
-    <w:bookmarkStart w:id="86" w:name="linkedin-article-share-builder"/>
+    <w:bookmarkStart w:id="86" w:name="linkedin-profile-builder"/>
     <w:p>
       <w:pPr>
         <w:pStyle w:val="Heading2"/>
       </w:pPr>
       <w:r>
-        <w:t xml:space="preserve">7. LinkedIn Article Share Builder</w:t>
+        <w:t xml:space="preserve">7. LinkedIn Profile Builder</w:t>
       </w:r>
     </w:p>
     <w:p>
@@ -6676,7 +6766,7 @@
           <w:bCs/>
           <w:b/>
         </w:rPr>
-        <w:t xml:space="preserve">ONGOING · PERSONAL BRAND</w:t>
+        <w:t xml:space="preserve">ONGOING · PROFILE</w:t>
       </w:r>
     </w:p>
     <w:p>
@@ -6684,25 +6774,43 @@
         <w:pStyle w:val="BodyText"/>
       </w:pPr>
       <w:r>
-        <w:t xml:space="preserve">Finds the 5 most on-brand, recent, real articles worth sharing — ranked</w:t>
-      </w:r>
-      <w:r>
-        <w:t xml:space="preserve"> </w:t>
-      </w:r>
-      <w:r>
-        <w:t xml:space="preserve">automatically against your actual brand keywords — then drafts the post</w:t>
-      </w:r>
-      <w:r>
-        <w:t xml:space="preserve"> </w:t>
-      </w:r>
-      <w:r>
-        <w:t xml:space="preserve">for whichever one you pick, and optionally builds matching artwork.</w:t>
-      </w:r>
-      <w:r>
-        <w:t xml:space="preserve"> </w:t>
-      </w:r>
-      <w:r>
-        <w:t xml:space="preserve">Useful whether or not you’re actively job hunting.</w:t>
+        <w:t xml:space="preserve">Optimizes your headline, About section, experience descriptions, and</w:t>
+      </w:r>
+      <w:r>
+        <w:t xml:space="preserve"> </w:t>
+      </w:r>
+      <w:r>
+        <w:t xml:space="preserve">skills specifically for the job search — recruiter-searchable,</w:t>
+      </w:r>
+      <w:r>
+        <w:t xml:space="preserve"> </w:t>
+      </w:r>
+      <w:r>
+        <w:t xml:space="preserve">ATS-ready, and built around LinkedIn’s real current character limits.</w:t>
+      </w:r>
+      <w:r>
+        <w:t xml:space="preserve"> </w:t>
+      </w:r>
+      <w:r>
+        <w:t xml:space="preserve">Built for mid-level and upper-level management, regardless of industry</w:t>
+      </w:r>
+      <w:r>
+        <w:t xml:space="preserve"> </w:t>
+      </w:r>
+      <w:r>
+        <w:t xml:space="preserve">or function. A standalone tool, not part of the Step 0–5 funnel, since</w:t>
+      </w:r>
+      <w:r>
+        <w:t xml:space="preserve"> </w:t>
+      </w:r>
+      <w:r>
+        <w:t xml:space="preserve">it’s something you’d reach for independent of where you are in an</w:t>
+      </w:r>
+      <w:r>
+        <w:t xml:space="preserve"> </w:t>
+      </w:r>
+      <w:r>
+        <w:t xml:space="preserve">active application process.</w:t>
       </w:r>
     </w:p>
     <w:bookmarkStart w:id="80" w:name="key-sections-options-7"/>
@@ -6726,90 +6834,37 @@
           <w:bCs/>
           <w:b/>
         </w:rPr>
-        <w:t xml:space="preserve">What counts as</w:t>
-      </w:r>
-      <w:r>
-        <w:rPr>
-          <w:bCs/>
-          <w:b/>
-        </w:rPr>
-        <w:t xml:space="preserve"> </w:t>
-      </w:r>
-      <w:r>
-        <w:rPr>
-          <w:bCs/>
-          <w:b/>
-        </w:rPr>
-        <w:t xml:space="preserve">“</w:t>
-      </w:r>
-      <w:r>
-        <w:rPr>
-          <w:bCs/>
-          <w:b/>
-        </w:rPr>
-        <w:t xml:space="preserve">on-brand</w:t>
-      </w:r>
-      <w:r>
-        <w:rPr>
-          <w:bCs/>
-          <w:b/>
-        </w:rPr>
-        <w:t xml:space="preserve">”</w:t>
-      </w:r>
-      <w:r>
-        <w:rPr>
-          <w:bCs/>
-          <w:b/>
-        </w:rPr>
-        <w:t xml:space="preserve">:</w:t>
-      </w:r>
-      <w:r>
-        <w:t xml:space="preserve"> </w:t>
-      </w:r>
-      <w:r>
-        <w:t xml:space="preserve">your brand keywords/topics (the field</w:t>
-      </w:r>
-      <w:r>
-        <w:t xml:space="preserve"> </w:t>
-      </w:r>
-      <w:r>
-        <w:t xml:space="preserve">that makes</w:t>
-      </w:r>
-      <w:r>
-        <w:t xml:space="preserve"> </w:t>
-      </w:r>
-      <w:r>
-        <w:t xml:space="preserve">“</w:t>
-      </w:r>
-      <w:r>
-        <w:t xml:space="preserve">impactful</w:t>
-      </w:r>
-      <w:r>
-        <w:t xml:space="preserve">”</w:t>
-      </w:r>
-      <w:r>
-        <w:t xml:space="preserve"> </w:t>
-      </w:r>
-      <w:r>
-        <w:t xml:space="preserve">mean something specific to you, not generic</w:t>
-      </w:r>
-      <w:r>
-        <w:t xml:space="preserve"> </w:t>
-      </w:r>
-      <w:r>
-        <w:t xml:space="preserve">trending news), a recency window (24 hours to a week), optional</w:t>
-      </w:r>
-      <w:r>
-        <w:t xml:space="preserve"> </w:t>
-      </w:r>
-      <w:r>
-        <w:t xml:space="preserve">audience, source guidance, and what you’ve already covered recently so</w:t>
-      </w:r>
-      <w:r>
-        <w:t xml:space="preserve"> </w:t>
-      </w:r>
-      <w:r>
-        <w:t xml:space="preserve">the run doesn’t repeat itself.</w:t>
+        <w:t xml:space="preserve">Your background:</w:t>
+      </w:r>
+      <w:r>
+        <w:t xml:space="preserve"> </w:t>
+      </w:r>
+      <w:r>
+        <w:t xml:space="preserve">paste your resume/professional background</w:t>
+      </w:r>
+      <w:r>
+        <w:t xml:space="preserve"> </w:t>
+      </w:r>
+      <w:r>
+        <w:t xml:space="preserve">(required, unless you attach a file instead — see below), your current</w:t>
+      </w:r>
+      <w:r>
+        <w:t xml:space="preserve"> </w:t>
+      </w:r>
+      <w:r>
+        <w:t xml:space="preserve">LinkedIn profile text (optional, preserves existing voice), target</w:t>
+      </w:r>
+      <w:r>
+        <w:t xml:space="preserve"> </w:t>
+      </w:r>
+      <w:r>
+        <w:t xml:space="preserve">role and industry, management level, and an optional preferred custom</w:t>
+      </w:r>
+      <w:r>
+        <w:t xml:space="preserve"> </w:t>
+      </w:r>
+      <w:r>
+        <w:t xml:space="preserve">URL.</w:t>
       </w:r>
     </w:p>
     <w:p>
@@ -6824,40 +6879,37 @@
           <w:bCs/>
           <w:b/>
         </w:rPr>
-        <w:t xml:space="preserve">Your brand identity:</w:t>
-      </w:r>
-      <w:r>
-        <w:t xml:space="preserve"> </w:t>
-      </w:r>
-      <w:r>
-        <w:t xml:space="preserve">set once and reused every time — your name,</w:t>
-      </w:r>
-      <w:r>
-        <w:t xml:space="preserve"> </w:t>
-      </w:r>
-      <w:r>
-        <w:t xml:space="preserve">tagline, and an optional eyebrow line (defaults to</w:t>
-      </w:r>
-      <w:r>
-        <w:t xml:space="preserve"> </w:t>
-      </w:r>
-      <w:r>
-        <w:t xml:space="preserve">“</w:t>
-      </w:r>
-      <w:r>
-        <w:t xml:space="preserve">WORTH YOUR</w:t>
-      </w:r>
-      <w:r>
-        <w:t xml:space="preserve"> </w:t>
-      </w:r>
-      <w:r>
-        <w:t xml:space="preserve">ATTENTION</w:t>
-      </w:r>
-      <w:r>
-        <w:t xml:space="preserve">”</w:t>
-      </w:r>
-      <w:r>
-        <w:t xml:space="preserve">).</w:t>
+        <w:t xml:space="preserve">Attach a file instead of pasting:</w:t>
+      </w:r>
+      <w:r>
+        <w:t xml:space="preserve"> </w:t>
+      </w:r>
+      <w:r>
+        <w:t xml:space="preserve">a checkbox lets you skip the</w:t>
+      </w:r>
+      <w:r>
+        <w:t xml:space="preserve"> </w:t>
+      </w:r>
+      <w:r>
+        <w:t xml:space="preserve">text fields and attach your resume and/or a downloaded LinkedIn</w:t>
+      </w:r>
+      <w:r>
+        <w:t xml:space="preserve"> </w:t>
+      </w:r>
+      <w:r>
+        <w:t xml:space="preserve">profile PDF directly to the Claude message instead — same pattern as</w:t>
+      </w:r>
+      <w:r>
+        <w:t xml:space="preserve"> </w:t>
+      </w:r>
+      <w:r>
+        <w:t xml:space="preserve">attaching a job description or resume file in Resume &amp; Cover Letter</w:t>
+      </w:r>
+      <w:r>
+        <w:t xml:space="preserve"> </w:t>
+      </w:r>
+      <w:r>
+        <w:t xml:space="preserve">Tailoring or Interview Prep Guide Builder.</w:t>
       </w:r>
     </w:p>
     <w:p>
@@ -6872,43 +6924,31 @@
           <w:bCs/>
           <w:b/>
         </w:rPr>
-        <w:t xml:space="preserve">Options:</w:t>
-      </w:r>
-      <w:r>
-        <w:t xml:space="preserve"> </w:t>
-      </w:r>
-      <w:r>
-        <w:t xml:space="preserve">generate artwork (a 1200×630 .png built with Python’s</w:t>
-      </w:r>
-      <w:r>
-        <w:t xml:space="preserve"> </w:t>
-      </w:r>
-      <w:r>
-        <w:t xml:space="preserve">Pillow library, matching a consistent visual template — Claude-only,</w:t>
-      </w:r>
-      <w:r>
-        <w:t xml:space="preserve"> </w:t>
-      </w:r>
-      <w:r>
-        <w:t xml:space="preserve">since most other AI tools have no equivalent way to execute this from</w:t>
-      </w:r>
-      <w:r>
-        <w:t xml:space="preserve"> </w:t>
-      </w:r>
-      <w:r>
-        <w:t xml:space="preserve">a pasted prompt), generate hashtags, and whether to end the post with</w:t>
-      </w:r>
-      <w:r>
-        <w:t xml:space="preserve"> </w:t>
-      </w:r>
-      <w:r>
-        <w:t xml:space="preserve">a genuine question (off by default, since overusing it starts to read</w:t>
-      </w:r>
-      <w:r>
-        <w:t xml:space="preserve"> </w:t>
-      </w:r>
-      <w:r>
-        <w:t xml:space="preserve">as engagement-bait).</w:t>
+        <w:t xml:space="preserve">What to generate:</w:t>
+      </w:r>
+      <w:r>
+        <w:t xml:space="preserve"> </w:t>
+      </w:r>
+      <w:r>
+        <w:t xml:space="preserve">seven independent checkboxes — Headline, About</w:t>
+      </w:r>
+      <w:r>
+        <w:t xml:space="preserve"> </w:t>
+      </w:r>
+      <w:r>
+        <w:t xml:space="preserve">section, Experience rewrites (adjustable count of positions), Skills,</w:t>
+      </w:r>
+      <w:r>
+        <w:t xml:space="preserve"> </w:t>
+      </w:r>
+      <w:r>
+        <w:t xml:space="preserve">Custom URL suggestion, Recommendation Request Guidance, and three</w:t>
+      </w:r>
+      <w:r>
+        <w:t xml:space="preserve"> </w:t>
+      </w:r>
+      <w:r>
+        <w:t xml:space="preserve">profile banner images.</w:t>
       </w:r>
     </w:p>
     <w:bookmarkEnd w:id="80"/>
@@ -6929,7 +6969,13 @@
         </w:numPr>
       </w:pPr>
       <w:r>
-        <w:t xml:space="preserve">Web search — required to find real, current articles</w:t>
+        <w:t xml:space="preserve">Web search — recommended, not required, for researching current</w:t>
+      </w:r>
+      <w:r>
+        <w:t xml:space="preserve"> </w:t>
+      </w:r>
+      <w:r>
+        <w:t xml:space="preserve">in-demand skills for your target role/industry</w:t>
       </w:r>
     </w:p>
     <w:p>
@@ -6940,7 +6986,13 @@
         </w:numPr>
       </w:pPr>
       <w:r>
-        <w:t xml:space="preserve">Code execution and file creation — only if artwork generation is on</w:t>
+        <w:t xml:space="preserve">Code execution and file creation — only if the profile banner images</w:t>
+      </w:r>
+      <w:r>
+        <w:t xml:space="preserve"> </w:t>
+      </w:r>
+      <w:r>
+        <w:t xml:space="preserve">are on</w:t>
       </w:r>
     </w:p>
     <w:bookmarkEnd w:id="81"/>
@@ -6958,31 +7010,40 @@
         <w:pStyle w:val="FirstParagraph"/>
       </w:pPr>
       <w:r>
-        <w:t xml:space="preserve">Step 1: the top 5 ranked candidates, each with context (headline,</w:t>
-      </w:r>
-      <w:r>
-        <w:t xml:space="preserve"> </w:t>
-      </w:r>
-      <w:r>
-        <w:t xml:space="preserve">source, free-to-read status, why it ranked here) plus a ready-to-copy</w:t>
-      </w:r>
-      <w:r>
-        <w:t xml:space="preserve"> </w:t>
-      </w:r>
-      <w:r>
-        <w:t xml:space="preserve">block (URL, summary, hashtags). Step 2, once you pick one: the actual</w:t>
-      </w:r>
-      <w:r>
-        <w:t xml:space="preserve"> </w:t>
-      </w:r>
-      <w:r>
-        <w:t xml:space="preserve">LinkedIn post, plain text, no markdown. Step 3 (optional): a real</w:t>
-      </w:r>
-      <w:r>
-        <w:t xml:space="preserve"> </w:t>
-      </w:r>
-      <w:r>
-        <w:t xml:space="preserve">downloadable .png, not just a description of one.</w:t>
+        <w:t xml:space="preserve">A chat response organized by whichever sections you toggled on, each</w:t>
+      </w:r>
+      <w:r>
+        <w:t xml:space="preserve"> </w:t>
+      </w:r>
+      <w:r>
+        <w:t xml:space="preserve">with its character count stated so you can confirm it fits LinkedIn’s</w:t>
+      </w:r>
+      <w:r>
+        <w:t xml:space="preserve"> </w:t>
+      </w:r>
+      <w:r>
+        <w:t xml:space="preserve">real limit before pasting it in, plus three downloadable</w:t>
+      </w:r>
+      <w:r>
+        <w:t xml:space="preserve"> </w:t>
+      </w:r>
+      <w:r>
+        <w:rPr>
+          <w:rStyle w:val="VerbatimChar"/>
+        </w:rPr>
+        <w:t xml:space="preserve">.png</w:t>
+      </w:r>
+      <w:r>
+        <w:t xml:space="preserve"> </w:t>
+      </w:r>
+      <w:r>
+        <w:t xml:space="preserve">banners</w:t>
+      </w:r>
+      <w:r>
+        <w:t xml:space="preserve"> </w:t>
+      </w:r>
+      <w:r>
+        <w:t xml:space="preserve">if requested. No separate downloadable document for the text sections.</w:t>
       </w:r>
     </w:p>
     <w:bookmarkEnd w:id="82"/>
@@ -7003,6 +7064,549 @@
         </w:numPr>
       </w:pPr>
       <w:r>
+        <w:rPr>
+          <w:bCs/>
+          <w:b/>
+        </w:rPr>
+        <w:t xml:space="preserve">Nothing is invented.</w:t>
+      </w:r>
+      <w:r>
+        <w:t xml:space="preserve"> </w:t>
+      </w:r>
+      <w:r>
+        <w:t xml:space="preserve">A real number, dollar figure, or percentage</w:t>
+      </w:r>
+      <w:r>
+        <w:t xml:space="preserve"> </w:t>
+      </w:r>
+      <w:r>
+        <w:t xml:space="preserve">leads a bullet only where one genuinely exists in your background — a</w:t>
+      </w:r>
+      <w:r>
+        <w:t xml:space="preserve"> </w:t>
+      </w:r>
+      <w:r>
+        <w:t xml:space="preserve">strong qualitative bullet is always the correct substitute for a</w:t>
+      </w:r>
+      <w:r>
+        <w:t xml:space="preserve"> </w:t>
+      </w:r>
+      <w:r>
+        <w:t xml:space="preserve">fabricated metric, never the other way around.</w:t>
+      </w:r>
+    </w:p>
+    <w:p>
+      <w:pPr>
+        <w:numPr>
+          <w:ilvl w:val="0"/>
+          <w:numId w:val="1029"/>
+        </w:numPr>
+      </w:pPr>
+      <w:r>
+        <w:rPr>
+          <w:bCs/>
+          <w:b/>
+        </w:rPr>
+        <w:t xml:space="preserve">Skills are researched, not recited.</w:t>
+      </w:r>
+      <w:r>
+        <w:t xml:space="preserve"> </w:t>
+      </w:r>
+      <w:r>
+        <w:t xml:space="preserve">The prompt instructs Claude to</w:t>
+      </w:r>
+      <w:r>
+        <w:t xml:space="preserve"> </w:t>
+      </w:r>
+      <w:r>
+        <w:t xml:space="preserve">ground the skills list in real current hiring signal for your specific</w:t>
+      </w:r>
+      <w:r>
+        <w:t xml:space="preserve"> </w:t>
+      </w:r>
+      <w:r>
+        <w:t xml:space="preserve">target role and industry, and to only include a skill if something in</w:t>
+      </w:r>
+      <w:r>
+        <w:t xml:space="preserve"> </w:t>
+      </w:r>
+      <w:r>
+        <w:t xml:space="preserve">your actual background supports it — not a static</w:t>
+      </w:r>
+      <w:r>
+        <w:t xml:space="preserve"> </w:t>
+      </w:r>
+      <w:r>
+        <w:t xml:space="preserve">“</w:t>
+      </w:r>
+      <w:r>
+        <w:t xml:space="preserve">top skills</w:t>
+      </w:r>
+      <w:r>
+        <w:t xml:space="preserve">”</w:t>
+      </w:r>
+      <w:r>
+        <w:t xml:space="preserve"> </w:t>
+      </w:r>
+      <w:r>
+        <w:t xml:space="preserve">list</w:t>
+      </w:r>
+      <w:r>
+        <w:t xml:space="preserve"> </w:t>
+      </w:r>
+      <w:r>
+        <w:t xml:space="preserve">memorized from training.</w:t>
+      </w:r>
+    </w:p>
+    <w:p>
+      <w:pPr>
+        <w:numPr>
+          <w:ilvl w:val="0"/>
+          <w:numId w:val="1029"/>
+        </w:numPr>
+      </w:pPr>
+      <w:r>
+        <w:rPr>
+          <w:bCs/>
+          <w:b/>
+        </w:rPr>
+        <w:t xml:space="preserve">Recommendation guidance is never ghostwritten.</w:t>
+      </w:r>
+      <w:r>
+        <w:t xml:space="preserve"> </w:t>
+      </w:r>
+      <w:r>
+        <w:t xml:space="preserve">It tells you who to</w:t>
+      </w:r>
+      <w:r>
+        <w:t xml:space="preserve"> </w:t>
+      </w:r>
+      <w:r>
+        <w:t xml:space="preserve">ask and what real talking points to hand them — putting fabricated</w:t>
+      </w:r>
+      <w:r>
+        <w:t xml:space="preserve"> </w:t>
+      </w:r>
+      <w:r>
+        <w:t xml:space="preserve">words in a real colleague’s mouth isn’t acceptable under any framing.</w:t>
+      </w:r>
+    </w:p>
+    <w:p>
+      <w:pPr>
+        <w:numPr>
+          <w:ilvl w:val="0"/>
+          <w:numId w:val="1029"/>
+        </w:numPr>
+      </w:pPr>
+      <w:r>
+        <w:t xml:space="preserve">Banner image generation and the skills-research step both depend on</w:t>
+      </w:r>
+      <w:r>
+        <w:t xml:space="preserve"> </w:t>
+      </w:r>
+      <w:r>
+        <w:t xml:space="preserve">capabilities specific to Claude — running the prompt in a different AI</w:t>
+      </w:r>
+      <w:r>
+        <w:t xml:space="preserve"> </w:t>
+      </w:r>
+      <w:r>
+        <w:t xml:space="preserve">tool will still produce the text sections, but likely not those two.</w:t>
+      </w:r>
+    </w:p>
+    <w:p>
+      <w:pPr>
+        <w:pStyle w:val="FirstParagraph"/>
+      </w:pPr>
+      <w:r>
+        <w:rPr>
+          <w:bCs/>
+          <w:b/>
+        </w:rPr>
+        <w:t xml:space="preserve">Open the tool:</w:t>
+      </w:r>
+      <w:r>
+        <w:t xml:space="preserve"> </w:t>
+      </w:r>
+      <w:hyperlink r:id="rId83">
+        <w:r>
+          <w:rPr>
+            <w:rStyle w:val="Hyperlink"/>
+          </w:rPr>
+          <w:t xml:space="preserve">https://tjackson8817.github.io/LinkedIn-Profile-Builder/prompt_builder.html</w:t>
+        </w:r>
+      </w:hyperlink>
+    </w:p>
+    <w:p>
+      <w:pPr>
+        <w:pStyle w:val="BodyText"/>
+      </w:pPr>
+      <w:r>
+        <w:rPr>
+          <w:bCs/>
+          <w:b/>
+        </w:rPr>
+        <w:t xml:space="preserve">Full user guide:</w:t>
+      </w:r>
+      <w:r>
+        <w:t xml:space="preserve"> </w:t>
+      </w:r>
+      <w:hyperlink r:id="rId84">
+        <w:r>
+          <w:rPr>
+            <w:rStyle w:val="Hyperlink"/>
+          </w:rPr>
+          <w:t xml:space="preserve">https://github.com/tjackson8817/LinkedIn-Profile-Builder/blob/main/Prompt_Builder_User_Guide.md</w:t>
+        </w:r>
+      </w:hyperlink>
+    </w:p>
+    <w:bookmarkEnd w:id="85"/>
+    <w:bookmarkEnd w:id="86"/>
+    <w:bookmarkStart w:id="93" w:name="linkedin-article-share-builder"/>
+    <w:p>
+      <w:pPr>
+        <w:pStyle w:val="Heading2"/>
+      </w:pPr>
+      <w:r>
+        <w:t xml:space="preserve">8. LinkedIn Article Share Builder</w:t>
+      </w:r>
+    </w:p>
+    <w:p>
+      <w:pPr>
+        <w:pStyle w:val="FirstParagraph"/>
+      </w:pPr>
+      <w:r>
+        <w:rPr>
+          <w:bCs/>
+          <w:b/>
+        </w:rPr>
+        <w:t xml:space="preserve">ONGOING · PERSONAL BRAND</w:t>
+      </w:r>
+    </w:p>
+    <w:p>
+      <w:pPr>
+        <w:pStyle w:val="BodyText"/>
+      </w:pPr>
+      <w:r>
+        <w:t xml:space="preserve">Finds the 5 most on-brand, recent, real articles worth sharing — ranked</w:t>
+      </w:r>
+      <w:r>
+        <w:t xml:space="preserve"> </w:t>
+      </w:r>
+      <w:r>
+        <w:t xml:space="preserve">automatically against your actual brand keywords — then drafts the post</w:t>
+      </w:r>
+      <w:r>
+        <w:t xml:space="preserve"> </w:t>
+      </w:r>
+      <w:r>
+        <w:t xml:space="preserve">for whichever one you pick, and optionally builds matching artwork.</w:t>
+      </w:r>
+      <w:r>
+        <w:t xml:space="preserve"> </w:t>
+      </w:r>
+      <w:r>
+        <w:t xml:space="preserve">Useful whether or not you’re actively job hunting.</w:t>
+      </w:r>
+    </w:p>
+    <w:bookmarkStart w:id="87" w:name="key-sections-options-8"/>
+    <w:p>
+      <w:pPr>
+        <w:pStyle w:val="Heading3"/>
+      </w:pPr>
+      <w:r>
+        <w:t xml:space="preserve">Key Sections &amp; Options</w:t>
+      </w:r>
+    </w:p>
+    <w:p>
+      <w:pPr>
+        <w:numPr>
+          <w:ilvl w:val="0"/>
+          <w:numId w:val="1030"/>
+        </w:numPr>
+      </w:pPr>
+      <w:r>
+        <w:rPr>
+          <w:bCs/>
+          <w:b/>
+        </w:rPr>
+        <w:t xml:space="preserve">What counts as</w:t>
+      </w:r>
+      <w:r>
+        <w:rPr>
+          <w:bCs/>
+          <w:b/>
+        </w:rPr>
+        <w:t xml:space="preserve"> </w:t>
+      </w:r>
+      <w:r>
+        <w:rPr>
+          <w:bCs/>
+          <w:b/>
+        </w:rPr>
+        <w:t xml:space="preserve">“</w:t>
+      </w:r>
+      <w:r>
+        <w:rPr>
+          <w:bCs/>
+          <w:b/>
+        </w:rPr>
+        <w:t xml:space="preserve">on-brand</w:t>
+      </w:r>
+      <w:r>
+        <w:rPr>
+          <w:bCs/>
+          <w:b/>
+        </w:rPr>
+        <w:t xml:space="preserve">”</w:t>
+      </w:r>
+      <w:r>
+        <w:rPr>
+          <w:bCs/>
+          <w:b/>
+        </w:rPr>
+        <w:t xml:space="preserve">:</w:t>
+      </w:r>
+      <w:r>
+        <w:t xml:space="preserve"> </w:t>
+      </w:r>
+      <w:r>
+        <w:t xml:space="preserve">your brand keywords/topics (the field</w:t>
+      </w:r>
+      <w:r>
+        <w:t xml:space="preserve"> </w:t>
+      </w:r>
+      <w:r>
+        <w:t xml:space="preserve">that makes</w:t>
+      </w:r>
+      <w:r>
+        <w:t xml:space="preserve"> </w:t>
+      </w:r>
+      <w:r>
+        <w:t xml:space="preserve">“</w:t>
+      </w:r>
+      <w:r>
+        <w:t xml:space="preserve">impactful</w:t>
+      </w:r>
+      <w:r>
+        <w:t xml:space="preserve">”</w:t>
+      </w:r>
+      <w:r>
+        <w:t xml:space="preserve"> </w:t>
+      </w:r>
+      <w:r>
+        <w:t xml:space="preserve">mean something specific to you, not generic</w:t>
+      </w:r>
+      <w:r>
+        <w:t xml:space="preserve"> </w:t>
+      </w:r>
+      <w:r>
+        <w:t xml:space="preserve">trending news), a recency window (24 hours to a week), optional</w:t>
+      </w:r>
+      <w:r>
+        <w:t xml:space="preserve"> </w:t>
+      </w:r>
+      <w:r>
+        <w:t xml:space="preserve">audience, source guidance, and what you’ve already covered recently so</w:t>
+      </w:r>
+      <w:r>
+        <w:t xml:space="preserve"> </w:t>
+      </w:r>
+      <w:r>
+        <w:t xml:space="preserve">the run doesn’t repeat itself.</w:t>
+      </w:r>
+    </w:p>
+    <w:p>
+      <w:pPr>
+        <w:numPr>
+          <w:ilvl w:val="0"/>
+          <w:numId w:val="1030"/>
+        </w:numPr>
+      </w:pPr>
+      <w:r>
+        <w:rPr>
+          <w:bCs/>
+          <w:b/>
+        </w:rPr>
+        <w:t xml:space="preserve">Your brand identity:</w:t>
+      </w:r>
+      <w:r>
+        <w:t xml:space="preserve"> </w:t>
+      </w:r>
+      <w:r>
+        <w:t xml:space="preserve">set once and reused every time — your name,</w:t>
+      </w:r>
+      <w:r>
+        <w:t xml:space="preserve"> </w:t>
+      </w:r>
+      <w:r>
+        <w:t xml:space="preserve">tagline, and an optional eyebrow line (defaults to</w:t>
+      </w:r>
+      <w:r>
+        <w:t xml:space="preserve"> </w:t>
+      </w:r>
+      <w:r>
+        <w:t xml:space="preserve">“</w:t>
+      </w:r>
+      <w:r>
+        <w:t xml:space="preserve">WORTH YOUR</w:t>
+      </w:r>
+      <w:r>
+        <w:t xml:space="preserve"> </w:t>
+      </w:r>
+      <w:r>
+        <w:t xml:space="preserve">ATTENTION</w:t>
+      </w:r>
+      <w:r>
+        <w:t xml:space="preserve">”</w:t>
+      </w:r>
+      <w:r>
+        <w:t xml:space="preserve">).</w:t>
+      </w:r>
+    </w:p>
+    <w:p>
+      <w:pPr>
+        <w:numPr>
+          <w:ilvl w:val="0"/>
+          <w:numId w:val="1030"/>
+        </w:numPr>
+      </w:pPr>
+      <w:r>
+        <w:rPr>
+          <w:bCs/>
+          <w:b/>
+        </w:rPr>
+        <w:t xml:space="preserve">Options:</w:t>
+      </w:r>
+      <w:r>
+        <w:t xml:space="preserve"> </w:t>
+      </w:r>
+      <w:r>
+        <w:t xml:space="preserve">generate artwork (a 1200×630 .png built with Python’s</w:t>
+      </w:r>
+      <w:r>
+        <w:t xml:space="preserve"> </w:t>
+      </w:r>
+      <w:r>
+        <w:t xml:space="preserve">Pillow library, matching a consistent visual template — Claude-only,</w:t>
+      </w:r>
+      <w:r>
+        <w:t xml:space="preserve"> </w:t>
+      </w:r>
+      <w:r>
+        <w:t xml:space="preserve">since most other AI tools have no equivalent way to execute this from</w:t>
+      </w:r>
+      <w:r>
+        <w:t xml:space="preserve"> </w:t>
+      </w:r>
+      <w:r>
+        <w:t xml:space="preserve">a pasted prompt), generate hashtags, and whether to end the post with</w:t>
+      </w:r>
+      <w:r>
+        <w:t xml:space="preserve"> </w:t>
+      </w:r>
+      <w:r>
+        <w:t xml:space="preserve">a genuine question (off by default, since overusing it starts to read</w:t>
+      </w:r>
+      <w:r>
+        <w:t xml:space="preserve"> </w:t>
+      </w:r>
+      <w:r>
+        <w:t xml:space="preserve">as engagement-bait).</w:t>
+      </w:r>
+    </w:p>
+    <w:bookmarkEnd w:id="87"/>
+    <w:bookmarkStart w:id="88" w:name="claude-settings-required-8"/>
+    <w:p>
+      <w:pPr>
+        <w:pStyle w:val="Heading3"/>
+      </w:pPr>
+      <w:r>
+        <w:t xml:space="preserve">Claude Settings Required</w:t>
+      </w:r>
+    </w:p>
+    <w:p>
+      <w:pPr>
+        <w:numPr>
+          <w:ilvl w:val="0"/>
+          <w:numId w:val="1031"/>
+        </w:numPr>
+      </w:pPr>
+      <w:r>
+        <w:t xml:space="preserve">Web search — required to find real, current articles</w:t>
+      </w:r>
+    </w:p>
+    <w:p>
+      <w:pPr>
+        <w:numPr>
+          <w:ilvl w:val="0"/>
+          <w:numId w:val="1031"/>
+        </w:numPr>
+      </w:pPr>
+      <w:r>
+        <w:t xml:space="preserve">Code execution and file creation — only if artwork generation is on</w:t>
+      </w:r>
+    </w:p>
+    <w:bookmarkEnd w:id="88"/>
+    <w:bookmarkStart w:id="89" w:name="what-you-get-back-8"/>
+    <w:p>
+      <w:pPr>
+        <w:pStyle w:val="Heading3"/>
+      </w:pPr>
+      <w:r>
+        <w:t xml:space="preserve">What You Get Back</w:t>
+      </w:r>
+    </w:p>
+    <w:p>
+      <w:pPr>
+        <w:pStyle w:val="FirstParagraph"/>
+      </w:pPr>
+      <w:r>
+        <w:t xml:space="preserve">Step 1: the top 5 ranked candidates, each with context (headline,</w:t>
+      </w:r>
+      <w:r>
+        <w:t xml:space="preserve"> </w:t>
+      </w:r>
+      <w:r>
+        <w:t xml:space="preserve">source, free-to-read status, why it ranked here) plus a ready-to-copy</w:t>
+      </w:r>
+      <w:r>
+        <w:t xml:space="preserve"> </w:t>
+      </w:r>
+      <w:r>
+        <w:t xml:space="preserve">block (URL, summary, hashtags). Step 2, once you pick one: the actual</w:t>
+      </w:r>
+      <w:r>
+        <w:t xml:space="preserve"> </w:t>
+      </w:r>
+      <w:r>
+        <w:t xml:space="preserve">LinkedIn post, plain text, no markdown. Step 3 (optional): a real</w:t>
+      </w:r>
+      <w:r>
+        <w:t xml:space="preserve"> </w:t>
+      </w:r>
+      <w:r>
+        <w:t xml:space="preserve">downloadable .png, not just a description of one.</w:t>
+      </w:r>
+    </w:p>
+    <w:bookmarkEnd w:id="89"/>
+    <w:bookmarkStart w:id="92" w:name="worth-knowing-8"/>
+    <w:p>
+      <w:pPr>
+        <w:pStyle w:val="Heading3"/>
+      </w:pPr>
+      <w:r>
+        <w:t xml:space="preserve">Worth Knowing</w:t>
+      </w:r>
+    </w:p>
+    <w:p>
+      <w:pPr>
+        <w:numPr>
+          <w:ilvl w:val="0"/>
+          <w:numId w:val="1032"/>
+        </w:numPr>
+      </w:pPr>
+      <w:r>
         <w:t xml:space="preserve">Built-in honesty guardrails are non-optional: only real, verifiable</w:t>
       </w:r>
       <w:r>
@@ -7040,7 +7644,7 @@
       <w:pPr>
         <w:numPr>
           <w:ilvl w:val="0"/>
-          <w:numId w:val="1029"/>
+          <w:numId w:val="1032"/>
         </w:numPr>
       </w:pPr>
       <w:r>
@@ -7063,7 +7667,7 @@
       <w:pPr>
         <w:numPr>
           <w:ilvl w:val="0"/>
-          <w:numId w:val="1029"/>
+          <w:numId w:val="1032"/>
         </w:numPr>
       </w:pPr>
       <w:r>
@@ -7102,7 +7706,7 @@
       <w:r>
         <w:t xml:space="preserve"> </w:t>
       </w:r>
-      <w:hyperlink r:id="rId83">
+      <w:hyperlink r:id="rId90">
         <w:r>
           <w:rPr>
             <w:rStyle w:val="Hyperlink"/>
@@ -7125,7 +7729,7 @@
       <w:r>
         <w:t xml:space="preserve"> </w:t>
       </w:r>
-      <w:hyperlink r:id="rId84">
+      <w:hyperlink r:id="rId91">
         <w:r>
           <w:rPr>
             <w:rStyle w:val="Hyperlink"/>
@@ -7134,15 +7738,15 @@
         </w:r>
       </w:hyperlink>
     </w:p>
-    <w:bookmarkEnd w:id="85"/>
-    <w:bookmarkEnd w:id="86"/>
-    <w:bookmarkStart w:id="93" w:name="Xdb791a239ca1dfa29e68aea55f214bf433e0789"/>
+    <w:bookmarkEnd w:id="92"/>
+    <w:bookmarkEnd w:id="93"/>
+    <w:bookmarkStart w:id="100" w:name="Xdb791a239ca1dfa29e68aea55f214bf433e0789"/>
     <w:p>
       <w:pPr>
         <w:pStyle w:val="Heading2"/>
       </w:pPr>
       <w:r>
-        <w:t xml:space="preserve">8. Recruiter Message &amp; Job Posting Sanity Check</w:t>
+        <w:t xml:space="preserve">9. Recruiter Message &amp; Job Posting Sanity Check</w:t>
       </w:r>
     </w:p>
     <w:p>
@@ -7247,7 +7851,7 @@
         <w:t xml:space="preserve">not a prompt generator.</w:t>
       </w:r>
     </w:p>
-    <w:bookmarkStart w:id="87" w:name="key-sections-options-8"/>
+    <w:bookmarkStart w:id="94" w:name="key-sections-options-9"/>
     <w:p>
       <w:pPr>
         <w:pStyle w:val="Heading3"/>
@@ -7260,7 +7864,7 @@
       <w:pPr>
         <w:numPr>
           <w:ilvl w:val="0"/>
-          <w:numId w:val="1030"/>
+          <w:numId w:val="1033"/>
         </w:numPr>
       </w:pPr>
       <w:r>
@@ -7335,7 +7939,7 @@
       <w:pPr>
         <w:numPr>
           <w:ilvl w:val="0"/>
-          <w:numId w:val="1030"/>
+          <w:numId w:val="1033"/>
         </w:numPr>
       </w:pPr>
       <w:r>
@@ -7404,7 +8008,7 @@
       <w:pPr>
         <w:numPr>
           <w:ilvl w:val="0"/>
-          <w:numId w:val="1030"/>
+          <w:numId w:val="1033"/>
         </w:numPr>
       </w:pPr>
       <w:r>
@@ -7479,7 +8083,7 @@
       <w:pPr>
         <w:numPr>
           <w:ilvl w:val="0"/>
-          <w:numId w:val="1030"/>
+          <w:numId w:val="1033"/>
         </w:numPr>
       </w:pPr>
       <w:r>
@@ -7502,8 +8106,8 @@
         <w:t xml:space="preserve">session-only.</w:t>
       </w:r>
     </w:p>
-    <w:bookmarkEnd w:id="87"/>
-    <w:bookmarkStart w:id="88" w:name="claude-settings-required-8"/>
+    <w:bookmarkEnd w:id="94"/>
+    <w:bookmarkStart w:id="95" w:name="claude-settings-required-9"/>
     <w:p>
       <w:pPr>
         <w:pStyle w:val="Heading3"/>
@@ -7516,7 +8120,7 @@
       <w:pPr>
         <w:numPr>
           <w:ilvl w:val="0"/>
-          <w:numId w:val="1031"/>
+          <w:numId w:val="1034"/>
         </w:numPr>
         <w:pStyle w:val="Compact"/>
       </w:pPr>
@@ -7524,8 +8128,8 @@
         <w:t xml:space="preserve">None — runs entirely client-side, nothing you enter is sent anywhere</w:t>
       </w:r>
     </w:p>
-    <w:bookmarkEnd w:id="88"/>
-    <w:bookmarkStart w:id="89" w:name="what-you-get-back-8"/>
+    <w:bookmarkEnd w:id="95"/>
+    <w:bookmarkStart w:id="96" w:name="what-you-get-back-9"/>
     <w:p>
       <w:pPr>
         <w:pStyle w:val="Heading3"/>
@@ -7590,8 +8194,8 @@
         <w:t xml:space="preserve">stays legible.</w:t>
       </w:r>
     </w:p>
-    <w:bookmarkEnd w:id="89"/>
-    <w:bookmarkStart w:id="92" w:name="worth-knowing-8"/>
+    <w:bookmarkEnd w:id="96"/>
+    <w:bookmarkStart w:id="99" w:name="worth-knowing-9"/>
     <w:p>
       <w:pPr>
         <w:pStyle w:val="Heading3"/>
@@ -7604,7 +8208,7 @@
       <w:pPr>
         <w:numPr>
           <w:ilvl w:val="0"/>
-          <w:numId w:val="1032"/>
+          <w:numId w:val="1035"/>
         </w:numPr>
       </w:pPr>
       <w:r>
@@ -7675,7 +8279,7 @@
       <w:pPr>
         <w:numPr>
           <w:ilvl w:val="0"/>
-          <w:numId w:val="1032"/>
+          <w:numId w:val="1035"/>
         </w:numPr>
       </w:pPr>
       <w:r>
@@ -7698,7 +8302,7 @@
       <w:pPr>
         <w:numPr>
           <w:ilvl w:val="0"/>
-          <w:numId w:val="1032"/>
+          <w:numId w:val="1035"/>
         </w:numPr>
       </w:pPr>
       <w:r>
@@ -7731,7 +8335,7 @@
       <w:r>
         <w:t xml:space="preserve"> </w:t>
       </w:r>
-      <w:hyperlink r:id="rId90">
+      <w:hyperlink r:id="rId97">
         <w:r>
           <w:rPr>
             <w:rStyle w:val="Hyperlink"/>
@@ -7754,7 +8358,7 @@
       <w:r>
         <w:t xml:space="preserve"> </w:t>
       </w:r>
-      <w:hyperlink r:id="rId91">
+      <w:hyperlink r:id="rId98">
         <w:r>
           <w:rPr>
             <w:rStyle w:val="Hyperlink"/>
@@ -7763,9 +8367,9 @@
         </w:r>
       </w:hyperlink>
     </w:p>
-    <w:bookmarkEnd w:id="92"/>
-    <w:bookmarkEnd w:id="93"/>
-    <w:bookmarkStart w:id="94" w:name="make-it-your-own"/>
+    <w:bookmarkEnd w:id="99"/>
+    <w:bookmarkEnd w:id="100"/>
+    <w:bookmarkStart w:id="101" w:name="make-it-your-own"/>
     <w:p>
       <w:pPr>
         <w:pStyle w:val="Heading2"/>
@@ -7830,7 +8434,7 @@
         <w:t xml:space="preserve">around.</w:t>
       </w:r>
     </w:p>
-    <w:bookmarkEnd w:id="94"/>
+    <w:bookmarkEnd w:id="101"/>
     <w:sectPr/>
   </w:body>
 </w:document>
@@ -8110,6 +8714,15 @@
     <w:abstractNumId w:val="991"/>
   </w:num>
   <w:num w:numId="1032">
+    <w:abstractNumId w:val="991"/>
+  </w:num>
+  <w:num w:numId="1033">
+    <w:abstractNumId w:val="991"/>
+  </w:num>
+  <w:num w:numId="1034">
+    <w:abstractNumId w:val="991"/>
+  </w:num>
+  <w:num w:numId="1035">
     <w:abstractNumId w:val="991"/>
   </w:num>
 </w:numbering>
